--- a/4 курс/Маркетинг/Документ Microsoft Word.docx
+++ b/4 курс/Маркетинг/Документ Microsoft Word.docx
@@ -91,7 +91,14 @@
     </w:p>
     <w:p>
       <w:r>
-        <w:t xml:space="preserve">Выручка состоит </w:t>
+        <w:rPr>
+          <w:b/>
+          <w:bCs/>
+        </w:rPr>
+        <w:t>Выручка</w:t>
+      </w:r>
+      <w:r>
+        <w:t xml:space="preserve"> состоит </w:t>
       </w:r>
       <w:proofErr w:type="gramStart"/>
       <w:r>
@@ -754,37 +761,13 @@
     <w:p/>
     <w:p>
       <w:r>
-        <w:t>Рентабельность</w:t>
-      </w:r>
-      <w:r>
-        <w:t xml:space="preserve"> затрат</w:t>
-      </w:r>
-      <w:r>
-        <w:t xml:space="preserve"> = Прибыль делить на</w:t>
-      </w:r>
-      <w:r>
-        <w:t xml:space="preserve"> </w:t>
+        <w:t xml:space="preserve">Рентабельность затрат = Прибыль делить на </w:t>
       </w:r>
       <w:r>
         <w:t>себестоимость</w:t>
       </w:r>
       <w:r>
-        <w:t xml:space="preserve"> умножить на 100 = 731</w:t>
-      </w:r>
-      <w:r>
-        <w:t> </w:t>
-      </w:r>
-      <w:r>
-        <w:t>600</w:t>
-      </w:r>
-      <w:r>
-        <w:t xml:space="preserve"> делить</w:t>
-      </w:r>
-      <w:r>
-        <w:t xml:space="preserve"> на </w:t>
-      </w:r>
-      <w:r>
-        <w:t>1 150</w:t>
+        <w:t xml:space="preserve"> умножить на 100 = 731 600 делить на 1 150</w:t>
       </w:r>
       <w:r>
         <w:t> </w:t>
@@ -983,11 +966,1341 @@
     </w:p>
     <w:p>
       <w:r>
-        <w:t>К выдаче 20 703 -13% = 18 012</w:t>
+        <w:t>К выдаче 20 703 -13% = 18</w:t>
+      </w:r>
+      <w:r>
+        <w:t> </w:t>
+      </w:r>
+      <w:r>
+        <w:t>012</w:t>
       </w:r>
     </w:p>
     <w:p/>
+    <w:p>
+      <w:r>
+        <w:br w:type="page"/>
+      </w:r>
+    </w:p>
+    <w:p>
+      <w:pPr>
+        <w:pStyle w:val="a3"/>
+      </w:pPr>
+      <w:r>
+        <w:lastRenderedPageBreak/>
+        <w:t>Акционерное общество</w:t>
+      </w:r>
+    </w:p>
+    <w:p>
+      <w:r>
+        <w:t xml:space="preserve">Акционерное </w:t>
+      </w:r>
+      <w:r>
+        <w:t xml:space="preserve">общество – эмитирует особый вид бумаг – </w:t>
+      </w:r>
+      <w:proofErr w:type="spellStart"/>
+      <w:r>
+        <w:t>акци</w:t>
+      </w:r>
+      <w:proofErr w:type="spellEnd"/>
+      <w:r>
+        <w:t xml:space="preserve">. Которые могут быть простыми (принимают участие в процедуре голосования) и </w:t>
+      </w:r>
+      <w:proofErr w:type="spellStart"/>
+      <w:r>
+        <w:t>прелигированные</w:t>
+      </w:r>
+      <w:proofErr w:type="spellEnd"/>
+    </w:p>
+    <w:p>
+      <w:r>
+        <w:t>В АО принятие решений осуществляется в зависимости от количества принадлежащих акций акционеров.</w:t>
+      </w:r>
+    </w:p>
+    <w:p>
+      <w:r>
+        <w:t>АО бывают:</w:t>
+      </w:r>
+    </w:p>
+    <w:p>
+      <w:pPr>
+        <w:pStyle w:val="a7"/>
+        <w:numPr>
+          <w:ilvl w:val="0"/>
+          <w:numId w:val="1"/>
+        </w:numPr>
+      </w:pPr>
+      <w:r>
+        <w:t>ПАО</w:t>
+      </w:r>
+    </w:p>
+    <w:p>
+      <w:pPr>
+        <w:pStyle w:val="a7"/>
+        <w:numPr>
+          <w:ilvl w:val="0"/>
+          <w:numId w:val="1"/>
+        </w:numPr>
+      </w:pPr>
+      <w:r>
+        <w:t>АО</w:t>
+      </w:r>
+    </w:p>
+    <w:p>
+      <w:pPr>
+        <w:pStyle w:val="a7"/>
+        <w:numPr>
+          <w:ilvl w:val="0"/>
+          <w:numId w:val="1"/>
+        </w:numPr>
+      </w:pPr>
+      <w:r>
+        <w:t>ЗАО</w:t>
+      </w:r>
+    </w:p>
+    <w:p>
+      <w:pPr>
+        <w:pStyle w:val="a7"/>
+        <w:numPr>
+          <w:ilvl w:val="0"/>
+          <w:numId w:val="1"/>
+        </w:numPr>
+      </w:pPr>
+      <w:r>
+        <w:t>ООО</w:t>
+      </w:r>
+    </w:p>
+    <w:p>
+      <w:pPr>
+        <w:rPr>
+          <w:b/>
+          <w:bCs/>
+        </w:rPr>
+      </w:pPr>
+      <w:r>
+        <w:t xml:space="preserve">Акционеры- Инвесторы при приобретении акций надеяться на </w:t>
+      </w:r>
+    </w:p>
+    <w:p>
+      <w:pPr>
+        <w:pStyle w:val="a7"/>
+        <w:numPr>
+          <w:ilvl w:val="0"/>
+          <w:numId w:val="2"/>
+        </w:numPr>
+      </w:pPr>
+      <w:r>
+        <w:t xml:space="preserve">(но они выплачиваются при наличии в обществе – </w:t>
+      </w:r>
+      <w:r>
+        <w:rPr>
+          <w:b/>
+          <w:bCs/>
+        </w:rPr>
+        <w:t>чистой прибыли</w:t>
+      </w:r>
+      <w:r>
+        <w:t>).</w:t>
+      </w:r>
+    </w:p>
+    <w:p>
+      <w:r>
+        <w:t xml:space="preserve">О вознаграждении членов СД. (Что бы не выплачивать </w:t>
+      </w:r>
+      <w:proofErr w:type="gramStart"/>
+      <w:r>
+        <w:t>дивиденды</w:t>
+      </w:r>
+      <w:proofErr w:type="gramEnd"/>
+      <w:r>
+        <w:t xml:space="preserve"> но совету директоров дать денег)</w:t>
+      </w:r>
+    </w:p>
+    <w:p>
+      <w:pPr>
+        <w:pStyle w:val="a7"/>
+        <w:numPr>
+          <w:ilvl w:val="0"/>
+          <w:numId w:val="2"/>
+        </w:numPr>
+      </w:pPr>
+      <w:r>
+        <w:t xml:space="preserve">На рост котировок </w:t>
+      </w:r>
+    </w:p>
+    <w:p>
+      <w:pPr>
+        <w:pStyle w:val="a7"/>
+        <w:numPr>
+          <w:ilvl w:val="0"/>
+          <w:numId w:val="2"/>
+        </w:numPr>
+      </w:pPr>
+      <w:r>
+        <w:t>Вопросы управления деятельности АО</w:t>
+      </w:r>
+    </w:p>
+    <w:p>
+      <w:r>
+        <w:t>Пищевой комбинат (ПАО) имитировал (Выпустил) 150 000 акций, 50% которых принадлежит Генеральному директору.</w:t>
+      </w:r>
+      <w:r>
+        <w:br/>
+        <w:t>Годовая выручка пищевого комбината, 850 000 000 из которых 82% - продукция по ставке НДС 10%</w:t>
+      </w:r>
+      <w:r>
+        <w:t xml:space="preserve"> </w:t>
+      </w:r>
+      <w:r>
+        <w:br/>
+        <w:t>Годовая себестоимость 690 000 000</w:t>
+      </w:r>
+      <w:r>
+        <w:br/>
+        <w:t>По решению собранию акционеров на выплаты дивидендов решено отправить 30% чистой прибыли.</w:t>
+      </w:r>
+      <w:r>
+        <w:br/>
+        <w:t>Рассчитать размер дивиденда на 1 акцию, и сумму дохода ГД</w:t>
+      </w:r>
+    </w:p>
+    <w:p>
+      <w:r>
+        <w:t xml:space="preserve">Выручка. = </w:t>
+      </w:r>
+      <w:proofErr w:type="spellStart"/>
+      <w:r>
+        <w:t>Себистоимость</w:t>
+      </w:r>
+      <w:proofErr w:type="spellEnd"/>
+      <w:r>
+        <w:t xml:space="preserve"> + прибыль + НДС</w:t>
+      </w:r>
+    </w:p>
+    <w:p>
+      <w:r>
+        <w:t>850 000 000 = 690 000 000 + Прибыль? + НДС</w:t>
+      </w:r>
+    </w:p>
+    <w:p>
+      <w:r>
+        <w:t xml:space="preserve">82% = </w:t>
+      </w:r>
+      <w:r>
+        <w:t>697 000</w:t>
+      </w:r>
+      <w:r>
+        <w:t> </w:t>
+      </w:r>
+      <w:r>
+        <w:t>000</w:t>
+      </w:r>
+      <w:r>
+        <w:t xml:space="preserve"> Ставка НДС 10% = НДС (</w:t>
+      </w:r>
+      <w:r>
+        <w:t>69 700 000</w:t>
+      </w:r>
+      <w:r>
+        <w:t>) Без (</w:t>
+      </w:r>
+      <w:r>
+        <w:t>627 300 000</w:t>
+      </w:r>
+      <w:r>
+        <w:t>)</w:t>
+      </w:r>
+    </w:p>
+    <w:p>
+      <w:r>
+        <w:t xml:space="preserve">18% = </w:t>
+      </w:r>
+      <w:r>
+        <w:t>153 000</w:t>
+      </w:r>
+      <w:r>
+        <w:t> </w:t>
+      </w:r>
+      <w:r>
+        <w:t>000</w:t>
+      </w:r>
+      <w:r>
+        <w:t xml:space="preserve"> ставка НДС 20% = НДС (</w:t>
+      </w:r>
+      <w:r>
+        <w:t>30 600 000</w:t>
+      </w:r>
+      <w:r>
+        <w:t>) Без (</w:t>
+      </w:r>
+      <w:r>
+        <w:t>122 400 000</w:t>
+      </w:r>
+      <w:r>
+        <w:t>)</w:t>
+      </w:r>
+    </w:p>
+    <w:p>
+      <w:r>
+        <w:t xml:space="preserve">Сумма НДС </w:t>
+      </w:r>
+      <w:r>
+        <w:t>100 300</w:t>
+      </w:r>
+      <w:r>
+        <w:t> </w:t>
+      </w:r>
+      <w:r>
+        <w:t>000</w:t>
+      </w:r>
+      <w:r>
+        <w:t xml:space="preserve"> Без НДС (</w:t>
+      </w:r>
+      <w:r>
+        <w:t>749 700</w:t>
+      </w:r>
+      <w:r>
+        <w:t> </w:t>
+      </w:r>
+      <w:r>
+        <w:t>000</w:t>
+      </w:r>
+      <w:r>
+        <w:t>)</w:t>
+      </w:r>
+    </w:p>
+    <w:p>
+      <w:r>
+        <w:t>(18*20+82*10)/ 100 = 11.8</w:t>
+      </w:r>
+    </w:p>
+    <w:p>
+      <w:r>
+        <w:t>Сумма НДС 89 700 000</w:t>
+      </w:r>
+    </w:p>
+    <w:p>
+      <w:r>
+        <w:t>Прибыль до налога 70 300 000</w:t>
+      </w:r>
+    </w:p>
+    <w:p>
+      <w:r>
+        <w:t xml:space="preserve">Прибыль </w:t>
+      </w:r>
+      <w:r>
+        <w:t>56 240</w:t>
+      </w:r>
+      <w:r>
+        <w:t> </w:t>
+      </w:r>
+      <w:r>
+        <w:t>000</w:t>
+      </w:r>
+    </w:p>
+    <w:p>
+      <w:r>
+        <w:lastRenderedPageBreak/>
+        <w:t>Дивидендный</w:t>
+      </w:r>
+      <w:r>
+        <w:t xml:space="preserve"> фонд = </w:t>
+      </w:r>
+      <w:r>
+        <w:t>16 872 000</w:t>
+      </w:r>
+    </w:p>
+    <w:p>
+      <w:r>
+        <w:t xml:space="preserve">На 1 </w:t>
+      </w:r>
+      <w:proofErr w:type="gramStart"/>
+      <w:r>
+        <w:t>акцию  =</w:t>
+      </w:r>
+      <w:proofErr w:type="gramEnd"/>
+      <w:r>
+        <w:t xml:space="preserve"> </w:t>
+      </w:r>
+      <w:r>
+        <w:t>112,48</w:t>
+      </w:r>
+    </w:p>
+    <w:p>
+      <w:r>
+        <w:t xml:space="preserve">Директор без НДФЛ = </w:t>
+      </w:r>
+      <w:r>
+        <w:t>8 436</w:t>
+      </w:r>
+      <w:r>
+        <w:t> </w:t>
+      </w:r>
+      <w:proofErr w:type="gramStart"/>
+      <w:r>
+        <w:t>000</w:t>
+      </w:r>
+      <w:r>
+        <w:t xml:space="preserve"> </w:t>
+      </w:r>
+      <w:r>
+        <w:t xml:space="preserve"> (</w:t>
+      </w:r>
+      <w:proofErr w:type="gramEnd"/>
+      <w:r>
+        <w:t>НДФЛ 15% так как доход больше 5м)</w:t>
+      </w:r>
+    </w:p>
+    <w:p>
+      <w:r>
+        <w:t xml:space="preserve">ГД </w:t>
+      </w:r>
+      <w:r>
+        <w:t>получит</w:t>
+      </w:r>
+      <w:r>
+        <w:t xml:space="preserve"> </w:t>
+      </w:r>
+      <w:proofErr w:type="gramStart"/>
+      <w:r>
+        <w:t xml:space="preserve">= </w:t>
+      </w:r>
+      <w:r>
+        <w:t xml:space="preserve"> </w:t>
+      </w:r>
+      <w:r>
+        <w:t>7</w:t>
+      </w:r>
+      <w:proofErr w:type="gramEnd"/>
+      <w:r>
+        <w:t> 170</w:t>
+      </w:r>
+      <w:r>
+        <w:t> </w:t>
+      </w:r>
+      <w:r>
+        <w:t>600</w:t>
+      </w:r>
+    </w:p>
     <w:p/>
+    <w:p>
+      <w:pPr>
+        <w:pStyle w:val="a3"/>
+      </w:pPr>
+      <w:r>
+        <w:t>Коммерческая организация</w:t>
+      </w:r>
+    </w:p>
+    <w:p>
+      <w:r>
+        <w:t xml:space="preserve">Производственный кооператив (Артель) – Добровольное объединение </w:t>
+      </w:r>
+      <w:proofErr w:type="spellStart"/>
+      <w:r>
+        <w:t>физ</w:t>
+      </w:r>
+      <w:proofErr w:type="spellEnd"/>
+      <w:r>
+        <w:t xml:space="preserve"> лиц (Пайщики) на основе материального и трудового участия, </w:t>
+      </w:r>
+      <w:proofErr w:type="spellStart"/>
+      <w:r>
+        <w:t>созданая</w:t>
+      </w:r>
+      <w:proofErr w:type="spellEnd"/>
+      <w:r>
+        <w:t xml:space="preserve"> для удовлетворения разнообразных потребностей и получение прибылей.</w:t>
+      </w:r>
+    </w:p>
+    <w:p>
+      <w:r>
+        <w:t>ФЛ</w:t>
+      </w:r>
+      <w:r>
+        <w:t xml:space="preserve"> </w:t>
+      </w:r>
+      <w:r>
+        <w:t>(</w:t>
+      </w:r>
+      <w:proofErr w:type="spellStart"/>
+      <w:r>
+        <w:t>Физ</w:t>
+      </w:r>
+      <w:proofErr w:type="spellEnd"/>
+      <w:r>
+        <w:t xml:space="preserve"> лицо) получает зарплату, премию, начисления</w:t>
+      </w:r>
+    </w:p>
+    <w:p>
+      <w:r>
+        <w:t xml:space="preserve"> Преимущество в </w:t>
+      </w:r>
+      <w:proofErr w:type="gramStart"/>
+      <w:r>
+        <w:t>том</w:t>
+      </w:r>
+      <w:proofErr w:type="gramEnd"/>
+      <w:r>
+        <w:t xml:space="preserve"> что 1 голос = 1 человеку.</w:t>
+      </w:r>
+    </w:p>
+    <w:tbl>
+      <w:tblPr>
+        <w:tblStyle w:val="ac"/>
+        <w:tblW w:w="0" w:type="auto"/>
+        <w:tblLook w:val="04A0" w:firstRow="1" w:lastRow="0" w:firstColumn="1" w:lastColumn="0" w:noHBand="0" w:noVBand="1"/>
+      </w:tblPr>
+      <w:tblGrid>
+        <w:gridCol w:w="2830"/>
+        <w:gridCol w:w="1842"/>
+        <w:gridCol w:w="2336"/>
+        <w:gridCol w:w="2337"/>
+      </w:tblGrid>
+      <w:tr>
+        <w:tc>
+          <w:tcPr>
+            <w:tcW w:w="2830" w:type="dxa"/>
+          </w:tcPr>
+          <w:p/>
+        </w:tc>
+        <w:tc>
+          <w:tcPr>
+            <w:tcW w:w="1842" w:type="dxa"/>
+          </w:tcPr>
+          <w:p>
+            <w:proofErr w:type="spellStart"/>
+            <w:r>
+              <w:t>Должн</w:t>
+            </w:r>
+            <w:proofErr w:type="spellEnd"/>
+            <w:r>
+              <w:t>. оклад</w:t>
+            </w:r>
+          </w:p>
+        </w:tc>
+        <w:tc>
+          <w:tcPr>
+            <w:tcW w:w="2336" w:type="dxa"/>
+          </w:tcPr>
+          <w:p>
+            <w:r>
+              <w:t>Кол-во ставок</w:t>
+            </w:r>
+          </w:p>
+        </w:tc>
+        <w:tc>
+          <w:tcPr>
+            <w:tcW w:w="2337" w:type="dxa"/>
+          </w:tcPr>
+          <w:p>
+            <w:r>
+              <w:t>ЗП</w:t>
+            </w:r>
+          </w:p>
+        </w:tc>
+      </w:tr>
+      <w:tr>
+        <w:tc>
+          <w:tcPr>
+            <w:tcW w:w="2830" w:type="dxa"/>
+          </w:tcPr>
+          <w:p>
+            <w:r>
+              <w:t>ГД</w:t>
+            </w:r>
+          </w:p>
+        </w:tc>
+        <w:tc>
+          <w:tcPr>
+            <w:tcW w:w="1842" w:type="dxa"/>
+          </w:tcPr>
+          <w:p>
+            <w:r>
+              <w:t>100к</w:t>
+            </w:r>
+          </w:p>
+        </w:tc>
+        <w:tc>
+          <w:tcPr>
+            <w:tcW w:w="2336" w:type="dxa"/>
+          </w:tcPr>
+          <w:p>
+            <w:r>
+              <w:t>1</w:t>
+            </w:r>
+          </w:p>
+        </w:tc>
+        <w:tc>
+          <w:tcPr>
+            <w:tcW w:w="2337" w:type="dxa"/>
+            <w:vAlign w:val="bottom"/>
+          </w:tcPr>
+          <w:p>
+            <w:r>
+              <w:rPr>
+                <w:rFonts w:ascii="Calibri" w:hAnsi="Calibri" w:cs="Calibri"/>
+                <w:color w:val="000000"/>
+                <w:sz w:val="22"/>
+                <w:szCs w:val="22"/>
+              </w:rPr>
+              <w:t>100</w:t>
+            </w:r>
+          </w:p>
+        </w:tc>
+      </w:tr>
+      <w:tr>
+        <w:tc>
+          <w:tcPr>
+            <w:tcW w:w="2830" w:type="dxa"/>
+          </w:tcPr>
+          <w:p>
+            <w:r>
+              <w:t>Глав Бух</w:t>
+            </w:r>
+          </w:p>
+        </w:tc>
+        <w:tc>
+          <w:tcPr>
+            <w:tcW w:w="1842" w:type="dxa"/>
+          </w:tcPr>
+          <w:p>
+            <w:r>
+              <w:t>80к</w:t>
+            </w:r>
+          </w:p>
+        </w:tc>
+        <w:tc>
+          <w:tcPr>
+            <w:tcW w:w="2336" w:type="dxa"/>
+          </w:tcPr>
+          <w:p>
+            <w:r>
+              <w:t>1</w:t>
+            </w:r>
+          </w:p>
+        </w:tc>
+        <w:tc>
+          <w:tcPr>
+            <w:tcW w:w="2337" w:type="dxa"/>
+            <w:vAlign w:val="bottom"/>
+          </w:tcPr>
+          <w:p>
+            <w:r>
+              <w:rPr>
+                <w:rFonts w:ascii="Calibri" w:hAnsi="Calibri" w:cs="Calibri"/>
+                <w:color w:val="000000"/>
+                <w:sz w:val="22"/>
+                <w:szCs w:val="22"/>
+              </w:rPr>
+              <w:t>80</w:t>
+            </w:r>
+          </w:p>
+        </w:tc>
+      </w:tr>
+      <w:tr>
+        <w:tc>
+          <w:tcPr>
+            <w:tcW w:w="2830" w:type="dxa"/>
+          </w:tcPr>
+          <w:p>
+            <w:r>
+              <w:t>Бух-кассир</w:t>
+            </w:r>
+          </w:p>
+        </w:tc>
+        <w:tc>
+          <w:tcPr>
+            <w:tcW w:w="1842" w:type="dxa"/>
+          </w:tcPr>
+          <w:p>
+            <w:r>
+              <w:t>50к</w:t>
+            </w:r>
+          </w:p>
+        </w:tc>
+        <w:tc>
+          <w:tcPr>
+            <w:tcW w:w="2336" w:type="dxa"/>
+          </w:tcPr>
+          <w:p>
+            <w:r>
+              <w:t>1</w:t>
+            </w:r>
+          </w:p>
+        </w:tc>
+        <w:tc>
+          <w:tcPr>
+            <w:tcW w:w="2337" w:type="dxa"/>
+            <w:vAlign w:val="bottom"/>
+          </w:tcPr>
+          <w:p>
+            <w:r>
+              <w:rPr>
+                <w:rFonts w:ascii="Calibri" w:hAnsi="Calibri" w:cs="Calibri"/>
+                <w:color w:val="000000"/>
+                <w:sz w:val="22"/>
+                <w:szCs w:val="22"/>
+              </w:rPr>
+              <w:t>50</w:t>
+            </w:r>
+          </w:p>
+        </w:tc>
+      </w:tr>
+      <w:tr>
+        <w:tc>
+          <w:tcPr>
+            <w:tcW w:w="2830" w:type="dxa"/>
+          </w:tcPr>
+          <w:p>
+            <w:r>
+              <w:t xml:space="preserve">Художник </w:t>
+            </w:r>
+            <w:proofErr w:type="spellStart"/>
+            <w:r>
+              <w:t>высш</w:t>
+            </w:r>
+            <w:proofErr w:type="spellEnd"/>
+            <w:r>
+              <w:t xml:space="preserve"> кат</w:t>
+            </w:r>
+          </w:p>
+        </w:tc>
+        <w:tc>
+          <w:tcPr>
+            <w:tcW w:w="1842" w:type="dxa"/>
+          </w:tcPr>
+          <w:p>
+            <w:r>
+              <w:t>60к</w:t>
+            </w:r>
+          </w:p>
+        </w:tc>
+        <w:tc>
+          <w:tcPr>
+            <w:tcW w:w="2336" w:type="dxa"/>
+          </w:tcPr>
+          <w:p>
+            <w:r>
+              <w:t>2</w:t>
+            </w:r>
+          </w:p>
+        </w:tc>
+        <w:tc>
+          <w:tcPr>
+            <w:tcW w:w="2337" w:type="dxa"/>
+            <w:vAlign w:val="bottom"/>
+          </w:tcPr>
+          <w:p>
+            <w:r>
+              <w:rPr>
+                <w:rFonts w:ascii="Calibri" w:hAnsi="Calibri" w:cs="Calibri"/>
+                <w:color w:val="000000"/>
+                <w:sz w:val="22"/>
+                <w:szCs w:val="22"/>
+              </w:rPr>
+              <w:t>120</w:t>
+            </w:r>
+          </w:p>
+        </w:tc>
+      </w:tr>
+      <w:tr>
+        <w:tc>
+          <w:tcPr>
+            <w:tcW w:w="2830" w:type="dxa"/>
+          </w:tcPr>
+          <w:p>
+            <w:r>
+              <w:t>Художники</w:t>
+            </w:r>
+          </w:p>
+        </w:tc>
+        <w:tc>
+          <w:tcPr>
+            <w:tcW w:w="1842" w:type="dxa"/>
+          </w:tcPr>
+          <w:p>
+            <w:r>
+              <w:t>50к</w:t>
+            </w:r>
+          </w:p>
+        </w:tc>
+        <w:tc>
+          <w:tcPr>
+            <w:tcW w:w="2336" w:type="dxa"/>
+          </w:tcPr>
+          <w:p>
+            <w:r>
+              <w:t>6</w:t>
+            </w:r>
+          </w:p>
+        </w:tc>
+        <w:tc>
+          <w:tcPr>
+            <w:tcW w:w="2337" w:type="dxa"/>
+            <w:vAlign w:val="bottom"/>
+          </w:tcPr>
+          <w:p>
+            <w:r>
+              <w:rPr>
+                <w:rFonts w:ascii="Calibri" w:hAnsi="Calibri" w:cs="Calibri"/>
+                <w:color w:val="000000"/>
+                <w:sz w:val="22"/>
+                <w:szCs w:val="22"/>
+              </w:rPr>
+              <w:t>300</w:t>
+            </w:r>
+          </w:p>
+        </w:tc>
+      </w:tr>
+      <w:tr>
+        <w:tc>
+          <w:tcPr>
+            <w:tcW w:w="2830" w:type="dxa"/>
+          </w:tcPr>
+          <w:p>
+            <w:r>
+              <w:t>Ученик</w:t>
+            </w:r>
+          </w:p>
+        </w:tc>
+        <w:tc>
+          <w:tcPr>
+            <w:tcW w:w="1842" w:type="dxa"/>
+          </w:tcPr>
+          <w:p>
+            <w:r>
+              <w:t>40к</w:t>
+            </w:r>
+          </w:p>
+        </w:tc>
+        <w:tc>
+          <w:tcPr>
+            <w:tcW w:w="2336" w:type="dxa"/>
+          </w:tcPr>
+          <w:p>
+            <w:r>
+              <w:t>3</w:t>
+            </w:r>
+          </w:p>
+        </w:tc>
+        <w:tc>
+          <w:tcPr>
+            <w:tcW w:w="2337" w:type="dxa"/>
+            <w:vAlign w:val="bottom"/>
+          </w:tcPr>
+          <w:p>
+            <w:r>
+              <w:rPr>
+                <w:rFonts w:ascii="Calibri" w:hAnsi="Calibri" w:cs="Calibri"/>
+                <w:color w:val="000000"/>
+                <w:sz w:val="22"/>
+                <w:szCs w:val="22"/>
+              </w:rPr>
+              <w:t>120</w:t>
+            </w:r>
+          </w:p>
+        </w:tc>
+      </w:tr>
+      <w:tr>
+        <w:tc>
+          <w:tcPr>
+            <w:tcW w:w="2830" w:type="dxa"/>
+          </w:tcPr>
+          <w:p>
+            <w:r>
+              <w:t xml:space="preserve">Лакировщик </w:t>
+            </w:r>
+            <w:proofErr w:type="spellStart"/>
+            <w:r>
+              <w:t>ведущ</w:t>
+            </w:r>
+            <w:proofErr w:type="spellEnd"/>
+          </w:p>
+        </w:tc>
+        <w:tc>
+          <w:tcPr>
+            <w:tcW w:w="1842" w:type="dxa"/>
+          </w:tcPr>
+          <w:p>
+            <w:r>
+              <w:t>60к</w:t>
+            </w:r>
+          </w:p>
+        </w:tc>
+        <w:tc>
+          <w:tcPr>
+            <w:tcW w:w="2336" w:type="dxa"/>
+          </w:tcPr>
+          <w:p>
+            <w:r>
+              <w:t>1</w:t>
+            </w:r>
+          </w:p>
+        </w:tc>
+        <w:tc>
+          <w:tcPr>
+            <w:tcW w:w="2337" w:type="dxa"/>
+            <w:vAlign w:val="bottom"/>
+          </w:tcPr>
+          <w:p>
+            <w:r>
+              <w:rPr>
+                <w:rFonts w:ascii="Calibri" w:hAnsi="Calibri" w:cs="Calibri"/>
+                <w:color w:val="000000"/>
+                <w:sz w:val="22"/>
+                <w:szCs w:val="22"/>
+              </w:rPr>
+              <w:t>60</w:t>
+            </w:r>
+          </w:p>
+        </w:tc>
+      </w:tr>
+      <w:tr>
+        <w:tc>
+          <w:tcPr>
+            <w:tcW w:w="2830" w:type="dxa"/>
+          </w:tcPr>
+          <w:p>
+            <w:r>
+              <w:t>Маркетолог</w:t>
+            </w:r>
+          </w:p>
+        </w:tc>
+        <w:tc>
+          <w:tcPr>
+            <w:tcW w:w="1842" w:type="dxa"/>
+          </w:tcPr>
+          <w:p>
+            <w:r>
+              <w:t>50к</w:t>
+            </w:r>
+          </w:p>
+        </w:tc>
+        <w:tc>
+          <w:tcPr>
+            <w:tcW w:w="2336" w:type="dxa"/>
+          </w:tcPr>
+          <w:p>
+            <w:r>
+              <w:t>0.5</w:t>
+            </w:r>
+          </w:p>
+        </w:tc>
+        <w:tc>
+          <w:tcPr>
+            <w:tcW w:w="2337" w:type="dxa"/>
+            <w:vAlign w:val="bottom"/>
+          </w:tcPr>
+          <w:p>
+            <w:r>
+              <w:rPr>
+                <w:rFonts w:ascii="Calibri" w:hAnsi="Calibri" w:cs="Calibri"/>
+                <w:color w:val="000000"/>
+                <w:sz w:val="22"/>
+                <w:szCs w:val="22"/>
+              </w:rPr>
+              <w:t>25</w:t>
+            </w:r>
+          </w:p>
+        </w:tc>
+      </w:tr>
+      <w:tr>
+        <w:tc>
+          <w:tcPr>
+            <w:tcW w:w="2830" w:type="dxa"/>
+          </w:tcPr>
+          <w:p>
+            <w:r>
+              <w:t>Торговый агент</w:t>
+            </w:r>
+          </w:p>
+        </w:tc>
+        <w:tc>
+          <w:tcPr>
+            <w:tcW w:w="1842" w:type="dxa"/>
+          </w:tcPr>
+          <w:p>
+            <w:r>
+              <w:t>30к</w:t>
+            </w:r>
+          </w:p>
+        </w:tc>
+        <w:tc>
+          <w:tcPr>
+            <w:tcW w:w="2336" w:type="dxa"/>
+          </w:tcPr>
+          <w:p>
+            <w:r>
+              <w:t>1</w:t>
+            </w:r>
+          </w:p>
+        </w:tc>
+        <w:tc>
+          <w:tcPr>
+            <w:tcW w:w="2337" w:type="dxa"/>
+            <w:vAlign w:val="bottom"/>
+          </w:tcPr>
+          <w:p>
+            <w:r>
+              <w:rPr>
+                <w:rFonts w:ascii="Calibri" w:hAnsi="Calibri" w:cs="Calibri"/>
+                <w:color w:val="000000"/>
+                <w:sz w:val="22"/>
+                <w:szCs w:val="22"/>
+              </w:rPr>
+              <w:t>30</w:t>
+            </w:r>
+          </w:p>
+        </w:tc>
+      </w:tr>
+      <w:tr>
+        <w:tc>
+          <w:tcPr>
+            <w:tcW w:w="2830" w:type="dxa"/>
+          </w:tcPr>
+          <w:p>
+            <w:r>
+              <w:t>Упаковщик</w:t>
+            </w:r>
+          </w:p>
+        </w:tc>
+        <w:tc>
+          <w:tcPr>
+            <w:tcW w:w="1842" w:type="dxa"/>
+          </w:tcPr>
+          <w:p>
+            <w:r>
+              <w:t>40к</w:t>
+            </w:r>
+          </w:p>
+        </w:tc>
+        <w:tc>
+          <w:tcPr>
+            <w:tcW w:w="2336" w:type="dxa"/>
+          </w:tcPr>
+          <w:p>
+            <w:r>
+              <w:t>1.5</w:t>
+            </w:r>
+          </w:p>
+        </w:tc>
+        <w:tc>
+          <w:tcPr>
+            <w:tcW w:w="2337" w:type="dxa"/>
+            <w:vAlign w:val="bottom"/>
+          </w:tcPr>
+          <w:p>
+            <w:r>
+              <w:rPr>
+                <w:rFonts w:ascii="Calibri" w:hAnsi="Calibri" w:cs="Calibri"/>
+                <w:color w:val="000000"/>
+                <w:sz w:val="22"/>
+                <w:szCs w:val="22"/>
+              </w:rPr>
+              <w:t>60</w:t>
+            </w:r>
+          </w:p>
+        </w:tc>
+      </w:tr>
+      <w:tr>
+        <w:tc>
+          <w:tcPr>
+            <w:tcW w:w="2830" w:type="dxa"/>
+          </w:tcPr>
+          <w:p>
+            <w:r>
+              <w:t>Грузчик</w:t>
+            </w:r>
+          </w:p>
+        </w:tc>
+        <w:tc>
+          <w:tcPr>
+            <w:tcW w:w="1842" w:type="dxa"/>
+          </w:tcPr>
+          <w:p>
+            <w:r>
+              <w:t>40к</w:t>
+            </w:r>
+          </w:p>
+        </w:tc>
+        <w:tc>
+          <w:tcPr>
+            <w:tcW w:w="2336" w:type="dxa"/>
+          </w:tcPr>
+          <w:p>
+            <w:r>
+              <w:t>1</w:t>
+            </w:r>
+          </w:p>
+        </w:tc>
+        <w:tc>
+          <w:tcPr>
+            <w:tcW w:w="2337" w:type="dxa"/>
+            <w:vAlign w:val="bottom"/>
+          </w:tcPr>
+          <w:p>
+            <w:r>
+              <w:rPr>
+                <w:rFonts w:ascii="Calibri" w:hAnsi="Calibri" w:cs="Calibri"/>
+                <w:color w:val="000000"/>
+                <w:sz w:val="22"/>
+                <w:szCs w:val="22"/>
+              </w:rPr>
+              <w:t>40</w:t>
+            </w:r>
+          </w:p>
+        </w:tc>
+      </w:tr>
+      <w:tr>
+        <w:tc>
+          <w:tcPr>
+            <w:tcW w:w="2830" w:type="dxa"/>
+          </w:tcPr>
+          <w:p>
+            <w:r>
+              <w:t xml:space="preserve">Водитель </w:t>
+            </w:r>
+          </w:p>
+        </w:tc>
+        <w:tc>
+          <w:tcPr>
+            <w:tcW w:w="1842" w:type="dxa"/>
+          </w:tcPr>
+          <w:p>
+            <w:r>
+              <w:t>60к</w:t>
+            </w:r>
+          </w:p>
+        </w:tc>
+        <w:tc>
+          <w:tcPr>
+            <w:tcW w:w="2336" w:type="dxa"/>
+          </w:tcPr>
+          <w:p>
+            <w:r>
+              <w:t>1</w:t>
+            </w:r>
+          </w:p>
+        </w:tc>
+        <w:tc>
+          <w:tcPr>
+            <w:tcW w:w="2337" w:type="dxa"/>
+            <w:vAlign w:val="bottom"/>
+          </w:tcPr>
+          <w:p>
+            <w:r>
+              <w:rPr>
+                <w:rFonts w:ascii="Calibri" w:hAnsi="Calibri" w:cs="Calibri"/>
+                <w:color w:val="000000"/>
+                <w:sz w:val="22"/>
+                <w:szCs w:val="22"/>
+              </w:rPr>
+              <w:t>60</w:t>
+            </w:r>
+          </w:p>
+        </w:tc>
+      </w:tr>
+      <w:tr>
+        <w:tc>
+          <w:tcPr>
+            <w:tcW w:w="2830" w:type="dxa"/>
+          </w:tcPr>
+          <w:p>
+            <w:r>
+              <w:t>Экспедитор</w:t>
+            </w:r>
+          </w:p>
+        </w:tc>
+        <w:tc>
+          <w:tcPr>
+            <w:tcW w:w="1842" w:type="dxa"/>
+          </w:tcPr>
+          <w:p>
+            <w:r>
+              <w:t>40к</w:t>
+            </w:r>
+          </w:p>
+        </w:tc>
+        <w:tc>
+          <w:tcPr>
+            <w:tcW w:w="2336" w:type="dxa"/>
+          </w:tcPr>
+          <w:p>
+            <w:r>
+              <w:t>0.5</w:t>
+            </w:r>
+          </w:p>
+        </w:tc>
+        <w:tc>
+          <w:tcPr>
+            <w:tcW w:w="2337" w:type="dxa"/>
+            <w:vAlign w:val="bottom"/>
+          </w:tcPr>
+          <w:p>
+            <w:r>
+              <w:rPr>
+                <w:rFonts w:ascii="Calibri" w:hAnsi="Calibri" w:cs="Calibri"/>
+                <w:color w:val="000000"/>
+                <w:sz w:val="22"/>
+                <w:szCs w:val="22"/>
+              </w:rPr>
+              <w:t>20</w:t>
+            </w:r>
+          </w:p>
+        </w:tc>
+      </w:tr>
+      <w:tr>
+        <w:tc>
+          <w:tcPr>
+            <w:tcW w:w="2830" w:type="dxa"/>
+          </w:tcPr>
+          <w:p>
+            <w:r>
+              <w:t>Уборщик</w:t>
+            </w:r>
+          </w:p>
+        </w:tc>
+        <w:tc>
+          <w:tcPr>
+            <w:tcW w:w="1842" w:type="dxa"/>
+          </w:tcPr>
+          <w:p>
+            <w:r>
+              <w:t>30к</w:t>
+            </w:r>
+          </w:p>
+        </w:tc>
+        <w:tc>
+          <w:tcPr>
+            <w:tcW w:w="2336" w:type="dxa"/>
+          </w:tcPr>
+          <w:p>
+            <w:r>
+              <w:t>1.5</w:t>
+            </w:r>
+          </w:p>
+        </w:tc>
+        <w:tc>
+          <w:tcPr>
+            <w:tcW w:w="2337" w:type="dxa"/>
+            <w:vAlign w:val="bottom"/>
+          </w:tcPr>
+          <w:p>
+            <w:r>
+              <w:rPr>
+                <w:rFonts w:ascii="Calibri" w:hAnsi="Calibri" w:cs="Calibri"/>
+                <w:color w:val="000000"/>
+                <w:sz w:val="22"/>
+                <w:szCs w:val="22"/>
+              </w:rPr>
+              <w:t>45</w:t>
+            </w:r>
+          </w:p>
+        </w:tc>
+      </w:tr>
+      <w:tr>
+        <w:tc>
+          <w:tcPr>
+            <w:tcW w:w="2830" w:type="dxa"/>
+          </w:tcPr>
+          <w:p/>
+        </w:tc>
+        <w:tc>
+          <w:tcPr>
+            <w:tcW w:w="1842" w:type="dxa"/>
+          </w:tcPr>
+          <w:p/>
+        </w:tc>
+        <w:tc>
+          <w:tcPr>
+            <w:tcW w:w="2336" w:type="dxa"/>
+          </w:tcPr>
+          <w:p/>
+        </w:tc>
+        <w:tc>
+          <w:tcPr>
+            <w:tcW w:w="2337" w:type="dxa"/>
+          </w:tcPr>
+          <w:p>
+            <w:pPr>
+              <w:rPr>
+                <w:rFonts w:ascii="Calibri" w:hAnsi="Calibri" w:cs="Calibri"/>
+                <w:color w:val="000000"/>
+                <w:sz w:val="22"/>
+                <w:szCs w:val="22"/>
+              </w:rPr>
+            </w:pPr>
+            <w:r>
+              <w:rPr>
+                <w:rFonts w:ascii="Calibri" w:hAnsi="Calibri" w:cs="Calibri"/>
+                <w:color w:val="000000"/>
+                <w:sz w:val="22"/>
+                <w:szCs w:val="22"/>
+              </w:rPr>
+              <w:t>1110</w:t>
+            </w:r>
+            <w:r>
+              <w:rPr>
+                <w:rFonts w:ascii="Calibri" w:hAnsi="Calibri" w:cs="Calibri"/>
+                <w:color w:val="000000"/>
+                <w:sz w:val="22"/>
+                <w:szCs w:val="22"/>
+              </w:rPr>
+              <w:t xml:space="preserve"> месяц</w:t>
+            </w:r>
+          </w:p>
+        </w:tc>
+      </w:tr>
+    </w:tbl>
+    <w:p/>
+    <w:p>
+      <w:r>
+        <w:t>13</w:t>
+      </w:r>
+      <w:r>
+        <w:t> </w:t>
+      </w:r>
+      <w:r>
+        <w:t>320</w:t>
+      </w:r>
+      <w:r>
+        <w:t xml:space="preserve"> 000 </w:t>
+      </w:r>
+      <w:r>
+        <w:t>в год</w:t>
+      </w:r>
+      <w:r>
+        <w:t xml:space="preserve"> (Это 40% от </w:t>
+      </w:r>
+      <w:r>
+        <w:t>себестоимости</w:t>
+      </w:r>
+      <w:r>
+        <w:t xml:space="preserve"> так как ручная работа)</w:t>
+      </w:r>
+    </w:p>
+    <w:p>
+      <w:r>
+        <w:t xml:space="preserve">Годовая </w:t>
+      </w:r>
+      <w:r>
+        <w:t>себестоимость</w:t>
+      </w:r>
+      <w:r>
+        <w:t xml:space="preserve"> </w:t>
+      </w:r>
+      <w:r>
+        <w:t>33</w:t>
+      </w:r>
+      <w:r>
+        <w:t> </w:t>
+      </w:r>
+      <w:r>
+        <w:t>300</w:t>
+      </w:r>
+      <w:r>
+        <w:t xml:space="preserve"> 0000</w:t>
+      </w:r>
+    </w:p>
     <w:sectPr>
       <w:pgSz w:w="11906" w:h="16838"/>
       <w:pgMar w:top="1134" w:right="850" w:bottom="1134" w:left="1701" w:header="708" w:footer="708" w:gutter="0"/>
@@ -996,6 +2309,196 @@
     </w:sectPr>
   </w:body>
 </w:document>
+</file>
+
+<file path=word/numbering.xml><?xml version="1.0" encoding="utf-8"?>
+<w:numbering xmlns:wpc="http://schemas.microsoft.com/office/word/2010/wordprocessingCanvas" xmlns:cx="http://schemas.microsoft.com/office/drawing/2014/chartex" xmlns:cx1="http://schemas.microsoft.com/office/drawing/2015/9/8/chartex" xmlns:cx2="http://schemas.microsoft.com/office/drawing/2015/10/21/chartex" xmlns:cx3="http://schemas.microsoft.com/office/drawing/2016/5/9/chartex" xmlns:cx4="http://schemas.microsoft.com/office/drawing/2016/5/10/chartex" xmlns:cx5="http://schemas.microsoft.com/office/drawing/2016/5/11/chartex" xmlns:cx6="http://schemas.microsoft.com/office/drawing/2016/5/12/chartex" xmlns:cx7="http://schemas.microsoft.com/office/drawing/2016/5/13/chartex" xmlns:cx8="http://schemas.microsoft.com/office/drawing/2016/5/14/chartex" xmlns:mc="http://schemas.openxmlformats.org/markup-compatibility/2006" xmlns:aink="http://schemas.microsoft.com/office/drawing/2016/ink" xmlns:am3d="http://schemas.microsoft.com/office/drawing/2017/model3d" xmlns:o="urn:schemas-microsoft-com:office:office" xmlns:oel="http://schemas.microsoft.com/office/2019/extlst" xmlns:r="http://schemas.openxmlformats.org/officeDocument/2006/relationships" xmlns:m="http://schemas.openxmlformats.org/officeDocument/2006/math" xmlns:v="urn:schemas-microsoft-com:vml" xmlns:wp14="http://schemas.microsoft.com/office/word/2010/wordprocessingDrawing" xmlns:wp="http://schemas.openxmlformats.org/drawingml/2006/wordprocessingDrawing" xmlns:w10="urn:schemas-microsoft-com:office:word" xmlns:w="http://schemas.openxmlformats.org/wordprocessingml/2006/main" xmlns:w14="http://schemas.microsoft.com/office/word/2010/wordml" xmlns:w15="http://schemas.microsoft.com/office/word/2012/wordml" xmlns:w16cex="http://schemas.microsoft.com/office/word/2018/wordml/cex" xmlns:w16cid="http://schemas.microsoft.com/office/word/2016/wordml/cid" xmlns:w16="http://schemas.microsoft.com/office/word/2018/wordml" xmlns:w16sdtdh="http://schemas.microsoft.com/office/word/2020/wordml/sdtdatahash" xmlns:w16se="http://schemas.microsoft.com/office/word/2015/wordml/symex" xmlns:wpg="http://schemas.microsoft.com/office/word/2010/wordprocessingGroup" xmlns:wpi="http://schemas.microsoft.com/office/word/2010/wordprocessingInk" xmlns:wne="http://schemas.microsoft.com/office/word/2006/wordml" xmlns:wps="http://schemas.microsoft.com/office/word/2010/wordprocessingShape" mc:Ignorable="w14 w15 w16se w16cid w16 w16cex w16sdtdh wp14">
+  <w:abstractNum w:abstractNumId="0" w15:restartNumberingAfterBreak="0">
+    <w:nsid w:val="3FB54108"/>
+    <w:multiLevelType w:val="hybridMultilevel"/>
+    <w:tmpl w:val="DE3E9C16"/>
+    <w:lvl w:ilvl="0" w:tplc="666489FA">
+      <w:start w:val="1"/>
+      <w:numFmt w:val="decimal"/>
+      <w:lvlText w:val="%1)"/>
+      <w:lvlJc w:val="left"/>
+      <w:pPr>
+        <w:ind w:left="720" w:hanging="360"/>
+      </w:pPr>
+      <w:rPr>
+        <w:rFonts w:hint="default"/>
+        <w:b/>
+      </w:rPr>
+    </w:lvl>
+    <w:lvl w:ilvl="1" w:tplc="04190019" w:tentative="1">
+      <w:start w:val="1"/>
+      <w:numFmt w:val="lowerLetter"/>
+      <w:lvlText w:val="%2."/>
+      <w:lvlJc w:val="left"/>
+      <w:pPr>
+        <w:ind w:left="1440" w:hanging="360"/>
+      </w:pPr>
+    </w:lvl>
+    <w:lvl w:ilvl="2" w:tplc="0419001B" w:tentative="1">
+      <w:start w:val="1"/>
+      <w:numFmt w:val="lowerRoman"/>
+      <w:lvlText w:val="%3."/>
+      <w:lvlJc w:val="right"/>
+      <w:pPr>
+        <w:ind w:left="2160" w:hanging="180"/>
+      </w:pPr>
+    </w:lvl>
+    <w:lvl w:ilvl="3" w:tplc="0419000F" w:tentative="1">
+      <w:start w:val="1"/>
+      <w:numFmt w:val="decimal"/>
+      <w:lvlText w:val="%4."/>
+      <w:lvlJc w:val="left"/>
+      <w:pPr>
+        <w:ind w:left="2880" w:hanging="360"/>
+      </w:pPr>
+    </w:lvl>
+    <w:lvl w:ilvl="4" w:tplc="04190019" w:tentative="1">
+      <w:start w:val="1"/>
+      <w:numFmt w:val="lowerLetter"/>
+      <w:lvlText w:val="%5."/>
+      <w:lvlJc w:val="left"/>
+      <w:pPr>
+        <w:ind w:left="3600" w:hanging="360"/>
+      </w:pPr>
+    </w:lvl>
+    <w:lvl w:ilvl="5" w:tplc="0419001B" w:tentative="1">
+      <w:start w:val="1"/>
+      <w:numFmt w:val="lowerRoman"/>
+      <w:lvlText w:val="%6."/>
+      <w:lvlJc w:val="right"/>
+      <w:pPr>
+        <w:ind w:left="4320" w:hanging="180"/>
+      </w:pPr>
+    </w:lvl>
+    <w:lvl w:ilvl="6" w:tplc="0419000F" w:tentative="1">
+      <w:start w:val="1"/>
+      <w:numFmt w:val="decimal"/>
+      <w:lvlText w:val="%7."/>
+      <w:lvlJc w:val="left"/>
+      <w:pPr>
+        <w:ind w:left="5040" w:hanging="360"/>
+      </w:pPr>
+    </w:lvl>
+    <w:lvl w:ilvl="7" w:tplc="04190019" w:tentative="1">
+      <w:start w:val="1"/>
+      <w:numFmt w:val="lowerLetter"/>
+      <w:lvlText w:val="%8."/>
+      <w:lvlJc w:val="left"/>
+      <w:pPr>
+        <w:ind w:left="5760" w:hanging="360"/>
+      </w:pPr>
+    </w:lvl>
+    <w:lvl w:ilvl="8" w:tplc="0419001B" w:tentative="1">
+      <w:start w:val="1"/>
+      <w:numFmt w:val="lowerRoman"/>
+      <w:lvlText w:val="%9."/>
+      <w:lvlJc w:val="right"/>
+      <w:pPr>
+        <w:ind w:left="6480" w:hanging="180"/>
+      </w:pPr>
+    </w:lvl>
+  </w:abstractNum>
+  <w:abstractNum w:abstractNumId="1" w15:restartNumberingAfterBreak="0">
+    <w:nsid w:val="6AF7570C"/>
+    <w:multiLevelType w:val="hybridMultilevel"/>
+    <w:tmpl w:val="4464297C"/>
+    <w:lvl w:ilvl="0" w:tplc="04190011">
+      <w:start w:val="1"/>
+      <w:numFmt w:val="decimal"/>
+      <w:lvlText w:val="%1)"/>
+      <w:lvlJc w:val="left"/>
+      <w:pPr>
+        <w:ind w:left="720" w:hanging="360"/>
+      </w:pPr>
+      <w:rPr>
+        <w:rFonts w:hint="default"/>
+      </w:rPr>
+    </w:lvl>
+    <w:lvl w:ilvl="1" w:tplc="04190019" w:tentative="1">
+      <w:start w:val="1"/>
+      <w:numFmt w:val="lowerLetter"/>
+      <w:lvlText w:val="%2."/>
+      <w:lvlJc w:val="left"/>
+      <w:pPr>
+        <w:ind w:left="1440" w:hanging="360"/>
+      </w:pPr>
+    </w:lvl>
+    <w:lvl w:ilvl="2" w:tplc="0419001B" w:tentative="1">
+      <w:start w:val="1"/>
+      <w:numFmt w:val="lowerRoman"/>
+      <w:lvlText w:val="%3."/>
+      <w:lvlJc w:val="right"/>
+      <w:pPr>
+        <w:ind w:left="2160" w:hanging="180"/>
+      </w:pPr>
+    </w:lvl>
+    <w:lvl w:ilvl="3" w:tplc="0419000F" w:tentative="1">
+      <w:start w:val="1"/>
+      <w:numFmt w:val="decimal"/>
+      <w:lvlText w:val="%4."/>
+      <w:lvlJc w:val="left"/>
+      <w:pPr>
+        <w:ind w:left="2880" w:hanging="360"/>
+      </w:pPr>
+    </w:lvl>
+    <w:lvl w:ilvl="4" w:tplc="04190019" w:tentative="1">
+      <w:start w:val="1"/>
+      <w:numFmt w:val="lowerLetter"/>
+      <w:lvlText w:val="%5."/>
+      <w:lvlJc w:val="left"/>
+      <w:pPr>
+        <w:ind w:left="3600" w:hanging="360"/>
+      </w:pPr>
+    </w:lvl>
+    <w:lvl w:ilvl="5" w:tplc="0419001B" w:tentative="1">
+      <w:start w:val="1"/>
+      <w:numFmt w:val="lowerRoman"/>
+      <w:lvlText w:val="%6."/>
+      <w:lvlJc w:val="right"/>
+      <w:pPr>
+        <w:ind w:left="4320" w:hanging="180"/>
+      </w:pPr>
+    </w:lvl>
+    <w:lvl w:ilvl="6" w:tplc="0419000F" w:tentative="1">
+      <w:start w:val="1"/>
+      <w:numFmt w:val="decimal"/>
+      <w:lvlText w:val="%7."/>
+      <w:lvlJc w:val="left"/>
+      <w:pPr>
+        <w:ind w:left="5040" w:hanging="360"/>
+      </w:pPr>
+    </w:lvl>
+    <w:lvl w:ilvl="7" w:tplc="04190019" w:tentative="1">
+      <w:start w:val="1"/>
+      <w:numFmt w:val="lowerLetter"/>
+      <w:lvlText w:val="%8."/>
+      <w:lvlJc w:val="left"/>
+      <w:pPr>
+        <w:ind w:left="5760" w:hanging="360"/>
+      </w:pPr>
+    </w:lvl>
+    <w:lvl w:ilvl="8" w:tplc="0419001B" w:tentative="1">
+      <w:start w:val="1"/>
+      <w:numFmt w:val="lowerRoman"/>
+      <w:lvlText w:val="%9."/>
+      <w:lvlJc w:val="right"/>
+      <w:pPr>
+        <w:ind w:left="6480" w:hanging="180"/>
+      </w:pPr>
+    </w:lvl>
+  </w:abstractNum>
+  <w:num w:numId="1" w16cid:durableId="1339311986">
+    <w:abstractNumId w:val="1"/>
+  </w:num>
+  <w:num w:numId="2" w16cid:durableId="1421370278">
+    <w:abstractNumId w:val="0"/>
+  </w:num>
+</w:numbering>
 </file>
 
 <file path=word/styles.xml><?xml version="1.0" encoding="utf-8"?>

--- a/4 курс/Маркетинг/Документ Microsoft Word.docx
+++ b/4 курс/Маркетинг/Документ Microsoft Word.docx
@@ -37,15 +37,7 @@
         <w:t>Маркетинг</w:t>
       </w:r>
       <w:r>
-        <w:t xml:space="preserve"> – искусство </w:t>
-      </w:r>
-      <w:proofErr w:type="gramStart"/>
-      <w:r>
-        <w:t>современного предпринимательства</w:t>
-      </w:r>
-      <w:proofErr w:type="gramEnd"/>
-      <w:r>
-        <w:t xml:space="preserve"> направленное на получение прибыли и удовлетворения потребностей.</w:t>
+        <w:t xml:space="preserve"> – искусство современного предпринимательства направленное на получение прибыли и удовлетворения потребностей.</w:t>
       </w:r>
     </w:p>
     <w:p/>
@@ -58,15 +50,7 @@
         <w:t>Прибыль</w:t>
       </w:r>
       <w:r>
-        <w:t xml:space="preserve"> – финансовый результат, деятельности организации, </w:t>
-      </w:r>
-      <w:proofErr w:type="gramStart"/>
-      <w:r>
-        <w:t>формируемый</w:t>
-      </w:r>
-      <w:proofErr w:type="gramEnd"/>
-      <w:r>
-        <w:t xml:space="preserve"> когда доходы превышают расходы.</w:t>
+        <w:t xml:space="preserve"> – финансовый результат, деятельности организации, формируемый когда доходы превышают расходы.</w:t>
       </w:r>
     </w:p>
     <w:p>
@@ -78,15 +62,7 @@
         <w:t>Убыток</w:t>
       </w:r>
       <w:r>
-        <w:t xml:space="preserve"> – финансовый результат, </w:t>
-      </w:r>
-      <w:proofErr w:type="gramStart"/>
-      <w:r>
-        <w:t>формируемый</w:t>
-      </w:r>
-      <w:proofErr w:type="gramEnd"/>
-      <w:r>
-        <w:t xml:space="preserve"> когда расходы превышают доходы.</w:t>
+        <w:t xml:space="preserve"> – финансовый результат, формируемый когда расходы превышают доходы.</w:t>
       </w:r>
     </w:p>
     <w:p>
@@ -98,15 +74,7 @@
         <w:t>Выручка</w:t>
       </w:r>
       <w:r>
-        <w:t xml:space="preserve"> состоит </w:t>
-      </w:r>
-      <w:proofErr w:type="gramStart"/>
-      <w:r>
-        <w:t>из себестоимость</w:t>
-      </w:r>
-      <w:proofErr w:type="gramEnd"/>
-      <w:r>
-        <w:t xml:space="preserve"> + Прибыль + НДС </w:t>
+        <w:t xml:space="preserve"> состоит из себестоимость + Прибыль + НДС </w:t>
       </w:r>
     </w:p>
     <w:p/>
@@ -704,15 +672,7 @@
       </w:r>
       <w:r>
         <w:br/>
-        <w:t xml:space="preserve">Если в организации есть </w:t>
-      </w:r>
-      <w:proofErr w:type="gramStart"/>
-      <w:r>
-        <w:t>прибыль</w:t>
-      </w:r>
-      <w:proofErr w:type="gramEnd"/>
-      <w:r>
-        <w:t xml:space="preserve"> то считается Рентабельность</w:t>
+        <w:t>Если в организации есть прибыль то считается Рентабельность</w:t>
       </w:r>
     </w:p>
     <w:p>
@@ -729,15 +689,7 @@
         <w:t>Рентабельность</w:t>
       </w:r>
       <w:r>
-        <w:t xml:space="preserve"> – отношение прибыли к </w:t>
-      </w:r>
-      <w:proofErr w:type="gramStart"/>
-      <w:r>
-        <w:t>какому либо</w:t>
-      </w:r>
-      <w:proofErr w:type="gramEnd"/>
-      <w:r>
-        <w:t xml:space="preserve"> показателю, выраженная в процентах </w:t>
+        <w:t xml:space="preserve"> – отношение прибыли к какому либо показателю, выраженная в процентах </w:t>
       </w:r>
     </w:p>
     <w:p/>
@@ -827,30 +779,17 @@
         <w:t xml:space="preserve">НКО – Не коммерческая </w:t>
       </w:r>
       <w:proofErr w:type="spellStart"/>
-      <w:proofErr w:type="gramStart"/>
       <w:r>
         <w:t>оргаанизация</w:t>
       </w:r>
       <w:proofErr w:type="spellEnd"/>
       <w:r>
-        <w:t xml:space="preserve">  для</w:t>
-      </w:r>
-      <w:proofErr w:type="gramEnd"/>
-      <w:r>
-        <w:t xml:space="preserve"> удовлетворения потребности</w:t>
-      </w:r>
-    </w:p>
-    <w:p>
-      <w:r>
-        <w:t xml:space="preserve">ООО – ее учредителями могут быть как </w:t>
-      </w:r>
-      <w:proofErr w:type="gramStart"/>
-      <w:r>
-        <w:t>физические</w:t>
-      </w:r>
-      <w:proofErr w:type="gramEnd"/>
-      <w:r>
-        <w:t xml:space="preserve"> так и или юридические лица, минимальный размер уставного капитала 10к рублей. В случае банкротства ООО отвечает в пределах размера уставного капитала. </w:t>
+        <w:t xml:space="preserve">  для удовлетворения потребности</w:t>
+      </w:r>
+    </w:p>
+    <w:p>
+      <w:r>
+        <w:t xml:space="preserve">ООО – ее учредителями могут быть как физические так и или юридические лица, минимальный размер уставного капитала 10к рублей. В случае банкротства ООО отвечает в пределах размера уставного капитала. </w:t>
       </w:r>
     </w:p>
     <w:p/>
@@ -992,10 +931,7 @@
     </w:p>
     <w:p>
       <w:r>
-        <w:t xml:space="preserve">Акционерное </w:t>
-      </w:r>
-      <w:r>
-        <w:t xml:space="preserve">общество – эмитирует особый вид бумаг – </w:t>
+        <w:t xml:space="preserve">Акционерное общество – эмитирует особый вид бумаг – </w:t>
       </w:r>
       <w:proofErr w:type="spellStart"/>
       <w:r>
@@ -1104,15 +1040,7 @@
     </w:p>
     <w:p>
       <w:r>
-        <w:t xml:space="preserve">О вознаграждении членов СД. (Что бы не выплачивать </w:t>
-      </w:r>
-      <w:proofErr w:type="gramStart"/>
-      <w:r>
-        <w:t>дивиденды</w:t>
-      </w:r>
-      <w:proofErr w:type="gramEnd"/>
-      <w:r>
-        <w:t xml:space="preserve"> но совету директоров дать денег)</w:t>
+        <w:t>О вознаграждении членов СД. (Что бы не выплачивать дивиденды но совету директоров дать денег)</w:t>
       </w:r>
     </w:p>
     <w:p>
@@ -1311,68 +1239,47 @@
     </w:p>
     <w:p>
       <w:r>
-        <w:t xml:space="preserve">На 1 </w:t>
-      </w:r>
-      <w:proofErr w:type="gramStart"/>
-      <w:r>
-        <w:t>акцию  =</w:t>
-      </w:r>
-      <w:proofErr w:type="gramEnd"/>
+        <w:t xml:space="preserve">На 1 акцию  = </w:t>
+      </w:r>
+      <w:r>
+        <w:t>112,48</w:t>
+      </w:r>
+    </w:p>
+    <w:p>
+      <w:r>
+        <w:t xml:space="preserve">Директор без НДФЛ = </w:t>
+      </w:r>
+      <w:r>
+        <w:t>8 436</w:t>
+      </w:r>
+      <w:r>
+        <w:t> </w:t>
+      </w:r>
+      <w:r>
+        <w:t>000</w:t>
+      </w:r>
       <w:r>
         <w:t xml:space="preserve"> </w:t>
       </w:r>
       <w:r>
-        <w:t>112,48</w:t>
-      </w:r>
-    </w:p>
-    <w:p>
-      <w:r>
-        <w:t xml:space="preserve">Директор без НДФЛ = </w:t>
-      </w:r>
-      <w:r>
-        <w:t>8 436</w:t>
-      </w:r>
-      <w:r>
-        <w:t> </w:t>
-      </w:r>
-      <w:proofErr w:type="gramStart"/>
-      <w:r>
-        <w:t>000</w:t>
+        <w:t xml:space="preserve"> (НДФЛ 15% так как доход больше 5м)</w:t>
+      </w:r>
+    </w:p>
+    <w:p>
+      <w:r>
+        <w:t xml:space="preserve">ГД </w:t>
+      </w:r>
+      <w:r>
+        <w:t>получит</w:t>
+      </w:r>
+      <w:r>
+        <w:t xml:space="preserve"> = </w:t>
       </w:r>
       <w:r>
         <w:t xml:space="preserve"> </w:t>
       </w:r>
       <w:r>
-        <w:t xml:space="preserve"> (</w:t>
-      </w:r>
-      <w:proofErr w:type="gramEnd"/>
-      <w:r>
-        <w:t>НДФЛ 15% так как доход больше 5м)</w:t>
-      </w:r>
-    </w:p>
-    <w:p>
-      <w:r>
-        <w:t xml:space="preserve">ГД </w:t>
-      </w:r>
-      <w:r>
-        <w:t>получит</w:t>
-      </w:r>
-      <w:r>
-        <w:t xml:space="preserve"> </w:t>
-      </w:r>
-      <w:proofErr w:type="gramStart"/>
-      <w:r>
-        <w:t xml:space="preserve">= </w:t>
-      </w:r>
-      <w:r>
-        <w:t xml:space="preserve"> </w:t>
-      </w:r>
-      <w:r>
-        <w:t>7</w:t>
-      </w:r>
-      <w:proofErr w:type="gramEnd"/>
-      <w:r>
-        <w:t> 170</w:t>
+        <w:t>7 170</w:t>
       </w:r>
       <w:r>
         <w:t> </w:t>
@@ -1432,15 +1339,7 @@
     </w:p>
     <w:p>
       <w:r>
-        <w:t xml:space="preserve"> Преимущество в </w:t>
-      </w:r>
-      <w:proofErr w:type="gramStart"/>
-      <w:r>
-        <w:t>том</w:t>
-      </w:r>
-      <w:proofErr w:type="gramEnd"/>
-      <w:r>
-        <w:t xml:space="preserve"> что 1 голос = 1 человеку.</w:t>
+        <w:t xml:space="preserve"> Преимущество в том что 1 голос = 1 человеку.</w:t>
       </w:r>
     </w:p>
     <w:tbl>
@@ -2236,16 +2135,7 @@
                 <w:sz w:val="22"/>
                 <w:szCs w:val="22"/>
               </w:rPr>
-              <w:t>1110</w:t>
-            </w:r>
-            <w:r>
-              <w:rPr>
-                <w:rFonts w:ascii="Calibri" w:hAnsi="Calibri" w:cs="Calibri"/>
-                <w:color w:val="000000"/>
-                <w:sz w:val="22"/>
-                <w:szCs w:val="22"/>
-              </w:rPr>
-              <w:t xml:space="preserve"> месяц</w:t>
+              <w:t>1110 месяц</w:t>
             </w:r>
           </w:p>
         </w:tc>
@@ -2301,6 +2191,3256 @@
         <w:t xml:space="preserve"> 0000</w:t>
       </w:r>
     </w:p>
+    <w:p>
+      <w:r>
+        <w:br w:type="page"/>
+      </w:r>
+    </w:p>
+    <w:p>
+      <w:pPr>
+        <w:pStyle w:val="a3"/>
+      </w:pPr>
+      <w:r>
+        <w:lastRenderedPageBreak/>
+        <w:t>Спрос</w:t>
+      </w:r>
+    </w:p>
+    <w:p>
+      <w:r>
+        <w:t>спрос – важнейшая категория маркетинга</w:t>
+      </w:r>
+    </w:p>
+    <w:p>
+      <w:r>
+        <w:rPr>
+          <w:b/>
+          <w:bCs/>
+        </w:rPr>
+        <w:t>Спрос</w:t>
+      </w:r>
+      <w:r>
+        <w:t xml:space="preserve"> – платежеспособная потребность (потребность при наличии денег)</w:t>
+      </w:r>
+    </w:p>
+    <w:p>
+      <w:r>
+        <w:rPr>
+          <w:b/>
+          <w:bCs/>
+        </w:rPr>
+        <w:t>Потребность</w:t>
+      </w:r>
+      <w:r>
+        <w:t xml:space="preserve"> – осознанная необходимость в чем либо, приобретая конкретную форму зависимости от уровня культурного и образовательного развития личности </w:t>
+      </w:r>
+    </w:p>
+    <w:p>
+      <w:r>
+        <w:rPr>
+          <w:b/>
+          <w:bCs/>
+        </w:rPr>
+        <w:t>Нужда</w:t>
+      </w:r>
+      <w:r>
+        <w:t xml:space="preserve"> – необходимость в чем – либо обусловленная физиологией </w:t>
+      </w:r>
+    </w:p>
+    <w:p/>
+    <w:p>
+      <w:r>
+        <w:t>На формирование спроса оказывают влияния следующие группы факторов:</w:t>
+      </w:r>
+    </w:p>
+    <w:p>
+      <w:pPr>
+        <w:pStyle w:val="a7"/>
+        <w:numPr>
+          <w:ilvl w:val="0"/>
+          <w:numId w:val="3"/>
+        </w:numPr>
+      </w:pPr>
+      <w:r>
+        <w:t>Экономические. Объёмы структуры ВВП, ВНП, ВРП.</w:t>
+      </w:r>
+    </w:p>
+    <w:p>
+      <w:pPr>
+        <w:pStyle w:val="a7"/>
+        <w:numPr>
+          <w:ilvl w:val="0"/>
+          <w:numId w:val="3"/>
+        </w:numPr>
+      </w:pPr>
+      <w:proofErr w:type="spellStart"/>
+      <w:r>
+        <w:t>Обьем</w:t>
+      </w:r>
+      <w:proofErr w:type="spellEnd"/>
+      <w:r>
+        <w:t xml:space="preserve"> промышленного сельскохозяйственного производства</w:t>
+      </w:r>
+    </w:p>
+    <w:p>
+      <w:pPr>
+        <w:pStyle w:val="a7"/>
+        <w:numPr>
+          <w:ilvl w:val="0"/>
+          <w:numId w:val="3"/>
+        </w:numPr>
+      </w:pPr>
+      <w:r>
+        <w:t xml:space="preserve">Показатели оптово и розничного товарооборота, платных бытовых услуг </w:t>
+      </w:r>
+    </w:p>
+    <w:p>
+      <w:r>
+        <w:t xml:space="preserve">Практический интерес в маркетинговой деятельности представляет интерес изучения </w:t>
+      </w:r>
+      <w:proofErr w:type="spellStart"/>
+      <w:r>
+        <w:t>обьема</w:t>
+      </w:r>
+      <w:proofErr w:type="spellEnd"/>
+      <w:r>
+        <w:t xml:space="preserve"> и структуры денежных доходов населения, источником формирования которых выступают:</w:t>
+      </w:r>
+    </w:p>
+    <w:p>
+      <w:pPr>
+        <w:pStyle w:val="a7"/>
+        <w:numPr>
+          <w:ilvl w:val="0"/>
+          <w:numId w:val="4"/>
+        </w:numPr>
+      </w:pPr>
+      <w:r>
+        <w:t xml:space="preserve">Все формы виды заработной платы, Стипендия, Пенсия, Пособия </w:t>
+      </w:r>
+    </w:p>
+    <w:p>
+      <w:pPr>
+        <w:pStyle w:val="a7"/>
+        <w:numPr>
+          <w:ilvl w:val="0"/>
+          <w:numId w:val="4"/>
+        </w:numPr>
+      </w:pPr>
+      <w:r>
+        <w:t>Доходы от осуществления предпринимательской деятельности</w:t>
+      </w:r>
+    </w:p>
+    <w:p>
+      <w:pPr>
+        <w:pStyle w:val="a7"/>
+        <w:numPr>
+          <w:ilvl w:val="0"/>
+          <w:numId w:val="4"/>
+        </w:numPr>
+      </w:pPr>
+      <w:r>
+        <w:t>В сельской местности доходы от ЛПХ</w:t>
+      </w:r>
+    </w:p>
+    <w:p>
+      <w:pPr>
+        <w:pStyle w:val="a7"/>
+        <w:numPr>
+          <w:ilvl w:val="0"/>
+          <w:numId w:val="4"/>
+        </w:numPr>
+      </w:pPr>
+      <w:r>
+        <w:t>Доход от сдачи, принадлежащий гражданам собственности (аренда)</w:t>
+      </w:r>
+    </w:p>
+    <w:p>
+      <w:pPr>
+        <w:pStyle w:val="a7"/>
+        <w:numPr>
+          <w:ilvl w:val="0"/>
+          <w:numId w:val="4"/>
+        </w:numPr>
+      </w:pPr>
+      <w:r>
+        <w:t xml:space="preserve">Дивиденды и НКД по акциям и облигациям </w:t>
+      </w:r>
+    </w:p>
+    <w:p>
+      <w:pPr>
+        <w:pStyle w:val="a7"/>
+        <w:numPr>
+          <w:ilvl w:val="0"/>
+          <w:numId w:val="4"/>
+        </w:numPr>
+      </w:pPr>
+      <w:r>
+        <w:t>Проценты по вкладам в кредитно-финансовые организации</w:t>
+      </w:r>
+    </w:p>
+    <w:p>
+      <w:r>
+        <w:t>Вкладчик разместил 10м рублей под 15,5% годовых с ежемесячной выплатой.</w:t>
+      </w:r>
+    </w:p>
+    <w:p>
+      <w:r>
+        <w:t>Рассчитать ежемесячный доход 1550000\12 = 120к</w:t>
+      </w:r>
+    </w:p>
+    <w:p>
+      <w:pPr>
+        <w:pStyle w:val="a7"/>
+        <w:numPr>
+          <w:ilvl w:val="0"/>
+          <w:numId w:val="4"/>
+        </w:numPr>
+      </w:pPr>
+      <w:proofErr w:type="spellStart"/>
+      <w:r>
+        <w:t>НатурОплата</w:t>
+      </w:r>
+      <w:proofErr w:type="spellEnd"/>
+      <w:r>
+        <w:t xml:space="preserve"> (Работодатель имеет право выплатить до 25% ЗП натурой)</w:t>
+      </w:r>
+    </w:p>
+    <w:p>
+      <w:pPr>
+        <w:pStyle w:val="a7"/>
+        <w:numPr>
+          <w:ilvl w:val="0"/>
+          <w:numId w:val="4"/>
+        </w:numPr>
+      </w:pPr>
+      <w:r>
+        <w:t>Положительная курсовая разница (перепродажа ценных бумаг)</w:t>
+      </w:r>
+    </w:p>
+    <w:p>
+      <w:pPr>
+        <w:pStyle w:val="a7"/>
+        <w:numPr>
+          <w:ilvl w:val="0"/>
+          <w:numId w:val="4"/>
+        </w:numPr>
+      </w:pPr>
+      <w:r>
+        <w:t>Различного рода материальная помощь</w:t>
+      </w:r>
+    </w:p>
+    <w:p>
+      <w:r>
+        <w:t xml:space="preserve">Виды заработной платы </w:t>
+      </w:r>
+    </w:p>
+    <w:p>
+      <w:r>
+        <w:t xml:space="preserve">Учитель тверской области с должностным окладом 25к рублей, годовой нормой нагрузки 720ч отработал в отчетном месяце 65ч. </w:t>
+      </w:r>
+      <w:r>
+        <w:br/>
+        <w:t xml:space="preserve">Начислить ЗП </w:t>
+      </w:r>
+      <w:r>
+        <w:t>22</w:t>
+      </w:r>
+      <w:r>
+        <w:t> </w:t>
+      </w:r>
+      <w:r>
+        <w:t>568</w:t>
+      </w:r>
+      <w:r>
+        <w:br/>
+        <w:t>Это простая повременная заработная плата.</w:t>
+      </w:r>
+    </w:p>
+    <w:p>
+      <w:r>
+        <w:t>Дело производитель должностным окладом 30к рублей отработал в отчетном месяце 23 рабочих дня. Приказом по организации начислена премия в размере 30% оклада.</w:t>
+      </w:r>
+      <w:r>
+        <w:br/>
+        <w:t xml:space="preserve">Начислить ЗП </w:t>
+      </w:r>
+      <w:r>
+        <w:t>44 714,25</w:t>
+      </w:r>
+    </w:p>
+    <w:p>
+      <w:r>
+        <w:t xml:space="preserve">Это называется </w:t>
+      </w:r>
+      <w:r>
+        <w:t xml:space="preserve">повременная </w:t>
+      </w:r>
+      <w:r>
+        <w:t>премиальная</w:t>
+      </w:r>
+      <w:r>
+        <w:t xml:space="preserve"> плата</w:t>
+      </w:r>
+    </w:p>
+    <w:p>
+      <w:r>
+        <w:lastRenderedPageBreak/>
+        <w:t>Библиотекарь тверской области должностным окладом 13к рублей и ежемесячной премией в размере 90% Оклада</w:t>
+      </w:r>
+      <w:r>
+        <w:t>.</w:t>
+      </w:r>
+      <w:r>
+        <w:t xml:space="preserve"> отработавший полный рабочий месяц, премией был лишен</w:t>
+      </w:r>
+      <w:r>
+        <w:t xml:space="preserve">. </w:t>
+      </w:r>
+      <w:r>
+        <w:t>Начислить ЗП</w:t>
+      </w:r>
+      <w:r>
+        <w:t xml:space="preserve"> – ЗП должна быть </w:t>
+      </w:r>
+      <w:r>
+        <w:rPr>
+          <w:b/>
+          <w:bCs/>
+        </w:rPr>
+        <w:t>не меньше регионального МРОТа</w:t>
+      </w:r>
+      <w:r>
+        <w:t xml:space="preserve">  </w:t>
+      </w:r>
+      <w:r>
+        <w:t>27</w:t>
+      </w:r>
+      <w:r>
+        <w:t> </w:t>
+      </w:r>
+      <w:r>
+        <w:t>093</w:t>
+      </w:r>
+      <w:r>
+        <w:t xml:space="preserve">, Так как  Работник отработал – полный рабочий месяц. </w:t>
+      </w:r>
+    </w:p>
+    <w:p>
+      <w:pPr>
+        <w:rPr>
+          <w:b/>
+          <w:bCs/>
+        </w:rPr>
+      </w:pPr>
+      <w:r>
+        <w:t>Курьер должностным окладом 30к рублей принятый на условиях не полной занятости в отчетном месяце по суммарному учету рабочего времени отработал 87 часов.</w:t>
+      </w:r>
+      <w:r>
+        <w:br/>
+        <w:t xml:space="preserve">Начислить ЗП </w:t>
+      </w:r>
+      <w:r>
+        <w:t>15 535</w:t>
+      </w:r>
+      <w:r>
+        <w:t xml:space="preserve">. Здесь из-за неполной занятости </w:t>
+      </w:r>
+      <w:r>
+        <w:rPr>
+          <w:b/>
+          <w:bCs/>
+        </w:rPr>
+        <w:t>не распространяется под МРОТ</w:t>
+      </w:r>
+    </w:p>
+    <w:p>
+      <w:r>
+        <w:t>Рассчитать среднемесячную ЗП сотрудника военкомата с должностным окладом 20к рублей. Получена разовая мат помощь в размере 10к рублей и региональная субсидия в размере 60к рублей</w:t>
+      </w:r>
+    </w:p>
+    <w:tbl>
+      <w:tblPr>
+        <w:tblW w:w="10237" w:type="dxa"/>
+        <w:tblLook w:val="04A0" w:firstRow="1" w:lastRow="0" w:firstColumn="1" w:lastColumn="0" w:noHBand="0" w:noVBand="1"/>
+      </w:tblPr>
+      <w:tblGrid>
+        <w:gridCol w:w="1100"/>
+        <w:gridCol w:w="1052"/>
+        <w:gridCol w:w="960"/>
+        <w:gridCol w:w="1052"/>
+        <w:gridCol w:w="1052"/>
+        <w:gridCol w:w="960"/>
+        <w:gridCol w:w="960"/>
+        <w:gridCol w:w="1163"/>
+        <w:gridCol w:w="886"/>
+        <w:gridCol w:w="1052"/>
+      </w:tblGrid>
+      <w:tr>
+        <w:trPr>
+          <w:trHeight w:val="330"/>
+        </w:trPr>
+        <w:tc>
+          <w:tcPr>
+            <w:tcW w:w="1100" w:type="dxa"/>
+            <w:tcBorders>
+              <w:top w:val="single" w:sz="8" w:space="0" w:color="auto"/>
+              <w:left w:val="single" w:sz="8" w:space="0" w:color="auto"/>
+              <w:bottom w:val="single" w:sz="8" w:space="0" w:color="auto"/>
+              <w:right w:val="single" w:sz="8" w:space="0" w:color="auto"/>
+            </w:tcBorders>
+            <w:shd w:val="clear" w:color="auto" w:fill="auto"/>
+            <w:vAlign w:val="center"/>
+            <w:hideMark/>
+          </w:tcPr>
+          <w:p>
+            <w:pPr>
+              <w:spacing w:after="0" w:line="240" w:lineRule="auto"/>
+              <w:rPr>
+                <w:rFonts w:ascii="Aptos" w:eastAsia="Times New Roman" w:hAnsi="Aptos" w:cs="Calibri"/>
+                <w:color w:val="000000"/>
+                <w:kern w:val="0"/>
+                <w:lang w:eastAsia="ru-RU"/>
+                <w14:ligatures w14:val="none"/>
+              </w:rPr>
+            </w:pPr>
+            <w:r>
+              <w:rPr>
+                <w:rFonts w:ascii="Aptos" w:eastAsia="Times New Roman" w:hAnsi="Aptos" w:cs="Calibri"/>
+                <w:color w:val="000000"/>
+                <w:kern w:val="0"/>
+                <w:lang w:eastAsia="ru-RU"/>
+                <w14:ligatures w14:val="none"/>
+              </w:rPr>
+              <w:t>Январь</w:t>
+            </w:r>
+          </w:p>
+        </w:tc>
+        <w:tc>
+          <w:tcPr>
+            <w:tcW w:w="1052" w:type="dxa"/>
+            <w:tcBorders>
+              <w:top w:val="single" w:sz="8" w:space="0" w:color="auto"/>
+              <w:left w:val="nil"/>
+              <w:bottom w:val="single" w:sz="8" w:space="0" w:color="auto"/>
+              <w:right w:val="single" w:sz="8" w:space="0" w:color="auto"/>
+            </w:tcBorders>
+            <w:shd w:val="clear" w:color="auto" w:fill="auto"/>
+            <w:vAlign w:val="center"/>
+            <w:hideMark/>
+          </w:tcPr>
+          <w:p>
+            <w:pPr>
+              <w:spacing w:after="0" w:line="240" w:lineRule="auto"/>
+              <w:rPr>
+                <w:rFonts w:ascii="Aptos" w:eastAsia="Times New Roman" w:hAnsi="Aptos" w:cs="Calibri"/>
+                <w:color w:val="000000"/>
+                <w:kern w:val="0"/>
+                <w:lang w:eastAsia="ru-RU"/>
+                <w14:ligatures w14:val="none"/>
+              </w:rPr>
+            </w:pPr>
+            <w:proofErr w:type="spellStart"/>
+            <w:r>
+              <w:rPr>
+                <w:rFonts w:ascii="Aptos" w:eastAsia="Times New Roman" w:hAnsi="Aptos" w:cs="Calibri"/>
+                <w:color w:val="000000"/>
+                <w:kern w:val="0"/>
+                <w:lang w:eastAsia="ru-RU"/>
+                <w14:ligatures w14:val="none"/>
+              </w:rPr>
+              <w:t>Фев</w:t>
+            </w:r>
+            <w:proofErr w:type="spellEnd"/>
+          </w:p>
+        </w:tc>
+        <w:tc>
+          <w:tcPr>
+            <w:tcW w:w="960" w:type="dxa"/>
+            <w:tcBorders>
+              <w:top w:val="single" w:sz="8" w:space="0" w:color="auto"/>
+              <w:left w:val="nil"/>
+              <w:bottom w:val="single" w:sz="8" w:space="0" w:color="auto"/>
+              <w:right w:val="single" w:sz="8" w:space="0" w:color="auto"/>
+            </w:tcBorders>
+            <w:shd w:val="clear" w:color="auto" w:fill="auto"/>
+            <w:vAlign w:val="center"/>
+            <w:hideMark/>
+          </w:tcPr>
+          <w:p>
+            <w:pPr>
+              <w:spacing w:after="0" w:line="240" w:lineRule="auto"/>
+              <w:rPr>
+                <w:rFonts w:ascii="Aptos" w:eastAsia="Times New Roman" w:hAnsi="Aptos" w:cs="Calibri"/>
+                <w:color w:val="000000"/>
+                <w:kern w:val="0"/>
+                <w:lang w:eastAsia="ru-RU"/>
+                <w14:ligatures w14:val="none"/>
+              </w:rPr>
+            </w:pPr>
+            <w:r>
+              <w:rPr>
+                <w:rFonts w:ascii="Aptos" w:eastAsia="Times New Roman" w:hAnsi="Aptos" w:cs="Calibri"/>
+                <w:color w:val="000000"/>
+                <w:kern w:val="0"/>
+                <w:lang w:eastAsia="ru-RU"/>
+                <w14:ligatures w14:val="none"/>
+              </w:rPr>
+              <w:t>Март</w:t>
+            </w:r>
+          </w:p>
+        </w:tc>
+        <w:tc>
+          <w:tcPr>
+            <w:tcW w:w="1052" w:type="dxa"/>
+            <w:tcBorders>
+              <w:top w:val="single" w:sz="8" w:space="0" w:color="auto"/>
+              <w:left w:val="nil"/>
+              <w:bottom w:val="single" w:sz="8" w:space="0" w:color="auto"/>
+              <w:right w:val="single" w:sz="8" w:space="0" w:color="auto"/>
+            </w:tcBorders>
+            <w:shd w:val="clear" w:color="auto" w:fill="auto"/>
+            <w:vAlign w:val="center"/>
+            <w:hideMark/>
+          </w:tcPr>
+          <w:p>
+            <w:pPr>
+              <w:spacing w:after="0" w:line="240" w:lineRule="auto"/>
+              <w:rPr>
+                <w:rFonts w:ascii="Aptos" w:eastAsia="Times New Roman" w:hAnsi="Aptos" w:cs="Calibri"/>
+                <w:color w:val="000000"/>
+                <w:kern w:val="0"/>
+                <w:lang w:eastAsia="ru-RU"/>
+                <w14:ligatures w14:val="none"/>
+              </w:rPr>
+            </w:pPr>
+            <w:r>
+              <w:rPr>
+                <w:rFonts w:ascii="Aptos" w:eastAsia="Times New Roman" w:hAnsi="Aptos" w:cs="Calibri"/>
+                <w:color w:val="000000"/>
+                <w:kern w:val="0"/>
+                <w:lang w:eastAsia="ru-RU"/>
+                <w14:ligatures w14:val="none"/>
+              </w:rPr>
+              <w:t>Апрель</w:t>
+            </w:r>
+          </w:p>
+        </w:tc>
+        <w:tc>
+          <w:tcPr>
+            <w:tcW w:w="1052" w:type="dxa"/>
+            <w:tcBorders>
+              <w:top w:val="single" w:sz="8" w:space="0" w:color="auto"/>
+              <w:left w:val="nil"/>
+              <w:bottom w:val="single" w:sz="8" w:space="0" w:color="auto"/>
+              <w:right w:val="single" w:sz="8" w:space="0" w:color="auto"/>
+            </w:tcBorders>
+            <w:shd w:val="clear" w:color="auto" w:fill="auto"/>
+            <w:vAlign w:val="center"/>
+            <w:hideMark/>
+          </w:tcPr>
+          <w:p>
+            <w:pPr>
+              <w:spacing w:after="0" w:line="240" w:lineRule="auto"/>
+              <w:rPr>
+                <w:rFonts w:ascii="Aptos" w:eastAsia="Times New Roman" w:hAnsi="Aptos" w:cs="Calibri"/>
+                <w:color w:val="000000"/>
+                <w:kern w:val="0"/>
+                <w:lang w:eastAsia="ru-RU"/>
+                <w14:ligatures w14:val="none"/>
+              </w:rPr>
+            </w:pPr>
+            <w:r>
+              <w:rPr>
+                <w:rFonts w:ascii="Aptos" w:eastAsia="Times New Roman" w:hAnsi="Aptos" w:cs="Calibri"/>
+                <w:color w:val="000000"/>
+                <w:kern w:val="0"/>
+                <w:lang w:eastAsia="ru-RU"/>
+                <w14:ligatures w14:val="none"/>
+              </w:rPr>
+              <w:t>Май</w:t>
+            </w:r>
+          </w:p>
+        </w:tc>
+        <w:tc>
+          <w:tcPr>
+            <w:tcW w:w="960" w:type="dxa"/>
+            <w:tcBorders>
+              <w:top w:val="single" w:sz="8" w:space="0" w:color="auto"/>
+              <w:left w:val="nil"/>
+              <w:bottom w:val="single" w:sz="8" w:space="0" w:color="auto"/>
+              <w:right w:val="single" w:sz="8" w:space="0" w:color="auto"/>
+            </w:tcBorders>
+            <w:shd w:val="clear" w:color="auto" w:fill="auto"/>
+            <w:vAlign w:val="center"/>
+            <w:hideMark/>
+          </w:tcPr>
+          <w:p>
+            <w:pPr>
+              <w:spacing w:after="0" w:line="240" w:lineRule="auto"/>
+              <w:rPr>
+                <w:rFonts w:ascii="Aptos" w:eastAsia="Times New Roman" w:hAnsi="Aptos" w:cs="Calibri"/>
+                <w:color w:val="000000"/>
+                <w:kern w:val="0"/>
+                <w:lang w:eastAsia="ru-RU"/>
+                <w14:ligatures w14:val="none"/>
+              </w:rPr>
+            </w:pPr>
+            <w:r>
+              <w:rPr>
+                <w:rFonts w:ascii="Aptos" w:eastAsia="Times New Roman" w:hAnsi="Aptos" w:cs="Calibri"/>
+                <w:color w:val="000000"/>
+                <w:kern w:val="0"/>
+                <w:lang w:eastAsia="ru-RU"/>
+                <w14:ligatures w14:val="none"/>
+              </w:rPr>
+              <w:t>Июнь</w:t>
+            </w:r>
+          </w:p>
+        </w:tc>
+        <w:tc>
+          <w:tcPr>
+            <w:tcW w:w="960" w:type="dxa"/>
+            <w:tcBorders>
+              <w:top w:val="nil"/>
+              <w:left w:val="nil"/>
+              <w:bottom w:val="nil"/>
+              <w:right w:val="nil"/>
+            </w:tcBorders>
+            <w:shd w:val="clear" w:color="auto" w:fill="auto"/>
+            <w:noWrap/>
+            <w:vAlign w:val="bottom"/>
+            <w:hideMark/>
+          </w:tcPr>
+          <w:p>
+            <w:pPr>
+              <w:spacing w:after="0" w:line="240" w:lineRule="auto"/>
+              <w:rPr>
+                <w:rFonts w:ascii="Aptos" w:eastAsia="Times New Roman" w:hAnsi="Aptos" w:cs="Calibri"/>
+                <w:color w:val="000000"/>
+                <w:kern w:val="0"/>
+                <w:lang w:eastAsia="ru-RU"/>
+                <w14:ligatures w14:val="none"/>
+              </w:rPr>
+            </w:pPr>
+          </w:p>
+        </w:tc>
+        <w:tc>
+          <w:tcPr>
+            <w:tcW w:w="1163" w:type="dxa"/>
+            <w:tcBorders>
+              <w:top w:val="nil"/>
+              <w:left w:val="nil"/>
+              <w:bottom w:val="nil"/>
+              <w:right w:val="nil"/>
+            </w:tcBorders>
+            <w:shd w:val="clear" w:color="auto" w:fill="auto"/>
+            <w:noWrap/>
+            <w:vAlign w:val="bottom"/>
+            <w:hideMark/>
+          </w:tcPr>
+          <w:p>
+            <w:pPr>
+              <w:spacing w:after="0" w:line="240" w:lineRule="auto"/>
+              <w:rPr>
+                <w:rFonts w:ascii="Times New Roman" w:eastAsia="Times New Roman" w:hAnsi="Times New Roman" w:cs="Times New Roman"/>
+                <w:kern w:val="0"/>
+                <w:sz w:val="20"/>
+                <w:szCs w:val="20"/>
+                <w:lang w:eastAsia="ru-RU"/>
+                <w14:ligatures w14:val="none"/>
+              </w:rPr>
+            </w:pPr>
+          </w:p>
+        </w:tc>
+        <w:tc>
+          <w:tcPr>
+            <w:tcW w:w="886" w:type="dxa"/>
+            <w:tcBorders>
+              <w:top w:val="nil"/>
+              <w:left w:val="nil"/>
+              <w:bottom w:val="nil"/>
+              <w:right w:val="nil"/>
+            </w:tcBorders>
+            <w:shd w:val="clear" w:color="auto" w:fill="auto"/>
+            <w:noWrap/>
+            <w:vAlign w:val="bottom"/>
+            <w:hideMark/>
+          </w:tcPr>
+          <w:p>
+            <w:pPr>
+              <w:spacing w:after="0" w:line="240" w:lineRule="auto"/>
+              <w:rPr>
+                <w:rFonts w:ascii="Times New Roman" w:eastAsia="Times New Roman" w:hAnsi="Times New Roman" w:cs="Times New Roman"/>
+                <w:kern w:val="0"/>
+                <w:sz w:val="20"/>
+                <w:szCs w:val="20"/>
+                <w:lang w:eastAsia="ru-RU"/>
+                <w14:ligatures w14:val="none"/>
+              </w:rPr>
+            </w:pPr>
+          </w:p>
+        </w:tc>
+        <w:tc>
+          <w:tcPr>
+            <w:tcW w:w="1052" w:type="dxa"/>
+            <w:tcBorders>
+              <w:top w:val="nil"/>
+              <w:left w:val="nil"/>
+              <w:bottom w:val="nil"/>
+              <w:right w:val="nil"/>
+            </w:tcBorders>
+            <w:shd w:val="clear" w:color="auto" w:fill="auto"/>
+            <w:noWrap/>
+            <w:vAlign w:val="bottom"/>
+            <w:hideMark/>
+          </w:tcPr>
+          <w:p>
+            <w:pPr>
+              <w:spacing w:after="0" w:line="240" w:lineRule="auto"/>
+              <w:rPr>
+                <w:rFonts w:ascii="Times New Roman" w:eastAsia="Times New Roman" w:hAnsi="Times New Roman" w:cs="Times New Roman"/>
+                <w:kern w:val="0"/>
+                <w:sz w:val="20"/>
+                <w:szCs w:val="20"/>
+                <w:lang w:eastAsia="ru-RU"/>
+                <w14:ligatures w14:val="none"/>
+              </w:rPr>
+            </w:pPr>
+          </w:p>
+        </w:tc>
+      </w:tr>
+      <w:tr>
+        <w:trPr>
+          <w:trHeight w:val="290"/>
+        </w:trPr>
+        <w:tc>
+          <w:tcPr>
+            <w:tcW w:w="1100" w:type="dxa"/>
+            <w:tcBorders>
+              <w:top w:val="nil"/>
+              <w:left w:val="nil"/>
+              <w:bottom w:val="nil"/>
+              <w:right w:val="nil"/>
+            </w:tcBorders>
+            <w:shd w:val="clear" w:color="auto" w:fill="auto"/>
+            <w:noWrap/>
+            <w:vAlign w:val="bottom"/>
+            <w:hideMark/>
+          </w:tcPr>
+          <w:p>
+            <w:pPr>
+              <w:spacing w:after="0" w:line="240" w:lineRule="auto"/>
+              <w:jc w:val="right"/>
+              <w:rPr>
+                <w:rFonts w:ascii="Calibri" w:eastAsia="Times New Roman" w:hAnsi="Calibri" w:cs="Calibri"/>
+                <w:color w:val="000000"/>
+                <w:kern w:val="0"/>
+                <w:sz w:val="22"/>
+                <w:szCs w:val="22"/>
+                <w:lang w:eastAsia="ru-RU"/>
+                <w14:ligatures w14:val="none"/>
+              </w:rPr>
+            </w:pPr>
+            <w:r>
+              <w:rPr>
+                <w:rFonts w:ascii="Calibri" w:eastAsia="Times New Roman" w:hAnsi="Calibri" w:cs="Calibri"/>
+                <w:color w:val="000000"/>
+                <w:kern w:val="0"/>
+                <w:sz w:val="22"/>
+                <w:szCs w:val="22"/>
+                <w:lang w:eastAsia="ru-RU"/>
+                <w14:ligatures w14:val="none"/>
+              </w:rPr>
+              <w:t>18</w:t>
+            </w:r>
+          </w:p>
+        </w:tc>
+        <w:tc>
+          <w:tcPr>
+            <w:tcW w:w="1052" w:type="dxa"/>
+            <w:tcBorders>
+              <w:top w:val="nil"/>
+              <w:left w:val="nil"/>
+              <w:bottom w:val="nil"/>
+              <w:right w:val="nil"/>
+            </w:tcBorders>
+            <w:shd w:val="clear" w:color="auto" w:fill="auto"/>
+            <w:noWrap/>
+            <w:vAlign w:val="bottom"/>
+            <w:hideMark/>
+          </w:tcPr>
+          <w:p>
+            <w:pPr>
+              <w:spacing w:after="0" w:line="240" w:lineRule="auto"/>
+              <w:jc w:val="right"/>
+              <w:rPr>
+                <w:rFonts w:ascii="Calibri" w:eastAsia="Times New Roman" w:hAnsi="Calibri" w:cs="Calibri"/>
+                <w:color w:val="000000"/>
+                <w:kern w:val="0"/>
+                <w:sz w:val="22"/>
+                <w:szCs w:val="22"/>
+                <w:lang w:eastAsia="ru-RU"/>
+                <w14:ligatures w14:val="none"/>
+              </w:rPr>
+            </w:pPr>
+            <w:r>
+              <w:rPr>
+                <w:rFonts w:ascii="Calibri" w:eastAsia="Times New Roman" w:hAnsi="Calibri" w:cs="Calibri"/>
+                <w:color w:val="000000"/>
+                <w:kern w:val="0"/>
+                <w:sz w:val="22"/>
+                <w:szCs w:val="22"/>
+                <w:lang w:eastAsia="ru-RU"/>
+                <w14:ligatures w14:val="none"/>
+              </w:rPr>
+              <w:t>20</w:t>
+            </w:r>
+          </w:p>
+        </w:tc>
+        <w:tc>
+          <w:tcPr>
+            <w:tcW w:w="960" w:type="dxa"/>
+            <w:tcBorders>
+              <w:top w:val="nil"/>
+              <w:left w:val="nil"/>
+              <w:bottom w:val="nil"/>
+              <w:right w:val="nil"/>
+            </w:tcBorders>
+            <w:shd w:val="clear" w:color="auto" w:fill="auto"/>
+            <w:noWrap/>
+            <w:vAlign w:val="bottom"/>
+            <w:hideMark/>
+          </w:tcPr>
+          <w:p>
+            <w:pPr>
+              <w:spacing w:after="0" w:line="240" w:lineRule="auto"/>
+              <w:jc w:val="right"/>
+              <w:rPr>
+                <w:rFonts w:ascii="Calibri" w:eastAsia="Times New Roman" w:hAnsi="Calibri" w:cs="Calibri"/>
+                <w:color w:val="000000"/>
+                <w:kern w:val="0"/>
+                <w:sz w:val="22"/>
+                <w:szCs w:val="22"/>
+                <w:lang w:eastAsia="ru-RU"/>
+                <w14:ligatures w14:val="none"/>
+              </w:rPr>
+            </w:pPr>
+            <w:r>
+              <w:rPr>
+                <w:rFonts w:ascii="Calibri" w:eastAsia="Times New Roman" w:hAnsi="Calibri" w:cs="Calibri"/>
+                <w:color w:val="000000"/>
+                <w:kern w:val="0"/>
+                <w:sz w:val="22"/>
+                <w:szCs w:val="22"/>
+                <w:lang w:eastAsia="ru-RU"/>
+                <w14:ligatures w14:val="none"/>
+              </w:rPr>
+              <w:t>21</w:t>
+            </w:r>
+          </w:p>
+        </w:tc>
+        <w:tc>
+          <w:tcPr>
+            <w:tcW w:w="1052" w:type="dxa"/>
+            <w:tcBorders>
+              <w:top w:val="nil"/>
+              <w:left w:val="nil"/>
+              <w:bottom w:val="nil"/>
+              <w:right w:val="nil"/>
+            </w:tcBorders>
+            <w:shd w:val="clear" w:color="auto" w:fill="auto"/>
+            <w:noWrap/>
+            <w:vAlign w:val="bottom"/>
+            <w:hideMark/>
+          </w:tcPr>
+          <w:p>
+            <w:pPr>
+              <w:spacing w:after="0" w:line="240" w:lineRule="auto"/>
+              <w:jc w:val="right"/>
+              <w:rPr>
+                <w:rFonts w:ascii="Calibri" w:eastAsia="Times New Roman" w:hAnsi="Calibri" w:cs="Calibri"/>
+                <w:color w:val="000000"/>
+                <w:kern w:val="0"/>
+                <w:sz w:val="22"/>
+                <w:szCs w:val="22"/>
+                <w:lang w:eastAsia="ru-RU"/>
+                <w14:ligatures w14:val="none"/>
+              </w:rPr>
+            </w:pPr>
+            <w:r>
+              <w:rPr>
+                <w:rFonts w:ascii="Calibri" w:eastAsia="Times New Roman" w:hAnsi="Calibri" w:cs="Calibri"/>
+                <w:color w:val="000000"/>
+                <w:kern w:val="0"/>
+                <w:sz w:val="22"/>
+                <w:szCs w:val="22"/>
+                <w:lang w:eastAsia="ru-RU"/>
+                <w14:ligatures w14:val="none"/>
+              </w:rPr>
+              <w:t>19</w:t>
+            </w:r>
+          </w:p>
+        </w:tc>
+        <w:tc>
+          <w:tcPr>
+            <w:tcW w:w="1052" w:type="dxa"/>
+            <w:tcBorders>
+              <w:top w:val="nil"/>
+              <w:left w:val="nil"/>
+              <w:bottom w:val="nil"/>
+              <w:right w:val="nil"/>
+            </w:tcBorders>
+            <w:shd w:val="clear" w:color="auto" w:fill="auto"/>
+            <w:noWrap/>
+            <w:vAlign w:val="bottom"/>
+            <w:hideMark/>
+          </w:tcPr>
+          <w:p>
+            <w:pPr>
+              <w:spacing w:after="0" w:line="240" w:lineRule="auto"/>
+              <w:jc w:val="right"/>
+              <w:rPr>
+                <w:rFonts w:ascii="Calibri" w:eastAsia="Times New Roman" w:hAnsi="Calibri" w:cs="Calibri"/>
+                <w:color w:val="000000"/>
+                <w:kern w:val="0"/>
+                <w:sz w:val="22"/>
+                <w:szCs w:val="22"/>
+                <w:lang w:eastAsia="ru-RU"/>
+                <w14:ligatures w14:val="none"/>
+              </w:rPr>
+            </w:pPr>
+            <w:r>
+              <w:rPr>
+                <w:rFonts w:ascii="Calibri" w:eastAsia="Times New Roman" w:hAnsi="Calibri" w:cs="Calibri"/>
+                <w:color w:val="000000"/>
+                <w:kern w:val="0"/>
+                <w:sz w:val="22"/>
+                <w:szCs w:val="22"/>
+                <w:lang w:eastAsia="ru-RU"/>
+                <w14:ligatures w14:val="none"/>
+              </w:rPr>
+              <w:t>20</w:t>
+            </w:r>
+          </w:p>
+        </w:tc>
+        <w:tc>
+          <w:tcPr>
+            <w:tcW w:w="960" w:type="dxa"/>
+            <w:tcBorders>
+              <w:top w:val="nil"/>
+              <w:left w:val="nil"/>
+              <w:bottom w:val="nil"/>
+              <w:right w:val="nil"/>
+            </w:tcBorders>
+            <w:shd w:val="clear" w:color="auto" w:fill="auto"/>
+            <w:noWrap/>
+            <w:vAlign w:val="bottom"/>
+            <w:hideMark/>
+          </w:tcPr>
+          <w:p>
+            <w:pPr>
+              <w:spacing w:after="0" w:line="240" w:lineRule="auto"/>
+              <w:jc w:val="right"/>
+              <w:rPr>
+                <w:rFonts w:ascii="Calibri" w:eastAsia="Times New Roman" w:hAnsi="Calibri" w:cs="Calibri"/>
+                <w:color w:val="000000"/>
+                <w:kern w:val="0"/>
+                <w:sz w:val="22"/>
+                <w:szCs w:val="22"/>
+                <w:lang w:eastAsia="ru-RU"/>
+                <w14:ligatures w14:val="none"/>
+              </w:rPr>
+            </w:pPr>
+            <w:r>
+              <w:rPr>
+                <w:rFonts w:ascii="Calibri" w:eastAsia="Times New Roman" w:hAnsi="Calibri" w:cs="Calibri"/>
+                <w:color w:val="000000"/>
+                <w:kern w:val="0"/>
+                <w:sz w:val="22"/>
+                <w:szCs w:val="22"/>
+                <w:lang w:eastAsia="ru-RU"/>
+                <w14:ligatures w14:val="none"/>
+              </w:rPr>
+              <w:t>21</w:t>
+            </w:r>
+          </w:p>
+        </w:tc>
+        <w:tc>
+          <w:tcPr>
+            <w:tcW w:w="960" w:type="dxa"/>
+            <w:tcBorders>
+              <w:top w:val="nil"/>
+              <w:left w:val="nil"/>
+              <w:bottom w:val="nil"/>
+              <w:right w:val="nil"/>
+            </w:tcBorders>
+            <w:shd w:val="clear" w:color="auto" w:fill="auto"/>
+            <w:noWrap/>
+            <w:vAlign w:val="bottom"/>
+            <w:hideMark/>
+          </w:tcPr>
+          <w:p>
+            <w:pPr>
+              <w:spacing w:after="0" w:line="240" w:lineRule="auto"/>
+              <w:jc w:val="right"/>
+              <w:rPr>
+                <w:rFonts w:ascii="Calibri" w:eastAsia="Times New Roman" w:hAnsi="Calibri" w:cs="Calibri"/>
+                <w:color w:val="000000"/>
+                <w:kern w:val="0"/>
+                <w:sz w:val="22"/>
+                <w:szCs w:val="22"/>
+                <w:lang w:eastAsia="ru-RU"/>
+                <w14:ligatures w14:val="none"/>
+              </w:rPr>
+            </w:pPr>
+          </w:p>
+        </w:tc>
+        <w:tc>
+          <w:tcPr>
+            <w:tcW w:w="1163" w:type="dxa"/>
+            <w:tcBorders>
+              <w:top w:val="nil"/>
+              <w:left w:val="nil"/>
+              <w:bottom w:val="nil"/>
+              <w:right w:val="nil"/>
+            </w:tcBorders>
+            <w:shd w:val="clear" w:color="auto" w:fill="auto"/>
+            <w:noWrap/>
+            <w:vAlign w:val="bottom"/>
+            <w:hideMark/>
+          </w:tcPr>
+          <w:p>
+            <w:pPr>
+              <w:spacing w:after="0" w:line="240" w:lineRule="auto"/>
+              <w:jc w:val="right"/>
+              <w:rPr>
+                <w:rFonts w:ascii="Calibri" w:eastAsia="Times New Roman" w:hAnsi="Calibri" w:cs="Calibri"/>
+                <w:color w:val="000000"/>
+                <w:kern w:val="0"/>
+                <w:sz w:val="22"/>
+                <w:szCs w:val="22"/>
+                <w:lang w:eastAsia="ru-RU"/>
+                <w14:ligatures w14:val="none"/>
+              </w:rPr>
+            </w:pPr>
+            <w:r>
+              <w:rPr>
+                <w:rFonts w:ascii="Calibri" w:eastAsia="Times New Roman" w:hAnsi="Calibri" w:cs="Calibri"/>
+                <w:color w:val="000000"/>
+                <w:kern w:val="0"/>
+                <w:sz w:val="22"/>
+                <w:szCs w:val="22"/>
+                <w:lang w:eastAsia="ru-RU"/>
+                <w14:ligatures w14:val="none"/>
+              </w:rPr>
+              <w:t>117</w:t>
+            </w:r>
+          </w:p>
+        </w:tc>
+        <w:tc>
+          <w:tcPr>
+            <w:tcW w:w="886" w:type="dxa"/>
+            <w:tcBorders>
+              <w:top w:val="nil"/>
+              <w:left w:val="nil"/>
+              <w:bottom w:val="nil"/>
+              <w:right w:val="nil"/>
+            </w:tcBorders>
+            <w:shd w:val="clear" w:color="auto" w:fill="auto"/>
+            <w:noWrap/>
+            <w:vAlign w:val="bottom"/>
+            <w:hideMark/>
+          </w:tcPr>
+          <w:p>
+            <w:pPr>
+              <w:spacing w:after="0" w:line="240" w:lineRule="auto"/>
+              <w:jc w:val="right"/>
+              <w:rPr>
+                <w:rFonts w:ascii="Calibri" w:eastAsia="Times New Roman" w:hAnsi="Calibri" w:cs="Calibri"/>
+                <w:color w:val="000000"/>
+                <w:kern w:val="0"/>
+                <w:sz w:val="22"/>
+                <w:szCs w:val="22"/>
+                <w:lang w:eastAsia="ru-RU"/>
+                <w14:ligatures w14:val="none"/>
+              </w:rPr>
+            </w:pPr>
+          </w:p>
+        </w:tc>
+        <w:tc>
+          <w:tcPr>
+            <w:tcW w:w="1052" w:type="dxa"/>
+            <w:tcBorders>
+              <w:top w:val="nil"/>
+              <w:left w:val="nil"/>
+              <w:bottom w:val="nil"/>
+              <w:right w:val="nil"/>
+            </w:tcBorders>
+            <w:shd w:val="clear" w:color="auto" w:fill="auto"/>
+            <w:noWrap/>
+            <w:vAlign w:val="bottom"/>
+            <w:hideMark/>
+          </w:tcPr>
+          <w:p>
+            <w:pPr>
+              <w:spacing w:after="0" w:line="240" w:lineRule="auto"/>
+              <w:rPr>
+                <w:rFonts w:ascii="Times New Roman" w:eastAsia="Times New Roman" w:hAnsi="Times New Roman" w:cs="Times New Roman"/>
+                <w:kern w:val="0"/>
+                <w:sz w:val="20"/>
+                <w:szCs w:val="20"/>
+                <w:lang w:eastAsia="ru-RU"/>
+                <w14:ligatures w14:val="none"/>
+              </w:rPr>
+            </w:pPr>
+          </w:p>
+        </w:tc>
+      </w:tr>
+      <w:tr>
+        <w:trPr>
+          <w:trHeight w:val="330"/>
+        </w:trPr>
+        <w:tc>
+          <w:tcPr>
+            <w:tcW w:w="1100" w:type="dxa"/>
+            <w:tcBorders>
+              <w:top w:val="nil"/>
+              <w:left w:val="single" w:sz="8" w:space="0" w:color="auto"/>
+              <w:bottom w:val="single" w:sz="8" w:space="0" w:color="auto"/>
+              <w:right w:val="single" w:sz="8" w:space="0" w:color="auto"/>
+            </w:tcBorders>
+            <w:shd w:val="clear" w:color="auto" w:fill="auto"/>
+            <w:vAlign w:val="center"/>
+            <w:hideMark/>
+          </w:tcPr>
+          <w:p>
+            <w:pPr>
+              <w:spacing w:after="0" w:line="240" w:lineRule="auto"/>
+              <w:jc w:val="right"/>
+              <w:rPr>
+                <w:rFonts w:ascii="Aptos" w:eastAsia="Times New Roman" w:hAnsi="Aptos" w:cs="Calibri"/>
+                <w:color w:val="000000"/>
+                <w:kern w:val="0"/>
+                <w:lang w:eastAsia="ru-RU"/>
+                <w14:ligatures w14:val="none"/>
+              </w:rPr>
+            </w:pPr>
+            <w:r>
+              <w:rPr>
+                <w:rFonts w:ascii="Aptos" w:eastAsia="Times New Roman" w:hAnsi="Aptos" w:cs="Calibri"/>
+                <w:color w:val="000000"/>
+                <w:kern w:val="0"/>
+                <w:lang w:eastAsia="ru-RU"/>
+                <w14:ligatures w14:val="none"/>
+              </w:rPr>
+              <w:t>15</w:t>
+            </w:r>
+          </w:p>
+        </w:tc>
+        <w:tc>
+          <w:tcPr>
+            <w:tcW w:w="1052" w:type="dxa"/>
+            <w:tcBorders>
+              <w:top w:val="nil"/>
+              <w:left w:val="nil"/>
+              <w:bottom w:val="single" w:sz="8" w:space="0" w:color="auto"/>
+              <w:right w:val="single" w:sz="8" w:space="0" w:color="auto"/>
+            </w:tcBorders>
+            <w:shd w:val="clear" w:color="auto" w:fill="auto"/>
+            <w:vAlign w:val="center"/>
+            <w:hideMark/>
+          </w:tcPr>
+          <w:p>
+            <w:pPr>
+              <w:spacing w:after="0" w:line="240" w:lineRule="auto"/>
+              <w:jc w:val="right"/>
+              <w:rPr>
+                <w:rFonts w:ascii="Aptos" w:eastAsia="Times New Roman" w:hAnsi="Aptos" w:cs="Calibri"/>
+                <w:color w:val="000000"/>
+                <w:kern w:val="0"/>
+                <w:lang w:eastAsia="ru-RU"/>
+                <w14:ligatures w14:val="none"/>
+              </w:rPr>
+            </w:pPr>
+            <w:r>
+              <w:rPr>
+                <w:rFonts w:ascii="Aptos" w:eastAsia="Times New Roman" w:hAnsi="Aptos" w:cs="Calibri"/>
+                <w:color w:val="000000"/>
+                <w:kern w:val="0"/>
+                <w:lang w:eastAsia="ru-RU"/>
+                <w14:ligatures w14:val="none"/>
+              </w:rPr>
+              <w:t>19</w:t>
+            </w:r>
+          </w:p>
+        </w:tc>
+        <w:tc>
+          <w:tcPr>
+            <w:tcW w:w="960" w:type="dxa"/>
+            <w:tcBorders>
+              <w:top w:val="nil"/>
+              <w:left w:val="nil"/>
+              <w:bottom w:val="single" w:sz="8" w:space="0" w:color="auto"/>
+              <w:right w:val="single" w:sz="8" w:space="0" w:color="auto"/>
+            </w:tcBorders>
+            <w:shd w:val="clear" w:color="auto" w:fill="auto"/>
+            <w:vAlign w:val="center"/>
+            <w:hideMark/>
+          </w:tcPr>
+          <w:p>
+            <w:pPr>
+              <w:spacing w:after="0" w:line="240" w:lineRule="auto"/>
+              <w:jc w:val="right"/>
+              <w:rPr>
+                <w:rFonts w:ascii="Aptos" w:eastAsia="Times New Roman" w:hAnsi="Aptos" w:cs="Calibri"/>
+                <w:color w:val="000000"/>
+                <w:kern w:val="0"/>
+                <w:lang w:eastAsia="ru-RU"/>
+                <w14:ligatures w14:val="none"/>
+              </w:rPr>
+            </w:pPr>
+            <w:r>
+              <w:rPr>
+                <w:rFonts w:ascii="Aptos" w:eastAsia="Times New Roman" w:hAnsi="Aptos" w:cs="Calibri"/>
+                <w:color w:val="000000"/>
+                <w:kern w:val="0"/>
+                <w:lang w:eastAsia="ru-RU"/>
+                <w14:ligatures w14:val="none"/>
+              </w:rPr>
+              <w:t>21</w:t>
+            </w:r>
+          </w:p>
+        </w:tc>
+        <w:tc>
+          <w:tcPr>
+            <w:tcW w:w="1052" w:type="dxa"/>
+            <w:tcBorders>
+              <w:top w:val="nil"/>
+              <w:left w:val="nil"/>
+              <w:bottom w:val="single" w:sz="8" w:space="0" w:color="auto"/>
+              <w:right w:val="single" w:sz="8" w:space="0" w:color="auto"/>
+            </w:tcBorders>
+            <w:shd w:val="clear" w:color="auto" w:fill="auto"/>
+            <w:vAlign w:val="center"/>
+            <w:hideMark/>
+          </w:tcPr>
+          <w:p>
+            <w:pPr>
+              <w:spacing w:after="0" w:line="240" w:lineRule="auto"/>
+              <w:jc w:val="right"/>
+              <w:rPr>
+                <w:rFonts w:ascii="Aptos" w:eastAsia="Times New Roman" w:hAnsi="Aptos" w:cs="Calibri"/>
+                <w:color w:val="000000"/>
+                <w:kern w:val="0"/>
+                <w:lang w:eastAsia="ru-RU"/>
+                <w14:ligatures w14:val="none"/>
+              </w:rPr>
+            </w:pPr>
+            <w:r>
+              <w:rPr>
+                <w:rFonts w:ascii="Aptos" w:eastAsia="Times New Roman" w:hAnsi="Aptos" w:cs="Calibri"/>
+                <w:color w:val="000000"/>
+                <w:kern w:val="0"/>
+                <w:lang w:eastAsia="ru-RU"/>
+                <w14:ligatures w14:val="none"/>
+              </w:rPr>
+              <w:t>22</w:t>
+            </w:r>
+          </w:p>
+        </w:tc>
+        <w:tc>
+          <w:tcPr>
+            <w:tcW w:w="1052" w:type="dxa"/>
+            <w:tcBorders>
+              <w:top w:val="nil"/>
+              <w:left w:val="nil"/>
+              <w:bottom w:val="single" w:sz="8" w:space="0" w:color="auto"/>
+              <w:right w:val="single" w:sz="8" w:space="0" w:color="auto"/>
+            </w:tcBorders>
+            <w:shd w:val="clear" w:color="auto" w:fill="auto"/>
+            <w:vAlign w:val="center"/>
+            <w:hideMark/>
+          </w:tcPr>
+          <w:p>
+            <w:pPr>
+              <w:spacing w:after="0" w:line="240" w:lineRule="auto"/>
+              <w:jc w:val="right"/>
+              <w:rPr>
+                <w:rFonts w:ascii="Aptos" w:eastAsia="Times New Roman" w:hAnsi="Aptos" w:cs="Calibri"/>
+                <w:color w:val="000000"/>
+                <w:kern w:val="0"/>
+                <w:lang w:eastAsia="ru-RU"/>
+                <w14:ligatures w14:val="none"/>
+              </w:rPr>
+            </w:pPr>
+            <w:r>
+              <w:rPr>
+                <w:rFonts w:ascii="Aptos" w:eastAsia="Times New Roman" w:hAnsi="Aptos" w:cs="Calibri"/>
+                <w:color w:val="000000"/>
+                <w:kern w:val="0"/>
+                <w:lang w:eastAsia="ru-RU"/>
+                <w14:ligatures w14:val="none"/>
+              </w:rPr>
+              <w:t>19</w:t>
+            </w:r>
+          </w:p>
+        </w:tc>
+        <w:tc>
+          <w:tcPr>
+            <w:tcW w:w="960" w:type="dxa"/>
+            <w:tcBorders>
+              <w:top w:val="nil"/>
+              <w:left w:val="nil"/>
+              <w:bottom w:val="single" w:sz="8" w:space="0" w:color="auto"/>
+              <w:right w:val="single" w:sz="8" w:space="0" w:color="auto"/>
+            </w:tcBorders>
+            <w:shd w:val="clear" w:color="auto" w:fill="auto"/>
+            <w:vAlign w:val="center"/>
+            <w:hideMark/>
+          </w:tcPr>
+          <w:p>
+            <w:pPr>
+              <w:spacing w:after="0" w:line="240" w:lineRule="auto"/>
+              <w:jc w:val="right"/>
+              <w:rPr>
+                <w:rFonts w:ascii="Aptos" w:eastAsia="Times New Roman" w:hAnsi="Aptos" w:cs="Calibri"/>
+                <w:color w:val="000000"/>
+                <w:kern w:val="0"/>
+                <w:lang w:eastAsia="ru-RU"/>
+                <w14:ligatures w14:val="none"/>
+              </w:rPr>
+            </w:pPr>
+            <w:r>
+              <w:rPr>
+                <w:rFonts w:ascii="Aptos" w:eastAsia="Times New Roman" w:hAnsi="Aptos" w:cs="Calibri"/>
+                <w:color w:val="000000"/>
+                <w:kern w:val="0"/>
+                <w:lang w:eastAsia="ru-RU"/>
+                <w14:ligatures w14:val="none"/>
+              </w:rPr>
+              <w:t>21</w:t>
+            </w:r>
+          </w:p>
+        </w:tc>
+        <w:tc>
+          <w:tcPr>
+            <w:tcW w:w="960" w:type="dxa"/>
+            <w:tcBorders>
+              <w:top w:val="nil"/>
+              <w:left w:val="nil"/>
+              <w:bottom w:val="nil"/>
+              <w:right w:val="nil"/>
+            </w:tcBorders>
+            <w:shd w:val="clear" w:color="auto" w:fill="auto"/>
+            <w:noWrap/>
+            <w:vAlign w:val="bottom"/>
+            <w:hideMark/>
+          </w:tcPr>
+          <w:p>
+            <w:pPr>
+              <w:spacing w:after="0" w:line="240" w:lineRule="auto"/>
+              <w:jc w:val="right"/>
+              <w:rPr>
+                <w:rFonts w:ascii="Aptos" w:eastAsia="Times New Roman" w:hAnsi="Aptos" w:cs="Calibri"/>
+                <w:color w:val="000000"/>
+                <w:kern w:val="0"/>
+                <w:lang w:eastAsia="ru-RU"/>
+                <w14:ligatures w14:val="none"/>
+              </w:rPr>
+            </w:pPr>
+          </w:p>
+        </w:tc>
+        <w:tc>
+          <w:tcPr>
+            <w:tcW w:w="1163" w:type="dxa"/>
+            <w:tcBorders>
+              <w:top w:val="nil"/>
+              <w:left w:val="nil"/>
+              <w:bottom w:val="nil"/>
+              <w:right w:val="nil"/>
+            </w:tcBorders>
+            <w:shd w:val="clear" w:color="auto" w:fill="auto"/>
+            <w:noWrap/>
+            <w:vAlign w:val="bottom"/>
+            <w:hideMark/>
+          </w:tcPr>
+          <w:p>
+            <w:pPr>
+              <w:spacing w:after="0" w:line="240" w:lineRule="auto"/>
+              <w:jc w:val="right"/>
+              <w:rPr>
+                <w:rFonts w:ascii="Calibri" w:eastAsia="Times New Roman" w:hAnsi="Calibri" w:cs="Calibri"/>
+                <w:color w:val="000000"/>
+                <w:kern w:val="0"/>
+                <w:sz w:val="22"/>
+                <w:szCs w:val="22"/>
+                <w:lang w:eastAsia="ru-RU"/>
+                <w14:ligatures w14:val="none"/>
+              </w:rPr>
+            </w:pPr>
+            <w:r>
+              <w:rPr>
+                <w:rFonts w:ascii="Calibri" w:eastAsia="Times New Roman" w:hAnsi="Calibri" w:cs="Calibri"/>
+                <w:color w:val="000000"/>
+                <w:kern w:val="0"/>
+                <w:sz w:val="22"/>
+                <w:szCs w:val="22"/>
+                <w:lang w:eastAsia="ru-RU"/>
+                <w14:ligatures w14:val="none"/>
+              </w:rPr>
+              <w:t>111428,46</w:t>
+            </w:r>
+          </w:p>
+        </w:tc>
+        <w:tc>
+          <w:tcPr>
+            <w:tcW w:w="886" w:type="dxa"/>
+            <w:tcBorders>
+              <w:top w:val="nil"/>
+              <w:left w:val="nil"/>
+              <w:bottom w:val="nil"/>
+              <w:right w:val="nil"/>
+            </w:tcBorders>
+            <w:shd w:val="clear" w:color="auto" w:fill="auto"/>
+            <w:noWrap/>
+            <w:vAlign w:val="bottom"/>
+            <w:hideMark/>
+          </w:tcPr>
+          <w:p>
+            <w:pPr>
+              <w:spacing w:after="0" w:line="240" w:lineRule="auto"/>
+              <w:jc w:val="right"/>
+              <w:rPr>
+                <w:rFonts w:ascii="Calibri" w:eastAsia="Times New Roman" w:hAnsi="Calibri" w:cs="Calibri"/>
+                <w:color w:val="000000"/>
+                <w:kern w:val="0"/>
+                <w:sz w:val="22"/>
+                <w:szCs w:val="22"/>
+                <w:lang w:eastAsia="ru-RU"/>
+                <w14:ligatures w14:val="none"/>
+              </w:rPr>
+            </w:pPr>
+            <w:r>
+              <w:rPr>
+                <w:rFonts w:ascii="Calibri" w:eastAsia="Times New Roman" w:hAnsi="Calibri" w:cs="Calibri"/>
+                <w:color w:val="000000"/>
+                <w:kern w:val="0"/>
+                <w:sz w:val="22"/>
+                <w:szCs w:val="22"/>
+                <w:lang w:eastAsia="ru-RU"/>
+                <w14:ligatures w14:val="none"/>
+              </w:rPr>
+              <w:t>18571</w:t>
+            </w:r>
+          </w:p>
+        </w:tc>
+        <w:tc>
+          <w:tcPr>
+            <w:tcW w:w="1052" w:type="dxa"/>
+            <w:tcBorders>
+              <w:top w:val="nil"/>
+              <w:left w:val="nil"/>
+              <w:bottom w:val="nil"/>
+              <w:right w:val="nil"/>
+            </w:tcBorders>
+            <w:shd w:val="clear" w:color="auto" w:fill="auto"/>
+            <w:noWrap/>
+            <w:vAlign w:val="bottom"/>
+            <w:hideMark/>
+          </w:tcPr>
+          <w:p>
+            <w:pPr>
+              <w:spacing w:after="0" w:line="240" w:lineRule="auto"/>
+              <w:jc w:val="right"/>
+              <w:rPr>
+                <w:rFonts w:ascii="Calibri" w:eastAsia="Times New Roman" w:hAnsi="Calibri" w:cs="Calibri"/>
+                <w:color w:val="000000"/>
+                <w:kern w:val="0"/>
+                <w:sz w:val="22"/>
+                <w:szCs w:val="22"/>
+                <w:lang w:eastAsia="ru-RU"/>
+                <w14:ligatures w14:val="none"/>
+              </w:rPr>
+            </w:pPr>
+          </w:p>
+        </w:tc>
+      </w:tr>
+      <w:tr>
+        <w:trPr>
+          <w:trHeight w:val="330"/>
+        </w:trPr>
+        <w:tc>
+          <w:tcPr>
+            <w:tcW w:w="1100" w:type="dxa"/>
+            <w:tcBorders>
+              <w:top w:val="nil"/>
+              <w:left w:val="single" w:sz="8" w:space="0" w:color="auto"/>
+              <w:bottom w:val="single" w:sz="8" w:space="0" w:color="auto"/>
+              <w:right w:val="single" w:sz="8" w:space="0" w:color="auto"/>
+            </w:tcBorders>
+            <w:shd w:val="clear" w:color="auto" w:fill="auto"/>
+            <w:vAlign w:val="center"/>
+            <w:hideMark/>
+          </w:tcPr>
+          <w:p>
+            <w:pPr>
+              <w:spacing w:after="0" w:line="240" w:lineRule="auto"/>
+              <w:jc w:val="right"/>
+              <w:rPr>
+                <w:rFonts w:ascii="Aptos" w:eastAsia="Times New Roman" w:hAnsi="Aptos" w:cs="Calibri"/>
+                <w:color w:val="000000"/>
+                <w:kern w:val="0"/>
+                <w:lang w:eastAsia="ru-RU"/>
+                <w14:ligatures w14:val="none"/>
+              </w:rPr>
+            </w:pPr>
+            <w:r>
+              <w:rPr>
+                <w:rFonts w:ascii="Aptos" w:eastAsia="Times New Roman" w:hAnsi="Aptos" w:cs="Calibri"/>
+                <w:color w:val="000000"/>
+                <w:kern w:val="0"/>
+                <w:lang w:eastAsia="ru-RU"/>
+                <w14:ligatures w14:val="none"/>
+              </w:rPr>
+              <w:t>14285,7</w:t>
+            </w:r>
+          </w:p>
+        </w:tc>
+        <w:tc>
+          <w:tcPr>
+            <w:tcW w:w="1052" w:type="dxa"/>
+            <w:tcBorders>
+              <w:top w:val="nil"/>
+              <w:left w:val="nil"/>
+              <w:bottom w:val="single" w:sz="8" w:space="0" w:color="auto"/>
+              <w:right w:val="single" w:sz="8" w:space="0" w:color="auto"/>
+            </w:tcBorders>
+            <w:shd w:val="clear" w:color="auto" w:fill="auto"/>
+            <w:vAlign w:val="center"/>
+            <w:hideMark/>
+          </w:tcPr>
+          <w:p>
+            <w:pPr>
+              <w:spacing w:after="0" w:line="240" w:lineRule="auto"/>
+              <w:jc w:val="right"/>
+              <w:rPr>
+                <w:rFonts w:ascii="Aptos" w:eastAsia="Times New Roman" w:hAnsi="Aptos" w:cs="Calibri"/>
+                <w:color w:val="000000"/>
+                <w:kern w:val="0"/>
+                <w:lang w:eastAsia="ru-RU"/>
+                <w14:ligatures w14:val="none"/>
+              </w:rPr>
+            </w:pPr>
+            <w:r>
+              <w:rPr>
+                <w:rFonts w:ascii="Aptos" w:eastAsia="Times New Roman" w:hAnsi="Aptos" w:cs="Calibri"/>
+                <w:color w:val="000000"/>
+                <w:kern w:val="0"/>
+                <w:lang w:eastAsia="ru-RU"/>
+                <w14:ligatures w14:val="none"/>
+              </w:rPr>
+              <w:t>18095</w:t>
+            </w:r>
+          </w:p>
+        </w:tc>
+        <w:tc>
+          <w:tcPr>
+            <w:tcW w:w="960" w:type="dxa"/>
+            <w:tcBorders>
+              <w:top w:val="nil"/>
+              <w:left w:val="nil"/>
+              <w:bottom w:val="single" w:sz="8" w:space="0" w:color="auto"/>
+              <w:right w:val="single" w:sz="8" w:space="0" w:color="auto"/>
+            </w:tcBorders>
+            <w:shd w:val="clear" w:color="auto" w:fill="auto"/>
+            <w:vAlign w:val="center"/>
+            <w:hideMark/>
+          </w:tcPr>
+          <w:p>
+            <w:pPr>
+              <w:spacing w:after="0" w:line="240" w:lineRule="auto"/>
+              <w:jc w:val="right"/>
+              <w:rPr>
+                <w:rFonts w:ascii="Aptos" w:eastAsia="Times New Roman" w:hAnsi="Aptos" w:cs="Calibri"/>
+                <w:color w:val="000000"/>
+                <w:kern w:val="0"/>
+                <w:lang w:eastAsia="ru-RU"/>
+                <w14:ligatures w14:val="none"/>
+              </w:rPr>
+            </w:pPr>
+            <w:r>
+              <w:rPr>
+                <w:rFonts w:ascii="Aptos" w:eastAsia="Times New Roman" w:hAnsi="Aptos" w:cs="Calibri"/>
+                <w:color w:val="000000"/>
+                <w:kern w:val="0"/>
+                <w:lang w:eastAsia="ru-RU"/>
+                <w14:ligatures w14:val="none"/>
+              </w:rPr>
+              <w:t>20000</w:t>
+            </w:r>
+          </w:p>
+        </w:tc>
+        <w:tc>
+          <w:tcPr>
+            <w:tcW w:w="1052" w:type="dxa"/>
+            <w:tcBorders>
+              <w:top w:val="nil"/>
+              <w:left w:val="nil"/>
+              <w:bottom w:val="single" w:sz="8" w:space="0" w:color="auto"/>
+              <w:right w:val="single" w:sz="8" w:space="0" w:color="auto"/>
+            </w:tcBorders>
+            <w:shd w:val="clear" w:color="auto" w:fill="auto"/>
+            <w:vAlign w:val="center"/>
+            <w:hideMark/>
+          </w:tcPr>
+          <w:p>
+            <w:pPr>
+              <w:spacing w:after="0" w:line="240" w:lineRule="auto"/>
+              <w:jc w:val="right"/>
+              <w:rPr>
+                <w:rFonts w:ascii="Aptos" w:eastAsia="Times New Roman" w:hAnsi="Aptos" w:cs="Calibri"/>
+                <w:color w:val="000000"/>
+                <w:kern w:val="0"/>
+                <w:lang w:eastAsia="ru-RU"/>
+                <w14:ligatures w14:val="none"/>
+              </w:rPr>
+            </w:pPr>
+            <w:r>
+              <w:rPr>
+                <w:rFonts w:ascii="Aptos" w:eastAsia="Times New Roman" w:hAnsi="Aptos" w:cs="Calibri"/>
+                <w:color w:val="000000"/>
+                <w:kern w:val="0"/>
+                <w:lang w:eastAsia="ru-RU"/>
+                <w14:ligatures w14:val="none"/>
+              </w:rPr>
+              <w:t>20952</w:t>
+            </w:r>
+          </w:p>
+        </w:tc>
+        <w:tc>
+          <w:tcPr>
+            <w:tcW w:w="1052" w:type="dxa"/>
+            <w:tcBorders>
+              <w:top w:val="nil"/>
+              <w:left w:val="nil"/>
+              <w:bottom w:val="single" w:sz="8" w:space="0" w:color="auto"/>
+              <w:right w:val="single" w:sz="8" w:space="0" w:color="auto"/>
+            </w:tcBorders>
+            <w:shd w:val="clear" w:color="auto" w:fill="auto"/>
+            <w:vAlign w:val="center"/>
+            <w:hideMark/>
+          </w:tcPr>
+          <w:p>
+            <w:pPr>
+              <w:spacing w:after="0" w:line="240" w:lineRule="auto"/>
+              <w:jc w:val="right"/>
+              <w:rPr>
+                <w:rFonts w:ascii="Aptos" w:eastAsia="Times New Roman" w:hAnsi="Aptos" w:cs="Calibri"/>
+                <w:color w:val="000000"/>
+                <w:kern w:val="0"/>
+                <w:lang w:eastAsia="ru-RU"/>
+                <w14:ligatures w14:val="none"/>
+              </w:rPr>
+            </w:pPr>
+            <w:r>
+              <w:rPr>
+                <w:rFonts w:ascii="Aptos" w:eastAsia="Times New Roman" w:hAnsi="Aptos" w:cs="Calibri"/>
+                <w:color w:val="000000"/>
+                <w:kern w:val="0"/>
+                <w:lang w:eastAsia="ru-RU"/>
+                <w14:ligatures w14:val="none"/>
+              </w:rPr>
+              <w:t>18095</w:t>
+            </w:r>
+          </w:p>
+        </w:tc>
+        <w:tc>
+          <w:tcPr>
+            <w:tcW w:w="960" w:type="dxa"/>
+            <w:tcBorders>
+              <w:top w:val="nil"/>
+              <w:left w:val="nil"/>
+              <w:bottom w:val="single" w:sz="8" w:space="0" w:color="auto"/>
+              <w:right w:val="single" w:sz="8" w:space="0" w:color="auto"/>
+            </w:tcBorders>
+            <w:shd w:val="clear" w:color="auto" w:fill="auto"/>
+            <w:vAlign w:val="center"/>
+            <w:hideMark/>
+          </w:tcPr>
+          <w:p>
+            <w:pPr>
+              <w:spacing w:after="0" w:line="240" w:lineRule="auto"/>
+              <w:jc w:val="right"/>
+              <w:rPr>
+                <w:rFonts w:ascii="Aptos" w:eastAsia="Times New Roman" w:hAnsi="Aptos" w:cs="Calibri"/>
+                <w:color w:val="000000"/>
+                <w:kern w:val="0"/>
+                <w:lang w:eastAsia="ru-RU"/>
+                <w14:ligatures w14:val="none"/>
+              </w:rPr>
+            </w:pPr>
+            <w:r>
+              <w:rPr>
+                <w:rFonts w:ascii="Aptos" w:eastAsia="Times New Roman" w:hAnsi="Aptos" w:cs="Calibri"/>
+                <w:color w:val="000000"/>
+                <w:kern w:val="0"/>
+                <w:lang w:eastAsia="ru-RU"/>
+                <w14:ligatures w14:val="none"/>
+              </w:rPr>
+              <w:t>20000</w:t>
+            </w:r>
+          </w:p>
+        </w:tc>
+        <w:tc>
+          <w:tcPr>
+            <w:tcW w:w="960" w:type="dxa"/>
+            <w:tcBorders>
+              <w:top w:val="nil"/>
+              <w:left w:val="nil"/>
+              <w:bottom w:val="nil"/>
+              <w:right w:val="nil"/>
+            </w:tcBorders>
+            <w:shd w:val="clear" w:color="auto" w:fill="auto"/>
+            <w:noWrap/>
+            <w:vAlign w:val="bottom"/>
+            <w:hideMark/>
+          </w:tcPr>
+          <w:p>
+            <w:pPr>
+              <w:spacing w:after="0" w:line="240" w:lineRule="auto"/>
+              <w:jc w:val="right"/>
+              <w:rPr>
+                <w:rFonts w:ascii="Aptos" w:eastAsia="Times New Roman" w:hAnsi="Aptos" w:cs="Calibri"/>
+                <w:color w:val="000000"/>
+                <w:kern w:val="0"/>
+                <w:lang w:eastAsia="ru-RU"/>
+                <w14:ligatures w14:val="none"/>
+              </w:rPr>
+            </w:pPr>
+          </w:p>
+        </w:tc>
+        <w:tc>
+          <w:tcPr>
+            <w:tcW w:w="1163" w:type="dxa"/>
+            <w:tcBorders>
+              <w:top w:val="nil"/>
+              <w:left w:val="nil"/>
+              <w:bottom w:val="nil"/>
+              <w:right w:val="nil"/>
+            </w:tcBorders>
+            <w:shd w:val="clear" w:color="auto" w:fill="auto"/>
+            <w:noWrap/>
+            <w:vAlign w:val="bottom"/>
+            <w:hideMark/>
+          </w:tcPr>
+          <w:p>
+            <w:pPr>
+              <w:spacing w:after="0" w:line="240" w:lineRule="auto"/>
+              <w:jc w:val="right"/>
+              <w:rPr>
+                <w:rFonts w:ascii="Calibri" w:eastAsia="Times New Roman" w:hAnsi="Calibri" w:cs="Calibri"/>
+                <w:color w:val="000000"/>
+                <w:kern w:val="0"/>
+                <w:sz w:val="22"/>
+                <w:szCs w:val="22"/>
+                <w:lang w:eastAsia="ru-RU"/>
+                <w14:ligatures w14:val="none"/>
+              </w:rPr>
+            </w:pPr>
+            <w:r>
+              <w:rPr>
+                <w:rFonts w:ascii="Calibri" w:eastAsia="Times New Roman" w:hAnsi="Calibri" w:cs="Calibri"/>
+                <w:color w:val="000000"/>
+                <w:kern w:val="0"/>
+                <w:sz w:val="22"/>
+                <w:szCs w:val="22"/>
+                <w:lang w:eastAsia="ru-RU"/>
+                <w14:ligatures w14:val="none"/>
+              </w:rPr>
+              <w:t>120070</w:t>
+            </w:r>
+          </w:p>
+        </w:tc>
+        <w:tc>
+          <w:tcPr>
+            <w:tcW w:w="886" w:type="dxa"/>
+            <w:tcBorders>
+              <w:top w:val="nil"/>
+              <w:left w:val="nil"/>
+              <w:bottom w:val="nil"/>
+              <w:right w:val="nil"/>
+            </w:tcBorders>
+            <w:shd w:val="clear" w:color="auto" w:fill="auto"/>
+            <w:noWrap/>
+            <w:vAlign w:val="bottom"/>
+            <w:hideMark/>
+          </w:tcPr>
+          <w:p>
+            <w:pPr>
+              <w:spacing w:after="0" w:line="240" w:lineRule="auto"/>
+              <w:jc w:val="right"/>
+              <w:rPr>
+                <w:rFonts w:ascii="Calibri" w:eastAsia="Times New Roman" w:hAnsi="Calibri" w:cs="Calibri"/>
+                <w:color w:val="000000"/>
+                <w:kern w:val="0"/>
+                <w:sz w:val="22"/>
+                <w:szCs w:val="22"/>
+                <w:lang w:eastAsia="ru-RU"/>
+                <w14:ligatures w14:val="none"/>
+              </w:rPr>
+            </w:pPr>
+          </w:p>
+        </w:tc>
+        <w:tc>
+          <w:tcPr>
+            <w:tcW w:w="1052" w:type="dxa"/>
+            <w:tcBorders>
+              <w:top w:val="nil"/>
+              <w:left w:val="nil"/>
+              <w:bottom w:val="nil"/>
+              <w:right w:val="nil"/>
+            </w:tcBorders>
+            <w:shd w:val="clear" w:color="auto" w:fill="auto"/>
+            <w:noWrap/>
+            <w:vAlign w:val="bottom"/>
+            <w:hideMark/>
+          </w:tcPr>
+          <w:p>
+            <w:pPr>
+              <w:spacing w:after="0" w:line="240" w:lineRule="auto"/>
+              <w:rPr>
+                <w:rFonts w:ascii="Times New Roman" w:eastAsia="Times New Roman" w:hAnsi="Times New Roman" w:cs="Times New Roman"/>
+                <w:kern w:val="0"/>
+                <w:sz w:val="20"/>
+                <w:szCs w:val="20"/>
+                <w:lang w:eastAsia="ru-RU"/>
+                <w14:ligatures w14:val="none"/>
+              </w:rPr>
+            </w:pPr>
+          </w:p>
+        </w:tc>
+      </w:tr>
+      <w:tr>
+        <w:trPr>
+          <w:trHeight w:val="330"/>
+        </w:trPr>
+        <w:tc>
+          <w:tcPr>
+            <w:tcW w:w="1100" w:type="dxa"/>
+            <w:tcBorders>
+              <w:top w:val="nil"/>
+              <w:left w:val="single" w:sz="8" w:space="0" w:color="auto"/>
+              <w:bottom w:val="single" w:sz="8" w:space="0" w:color="auto"/>
+              <w:right w:val="single" w:sz="8" w:space="0" w:color="auto"/>
+            </w:tcBorders>
+            <w:shd w:val="clear" w:color="auto" w:fill="auto"/>
+            <w:vAlign w:val="center"/>
+            <w:hideMark/>
+          </w:tcPr>
+          <w:p>
+            <w:pPr>
+              <w:spacing w:after="0" w:line="240" w:lineRule="auto"/>
+              <w:jc w:val="right"/>
+              <w:rPr>
+                <w:rFonts w:ascii="Aptos" w:eastAsia="Times New Roman" w:hAnsi="Aptos" w:cs="Calibri"/>
+                <w:color w:val="000000"/>
+                <w:kern w:val="0"/>
+                <w:lang w:eastAsia="ru-RU"/>
+                <w14:ligatures w14:val="none"/>
+              </w:rPr>
+            </w:pPr>
+            <w:r>
+              <w:rPr>
+                <w:rFonts w:ascii="Aptos" w:eastAsia="Times New Roman" w:hAnsi="Aptos" w:cs="Calibri"/>
+                <w:color w:val="000000"/>
+                <w:kern w:val="0"/>
+                <w:lang w:eastAsia="ru-RU"/>
+                <w14:ligatures w14:val="none"/>
+              </w:rPr>
+              <w:t>20000</w:t>
+            </w:r>
+          </w:p>
+        </w:tc>
+        <w:tc>
+          <w:tcPr>
+            <w:tcW w:w="1052" w:type="dxa"/>
+            <w:tcBorders>
+              <w:top w:val="nil"/>
+              <w:left w:val="nil"/>
+              <w:bottom w:val="single" w:sz="8" w:space="0" w:color="auto"/>
+              <w:right w:val="single" w:sz="8" w:space="0" w:color="auto"/>
+            </w:tcBorders>
+            <w:shd w:val="clear" w:color="auto" w:fill="auto"/>
+            <w:vAlign w:val="center"/>
+            <w:hideMark/>
+          </w:tcPr>
+          <w:p>
+            <w:pPr>
+              <w:spacing w:after="0" w:line="240" w:lineRule="auto"/>
+              <w:jc w:val="right"/>
+              <w:rPr>
+                <w:rFonts w:ascii="Aptos" w:eastAsia="Times New Roman" w:hAnsi="Aptos" w:cs="Calibri"/>
+                <w:color w:val="000000"/>
+                <w:kern w:val="0"/>
+                <w:lang w:eastAsia="ru-RU"/>
+                <w14:ligatures w14:val="none"/>
+              </w:rPr>
+            </w:pPr>
+            <w:r>
+              <w:rPr>
+                <w:rFonts w:ascii="Aptos" w:eastAsia="Times New Roman" w:hAnsi="Aptos" w:cs="Calibri"/>
+                <w:color w:val="000000"/>
+                <w:kern w:val="0"/>
+                <w:lang w:eastAsia="ru-RU"/>
+                <w14:ligatures w14:val="none"/>
+              </w:rPr>
+              <w:t>20000</w:t>
+            </w:r>
+          </w:p>
+        </w:tc>
+        <w:tc>
+          <w:tcPr>
+            <w:tcW w:w="960" w:type="dxa"/>
+            <w:tcBorders>
+              <w:top w:val="nil"/>
+              <w:left w:val="nil"/>
+              <w:bottom w:val="single" w:sz="8" w:space="0" w:color="auto"/>
+              <w:right w:val="single" w:sz="8" w:space="0" w:color="auto"/>
+            </w:tcBorders>
+            <w:shd w:val="clear" w:color="auto" w:fill="auto"/>
+            <w:vAlign w:val="center"/>
+            <w:hideMark/>
+          </w:tcPr>
+          <w:p>
+            <w:pPr>
+              <w:spacing w:after="0" w:line="240" w:lineRule="auto"/>
+              <w:jc w:val="right"/>
+              <w:rPr>
+                <w:rFonts w:ascii="Aptos" w:eastAsia="Times New Roman" w:hAnsi="Aptos" w:cs="Calibri"/>
+                <w:color w:val="000000"/>
+                <w:kern w:val="0"/>
+                <w:lang w:eastAsia="ru-RU"/>
+                <w14:ligatures w14:val="none"/>
+              </w:rPr>
+            </w:pPr>
+            <w:r>
+              <w:rPr>
+                <w:rFonts w:ascii="Aptos" w:eastAsia="Times New Roman" w:hAnsi="Aptos" w:cs="Calibri"/>
+                <w:color w:val="000000"/>
+                <w:kern w:val="0"/>
+                <w:lang w:eastAsia="ru-RU"/>
+                <w14:ligatures w14:val="none"/>
+              </w:rPr>
+              <w:t>20000</w:t>
+            </w:r>
+          </w:p>
+        </w:tc>
+        <w:tc>
+          <w:tcPr>
+            <w:tcW w:w="1052" w:type="dxa"/>
+            <w:tcBorders>
+              <w:top w:val="nil"/>
+              <w:left w:val="nil"/>
+              <w:bottom w:val="single" w:sz="8" w:space="0" w:color="auto"/>
+              <w:right w:val="single" w:sz="8" w:space="0" w:color="auto"/>
+            </w:tcBorders>
+            <w:shd w:val="clear" w:color="auto" w:fill="auto"/>
+            <w:vAlign w:val="center"/>
+            <w:hideMark/>
+          </w:tcPr>
+          <w:p>
+            <w:pPr>
+              <w:spacing w:after="0" w:line="240" w:lineRule="auto"/>
+              <w:jc w:val="right"/>
+              <w:rPr>
+                <w:rFonts w:ascii="Aptos" w:eastAsia="Times New Roman" w:hAnsi="Aptos" w:cs="Calibri"/>
+                <w:color w:val="000000"/>
+                <w:kern w:val="0"/>
+                <w:lang w:eastAsia="ru-RU"/>
+                <w14:ligatures w14:val="none"/>
+              </w:rPr>
+            </w:pPr>
+            <w:r>
+              <w:rPr>
+                <w:rFonts w:ascii="Aptos" w:eastAsia="Times New Roman" w:hAnsi="Aptos" w:cs="Calibri"/>
+                <w:color w:val="000000"/>
+                <w:kern w:val="0"/>
+                <w:lang w:eastAsia="ru-RU"/>
+                <w14:ligatures w14:val="none"/>
+              </w:rPr>
+              <w:t>20000</w:t>
+            </w:r>
+          </w:p>
+        </w:tc>
+        <w:tc>
+          <w:tcPr>
+            <w:tcW w:w="1052" w:type="dxa"/>
+            <w:tcBorders>
+              <w:top w:val="nil"/>
+              <w:left w:val="nil"/>
+              <w:bottom w:val="single" w:sz="8" w:space="0" w:color="auto"/>
+              <w:right w:val="single" w:sz="8" w:space="0" w:color="auto"/>
+            </w:tcBorders>
+            <w:shd w:val="clear" w:color="auto" w:fill="auto"/>
+            <w:vAlign w:val="center"/>
+            <w:hideMark/>
+          </w:tcPr>
+          <w:p>
+            <w:pPr>
+              <w:spacing w:after="0" w:line="240" w:lineRule="auto"/>
+              <w:jc w:val="right"/>
+              <w:rPr>
+                <w:rFonts w:ascii="Aptos" w:eastAsia="Times New Roman" w:hAnsi="Aptos" w:cs="Calibri"/>
+                <w:color w:val="000000"/>
+                <w:kern w:val="0"/>
+                <w:lang w:eastAsia="ru-RU"/>
+                <w14:ligatures w14:val="none"/>
+              </w:rPr>
+            </w:pPr>
+            <w:r>
+              <w:rPr>
+                <w:rFonts w:ascii="Aptos" w:eastAsia="Times New Roman" w:hAnsi="Aptos" w:cs="Calibri"/>
+                <w:color w:val="000000"/>
+                <w:kern w:val="0"/>
+                <w:lang w:eastAsia="ru-RU"/>
+                <w14:ligatures w14:val="none"/>
+              </w:rPr>
+              <w:t>20000</w:t>
+            </w:r>
+          </w:p>
+        </w:tc>
+        <w:tc>
+          <w:tcPr>
+            <w:tcW w:w="960" w:type="dxa"/>
+            <w:tcBorders>
+              <w:top w:val="nil"/>
+              <w:left w:val="nil"/>
+              <w:bottom w:val="single" w:sz="8" w:space="0" w:color="auto"/>
+              <w:right w:val="single" w:sz="8" w:space="0" w:color="auto"/>
+            </w:tcBorders>
+            <w:shd w:val="clear" w:color="auto" w:fill="auto"/>
+            <w:vAlign w:val="center"/>
+            <w:hideMark/>
+          </w:tcPr>
+          <w:p>
+            <w:pPr>
+              <w:spacing w:after="0" w:line="240" w:lineRule="auto"/>
+              <w:jc w:val="right"/>
+              <w:rPr>
+                <w:rFonts w:ascii="Aptos" w:eastAsia="Times New Roman" w:hAnsi="Aptos" w:cs="Calibri"/>
+                <w:color w:val="000000"/>
+                <w:kern w:val="0"/>
+                <w:lang w:eastAsia="ru-RU"/>
+                <w14:ligatures w14:val="none"/>
+              </w:rPr>
+            </w:pPr>
+            <w:r>
+              <w:rPr>
+                <w:rFonts w:ascii="Aptos" w:eastAsia="Times New Roman" w:hAnsi="Aptos" w:cs="Calibri"/>
+                <w:color w:val="000000"/>
+                <w:kern w:val="0"/>
+                <w:lang w:eastAsia="ru-RU"/>
+                <w14:ligatures w14:val="none"/>
+              </w:rPr>
+              <w:t>20000</w:t>
+            </w:r>
+          </w:p>
+        </w:tc>
+        <w:tc>
+          <w:tcPr>
+            <w:tcW w:w="960" w:type="dxa"/>
+            <w:tcBorders>
+              <w:top w:val="nil"/>
+              <w:left w:val="nil"/>
+              <w:bottom w:val="nil"/>
+              <w:right w:val="nil"/>
+            </w:tcBorders>
+            <w:shd w:val="clear" w:color="auto" w:fill="auto"/>
+            <w:noWrap/>
+            <w:vAlign w:val="bottom"/>
+            <w:hideMark/>
+          </w:tcPr>
+          <w:p>
+            <w:pPr>
+              <w:spacing w:after="0" w:line="240" w:lineRule="auto"/>
+              <w:jc w:val="right"/>
+              <w:rPr>
+                <w:rFonts w:ascii="Aptos" w:eastAsia="Times New Roman" w:hAnsi="Aptos" w:cs="Calibri"/>
+                <w:color w:val="000000"/>
+                <w:kern w:val="0"/>
+                <w:lang w:eastAsia="ru-RU"/>
+                <w14:ligatures w14:val="none"/>
+              </w:rPr>
+            </w:pPr>
+          </w:p>
+        </w:tc>
+        <w:tc>
+          <w:tcPr>
+            <w:tcW w:w="1163" w:type="dxa"/>
+            <w:tcBorders>
+              <w:top w:val="nil"/>
+              <w:left w:val="nil"/>
+              <w:bottom w:val="nil"/>
+              <w:right w:val="nil"/>
+            </w:tcBorders>
+            <w:shd w:val="clear" w:color="auto" w:fill="auto"/>
+            <w:noWrap/>
+            <w:vAlign w:val="bottom"/>
+            <w:hideMark/>
+          </w:tcPr>
+          <w:p>
+            <w:pPr>
+              <w:spacing w:after="0" w:line="240" w:lineRule="auto"/>
+              <w:rPr>
+                <w:rFonts w:ascii="Times New Roman" w:eastAsia="Times New Roman" w:hAnsi="Times New Roman" w:cs="Times New Roman"/>
+                <w:kern w:val="0"/>
+                <w:sz w:val="20"/>
+                <w:szCs w:val="20"/>
+                <w:lang w:eastAsia="ru-RU"/>
+                <w14:ligatures w14:val="none"/>
+              </w:rPr>
+            </w:pPr>
+          </w:p>
+        </w:tc>
+        <w:tc>
+          <w:tcPr>
+            <w:tcW w:w="886" w:type="dxa"/>
+            <w:tcBorders>
+              <w:top w:val="nil"/>
+              <w:left w:val="nil"/>
+              <w:bottom w:val="nil"/>
+              <w:right w:val="nil"/>
+            </w:tcBorders>
+            <w:shd w:val="clear" w:color="auto" w:fill="auto"/>
+            <w:noWrap/>
+            <w:vAlign w:val="bottom"/>
+            <w:hideMark/>
+          </w:tcPr>
+          <w:p>
+            <w:pPr>
+              <w:spacing w:after="0" w:line="240" w:lineRule="auto"/>
+              <w:rPr>
+                <w:rFonts w:ascii="Times New Roman" w:eastAsia="Times New Roman" w:hAnsi="Times New Roman" w:cs="Times New Roman"/>
+                <w:kern w:val="0"/>
+                <w:sz w:val="20"/>
+                <w:szCs w:val="20"/>
+                <w:lang w:eastAsia="ru-RU"/>
+                <w14:ligatures w14:val="none"/>
+              </w:rPr>
+            </w:pPr>
+          </w:p>
+        </w:tc>
+        <w:tc>
+          <w:tcPr>
+            <w:tcW w:w="1052" w:type="dxa"/>
+            <w:tcBorders>
+              <w:top w:val="nil"/>
+              <w:left w:val="nil"/>
+              <w:bottom w:val="nil"/>
+              <w:right w:val="nil"/>
+            </w:tcBorders>
+            <w:shd w:val="clear" w:color="auto" w:fill="auto"/>
+            <w:noWrap/>
+            <w:vAlign w:val="bottom"/>
+            <w:hideMark/>
+          </w:tcPr>
+          <w:p>
+            <w:pPr>
+              <w:spacing w:after="0" w:line="240" w:lineRule="auto"/>
+              <w:rPr>
+                <w:rFonts w:ascii="Times New Roman" w:eastAsia="Times New Roman" w:hAnsi="Times New Roman" w:cs="Times New Roman"/>
+                <w:kern w:val="0"/>
+                <w:sz w:val="20"/>
+                <w:szCs w:val="20"/>
+                <w:lang w:eastAsia="ru-RU"/>
+                <w14:ligatures w14:val="none"/>
+              </w:rPr>
+            </w:pPr>
+          </w:p>
+        </w:tc>
+      </w:tr>
+      <w:tr>
+        <w:trPr>
+          <w:trHeight w:val="330"/>
+        </w:trPr>
+        <w:tc>
+          <w:tcPr>
+            <w:tcW w:w="1100" w:type="dxa"/>
+            <w:tcBorders>
+              <w:top w:val="nil"/>
+              <w:left w:val="single" w:sz="8" w:space="0" w:color="auto"/>
+              <w:bottom w:val="single" w:sz="8" w:space="0" w:color="auto"/>
+              <w:right w:val="single" w:sz="8" w:space="0" w:color="auto"/>
+            </w:tcBorders>
+            <w:shd w:val="clear" w:color="auto" w:fill="auto"/>
+            <w:vAlign w:val="center"/>
+            <w:hideMark/>
+          </w:tcPr>
+          <w:p>
+            <w:pPr>
+              <w:spacing w:after="0" w:line="240" w:lineRule="auto"/>
+              <w:jc w:val="right"/>
+              <w:rPr>
+                <w:rFonts w:ascii="Aptos" w:eastAsia="Times New Roman" w:hAnsi="Aptos" w:cs="Calibri"/>
+                <w:color w:val="000000"/>
+                <w:kern w:val="0"/>
+                <w:lang w:eastAsia="ru-RU"/>
+                <w14:ligatures w14:val="none"/>
+              </w:rPr>
+            </w:pPr>
+            <w:r>
+              <w:rPr>
+                <w:rFonts w:ascii="Aptos" w:eastAsia="Times New Roman" w:hAnsi="Aptos" w:cs="Calibri"/>
+                <w:color w:val="000000"/>
+                <w:kern w:val="0"/>
+                <w:lang w:eastAsia="ru-RU"/>
+                <w14:ligatures w14:val="none"/>
+              </w:rPr>
+              <w:t>10</w:t>
+            </w:r>
+          </w:p>
+        </w:tc>
+        <w:tc>
+          <w:tcPr>
+            <w:tcW w:w="1052" w:type="dxa"/>
+            <w:tcBorders>
+              <w:top w:val="nil"/>
+              <w:left w:val="nil"/>
+              <w:bottom w:val="single" w:sz="8" w:space="0" w:color="auto"/>
+              <w:right w:val="single" w:sz="8" w:space="0" w:color="auto"/>
+            </w:tcBorders>
+            <w:shd w:val="clear" w:color="auto" w:fill="auto"/>
+            <w:vAlign w:val="center"/>
+            <w:hideMark/>
+          </w:tcPr>
+          <w:p>
+            <w:pPr>
+              <w:spacing w:after="0" w:line="240" w:lineRule="auto"/>
+              <w:rPr>
+                <w:rFonts w:ascii="Aptos" w:eastAsia="Times New Roman" w:hAnsi="Aptos" w:cs="Calibri"/>
+                <w:color w:val="000000"/>
+                <w:kern w:val="0"/>
+                <w:lang w:eastAsia="ru-RU"/>
+                <w14:ligatures w14:val="none"/>
+              </w:rPr>
+            </w:pPr>
+            <w:r>
+              <w:rPr>
+                <w:rFonts w:ascii="Aptos" w:eastAsia="Times New Roman" w:hAnsi="Aptos" w:cs="Calibri"/>
+                <w:color w:val="000000"/>
+                <w:kern w:val="0"/>
+                <w:lang w:eastAsia="ru-RU"/>
+                <w14:ligatures w14:val="none"/>
+              </w:rPr>
+              <w:t> </w:t>
+            </w:r>
+          </w:p>
+        </w:tc>
+        <w:tc>
+          <w:tcPr>
+            <w:tcW w:w="960" w:type="dxa"/>
+            <w:tcBorders>
+              <w:top w:val="nil"/>
+              <w:left w:val="nil"/>
+              <w:bottom w:val="single" w:sz="8" w:space="0" w:color="auto"/>
+              <w:right w:val="single" w:sz="8" w:space="0" w:color="auto"/>
+            </w:tcBorders>
+            <w:shd w:val="clear" w:color="auto" w:fill="auto"/>
+            <w:vAlign w:val="center"/>
+            <w:hideMark/>
+          </w:tcPr>
+          <w:p>
+            <w:pPr>
+              <w:spacing w:after="0" w:line="240" w:lineRule="auto"/>
+              <w:rPr>
+                <w:rFonts w:ascii="Aptos" w:eastAsia="Times New Roman" w:hAnsi="Aptos" w:cs="Calibri"/>
+                <w:color w:val="000000"/>
+                <w:kern w:val="0"/>
+                <w:lang w:eastAsia="ru-RU"/>
+                <w14:ligatures w14:val="none"/>
+              </w:rPr>
+            </w:pPr>
+            <w:r>
+              <w:rPr>
+                <w:rFonts w:ascii="Aptos" w:eastAsia="Times New Roman" w:hAnsi="Aptos" w:cs="Calibri"/>
+                <w:color w:val="000000"/>
+                <w:kern w:val="0"/>
+                <w:lang w:eastAsia="ru-RU"/>
+                <w14:ligatures w14:val="none"/>
+              </w:rPr>
+              <w:t> </w:t>
+            </w:r>
+          </w:p>
+        </w:tc>
+        <w:tc>
+          <w:tcPr>
+            <w:tcW w:w="1052" w:type="dxa"/>
+            <w:tcBorders>
+              <w:top w:val="nil"/>
+              <w:left w:val="nil"/>
+              <w:bottom w:val="single" w:sz="8" w:space="0" w:color="auto"/>
+              <w:right w:val="single" w:sz="8" w:space="0" w:color="auto"/>
+            </w:tcBorders>
+            <w:shd w:val="clear" w:color="auto" w:fill="auto"/>
+            <w:vAlign w:val="center"/>
+            <w:hideMark/>
+          </w:tcPr>
+          <w:p>
+            <w:pPr>
+              <w:spacing w:after="0" w:line="240" w:lineRule="auto"/>
+              <w:rPr>
+                <w:rFonts w:ascii="Aptos" w:eastAsia="Times New Roman" w:hAnsi="Aptos" w:cs="Calibri"/>
+                <w:color w:val="000000"/>
+                <w:kern w:val="0"/>
+                <w:lang w:eastAsia="ru-RU"/>
+                <w14:ligatures w14:val="none"/>
+              </w:rPr>
+            </w:pPr>
+            <w:r>
+              <w:rPr>
+                <w:rFonts w:ascii="Aptos" w:eastAsia="Times New Roman" w:hAnsi="Aptos" w:cs="Calibri"/>
+                <w:color w:val="000000"/>
+                <w:kern w:val="0"/>
+                <w:lang w:eastAsia="ru-RU"/>
+                <w14:ligatures w14:val="none"/>
+              </w:rPr>
+              <w:t> </w:t>
+            </w:r>
+          </w:p>
+        </w:tc>
+        <w:tc>
+          <w:tcPr>
+            <w:tcW w:w="1052" w:type="dxa"/>
+            <w:tcBorders>
+              <w:top w:val="nil"/>
+              <w:left w:val="nil"/>
+              <w:bottom w:val="single" w:sz="8" w:space="0" w:color="auto"/>
+              <w:right w:val="single" w:sz="8" w:space="0" w:color="auto"/>
+            </w:tcBorders>
+            <w:shd w:val="clear" w:color="auto" w:fill="auto"/>
+            <w:vAlign w:val="center"/>
+            <w:hideMark/>
+          </w:tcPr>
+          <w:p>
+            <w:pPr>
+              <w:spacing w:after="0" w:line="240" w:lineRule="auto"/>
+              <w:rPr>
+                <w:rFonts w:ascii="Aptos" w:eastAsia="Times New Roman" w:hAnsi="Aptos" w:cs="Calibri"/>
+                <w:color w:val="000000"/>
+                <w:kern w:val="0"/>
+                <w:lang w:eastAsia="ru-RU"/>
+                <w14:ligatures w14:val="none"/>
+              </w:rPr>
+            </w:pPr>
+            <w:r>
+              <w:rPr>
+                <w:rFonts w:ascii="Aptos" w:eastAsia="Times New Roman" w:hAnsi="Aptos" w:cs="Calibri"/>
+                <w:color w:val="000000"/>
+                <w:kern w:val="0"/>
+                <w:lang w:eastAsia="ru-RU"/>
+                <w14:ligatures w14:val="none"/>
+              </w:rPr>
+              <w:t> </w:t>
+            </w:r>
+          </w:p>
+        </w:tc>
+        <w:tc>
+          <w:tcPr>
+            <w:tcW w:w="960" w:type="dxa"/>
+            <w:tcBorders>
+              <w:top w:val="nil"/>
+              <w:left w:val="nil"/>
+              <w:bottom w:val="single" w:sz="8" w:space="0" w:color="auto"/>
+              <w:right w:val="single" w:sz="8" w:space="0" w:color="auto"/>
+            </w:tcBorders>
+            <w:shd w:val="clear" w:color="auto" w:fill="auto"/>
+            <w:vAlign w:val="center"/>
+            <w:hideMark/>
+          </w:tcPr>
+          <w:p>
+            <w:pPr>
+              <w:spacing w:after="0" w:line="240" w:lineRule="auto"/>
+              <w:rPr>
+                <w:rFonts w:ascii="Aptos" w:eastAsia="Times New Roman" w:hAnsi="Aptos" w:cs="Calibri"/>
+                <w:color w:val="000000"/>
+                <w:kern w:val="0"/>
+                <w:lang w:eastAsia="ru-RU"/>
+                <w14:ligatures w14:val="none"/>
+              </w:rPr>
+            </w:pPr>
+            <w:r>
+              <w:rPr>
+                <w:rFonts w:ascii="Aptos" w:eastAsia="Times New Roman" w:hAnsi="Aptos" w:cs="Calibri"/>
+                <w:color w:val="000000"/>
+                <w:kern w:val="0"/>
+                <w:lang w:eastAsia="ru-RU"/>
+                <w14:ligatures w14:val="none"/>
+              </w:rPr>
+              <w:t> </w:t>
+            </w:r>
+          </w:p>
+        </w:tc>
+        <w:tc>
+          <w:tcPr>
+            <w:tcW w:w="960" w:type="dxa"/>
+            <w:tcBorders>
+              <w:top w:val="nil"/>
+              <w:left w:val="nil"/>
+              <w:bottom w:val="nil"/>
+              <w:right w:val="nil"/>
+            </w:tcBorders>
+            <w:shd w:val="clear" w:color="auto" w:fill="auto"/>
+            <w:noWrap/>
+            <w:vAlign w:val="bottom"/>
+            <w:hideMark/>
+          </w:tcPr>
+          <w:p>
+            <w:pPr>
+              <w:spacing w:after="0" w:line="240" w:lineRule="auto"/>
+              <w:rPr>
+                <w:rFonts w:ascii="Aptos" w:eastAsia="Times New Roman" w:hAnsi="Aptos" w:cs="Calibri"/>
+                <w:color w:val="000000"/>
+                <w:kern w:val="0"/>
+                <w:lang w:eastAsia="ru-RU"/>
+                <w14:ligatures w14:val="none"/>
+              </w:rPr>
+            </w:pPr>
+          </w:p>
+        </w:tc>
+        <w:tc>
+          <w:tcPr>
+            <w:tcW w:w="1163" w:type="dxa"/>
+            <w:tcBorders>
+              <w:top w:val="nil"/>
+              <w:left w:val="nil"/>
+              <w:bottom w:val="nil"/>
+              <w:right w:val="nil"/>
+            </w:tcBorders>
+            <w:shd w:val="clear" w:color="auto" w:fill="auto"/>
+            <w:noWrap/>
+            <w:vAlign w:val="bottom"/>
+            <w:hideMark/>
+          </w:tcPr>
+          <w:p>
+            <w:pPr>
+              <w:spacing w:after="0" w:line="240" w:lineRule="auto"/>
+              <w:rPr>
+                <w:rFonts w:ascii="Times New Roman" w:eastAsia="Times New Roman" w:hAnsi="Times New Roman" w:cs="Times New Roman"/>
+                <w:kern w:val="0"/>
+                <w:sz w:val="20"/>
+                <w:szCs w:val="20"/>
+                <w:lang w:eastAsia="ru-RU"/>
+                <w14:ligatures w14:val="none"/>
+              </w:rPr>
+            </w:pPr>
+          </w:p>
+        </w:tc>
+        <w:tc>
+          <w:tcPr>
+            <w:tcW w:w="886" w:type="dxa"/>
+            <w:tcBorders>
+              <w:top w:val="nil"/>
+              <w:left w:val="nil"/>
+              <w:bottom w:val="nil"/>
+              <w:right w:val="nil"/>
+            </w:tcBorders>
+            <w:shd w:val="clear" w:color="auto" w:fill="auto"/>
+            <w:noWrap/>
+            <w:vAlign w:val="bottom"/>
+            <w:hideMark/>
+          </w:tcPr>
+          <w:p>
+            <w:pPr>
+              <w:spacing w:after="0" w:line="240" w:lineRule="auto"/>
+              <w:rPr>
+                <w:rFonts w:ascii="Times New Roman" w:eastAsia="Times New Roman" w:hAnsi="Times New Roman" w:cs="Times New Roman"/>
+                <w:kern w:val="0"/>
+                <w:sz w:val="20"/>
+                <w:szCs w:val="20"/>
+                <w:lang w:eastAsia="ru-RU"/>
+                <w14:ligatures w14:val="none"/>
+              </w:rPr>
+            </w:pPr>
+          </w:p>
+        </w:tc>
+        <w:tc>
+          <w:tcPr>
+            <w:tcW w:w="1052" w:type="dxa"/>
+            <w:tcBorders>
+              <w:top w:val="nil"/>
+              <w:left w:val="nil"/>
+              <w:bottom w:val="nil"/>
+              <w:right w:val="nil"/>
+            </w:tcBorders>
+            <w:shd w:val="clear" w:color="auto" w:fill="auto"/>
+            <w:noWrap/>
+            <w:vAlign w:val="bottom"/>
+            <w:hideMark/>
+          </w:tcPr>
+          <w:p>
+            <w:pPr>
+              <w:spacing w:after="0" w:line="240" w:lineRule="auto"/>
+              <w:rPr>
+                <w:rFonts w:ascii="Times New Roman" w:eastAsia="Times New Roman" w:hAnsi="Times New Roman" w:cs="Times New Roman"/>
+                <w:kern w:val="0"/>
+                <w:sz w:val="20"/>
+                <w:szCs w:val="20"/>
+                <w:lang w:eastAsia="ru-RU"/>
+                <w14:ligatures w14:val="none"/>
+              </w:rPr>
+            </w:pPr>
+          </w:p>
+        </w:tc>
+      </w:tr>
+      <w:tr>
+        <w:trPr>
+          <w:trHeight w:val="330"/>
+        </w:trPr>
+        <w:tc>
+          <w:tcPr>
+            <w:tcW w:w="1100" w:type="dxa"/>
+            <w:tcBorders>
+              <w:top w:val="nil"/>
+              <w:left w:val="single" w:sz="8" w:space="0" w:color="auto"/>
+              <w:bottom w:val="single" w:sz="8" w:space="0" w:color="auto"/>
+              <w:right w:val="single" w:sz="8" w:space="0" w:color="auto"/>
+            </w:tcBorders>
+            <w:shd w:val="clear" w:color="auto" w:fill="auto"/>
+            <w:vAlign w:val="center"/>
+            <w:hideMark/>
+          </w:tcPr>
+          <w:p>
+            <w:pPr>
+              <w:spacing w:after="0" w:line="240" w:lineRule="auto"/>
+              <w:jc w:val="right"/>
+              <w:rPr>
+                <w:rFonts w:ascii="Aptos" w:eastAsia="Times New Roman" w:hAnsi="Aptos" w:cs="Calibri"/>
+                <w:color w:val="000000"/>
+                <w:kern w:val="0"/>
+                <w:lang w:eastAsia="ru-RU"/>
+                <w14:ligatures w14:val="none"/>
+              </w:rPr>
+            </w:pPr>
+            <w:r>
+              <w:rPr>
+                <w:rFonts w:ascii="Aptos" w:eastAsia="Times New Roman" w:hAnsi="Aptos" w:cs="Calibri"/>
+                <w:color w:val="000000"/>
+                <w:kern w:val="0"/>
+                <w:lang w:eastAsia="ru-RU"/>
+                <w14:ligatures w14:val="none"/>
+              </w:rPr>
+              <w:t>60</w:t>
+            </w:r>
+          </w:p>
+        </w:tc>
+        <w:tc>
+          <w:tcPr>
+            <w:tcW w:w="1052" w:type="dxa"/>
+            <w:tcBorders>
+              <w:top w:val="nil"/>
+              <w:left w:val="nil"/>
+              <w:bottom w:val="single" w:sz="8" w:space="0" w:color="auto"/>
+              <w:right w:val="single" w:sz="8" w:space="0" w:color="auto"/>
+            </w:tcBorders>
+            <w:shd w:val="clear" w:color="auto" w:fill="auto"/>
+            <w:vAlign w:val="center"/>
+            <w:hideMark/>
+          </w:tcPr>
+          <w:p>
+            <w:pPr>
+              <w:spacing w:after="0" w:line="240" w:lineRule="auto"/>
+              <w:rPr>
+                <w:rFonts w:ascii="Aptos" w:eastAsia="Times New Roman" w:hAnsi="Aptos" w:cs="Calibri"/>
+                <w:color w:val="000000"/>
+                <w:kern w:val="0"/>
+                <w:lang w:eastAsia="ru-RU"/>
+                <w14:ligatures w14:val="none"/>
+              </w:rPr>
+            </w:pPr>
+            <w:r>
+              <w:rPr>
+                <w:rFonts w:ascii="Aptos" w:eastAsia="Times New Roman" w:hAnsi="Aptos" w:cs="Calibri"/>
+                <w:color w:val="000000"/>
+                <w:kern w:val="0"/>
+                <w:lang w:eastAsia="ru-RU"/>
+                <w14:ligatures w14:val="none"/>
+              </w:rPr>
+              <w:t> </w:t>
+            </w:r>
+          </w:p>
+        </w:tc>
+        <w:tc>
+          <w:tcPr>
+            <w:tcW w:w="960" w:type="dxa"/>
+            <w:tcBorders>
+              <w:top w:val="nil"/>
+              <w:left w:val="nil"/>
+              <w:bottom w:val="single" w:sz="8" w:space="0" w:color="auto"/>
+              <w:right w:val="single" w:sz="8" w:space="0" w:color="auto"/>
+            </w:tcBorders>
+            <w:shd w:val="clear" w:color="auto" w:fill="auto"/>
+            <w:vAlign w:val="center"/>
+            <w:hideMark/>
+          </w:tcPr>
+          <w:p>
+            <w:pPr>
+              <w:spacing w:after="0" w:line="240" w:lineRule="auto"/>
+              <w:rPr>
+                <w:rFonts w:ascii="Aptos" w:eastAsia="Times New Roman" w:hAnsi="Aptos" w:cs="Calibri"/>
+                <w:color w:val="000000"/>
+                <w:kern w:val="0"/>
+                <w:lang w:eastAsia="ru-RU"/>
+                <w14:ligatures w14:val="none"/>
+              </w:rPr>
+            </w:pPr>
+            <w:r>
+              <w:rPr>
+                <w:rFonts w:ascii="Aptos" w:eastAsia="Times New Roman" w:hAnsi="Aptos" w:cs="Calibri"/>
+                <w:color w:val="000000"/>
+                <w:kern w:val="0"/>
+                <w:lang w:eastAsia="ru-RU"/>
+                <w14:ligatures w14:val="none"/>
+              </w:rPr>
+              <w:t> </w:t>
+            </w:r>
+          </w:p>
+        </w:tc>
+        <w:tc>
+          <w:tcPr>
+            <w:tcW w:w="1052" w:type="dxa"/>
+            <w:tcBorders>
+              <w:top w:val="nil"/>
+              <w:left w:val="nil"/>
+              <w:bottom w:val="single" w:sz="8" w:space="0" w:color="auto"/>
+              <w:right w:val="single" w:sz="8" w:space="0" w:color="auto"/>
+            </w:tcBorders>
+            <w:shd w:val="clear" w:color="auto" w:fill="auto"/>
+            <w:vAlign w:val="center"/>
+            <w:hideMark/>
+          </w:tcPr>
+          <w:p>
+            <w:pPr>
+              <w:spacing w:after="0" w:line="240" w:lineRule="auto"/>
+              <w:rPr>
+                <w:rFonts w:ascii="Aptos" w:eastAsia="Times New Roman" w:hAnsi="Aptos" w:cs="Calibri"/>
+                <w:color w:val="000000"/>
+                <w:kern w:val="0"/>
+                <w:lang w:eastAsia="ru-RU"/>
+                <w14:ligatures w14:val="none"/>
+              </w:rPr>
+            </w:pPr>
+            <w:r>
+              <w:rPr>
+                <w:rFonts w:ascii="Aptos" w:eastAsia="Times New Roman" w:hAnsi="Aptos" w:cs="Calibri"/>
+                <w:color w:val="000000"/>
+                <w:kern w:val="0"/>
+                <w:lang w:eastAsia="ru-RU"/>
+                <w14:ligatures w14:val="none"/>
+              </w:rPr>
+              <w:t> </w:t>
+            </w:r>
+          </w:p>
+        </w:tc>
+        <w:tc>
+          <w:tcPr>
+            <w:tcW w:w="1052" w:type="dxa"/>
+            <w:tcBorders>
+              <w:top w:val="nil"/>
+              <w:left w:val="nil"/>
+              <w:bottom w:val="single" w:sz="8" w:space="0" w:color="auto"/>
+              <w:right w:val="single" w:sz="8" w:space="0" w:color="auto"/>
+            </w:tcBorders>
+            <w:shd w:val="clear" w:color="auto" w:fill="auto"/>
+            <w:vAlign w:val="center"/>
+            <w:hideMark/>
+          </w:tcPr>
+          <w:p>
+            <w:pPr>
+              <w:spacing w:after="0" w:line="240" w:lineRule="auto"/>
+              <w:rPr>
+                <w:rFonts w:ascii="Aptos" w:eastAsia="Times New Roman" w:hAnsi="Aptos" w:cs="Calibri"/>
+                <w:color w:val="000000"/>
+                <w:kern w:val="0"/>
+                <w:lang w:eastAsia="ru-RU"/>
+                <w14:ligatures w14:val="none"/>
+              </w:rPr>
+            </w:pPr>
+            <w:r>
+              <w:rPr>
+                <w:rFonts w:ascii="Aptos" w:eastAsia="Times New Roman" w:hAnsi="Aptos" w:cs="Calibri"/>
+                <w:color w:val="000000"/>
+                <w:kern w:val="0"/>
+                <w:lang w:eastAsia="ru-RU"/>
+                <w14:ligatures w14:val="none"/>
+              </w:rPr>
+              <w:t> </w:t>
+            </w:r>
+          </w:p>
+        </w:tc>
+        <w:tc>
+          <w:tcPr>
+            <w:tcW w:w="960" w:type="dxa"/>
+            <w:tcBorders>
+              <w:top w:val="nil"/>
+              <w:left w:val="nil"/>
+              <w:bottom w:val="single" w:sz="8" w:space="0" w:color="auto"/>
+              <w:right w:val="single" w:sz="8" w:space="0" w:color="auto"/>
+            </w:tcBorders>
+            <w:shd w:val="clear" w:color="auto" w:fill="auto"/>
+            <w:vAlign w:val="center"/>
+            <w:hideMark/>
+          </w:tcPr>
+          <w:p>
+            <w:pPr>
+              <w:spacing w:after="0" w:line="240" w:lineRule="auto"/>
+              <w:rPr>
+                <w:rFonts w:ascii="Aptos" w:eastAsia="Times New Roman" w:hAnsi="Aptos" w:cs="Calibri"/>
+                <w:color w:val="000000"/>
+                <w:kern w:val="0"/>
+                <w:lang w:eastAsia="ru-RU"/>
+                <w14:ligatures w14:val="none"/>
+              </w:rPr>
+            </w:pPr>
+            <w:r>
+              <w:rPr>
+                <w:rFonts w:ascii="Aptos" w:eastAsia="Times New Roman" w:hAnsi="Aptos" w:cs="Calibri"/>
+                <w:color w:val="000000"/>
+                <w:kern w:val="0"/>
+                <w:lang w:eastAsia="ru-RU"/>
+                <w14:ligatures w14:val="none"/>
+              </w:rPr>
+              <w:t> </w:t>
+            </w:r>
+          </w:p>
+        </w:tc>
+        <w:tc>
+          <w:tcPr>
+            <w:tcW w:w="960" w:type="dxa"/>
+            <w:tcBorders>
+              <w:top w:val="nil"/>
+              <w:left w:val="nil"/>
+              <w:bottom w:val="nil"/>
+              <w:right w:val="nil"/>
+            </w:tcBorders>
+            <w:shd w:val="clear" w:color="auto" w:fill="auto"/>
+            <w:noWrap/>
+            <w:vAlign w:val="bottom"/>
+            <w:hideMark/>
+          </w:tcPr>
+          <w:p>
+            <w:pPr>
+              <w:spacing w:after="0" w:line="240" w:lineRule="auto"/>
+              <w:rPr>
+                <w:rFonts w:ascii="Aptos" w:eastAsia="Times New Roman" w:hAnsi="Aptos" w:cs="Calibri"/>
+                <w:color w:val="000000"/>
+                <w:kern w:val="0"/>
+                <w:lang w:eastAsia="ru-RU"/>
+                <w14:ligatures w14:val="none"/>
+              </w:rPr>
+            </w:pPr>
+          </w:p>
+        </w:tc>
+        <w:tc>
+          <w:tcPr>
+            <w:tcW w:w="1163" w:type="dxa"/>
+            <w:tcBorders>
+              <w:top w:val="nil"/>
+              <w:left w:val="nil"/>
+              <w:bottom w:val="nil"/>
+              <w:right w:val="nil"/>
+            </w:tcBorders>
+            <w:shd w:val="clear" w:color="auto" w:fill="auto"/>
+            <w:noWrap/>
+            <w:vAlign w:val="bottom"/>
+            <w:hideMark/>
+          </w:tcPr>
+          <w:p>
+            <w:pPr>
+              <w:spacing w:after="0" w:line="240" w:lineRule="auto"/>
+              <w:rPr>
+                <w:rFonts w:ascii="Times New Roman" w:eastAsia="Times New Roman" w:hAnsi="Times New Roman" w:cs="Times New Roman"/>
+                <w:kern w:val="0"/>
+                <w:sz w:val="20"/>
+                <w:szCs w:val="20"/>
+                <w:lang w:eastAsia="ru-RU"/>
+                <w14:ligatures w14:val="none"/>
+              </w:rPr>
+            </w:pPr>
+          </w:p>
+        </w:tc>
+        <w:tc>
+          <w:tcPr>
+            <w:tcW w:w="886" w:type="dxa"/>
+            <w:tcBorders>
+              <w:top w:val="nil"/>
+              <w:left w:val="nil"/>
+              <w:bottom w:val="nil"/>
+              <w:right w:val="nil"/>
+            </w:tcBorders>
+            <w:shd w:val="clear" w:color="auto" w:fill="auto"/>
+            <w:noWrap/>
+            <w:vAlign w:val="bottom"/>
+            <w:hideMark/>
+          </w:tcPr>
+          <w:p>
+            <w:pPr>
+              <w:spacing w:after="0" w:line="240" w:lineRule="auto"/>
+              <w:rPr>
+                <w:rFonts w:ascii="Times New Roman" w:eastAsia="Times New Roman" w:hAnsi="Times New Roman" w:cs="Times New Roman"/>
+                <w:kern w:val="0"/>
+                <w:sz w:val="20"/>
+                <w:szCs w:val="20"/>
+                <w:lang w:eastAsia="ru-RU"/>
+                <w14:ligatures w14:val="none"/>
+              </w:rPr>
+            </w:pPr>
+          </w:p>
+        </w:tc>
+        <w:tc>
+          <w:tcPr>
+            <w:tcW w:w="1052" w:type="dxa"/>
+            <w:tcBorders>
+              <w:top w:val="nil"/>
+              <w:left w:val="nil"/>
+              <w:bottom w:val="nil"/>
+              <w:right w:val="nil"/>
+            </w:tcBorders>
+            <w:shd w:val="clear" w:color="auto" w:fill="auto"/>
+            <w:noWrap/>
+            <w:vAlign w:val="bottom"/>
+            <w:hideMark/>
+          </w:tcPr>
+          <w:p>
+            <w:pPr>
+              <w:spacing w:after="0" w:line="240" w:lineRule="auto"/>
+              <w:rPr>
+                <w:rFonts w:ascii="Times New Roman" w:eastAsia="Times New Roman" w:hAnsi="Times New Roman" w:cs="Times New Roman"/>
+                <w:kern w:val="0"/>
+                <w:sz w:val="20"/>
+                <w:szCs w:val="20"/>
+                <w:lang w:eastAsia="ru-RU"/>
+                <w14:ligatures w14:val="none"/>
+              </w:rPr>
+            </w:pPr>
+          </w:p>
+        </w:tc>
+      </w:tr>
+      <w:tr>
+        <w:trPr>
+          <w:trHeight w:val="290"/>
+        </w:trPr>
+        <w:tc>
+          <w:tcPr>
+            <w:tcW w:w="1100" w:type="dxa"/>
+            <w:tcBorders>
+              <w:top w:val="nil"/>
+              <w:left w:val="nil"/>
+              <w:bottom w:val="nil"/>
+              <w:right w:val="nil"/>
+            </w:tcBorders>
+            <w:shd w:val="clear" w:color="auto" w:fill="auto"/>
+            <w:noWrap/>
+            <w:vAlign w:val="bottom"/>
+            <w:hideMark/>
+          </w:tcPr>
+          <w:p>
+            <w:pPr>
+              <w:spacing w:after="0" w:line="240" w:lineRule="auto"/>
+              <w:jc w:val="right"/>
+              <w:rPr>
+                <w:rFonts w:ascii="Calibri" w:eastAsia="Times New Roman" w:hAnsi="Calibri" w:cs="Calibri"/>
+                <w:color w:val="000000"/>
+                <w:kern w:val="0"/>
+                <w:sz w:val="22"/>
+                <w:szCs w:val="22"/>
+                <w:lang w:eastAsia="ru-RU"/>
+                <w14:ligatures w14:val="none"/>
+              </w:rPr>
+            </w:pPr>
+            <w:r>
+              <w:rPr>
+                <w:rFonts w:ascii="Calibri" w:eastAsia="Times New Roman" w:hAnsi="Calibri" w:cs="Calibri"/>
+                <w:color w:val="000000"/>
+                <w:kern w:val="0"/>
+                <w:sz w:val="22"/>
+                <w:szCs w:val="22"/>
+                <w:lang w:eastAsia="ru-RU"/>
+                <w14:ligatures w14:val="none"/>
+              </w:rPr>
+              <w:t>24000</w:t>
+            </w:r>
+          </w:p>
+        </w:tc>
+        <w:tc>
+          <w:tcPr>
+            <w:tcW w:w="1052" w:type="dxa"/>
+            <w:tcBorders>
+              <w:top w:val="nil"/>
+              <w:left w:val="nil"/>
+              <w:bottom w:val="nil"/>
+              <w:right w:val="nil"/>
+            </w:tcBorders>
+            <w:shd w:val="clear" w:color="auto" w:fill="auto"/>
+            <w:noWrap/>
+            <w:vAlign w:val="bottom"/>
+            <w:hideMark/>
+          </w:tcPr>
+          <w:p>
+            <w:pPr>
+              <w:spacing w:after="0" w:line="240" w:lineRule="auto"/>
+              <w:jc w:val="right"/>
+              <w:rPr>
+                <w:rFonts w:ascii="Calibri" w:eastAsia="Times New Roman" w:hAnsi="Calibri" w:cs="Calibri"/>
+                <w:color w:val="000000"/>
+                <w:kern w:val="0"/>
+                <w:sz w:val="22"/>
+                <w:szCs w:val="22"/>
+                <w:lang w:eastAsia="ru-RU"/>
+                <w14:ligatures w14:val="none"/>
+              </w:rPr>
+            </w:pPr>
+            <w:r>
+              <w:rPr>
+                <w:rFonts w:ascii="Calibri" w:eastAsia="Times New Roman" w:hAnsi="Calibri" w:cs="Calibri"/>
+                <w:color w:val="000000"/>
+                <w:kern w:val="0"/>
+                <w:sz w:val="22"/>
+                <w:szCs w:val="22"/>
+                <w:lang w:eastAsia="ru-RU"/>
+                <w14:ligatures w14:val="none"/>
+              </w:rPr>
+              <w:t>21052,63</w:t>
+            </w:r>
+          </w:p>
+        </w:tc>
+        <w:tc>
+          <w:tcPr>
+            <w:tcW w:w="960" w:type="dxa"/>
+            <w:tcBorders>
+              <w:top w:val="nil"/>
+              <w:left w:val="nil"/>
+              <w:bottom w:val="nil"/>
+              <w:right w:val="nil"/>
+            </w:tcBorders>
+            <w:shd w:val="clear" w:color="auto" w:fill="auto"/>
+            <w:noWrap/>
+            <w:vAlign w:val="bottom"/>
+            <w:hideMark/>
+          </w:tcPr>
+          <w:p>
+            <w:pPr>
+              <w:spacing w:after="0" w:line="240" w:lineRule="auto"/>
+              <w:jc w:val="right"/>
+              <w:rPr>
+                <w:rFonts w:ascii="Calibri" w:eastAsia="Times New Roman" w:hAnsi="Calibri" w:cs="Calibri"/>
+                <w:color w:val="000000"/>
+                <w:kern w:val="0"/>
+                <w:sz w:val="22"/>
+                <w:szCs w:val="22"/>
+                <w:lang w:eastAsia="ru-RU"/>
+                <w14:ligatures w14:val="none"/>
+              </w:rPr>
+            </w:pPr>
+            <w:r>
+              <w:rPr>
+                <w:rFonts w:ascii="Calibri" w:eastAsia="Times New Roman" w:hAnsi="Calibri" w:cs="Calibri"/>
+                <w:color w:val="000000"/>
+                <w:kern w:val="0"/>
+                <w:sz w:val="22"/>
+                <w:szCs w:val="22"/>
+                <w:lang w:eastAsia="ru-RU"/>
+                <w14:ligatures w14:val="none"/>
+              </w:rPr>
+              <w:t>20000</w:t>
+            </w:r>
+          </w:p>
+        </w:tc>
+        <w:tc>
+          <w:tcPr>
+            <w:tcW w:w="1052" w:type="dxa"/>
+            <w:tcBorders>
+              <w:top w:val="nil"/>
+              <w:left w:val="nil"/>
+              <w:bottom w:val="nil"/>
+              <w:right w:val="nil"/>
+            </w:tcBorders>
+            <w:shd w:val="clear" w:color="auto" w:fill="auto"/>
+            <w:noWrap/>
+            <w:vAlign w:val="bottom"/>
+            <w:hideMark/>
+          </w:tcPr>
+          <w:p>
+            <w:pPr>
+              <w:spacing w:after="0" w:line="240" w:lineRule="auto"/>
+              <w:jc w:val="right"/>
+              <w:rPr>
+                <w:rFonts w:ascii="Calibri" w:eastAsia="Times New Roman" w:hAnsi="Calibri" w:cs="Calibri"/>
+                <w:color w:val="000000"/>
+                <w:kern w:val="0"/>
+                <w:sz w:val="22"/>
+                <w:szCs w:val="22"/>
+                <w:lang w:eastAsia="ru-RU"/>
+                <w14:ligatures w14:val="none"/>
+              </w:rPr>
+            </w:pPr>
+            <w:r>
+              <w:rPr>
+                <w:rFonts w:ascii="Calibri" w:eastAsia="Times New Roman" w:hAnsi="Calibri" w:cs="Calibri"/>
+                <w:color w:val="000000"/>
+                <w:kern w:val="0"/>
+                <w:sz w:val="22"/>
+                <w:szCs w:val="22"/>
+                <w:lang w:eastAsia="ru-RU"/>
+                <w14:ligatures w14:val="none"/>
+              </w:rPr>
+              <w:t>17272,73</w:t>
+            </w:r>
+          </w:p>
+        </w:tc>
+        <w:tc>
+          <w:tcPr>
+            <w:tcW w:w="1052" w:type="dxa"/>
+            <w:tcBorders>
+              <w:top w:val="nil"/>
+              <w:left w:val="nil"/>
+              <w:bottom w:val="nil"/>
+              <w:right w:val="nil"/>
+            </w:tcBorders>
+            <w:shd w:val="clear" w:color="auto" w:fill="auto"/>
+            <w:noWrap/>
+            <w:vAlign w:val="bottom"/>
+            <w:hideMark/>
+          </w:tcPr>
+          <w:p>
+            <w:pPr>
+              <w:spacing w:after="0" w:line="240" w:lineRule="auto"/>
+              <w:jc w:val="right"/>
+              <w:rPr>
+                <w:rFonts w:ascii="Calibri" w:eastAsia="Times New Roman" w:hAnsi="Calibri" w:cs="Calibri"/>
+                <w:color w:val="000000"/>
+                <w:kern w:val="0"/>
+                <w:sz w:val="22"/>
+                <w:szCs w:val="22"/>
+                <w:lang w:eastAsia="ru-RU"/>
+                <w14:ligatures w14:val="none"/>
+              </w:rPr>
+            </w:pPr>
+            <w:r>
+              <w:rPr>
+                <w:rFonts w:ascii="Calibri" w:eastAsia="Times New Roman" w:hAnsi="Calibri" w:cs="Calibri"/>
+                <w:color w:val="000000"/>
+                <w:kern w:val="0"/>
+                <w:sz w:val="22"/>
+                <w:szCs w:val="22"/>
+                <w:lang w:eastAsia="ru-RU"/>
+                <w14:ligatures w14:val="none"/>
+              </w:rPr>
+              <w:t>21052,63</w:t>
+            </w:r>
+          </w:p>
+        </w:tc>
+        <w:tc>
+          <w:tcPr>
+            <w:tcW w:w="960" w:type="dxa"/>
+            <w:tcBorders>
+              <w:top w:val="nil"/>
+              <w:left w:val="nil"/>
+              <w:bottom w:val="nil"/>
+              <w:right w:val="nil"/>
+            </w:tcBorders>
+            <w:shd w:val="clear" w:color="auto" w:fill="auto"/>
+            <w:noWrap/>
+            <w:vAlign w:val="bottom"/>
+            <w:hideMark/>
+          </w:tcPr>
+          <w:p>
+            <w:pPr>
+              <w:spacing w:after="0" w:line="240" w:lineRule="auto"/>
+              <w:jc w:val="right"/>
+              <w:rPr>
+                <w:rFonts w:ascii="Calibri" w:eastAsia="Times New Roman" w:hAnsi="Calibri" w:cs="Calibri"/>
+                <w:color w:val="000000"/>
+                <w:kern w:val="0"/>
+                <w:sz w:val="22"/>
+                <w:szCs w:val="22"/>
+                <w:lang w:eastAsia="ru-RU"/>
+                <w14:ligatures w14:val="none"/>
+              </w:rPr>
+            </w:pPr>
+            <w:r>
+              <w:rPr>
+                <w:rFonts w:ascii="Calibri" w:eastAsia="Times New Roman" w:hAnsi="Calibri" w:cs="Calibri"/>
+                <w:color w:val="000000"/>
+                <w:kern w:val="0"/>
+                <w:sz w:val="22"/>
+                <w:szCs w:val="22"/>
+                <w:lang w:eastAsia="ru-RU"/>
+                <w14:ligatures w14:val="none"/>
+              </w:rPr>
+              <w:t>20000</w:t>
+            </w:r>
+          </w:p>
+        </w:tc>
+        <w:tc>
+          <w:tcPr>
+            <w:tcW w:w="960" w:type="dxa"/>
+            <w:tcBorders>
+              <w:top w:val="nil"/>
+              <w:left w:val="nil"/>
+              <w:bottom w:val="nil"/>
+              <w:right w:val="nil"/>
+            </w:tcBorders>
+            <w:shd w:val="clear" w:color="auto" w:fill="auto"/>
+            <w:noWrap/>
+            <w:vAlign w:val="bottom"/>
+            <w:hideMark/>
+          </w:tcPr>
+          <w:p>
+            <w:pPr>
+              <w:spacing w:after="0" w:line="240" w:lineRule="auto"/>
+              <w:jc w:val="right"/>
+              <w:rPr>
+                <w:rFonts w:ascii="Calibri" w:eastAsia="Times New Roman" w:hAnsi="Calibri" w:cs="Calibri"/>
+                <w:color w:val="000000"/>
+                <w:kern w:val="0"/>
+                <w:sz w:val="22"/>
+                <w:szCs w:val="22"/>
+                <w:lang w:eastAsia="ru-RU"/>
+                <w14:ligatures w14:val="none"/>
+              </w:rPr>
+            </w:pPr>
+          </w:p>
+        </w:tc>
+        <w:tc>
+          <w:tcPr>
+            <w:tcW w:w="1163" w:type="dxa"/>
+            <w:tcBorders>
+              <w:top w:val="nil"/>
+              <w:left w:val="nil"/>
+              <w:bottom w:val="nil"/>
+              <w:right w:val="nil"/>
+            </w:tcBorders>
+            <w:shd w:val="clear" w:color="auto" w:fill="auto"/>
+            <w:noWrap/>
+            <w:vAlign w:val="bottom"/>
+            <w:hideMark/>
+          </w:tcPr>
+          <w:p>
+            <w:pPr>
+              <w:spacing w:after="0" w:line="240" w:lineRule="auto"/>
+              <w:jc w:val="right"/>
+              <w:rPr>
+                <w:rFonts w:ascii="Calibri" w:eastAsia="Times New Roman" w:hAnsi="Calibri" w:cs="Calibri"/>
+                <w:color w:val="000000"/>
+                <w:kern w:val="0"/>
+                <w:sz w:val="22"/>
+                <w:szCs w:val="22"/>
+                <w:lang w:eastAsia="ru-RU"/>
+                <w14:ligatures w14:val="none"/>
+              </w:rPr>
+            </w:pPr>
+            <w:r>
+              <w:rPr>
+                <w:rFonts w:ascii="Calibri" w:eastAsia="Times New Roman" w:hAnsi="Calibri" w:cs="Calibri"/>
+                <w:color w:val="000000"/>
+                <w:kern w:val="0"/>
+                <w:sz w:val="22"/>
+                <w:szCs w:val="22"/>
+                <w:lang w:eastAsia="ru-RU"/>
+                <w14:ligatures w14:val="none"/>
+              </w:rPr>
+              <w:t>123377,99</w:t>
+            </w:r>
+          </w:p>
+        </w:tc>
+        <w:tc>
+          <w:tcPr>
+            <w:tcW w:w="886" w:type="dxa"/>
+            <w:tcBorders>
+              <w:top w:val="nil"/>
+              <w:left w:val="nil"/>
+              <w:bottom w:val="nil"/>
+              <w:right w:val="nil"/>
+            </w:tcBorders>
+            <w:shd w:val="clear" w:color="auto" w:fill="auto"/>
+            <w:noWrap/>
+            <w:vAlign w:val="bottom"/>
+            <w:hideMark/>
+          </w:tcPr>
+          <w:p>
+            <w:pPr>
+              <w:spacing w:after="0" w:line="240" w:lineRule="auto"/>
+              <w:jc w:val="right"/>
+              <w:rPr>
+                <w:rFonts w:ascii="Calibri" w:eastAsia="Times New Roman" w:hAnsi="Calibri" w:cs="Calibri"/>
+                <w:color w:val="000000"/>
+                <w:kern w:val="0"/>
+                <w:sz w:val="22"/>
+                <w:szCs w:val="22"/>
+                <w:lang w:eastAsia="ru-RU"/>
+                <w14:ligatures w14:val="none"/>
+              </w:rPr>
+            </w:pPr>
+            <w:r>
+              <w:rPr>
+                <w:rFonts w:ascii="Calibri" w:eastAsia="Times New Roman" w:hAnsi="Calibri" w:cs="Calibri"/>
+                <w:color w:val="000000"/>
+                <w:kern w:val="0"/>
+                <w:sz w:val="22"/>
+                <w:szCs w:val="22"/>
+                <w:lang w:eastAsia="ru-RU"/>
+                <w14:ligatures w14:val="none"/>
+              </w:rPr>
+              <w:t>193378</w:t>
+            </w:r>
+          </w:p>
+        </w:tc>
+        <w:tc>
+          <w:tcPr>
+            <w:tcW w:w="1052" w:type="dxa"/>
+            <w:tcBorders>
+              <w:top w:val="nil"/>
+              <w:left w:val="nil"/>
+              <w:bottom w:val="nil"/>
+              <w:right w:val="nil"/>
+            </w:tcBorders>
+            <w:shd w:val="clear" w:color="auto" w:fill="auto"/>
+            <w:noWrap/>
+            <w:vAlign w:val="bottom"/>
+            <w:hideMark/>
+          </w:tcPr>
+          <w:p>
+            <w:pPr>
+              <w:spacing w:after="0" w:line="240" w:lineRule="auto"/>
+              <w:jc w:val="right"/>
+              <w:rPr>
+                <w:rFonts w:ascii="Calibri" w:eastAsia="Times New Roman" w:hAnsi="Calibri" w:cs="Calibri"/>
+                <w:color w:val="000000"/>
+                <w:kern w:val="0"/>
+                <w:sz w:val="22"/>
+                <w:szCs w:val="22"/>
+                <w:lang w:eastAsia="ru-RU"/>
+                <w14:ligatures w14:val="none"/>
+              </w:rPr>
+            </w:pPr>
+            <w:r>
+              <w:rPr>
+                <w:rFonts w:ascii="Calibri" w:eastAsia="Times New Roman" w:hAnsi="Calibri" w:cs="Calibri"/>
+                <w:color w:val="000000"/>
+                <w:kern w:val="0"/>
+                <w:sz w:val="22"/>
+                <w:szCs w:val="22"/>
+                <w:lang w:eastAsia="ru-RU"/>
+                <w14:ligatures w14:val="none"/>
+              </w:rPr>
+              <w:t>32229,67</w:t>
+            </w:r>
+          </w:p>
+        </w:tc>
+      </w:tr>
+    </w:tbl>
+    <w:p/>
+    <w:p/>
     <w:sectPr>
       <w:pgSz w:w="11906" w:h="16838"/>
       <w:pgMar w:top="1134" w:right="850" w:bottom="1134" w:left="1701" w:header="708" w:footer="708" w:gutter="0"/>
@@ -2404,6 +5544,95 @@
     </w:lvl>
   </w:abstractNum>
   <w:abstractNum w:abstractNumId="1" w15:restartNumberingAfterBreak="0">
+    <w:nsid w:val="50B4621E"/>
+    <w:multiLevelType w:val="hybridMultilevel"/>
+    <w:tmpl w:val="67FEF64A"/>
+    <w:lvl w:ilvl="0" w:tplc="0419000F">
+      <w:start w:val="1"/>
+      <w:numFmt w:val="decimal"/>
+      <w:lvlText w:val="%1."/>
+      <w:lvlJc w:val="left"/>
+      <w:pPr>
+        <w:ind w:left="720" w:hanging="360"/>
+      </w:pPr>
+      <w:rPr>
+        <w:rFonts w:hint="default"/>
+      </w:rPr>
+    </w:lvl>
+    <w:lvl w:ilvl="1" w:tplc="04190019" w:tentative="1">
+      <w:start w:val="1"/>
+      <w:numFmt w:val="lowerLetter"/>
+      <w:lvlText w:val="%2."/>
+      <w:lvlJc w:val="left"/>
+      <w:pPr>
+        <w:ind w:left="1440" w:hanging="360"/>
+      </w:pPr>
+    </w:lvl>
+    <w:lvl w:ilvl="2" w:tplc="0419001B" w:tentative="1">
+      <w:start w:val="1"/>
+      <w:numFmt w:val="lowerRoman"/>
+      <w:lvlText w:val="%3."/>
+      <w:lvlJc w:val="right"/>
+      <w:pPr>
+        <w:ind w:left="2160" w:hanging="180"/>
+      </w:pPr>
+    </w:lvl>
+    <w:lvl w:ilvl="3" w:tplc="0419000F" w:tentative="1">
+      <w:start w:val="1"/>
+      <w:numFmt w:val="decimal"/>
+      <w:lvlText w:val="%4."/>
+      <w:lvlJc w:val="left"/>
+      <w:pPr>
+        <w:ind w:left="2880" w:hanging="360"/>
+      </w:pPr>
+    </w:lvl>
+    <w:lvl w:ilvl="4" w:tplc="04190019" w:tentative="1">
+      <w:start w:val="1"/>
+      <w:numFmt w:val="lowerLetter"/>
+      <w:lvlText w:val="%5."/>
+      <w:lvlJc w:val="left"/>
+      <w:pPr>
+        <w:ind w:left="3600" w:hanging="360"/>
+      </w:pPr>
+    </w:lvl>
+    <w:lvl w:ilvl="5" w:tplc="0419001B" w:tentative="1">
+      <w:start w:val="1"/>
+      <w:numFmt w:val="lowerRoman"/>
+      <w:lvlText w:val="%6."/>
+      <w:lvlJc w:val="right"/>
+      <w:pPr>
+        <w:ind w:left="4320" w:hanging="180"/>
+      </w:pPr>
+    </w:lvl>
+    <w:lvl w:ilvl="6" w:tplc="0419000F" w:tentative="1">
+      <w:start w:val="1"/>
+      <w:numFmt w:val="decimal"/>
+      <w:lvlText w:val="%7."/>
+      <w:lvlJc w:val="left"/>
+      <w:pPr>
+        <w:ind w:left="5040" w:hanging="360"/>
+      </w:pPr>
+    </w:lvl>
+    <w:lvl w:ilvl="7" w:tplc="04190019" w:tentative="1">
+      <w:start w:val="1"/>
+      <w:numFmt w:val="lowerLetter"/>
+      <w:lvlText w:val="%8."/>
+      <w:lvlJc w:val="left"/>
+      <w:pPr>
+        <w:ind w:left="5760" w:hanging="360"/>
+      </w:pPr>
+    </w:lvl>
+    <w:lvl w:ilvl="8" w:tplc="0419001B" w:tentative="1">
+      <w:start w:val="1"/>
+      <w:numFmt w:val="lowerRoman"/>
+      <w:lvlText w:val="%9."/>
+      <w:lvlJc w:val="right"/>
+      <w:pPr>
+        <w:ind w:left="6480" w:hanging="180"/>
+      </w:pPr>
+    </w:lvl>
+  </w:abstractNum>
+  <w:abstractNum w:abstractNumId="2" w15:restartNumberingAfterBreak="0">
     <w:nsid w:val="6AF7570C"/>
     <w:multiLevelType w:val="hybridMultilevel"/>
     <w:tmpl w:val="4464297C"/>
@@ -2492,11 +5721,106 @@
       </w:pPr>
     </w:lvl>
   </w:abstractNum>
+  <w:abstractNum w:abstractNumId="3" w15:restartNumberingAfterBreak="0">
+    <w:nsid w:val="6B6D73E0"/>
+    <w:multiLevelType w:val="hybridMultilevel"/>
+    <w:tmpl w:val="DB8057A2"/>
+    <w:lvl w:ilvl="0" w:tplc="0419000F">
+      <w:start w:val="1"/>
+      <w:numFmt w:val="decimal"/>
+      <w:lvlText w:val="%1."/>
+      <w:lvlJc w:val="left"/>
+      <w:pPr>
+        <w:ind w:left="720" w:hanging="360"/>
+      </w:pPr>
+      <w:rPr>
+        <w:rFonts w:hint="default"/>
+      </w:rPr>
+    </w:lvl>
+    <w:lvl w:ilvl="1" w:tplc="04190019" w:tentative="1">
+      <w:start w:val="1"/>
+      <w:numFmt w:val="lowerLetter"/>
+      <w:lvlText w:val="%2."/>
+      <w:lvlJc w:val="left"/>
+      <w:pPr>
+        <w:ind w:left="1440" w:hanging="360"/>
+      </w:pPr>
+    </w:lvl>
+    <w:lvl w:ilvl="2" w:tplc="0419001B" w:tentative="1">
+      <w:start w:val="1"/>
+      <w:numFmt w:val="lowerRoman"/>
+      <w:lvlText w:val="%3."/>
+      <w:lvlJc w:val="right"/>
+      <w:pPr>
+        <w:ind w:left="2160" w:hanging="180"/>
+      </w:pPr>
+    </w:lvl>
+    <w:lvl w:ilvl="3" w:tplc="0419000F" w:tentative="1">
+      <w:start w:val="1"/>
+      <w:numFmt w:val="decimal"/>
+      <w:lvlText w:val="%4."/>
+      <w:lvlJc w:val="left"/>
+      <w:pPr>
+        <w:ind w:left="2880" w:hanging="360"/>
+      </w:pPr>
+    </w:lvl>
+    <w:lvl w:ilvl="4" w:tplc="04190019" w:tentative="1">
+      <w:start w:val="1"/>
+      <w:numFmt w:val="lowerLetter"/>
+      <w:lvlText w:val="%5."/>
+      <w:lvlJc w:val="left"/>
+      <w:pPr>
+        <w:ind w:left="3600" w:hanging="360"/>
+      </w:pPr>
+    </w:lvl>
+    <w:lvl w:ilvl="5" w:tplc="0419001B" w:tentative="1">
+      <w:start w:val="1"/>
+      <w:numFmt w:val="lowerRoman"/>
+      <w:lvlText w:val="%6."/>
+      <w:lvlJc w:val="right"/>
+      <w:pPr>
+        <w:ind w:left="4320" w:hanging="180"/>
+      </w:pPr>
+    </w:lvl>
+    <w:lvl w:ilvl="6" w:tplc="0419000F" w:tentative="1">
+      <w:start w:val="1"/>
+      <w:numFmt w:val="decimal"/>
+      <w:lvlText w:val="%7."/>
+      <w:lvlJc w:val="left"/>
+      <w:pPr>
+        <w:ind w:left="5040" w:hanging="360"/>
+      </w:pPr>
+    </w:lvl>
+    <w:lvl w:ilvl="7" w:tplc="04190019" w:tentative="1">
+      <w:start w:val="1"/>
+      <w:numFmt w:val="lowerLetter"/>
+      <w:lvlText w:val="%8."/>
+      <w:lvlJc w:val="left"/>
+      <w:pPr>
+        <w:ind w:left="5760" w:hanging="360"/>
+      </w:pPr>
+    </w:lvl>
+    <w:lvl w:ilvl="8" w:tplc="0419001B" w:tentative="1">
+      <w:start w:val="1"/>
+      <w:numFmt w:val="lowerRoman"/>
+      <w:lvlText w:val="%9."/>
+      <w:lvlJc w:val="right"/>
+      <w:pPr>
+        <w:ind w:left="6480" w:hanging="180"/>
+      </w:pPr>
+    </w:lvl>
+  </w:abstractNum>
   <w:num w:numId="1" w16cid:durableId="1339311986">
-    <w:abstractNumId w:val="1"/>
+    <w:abstractNumId w:val="2"/>
   </w:num>
   <w:num w:numId="2" w16cid:durableId="1421370278">
     <w:abstractNumId w:val="0"/>
+  </w:num>
+  <w:num w:numId="3" w16cid:durableId="169760526">
+    <w:abstractNumId w:val="3"/>
+  </w:num>
+  <w:num w:numId="4" w16cid:durableId="1541429088">
+    <w:abstractNumId w:val="1"/>
   </w:num>
 </w:numbering>
 </file>
@@ -3105,7 +6429,6 @@
   <w:style w:type="character" w:default="1" w:styleId="a0">
     <w:name w:val="Default Paragraph Font"/>
     <w:uiPriority w:val="1"/>
-    <w:semiHidden/>
     <w:unhideWhenUsed/>
   </w:style>
   <w:style w:type="table" w:default="1" w:styleId="a1">

--- a/4 курс/Маркетинг/Документ Microsoft Word.docx
+++ b/4 курс/Маркетинг/Документ Microsoft Word.docx
@@ -187,21 +187,8 @@
           </w:tcPr>
           <w:p>
             <w:r>
-              <w:t xml:space="preserve">Батон </w:t>
-            </w:r>
-            <w:proofErr w:type="spellStart"/>
-            <w:r>
-              <w:t>Ржан</w:t>
-            </w:r>
-            <w:proofErr w:type="spellEnd"/>
-            <w:r>
-              <w:t xml:space="preserve">. </w:t>
-            </w:r>
-            <w:proofErr w:type="spellStart"/>
-            <w:r>
-              <w:t>пшеничныйй</w:t>
-            </w:r>
-            <w:proofErr w:type="spellEnd"/>
+              <w:t>Батон Ржан. пшеничныйй</w:t>
+            </w:r>
           </w:p>
         </w:tc>
         <w:tc>
@@ -242,21 +229,8 @@
           </w:tcPr>
           <w:p>
             <w:r>
-              <w:t xml:space="preserve">Булочка </w:t>
-            </w:r>
-            <w:proofErr w:type="spellStart"/>
-            <w:r>
-              <w:t>повыш</w:t>
-            </w:r>
-            <w:proofErr w:type="spellEnd"/>
-            <w:r>
-              <w:t xml:space="preserve"> </w:t>
-            </w:r>
-            <w:proofErr w:type="spellStart"/>
-            <w:r>
-              <w:t>калор</w:t>
-            </w:r>
-            <w:proofErr w:type="spellEnd"/>
+              <w:t>Булочка повыш калор</w:t>
+            </w:r>
           </w:p>
         </w:tc>
         <w:tc>
@@ -763,28 +737,15 @@
     <w:p>
       <w:r>
         <w:tab/>
-        <w:t xml:space="preserve">Юр лица – Коммерческие или не </w:t>
-      </w:r>
-      <w:proofErr w:type="spellStart"/>
-      <w:r>
-        <w:t>комерческие</w:t>
-      </w:r>
-      <w:proofErr w:type="spellEnd"/>
+        <w:t>Юр лица – Коммерческие или не комерческие</w:t>
+      </w:r>
       <w:r>
         <w:br/>
         <w:t xml:space="preserve">Коммерческие организации создаются с целью извлечения прибыли, </w:t>
       </w:r>
       <w:r>
         <w:br/>
-        <w:t xml:space="preserve">НКО – Не коммерческая </w:t>
-      </w:r>
-      <w:proofErr w:type="spellStart"/>
-      <w:r>
-        <w:t>оргаанизация</w:t>
-      </w:r>
-      <w:proofErr w:type="spellEnd"/>
-      <w:r>
-        <w:t xml:space="preserve">  для удовлетворения потребности</w:t>
+        <w:t>НКО – Не коммерческая оргаанизация  для удовлетворения потребности</w:t>
       </w:r>
     </w:p>
     <w:p>
@@ -795,15 +756,7 @@
     <w:p/>
     <w:p>
       <w:r>
-        <w:t xml:space="preserve">ООО учреждено пятью физическими лицами, которые, сформировали уставной капитал следующими взносами 10, 13, 15, 20, 25. Годовая выручка общества 5.9мрублей, Основная система </w:t>
-      </w:r>
-      <w:proofErr w:type="spellStart"/>
-      <w:r>
-        <w:t>налого-облажения</w:t>
-      </w:r>
-      <w:proofErr w:type="spellEnd"/>
-      <w:r>
-        <w:t xml:space="preserve">, годовая себестоимость оказанных </w:t>
+        <w:t xml:space="preserve">ООО учреждено пятью физическими лицами, которые, сформировали уставной капитал следующими взносами 10, 13, 15, 20, 25. Годовая выручка общества 5.9мрублей, Основная система налого-облажения, годовая себестоимость оказанных </w:t>
       </w:r>
       <w:r>
         <w:lastRenderedPageBreak/>
@@ -861,15 +814,7 @@
     </w:p>
     <w:p>
       <w:r>
-        <w:t xml:space="preserve">Для </w:t>
-      </w:r>
-      <w:proofErr w:type="spellStart"/>
-      <w:r>
-        <w:t>учередител</w:t>
-      </w:r>
-      <w:proofErr w:type="spellEnd"/>
-      <w:r>
-        <w:t xml:space="preserve"> 171 840</w:t>
+        <w:t>Для учередител 171 840</w:t>
       </w:r>
       <w:r>
         <w:br/>
@@ -889,13 +834,8 @@
       </w:r>
     </w:p>
     <w:p>
-      <w:proofErr w:type="spellStart"/>
-      <w:r>
-        <w:t>Коэфициент</w:t>
-      </w:r>
-      <w:proofErr w:type="spellEnd"/>
-      <w:r>
-        <w:t xml:space="preserve"> = 171 840 \ 83 000 = 2.07</w:t>
+      <w:r>
+        <w:t>Коэфициент = 171 840 \ 83 000 = 2.07</w:t>
       </w:r>
     </w:p>
     <w:p>
@@ -931,21 +871,8 @@
     </w:p>
     <w:p>
       <w:r>
-        <w:t xml:space="preserve">Акционерное общество – эмитирует особый вид бумаг – </w:t>
-      </w:r>
-      <w:proofErr w:type="spellStart"/>
-      <w:r>
-        <w:t>акци</w:t>
-      </w:r>
-      <w:proofErr w:type="spellEnd"/>
-      <w:r>
-        <w:t xml:space="preserve">. Которые могут быть простыми (принимают участие в процедуре голосования) и </w:t>
-      </w:r>
-      <w:proofErr w:type="spellStart"/>
-      <w:r>
-        <w:t>прелигированные</w:t>
-      </w:r>
-      <w:proofErr w:type="spellEnd"/>
+        <w:t>Акционерное общество – эмитирует особый вид бумаг – акци. Которые могут быть простыми (принимают участие в процедуре голосования) и прелигированные</w:t>
+      </w:r>
     </w:p>
     <w:p>
       <w:r>
@@ -1093,15 +1020,7 @@
     </w:p>
     <w:p>
       <w:r>
-        <w:t xml:space="preserve">Выручка. = </w:t>
-      </w:r>
-      <w:proofErr w:type="spellStart"/>
-      <w:r>
-        <w:t>Себистоимость</w:t>
-      </w:r>
-      <w:proofErr w:type="spellEnd"/>
-      <w:r>
-        <w:t xml:space="preserve"> + прибыль + НДС</w:t>
+        <w:t>Выручка. = Себистоимость + прибыль + НДС</w:t>
       </w:r>
     </w:p>
     <w:p>
@@ -1299,23 +1218,7 @@
     </w:p>
     <w:p>
       <w:r>
-        <w:t xml:space="preserve">Производственный кооператив (Артель) – Добровольное объединение </w:t>
-      </w:r>
-      <w:proofErr w:type="spellStart"/>
-      <w:r>
-        <w:t>физ</w:t>
-      </w:r>
-      <w:proofErr w:type="spellEnd"/>
-      <w:r>
-        <w:t xml:space="preserve"> лиц (Пайщики) на основе материального и трудового участия, </w:t>
-      </w:r>
-      <w:proofErr w:type="spellStart"/>
-      <w:r>
-        <w:t>созданая</w:t>
-      </w:r>
-      <w:proofErr w:type="spellEnd"/>
-      <w:r>
-        <w:t xml:space="preserve"> для удовлетворения разнообразных потребностей и получение прибылей.</w:t>
+        <w:t>Производственный кооператив (Артель) – Добровольное объединение физ лиц (Пайщики) на основе материального и трудового участия, созданая для удовлетворения разнообразных потребностей и получение прибылей.</w:t>
       </w:r>
     </w:p>
     <w:p>
@@ -1326,15 +1229,7 @@
         <w:t xml:space="preserve"> </w:t>
       </w:r>
       <w:r>
-        <w:t>(</w:t>
-      </w:r>
-      <w:proofErr w:type="spellStart"/>
-      <w:r>
-        <w:t>Физ</w:t>
-      </w:r>
-      <w:proofErr w:type="spellEnd"/>
-      <w:r>
-        <w:t xml:space="preserve"> лицо) получает зарплату, премию, начисления</w:t>
+        <w:t>(Физ лицо) получает зарплату, премию, начисления</w:t>
       </w:r>
     </w:p>
     <w:p>
@@ -1366,13 +1261,8 @@
             <w:tcW w:w="1842" w:type="dxa"/>
           </w:tcPr>
           <w:p>
-            <w:proofErr w:type="spellStart"/>
-            <w:r>
-              <w:t>Должн</w:t>
-            </w:r>
-            <w:proofErr w:type="spellEnd"/>
-            <w:r>
-              <w:t>. оклад</w:t>
+            <w:r>
+              <w:t>Должн. оклад</w:t>
             </w:r>
           </w:p>
         </w:tc>
@@ -1551,15 +1441,7 @@
           </w:tcPr>
           <w:p>
             <w:r>
-              <w:t xml:space="preserve">Художник </w:t>
-            </w:r>
-            <w:proofErr w:type="spellStart"/>
-            <w:r>
-              <w:t>высш</w:t>
-            </w:r>
-            <w:proofErr w:type="spellEnd"/>
-            <w:r>
-              <w:t xml:space="preserve"> кат</w:t>
+              <w:t>Художник высш кат</w:t>
             </w:r>
           </w:p>
         </w:tc>
@@ -1706,13 +1588,8 @@
           </w:tcPr>
           <w:p>
             <w:r>
-              <w:t xml:space="preserve">Лакировщик </w:t>
-            </w:r>
-            <w:proofErr w:type="spellStart"/>
-            <w:r>
-              <w:t>ведущ</w:t>
-            </w:r>
-            <w:proofErr w:type="spellEnd"/>
+              <w:t>Лакировщик ведущ</w:t>
+            </w:r>
           </w:p>
         </w:tc>
         <w:tc>
@@ -2272,13 +2149,8 @@
           <w:numId w:val="3"/>
         </w:numPr>
       </w:pPr>
-      <w:proofErr w:type="spellStart"/>
-      <w:r>
-        <w:t>Обьем</w:t>
-      </w:r>
-      <w:proofErr w:type="spellEnd"/>
-      <w:r>
-        <w:t xml:space="preserve"> промышленного сельскохозяйственного производства</w:t>
+      <w:r>
+        <w:t>Обьем промышленного сельскохозяйственного производства</w:t>
       </w:r>
     </w:p>
     <w:p>
@@ -2295,15 +2167,7 @@
     </w:p>
     <w:p>
       <w:r>
-        <w:t xml:space="preserve">Практический интерес в маркетинговой деятельности представляет интерес изучения </w:t>
-      </w:r>
-      <w:proofErr w:type="spellStart"/>
-      <w:r>
-        <w:t>обьема</w:t>
-      </w:r>
-      <w:proofErr w:type="spellEnd"/>
-      <w:r>
-        <w:t xml:space="preserve"> и структуры денежных доходов населения, источником формирования которых выступают:</w:t>
+        <w:t>Практический интерес в маркетинговой деятельности представляет интерес изучения обьема и структуры денежных доходов населения, источником формирования которых выступают:</w:t>
       </w:r>
     </w:p>
     <w:p>
@@ -2396,13 +2260,8 @@
           <w:numId w:val="4"/>
         </w:numPr>
       </w:pPr>
-      <w:proofErr w:type="spellStart"/>
-      <w:r>
-        <w:t>НатурОплата</w:t>
-      </w:r>
-      <w:proofErr w:type="spellEnd"/>
-      <w:r>
-        <w:t xml:space="preserve"> (Работодатель имеет право выплатить до 25% ЗП натурой)</w:t>
+      <w:r>
+        <w:t>НатурОплата (Работодатель имеет право выплатить до 25% ЗП натурой)</w:t>
       </w:r>
     </w:p>
     <w:p>
@@ -2470,16 +2329,7 @@
     </w:p>
     <w:p>
       <w:r>
-        <w:t xml:space="preserve">Это называется </w:t>
-      </w:r>
-      <w:r>
-        <w:t xml:space="preserve">повременная </w:t>
-      </w:r>
-      <w:r>
-        <w:t>премиальная</w:t>
-      </w:r>
-      <w:r>
-        <w:t xml:space="preserve"> плата</w:t>
+        <w:t>Это называется повременная премиальная плата</w:t>
       </w:r>
     </w:p>
     <w:p>
@@ -2639,7 +2489,6 @@
                 <w14:ligatures w14:val="none"/>
               </w:rPr>
             </w:pPr>
-            <w:proofErr w:type="spellStart"/>
             <w:r>
               <w:rPr>
                 <w:rFonts w:ascii="Aptos" w:eastAsia="Times New Roman" w:hAnsi="Aptos" w:cs="Calibri"/>
@@ -2650,7 +2499,6 @@
               </w:rPr>
               <w:t>Фев</w:t>
             </w:r>
-            <w:proofErr w:type="spellEnd"/>
           </w:p>
         </w:tc>
         <w:tc>
@@ -5441,6 +5289,8063 @@
     </w:tbl>
     <w:p/>
     <w:p/>
+    <w:p>
+      <w:r>
+        <w:t xml:space="preserve">Определить однодневный заработок кондитера с должностным окладом 32к рублей, месячная норма выработки 800 изделий, изготовившую за смену 37ед продукции </w:t>
+      </w:r>
+    </w:p>
+    <w:p>
+      <w:r>
+        <w:t>Определить однодневный заработок</w:t>
+      </w:r>
+    </w:p>
+    <w:p>
+      <w:r>
+        <w:t xml:space="preserve">(32к разд 800)40р за еденицу, значит за день </w:t>
+      </w:r>
+      <w:r>
+        <w:t>1</w:t>
+      </w:r>
+      <w:r>
+        <w:t> </w:t>
+      </w:r>
+      <w:r>
+        <w:t>480</w:t>
+      </w:r>
+      <w:r>
+        <w:t xml:space="preserve">р </w:t>
+      </w:r>
+    </w:p>
+    <w:p/>
+    <w:p>
+      <w:r>
+        <w:t xml:space="preserve">В сфере услуг расценку за 100 (1000 рублей оборота) можно определить путем деления месячных должностных окладов сотрудников на среднемесячный план оборота по годовому плану плану </w:t>
+      </w:r>
+    </w:p>
+    <w:p/>
+    <w:p>
+      <w:r>
+        <w:t>В аптеке 5 сотрудников с месячными окладами 45,40,35,30 и 27 тыс рублей.</w:t>
+      </w:r>
+      <w:r>
+        <w:br/>
+        <w:t xml:space="preserve">Годовой план реализации аптечной продукции 36милеон рублей. </w:t>
+      </w:r>
+      <w:r>
+        <w:br/>
+        <w:t>В отчетном месяце реализованно продукции на 3230 тыс</w:t>
+      </w:r>
+    </w:p>
+    <w:p>
+      <w:r>
+        <w:t>Определить коллективную расценку за 100(1000) рублей оборота</w:t>
+      </w:r>
+      <w:r>
+        <w:br/>
+        <w:t xml:space="preserve">Фактический фонд оплаты труда </w:t>
+      </w:r>
+      <w:r>
+        <w:br/>
+        <w:t xml:space="preserve">Осуществить начисление заработных плат сотрудникам </w:t>
+      </w:r>
+    </w:p>
+    <w:p>
+      <w:pPr>
+        <w:rPr>
+          <w:b/>
+          <w:bCs/>
+        </w:rPr>
+      </w:pPr>
+      <w:r>
+        <w:rPr>
+          <w:b/>
+          <w:bCs/>
+        </w:rPr>
+        <w:lastRenderedPageBreak/>
+        <w:t>100 (1000р) – Расценка цены</w:t>
+      </w:r>
+    </w:p>
+    <w:p/>
+    <w:p>
+      <w:r>
+        <w:t>Работники обходяться в 177тысР</w:t>
+      </w:r>
+      <w:r>
+        <w:br/>
+        <w:t xml:space="preserve">Средний работник обходиться в </w:t>
+      </w:r>
+      <w:r>
+        <w:t>35,4</w:t>
+      </w:r>
+      <w:r>
+        <w:t>тысР</w:t>
+      </w:r>
+      <w:r>
+        <w:tab/>
+      </w:r>
+      <w:r>
+        <w:br/>
+      </w:r>
+      <w:r>
+        <w:t>Плановый месячный товарооборот 3милРублей</w:t>
+      </w:r>
+      <w:r>
+        <w:br/>
+        <w:t xml:space="preserve">Расценка цены= 177тысР делим на </w:t>
+      </w:r>
+      <w:r>
+        <w:t>3милР</w:t>
+      </w:r>
+      <w:r>
+        <w:t xml:space="preserve"> и умноить на 100(1000) = 5.9(59)</w:t>
+      </w:r>
+    </w:p>
+    <w:p>
+      <w:r>
+        <w:t xml:space="preserve">Фактический фонд оплаты труда (3230 умнож на 59) = </w:t>
+      </w:r>
+      <w:r>
+        <w:t>190</w:t>
+      </w:r>
+      <w:r>
+        <w:t> </w:t>
+      </w:r>
+      <w:r>
+        <w:t>570</w:t>
+      </w:r>
+      <w:r>
+        <w:br/>
+      </w:r>
+      <w:r>
+        <w:t>Осуществить начисление заработных плат сотрудникам</w:t>
+      </w:r>
+      <w:r>
+        <w:t xml:space="preserve"> = </w:t>
+      </w:r>
+      <w:r>
+        <w:br/>
+        <w:t>КТУ Коэфициент трудового участия 190 570 делим на 177 000 = 1.076</w:t>
+      </w:r>
+    </w:p>
+    <w:p>
+      <w:r>
+        <w:t xml:space="preserve">45 = 1.076 умножить на 45 = </w:t>
+      </w:r>
+      <w:r>
+        <w:t>48,42</w:t>
+      </w:r>
+      <w:r>
+        <w:t xml:space="preserve"> тыс рублей</w:t>
+      </w:r>
+    </w:p>
+    <w:p>
+      <w:r>
+        <w:t xml:space="preserve">27 = 1.076 умножить на 27 = </w:t>
+      </w:r>
+      <w:r>
+        <w:t>29,052</w:t>
+      </w:r>
+      <w:r>
+        <w:t xml:space="preserve"> тыс рублей</w:t>
+      </w:r>
+    </w:p>
+    <w:p/>
+    <w:p/>
+    <w:p/>
+    <w:p>
+      <w:r>
+        <w:t xml:space="preserve">Бюджетных организациях ЗП может быть определена через единицу стоимости тарифного коэффициента </w:t>
+      </w:r>
+    </w:p>
+    <w:p/>
+    <w:p>
+      <w:r>
+        <w:t>Месячный фонд оплаты труда 1 250 000 кол во часов в месяце рабочих 168</w:t>
+      </w:r>
+    </w:p>
+    <w:tbl>
+      <w:tblPr>
+        <w:tblW w:w="12784" w:type="dxa"/>
+        <w:tblLook w:val="04A0" w:firstRow="1" w:lastRow="0" w:firstColumn="1" w:lastColumn="0" w:noHBand="0" w:noVBand="1"/>
+      </w:tblPr>
+      <w:tblGrid>
+        <w:gridCol w:w="2377"/>
+        <w:gridCol w:w="1202"/>
+        <w:gridCol w:w="1014"/>
+        <w:gridCol w:w="1446"/>
+        <w:gridCol w:w="1446"/>
+        <w:gridCol w:w="1456"/>
+        <w:gridCol w:w="960"/>
+        <w:gridCol w:w="1163"/>
+        <w:gridCol w:w="760"/>
+        <w:gridCol w:w="960"/>
+      </w:tblGrid>
+      <w:tr>
+        <w:trPr>
+          <w:trHeight w:val="3210"/>
+        </w:trPr>
+        <w:tc>
+          <w:tcPr>
+            <w:tcW w:w="2377" w:type="dxa"/>
+            <w:tcBorders>
+              <w:top w:val="single" w:sz="8" w:space="0" w:color="auto"/>
+              <w:left w:val="single" w:sz="8" w:space="0" w:color="auto"/>
+              <w:bottom w:val="single" w:sz="8" w:space="0" w:color="auto"/>
+              <w:right w:val="single" w:sz="8" w:space="0" w:color="auto"/>
+            </w:tcBorders>
+            <w:shd w:val="clear" w:color="auto" w:fill="auto"/>
+            <w:vAlign w:val="center"/>
+            <w:hideMark/>
+          </w:tcPr>
+          <w:p>
+            <w:pPr>
+              <w:rPr>
+                <w:rFonts w:ascii="Aptos" w:hAnsi="Aptos" w:cs="Calibri"/>
+                <w:color w:val="000000"/>
+              </w:rPr>
+            </w:pPr>
+            <w:r>
+              <w:rPr>
+                <w:rFonts w:ascii="Aptos" w:hAnsi="Aptos" w:cs="Calibri"/>
+                <w:color w:val="000000"/>
+              </w:rPr>
+              <w:t> </w:t>
+            </w:r>
+          </w:p>
+        </w:tc>
+        <w:tc>
+          <w:tcPr>
+            <w:tcW w:w="1202" w:type="dxa"/>
+            <w:tcBorders>
+              <w:top w:val="single" w:sz="8" w:space="0" w:color="auto"/>
+              <w:left w:val="nil"/>
+              <w:bottom w:val="single" w:sz="8" w:space="0" w:color="auto"/>
+              <w:right w:val="single" w:sz="8" w:space="0" w:color="auto"/>
+            </w:tcBorders>
+            <w:shd w:val="clear" w:color="auto" w:fill="auto"/>
+            <w:vAlign w:val="center"/>
+            <w:hideMark/>
+          </w:tcPr>
+          <w:p>
+            <w:pPr>
+              <w:rPr>
+                <w:rFonts w:ascii="Aptos" w:hAnsi="Aptos" w:cs="Calibri"/>
+                <w:color w:val="000000"/>
+              </w:rPr>
+            </w:pPr>
+            <w:r>
+              <w:rPr>
+                <w:rFonts w:ascii="Aptos" w:hAnsi="Aptos" w:cs="Calibri"/>
+                <w:color w:val="000000"/>
+              </w:rPr>
+              <w:t>Кол-ао ставок</w:t>
+            </w:r>
+          </w:p>
+        </w:tc>
+        <w:tc>
+          <w:tcPr>
+            <w:tcW w:w="1014" w:type="dxa"/>
+            <w:tcBorders>
+              <w:top w:val="single" w:sz="8" w:space="0" w:color="auto"/>
+              <w:left w:val="nil"/>
+              <w:bottom w:val="single" w:sz="8" w:space="0" w:color="auto"/>
+              <w:right w:val="single" w:sz="8" w:space="0" w:color="auto"/>
+            </w:tcBorders>
+            <w:shd w:val="clear" w:color="auto" w:fill="auto"/>
+            <w:vAlign w:val="center"/>
+            <w:hideMark/>
+          </w:tcPr>
+          <w:p>
+            <w:pPr>
+              <w:rPr>
+                <w:rFonts w:ascii="Aptos" w:hAnsi="Aptos" w:cs="Calibri"/>
+                <w:color w:val="000000"/>
+              </w:rPr>
+            </w:pPr>
+            <w:r>
+              <w:rPr>
+                <w:rFonts w:ascii="Aptos" w:hAnsi="Aptos" w:cs="Calibri"/>
+                <w:color w:val="000000"/>
+              </w:rPr>
+              <w:t>Тариф коэф</w:t>
+            </w:r>
+          </w:p>
+        </w:tc>
+        <w:tc>
+          <w:tcPr>
+            <w:tcW w:w="1446" w:type="dxa"/>
+            <w:tcBorders>
+              <w:top w:val="single" w:sz="8" w:space="0" w:color="auto"/>
+              <w:left w:val="nil"/>
+              <w:bottom w:val="single" w:sz="8" w:space="0" w:color="auto"/>
+              <w:right w:val="single" w:sz="8" w:space="0" w:color="auto"/>
+            </w:tcBorders>
+            <w:shd w:val="clear" w:color="auto" w:fill="auto"/>
+            <w:vAlign w:val="center"/>
+            <w:hideMark/>
+          </w:tcPr>
+          <w:p>
+            <w:pPr>
+              <w:rPr>
+                <w:rFonts w:ascii="Aptos" w:hAnsi="Aptos" w:cs="Calibri"/>
+                <w:color w:val="000000"/>
+              </w:rPr>
+            </w:pPr>
+            <w:r>
+              <w:rPr>
+                <w:rFonts w:ascii="Aptos" w:hAnsi="Aptos" w:cs="Calibri"/>
+                <w:color w:val="000000"/>
+              </w:rPr>
+              <w:t>Мес зп</w:t>
+            </w:r>
+          </w:p>
+        </w:tc>
+        <w:tc>
+          <w:tcPr>
+            <w:tcW w:w="1446" w:type="dxa"/>
+            <w:tcBorders>
+              <w:top w:val="single" w:sz="8" w:space="0" w:color="auto"/>
+              <w:left w:val="nil"/>
+              <w:bottom w:val="single" w:sz="8" w:space="0" w:color="auto"/>
+              <w:right w:val="single" w:sz="8" w:space="0" w:color="auto"/>
+            </w:tcBorders>
+            <w:shd w:val="clear" w:color="auto" w:fill="auto"/>
+            <w:vAlign w:val="center"/>
+            <w:hideMark/>
+          </w:tcPr>
+          <w:p>
+            <w:pPr>
+              <w:rPr>
+                <w:rFonts w:ascii="Aptos" w:hAnsi="Aptos" w:cs="Calibri"/>
+                <w:color w:val="000000"/>
+              </w:rPr>
+            </w:pPr>
+            <w:r>
+              <w:rPr>
+                <w:rFonts w:ascii="Aptos" w:hAnsi="Aptos" w:cs="Calibri"/>
+                <w:color w:val="000000"/>
+              </w:rPr>
+              <w:t>Почас ставка</w:t>
+            </w:r>
+          </w:p>
+        </w:tc>
+        <w:tc>
+          <w:tcPr>
+            <w:tcW w:w="1456" w:type="dxa"/>
+            <w:tcBorders>
+              <w:top w:val="nil"/>
+              <w:left w:val="nil"/>
+              <w:bottom w:val="nil"/>
+              <w:right w:val="single" w:sz="8" w:space="0" w:color="auto"/>
+            </w:tcBorders>
+            <w:shd w:val="clear" w:color="auto" w:fill="auto"/>
+            <w:vAlign w:val="center"/>
+            <w:hideMark/>
+          </w:tcPr>
+          <w:p>
+            <w:pPr>
+              <w:rPr>
+                <w:rFonts w:ascii="Aptos" w:hAnsi="Aptos" w:cs="Calibri"/>
+                <w:color w:val="000000"/>
+              </w:rPr>
+            </w:pPr>
+            <w:r>
+              <w:rPr>
+                <w:rFonts w:ascii="Aptos" w:hAnsi="Aptos" w:cs="Calibri"/>
+                <w:color w:val="000000"/>
+              </w:rPr>
+              <w:t xml:space="preserve">Стоимость еденицы количества еденицы тарифного </w:t>
+            </w:r>
+          </w:p>
+        </w:tc>
+        <w:tc>
+          <w:tcPr>
+            <w:tcW w:w="960" w:type="dxa"/>
+            <w:tcBorders>
+              <w:top w:val="nil"/>
+              <w:left w:val="nil"/>
+              <w:bottom w:val="nil"/>
+              <w:right w:val="nil"/>
+            </w:tcBorders>
+            <w:shd w:val="clear" w:color="auto" w:fill="auto"/>
+            <w:noWrap/>
+            <w:vAlign w:val="bottom"/>
+            <w:hideMark/>
+          </w:tcPr>
+          <w:p>
+            <w:pPr>
+              <w:rPr>
+                <w:rFonts w:ascii="Aptos" w:hAnsi="Aptos" w:cs="Calibri"/>
+                <w:color w:val="000000"/>
+              </w:rPr>
+            </w:pPr>
+          </w:p>
+        </w:tc>
+        <w:tc>
+          <w:tcPr>
+            <w:tcW w:w="1163" w:type="dxa"/>
+            <w:tcBorders>
+              <w:top w:val="nil"/>
+              <w:left w:val="nil"/>
+              <w:bottom w:val="nil"/>
+              <w:right w:val="nil"/>
+            </w:tcBorders>
+            <w:shd w:val="clear" w:color="auto" w:fill="auto"/>
+            <w:noWrap/>
+            <w:vAlign w:val="bottom"/>
+            <w:hideMark/>
+          </w:tcPr>
+          <w:p>
+            <w:pPr>
+              <w:rPr>
+                <w:sz w:val="20"/>
+                <w:szCs w:val="20"/>
+              </w:rPr>
+            </w:pPr>
+          </w:p>
+        </w:tc>
+        <w:tc>
+          <w:tcPr>
+            <w:tcW w:w="760" w:type="dxa"/>
+            <w:tcBorders>
+              <w:top w:val="nil"/>
+              <w:left w:val="nil"/>
+              <w:bottom w:val="nil"/>
+              <w:right w:val="nil"/>
+            </w:tcBorders>
+            <w:shd w:val="clear" w:color="auto" w:fill="auto"/>
+            <w:noWrap/>
+            <w:vAlign w:val="bottom"/>
+            <w:hideMark/>
+          </w:tcPr>
+          <w:p>
+            <w:pPr>
+              <w:rPr>
+                <w:sz w:val="20"/>
+                <w:szCs w:val="20"/>
+              </w:rPr>
+            </w:pPr>
+          </w:p>
+        </w:tc>
+        <w:tc>
+          <w:tcPr>
+            <w:tcW w:w="960" w:type="dxa"/>
+            <w:tcBorders>
+              <w:top w:val="nil"/>
+              <w:left w:val="nil"/>
+              <w:bottom w:val="nil"/>
+              <w:right w:val="nil"/>
+            </w:tcBorders>
+            <w:shd w:val="clear" w:color="auto" w:fill="auto"/>
+            <w:noWrap/>
+            <w:vAlign w:val="bottom"/>
+            <w:hideMark/>
+          </w:tcPr>
+          <w:p>
+            <w:pPr>
+              <w:rPr>
+                <w:sz w:val="20"/>
+                <w:szCs w:val="20"/>
+              </w:rPr>
+            </w:pPr>
+          </w:p>
+        </w:tc>
+      </w:tr>
+      <w:tr>
+        <w:trPr>
+          <w:trHeight w:val="330"/>
+        </w:trPr>
+        <w:tc>
+          <w:tcPr>
+            <w:tcW w:w="2377" w:type="dxa"/>
+            <w:tcBorders>
+              <w:top w:val="nil"/>
+              <w:left w:val="single" w:sz="8" w:space="0" w:color="auto"/>
+              <w:bottom w:val="single" w:sz="8" w:space="0" w:color="auto"/>
+              <w:right w:val="single" w:sz="8" w:space="0" w:color="auto"/>
+            </w:tcBorders>
+            <w:shd w:val="clear" w:color="auto" w:fill="auto"/>
+            <w:vAlign w:val="center"/>
+            <w:hideMark/>
+          </w:tcPr>
+          <w:p>
+            <w:pPr>
+              <w:rPr>
+                <w:rFonts w:ascii="Aptos" w:hAnsi="Aptos" w:cs="Calibri"/>
+                <w:color w:val="000000"/>
+              </w:rPr>
+            </w:pPr>
+            <w:r>
+              <w:rPr>
+                <w:rFonts w:ascii="Aptos" w:hAnsi="Aptos" w:cs="Calibri"/>
+                <w:color w:val="000000"/>
+              </w:rPr>
+              <w:t xml:space="preserve">Заведующий </w:t>
+            </w:r>
+          </w:p>
+        </w:tc>
+        <w:tc>
+          <w:tcPr>
+            <w:tcW w:w="1202" w:type="dxa"/>
+            <w:tcBorders>
+              <w:top w:val="nil"/>
+              <w:left w:val="nil"/>
+              <w:bottom w:val="single" w:sz="8" w:space="0" w:color="auto"/>
+              <w:right w:val="single" w:sz="8" w:space="0" w:color="auto"/>
+            </w:tcBorders>
+            <w:shd w:val="clear" w:color="auto" w:fill="auto"/>
+            <w:vAlign w:val="center"/>
+            <w:hideMark/>
+          </w:tcPr>
+          <w:p>
+            <w:pPr>
+              <w:jc w:val="right"/>
+              <w:rPr>
+                <w:rFonts w:ascii="Aptos" w:hAnsi="Aptos" w:cs="Calibri"/>
+                <w:color w:val="000000"/>
+              </w:rPr>
+            </w:pPr>
+            <w:r>
+              <w:rPr>
+                <w:rFonts w:ascii="Aptos" w:hAnsi="Aptos" w:cs="Calibri"/>
+                <w:color w:val="000000"/>
+              </w:rPr>
+              <w:t>1</w:t>
+            </w:r>
+          </w:p>
+        </w:tc>
+        <w:tc>
+          <w:tcPr>
+            <w:tcW w:w="1014" w:type="dxa"/>
+            <w:tcBorders>
+              <w:top w:val="nil"/>
+              <w:left w:val="nil"/>
+              <w:bottom w:val="single" w:sz="8" w:space="0" w:color="auto"/>
+              <w:right w:val="single" w:sz="8" w:space="0" w:color="auto"/>
+            </w:tcBorders>
+            <w:shd w:val="clear" w:color="auto" w:fill="auto"/>
+            <w:vAlign w:val="center"/>
+            <w:hideMark/>
+          </w:tcPr>
+          <w:p>
+            <w:pPr>
+              <w:jc w:val="right"/>
+              <w:rPr>
+                <w:rFonts w:ascii="Aptos" w:hAnsi="Aptos" w:cs="Calibri"/>
+                <w:color w:val="000000"/>
+              </w:rPr>
+            </w:pPr>
+            <w:r>
+              <w:rPr>
+                <w:rFonts w:ascii="Aptos" w:hAnsi="Aptos" w:cs="Calibri"/>
+                <w:color w:val="000000"/>
+              </w:rPr>
+              <w:t>4,20</w:t>
+            </w:r>
+          </w:p>
+        </w:tc>
+        <w:tc>
+          <w:tcPr>
+            <w:tcW w:w="1446" w:type="dxa"/>
+            <w:tcBorders>
+              <w:top w:val="nil"/>
+              <w:left w:val="nil"/>
+              <w:bottom w:val="single" w:sz="8" w:space="0" w:color="auto"/>
+              <w:right w:val="single" w:sz="8" w:space="0" w:color="auto"/>
+            </w:tcBorders>
+            <w:shd w:val="clear" w:color="auto" w:fill="auto"/>
+            <w:vAlign w:val="center"/>
+            <w:hideMark/>
+          </w:tcPr>
+          <w:p>
+            <w:pPr>
+              <w:jc w:val="right"/>
+              <w:rPr>
+                <w:rFonts w:ascii="Aptos" w:hAnsi="Aptos" w:cs="Calibri"/>
+                <w:color w:val="000000"/>
+              </w:rPr>
+            </w:pPr>
+            <w:r>
+              <w:rPr>
+                <w:rFonts w:ascii="Aptos" w:hAnsi="Aptos" w:cs="Calibri"/>
+                <w:color w:val="000000"/>
+              </w:rPr>
+              <w:t>84100,9211</w:t>
+            </w:r>
+          </w:p>
+        </w:tc>
+        <w:tc>
+          <w:tcPr>
+            <w:tcW w:w="1446" w:type="dxa"/>
+            <w:tcBorders>
+              <w:top w:val="nil"/>
+              <w:left w:val="nil"/>
+              <w:bottom w:val="single" w:sz="8" w:space="0" w:color="auto"/>
+              <w:right w:val="single" w:sz="8" w:space="0" w:color="auto"/>
+            </w:tcBorders>
+            <w:shd w:val="clear" w:color="auto" w:fill="auto"/>
+            <w:vAlign w:val="center"/>
+            <w:hideMark/>
+          </w:tcPr>
+          <w:p>
+            <w:pPr>
+              <w:jc w:val="right"/>
+              <w:rPr>
+                <w:rFonts w:ascii="Aptos" w:hAnsi="Aptos" w:cs="Calibri"/>
+                <w:color w:val="000000"/>
+              </w:rPr>
+            </w:pPr>
+            <w:r>
+              <w:rPr>
+                <w:rFonts w:ascii="Aptos" w:hAnsi="Aptos" w:cs="Calibri"/>
+                <w:color w:val="000000"/>
+              </w:rPr>
+              <w:t>500,600721</w:t>
+            </w:r>
+          </w:p>
+        </w:tc>
+        <w:tc>
+          <w:tcPr>
+            <w:tcW w:w="1456" w:type="dxa"/>
+            <w:tcBorders>
+              <w:top w:val="nil"/>
+              <w:left w:val="nil"/>
+              <w:bottom w:val="nil"/>
+              <w:right w:val="nil"/>
+            </w:tcBorders>
+            <w:shd w:val="clear" w:color="auto" w:fill="auto"/>
+            <w:noWrap/>
+            <w:vAlign w:val="bottom"/>
+            <w:hideMark/>
+          </w:tcPr>
+          <w:p>
+            <w:pPr>
+              <w:jc w:val="right"/>
+              <w:rPr>
+                <w:rFonts w:ascii="Calibri" w:hAnsi="Calibri" w:cs="Calibri"/>
+                <w:color w:val="000000"/>
+                <w:sz w:val="22"/>
+                <w:szCs w:val="22"/>
+              </w:rPr>
+            </w:pPr>
+            <w:r>
+              <w:rPr>
+                <w:rFonts w:ascii="Calibri" w:hAnsi="Calibri" w:cs="Calibri"/>
+                <w:color w:val="000000"/>
+                <w:sz w:val="22"/>
+                <w:szCs w:val="22"/>
+              </w:rPr>
+              <w:t>4,2</w:t>
+            </w:r>
+          </w:p>
+        </w:tc>
+        <w:tc>
+          <w:tcPr>
+            <w:tcW w:w="960" w:type="dxa"/>
+            <w:tcBorders>
+              <w:top w:val="nil"/>
+              <w:left w:val="nil"/>
+              <w:bottom w:val="nil"/>
+              <w:right w:val="nil"/>
+            </w:tcBorders>
+            <w:shd w:val="clear" w:color="auto" w:fill="auto"/>
+            <w:noWrap/>
+            <w:vAlign w:val="bottom"/>
+            <w:hideMark/>
+          </w:tcPr>
+          <w:p>
+            <w:pPr>
+              <w:jc w:val="right"/>
+              <w:rPr>
+                <w:rFonts w:ascii="Calibri" w:hAnsi="Calibri" w:cs="Calibri"/>
+                <w:color w:val="000000"/>
+                <w:sz w:val="22"/>
+                <w:szCs w:val="22"/>
+              </w:rPr>
+            </w:pPr>
+          </w:p>
+        </w:tc>
+        <w:tc>
+          <w:tcPr>
+            <w:tcW w:w="1163" w:type="dxa"/>
+            <w:tcBorders>
+              <w:top w:val="nil"/>
+              <w:left w:val="nil"/>
+              <w:bottom w:val="nil"/>
+              <w:right w:val="nil"/>
+            </w:tcBorders>
+            <w:shd w:val="clear" w:color="auto" w:fill="auto"/>
+            <w:noWrap/>
+            <w:vAlign w:val="bottom"/>
+            <w:hideMark/>
+          </w:tcPr>
+          <w:p>
+            <w:pPr>
+              <w:jc w:val="right"/>
+              <w:rPr>
+                <w:rFonts w:ascii="Calibri" w:hAnsi="Calibri" w:cs="Calibri"/>
+                <w:color w:val="000000"/>
+                <w:sz w:val="22"/>
+                <w:szCs w:val="22"/>
+              </w:rPr>
+            </w:pPr>
+            <w:r>
+              <w:rPr>
+                <w:rFonts w:ascii="Calibri" w:hAnsi="Calibri" w:cs="Calibri"/>
+                <w:color w:val="000000"/>
+                <w:sz w:val="22"/>
+                <w:szCs w:val="22"/>
+              </w:rPr>
+              <w:t>1250000</w:t>
+            </w:r>
+          </w:p>
+        </w:tc>
+        <w:tc>
+          <w:tcPr>
+            <w:tcW w:w="760" w:type="dxa"/>
+            <w:tcBorders>
+              <w:top w:val="nil"/>
+              <w:left w:val="nil"/>
+              <w:bottom w:val="nil"/>
+              <w:right w:val="nil"/>
+            </w:tcBorders>
+            <w:shd w:val="clear" w:color="auto" w:fill="auto"/>
+            <w:noWrap/>
+            <w:vAlign w:val="bottom"/>
+            <w:hideMark/>
+          </w:tcPr>
+          <w:p>
+            <w:pPr>
+              <w:jc w:val="right"/>
+              <w:rPr>
+                <w:rFonts w:ascii="Calibri" w:hAnsi="Calibri" w:cs="Calibri"/>
+                <w:color w:val="000000"/>
+                <w:sz w:val="22"/>
+                <w:szCs w:val="22"/>
+              </w:rPr>
+            </w:pPr>
+          </w:p>
+        </w:tc>
+        <w:tc>
+          <w:tcPr>
+            <w:tcW w:w="960" w:type="dxa"/>
+            <w:tcBorders>
+              <w:top w:val="nil"/>
+              <w:left w:val="nil"/>
+              <w:bottom w:val="nil"/>
+              <w:right w:val="nil"/>
+            </w:tcBorders>
+            <w:shd w:val="clear" w:color="auto" w:fill="auto"/>
+            <w:noWrap/>
+            <w:vAlign w:val="bottom"/>
+            <w:hideMark/>
+          </w:tcPr>
+          <w:p>
+            <w:pPr>
+              <w:jc w:val="right"/>
+              <w:rPr>
+                <w:rFonts w:ascii="Calibri" w:hAnsi="Calibri" w:cs="Calibri"/>
+                <w:color w:val="000000"/>
+                <w:sz w:val="22"/>
+                <w:szCs w:val="22"/>
+              </w:rPr>
+            </w:pPr>
+            <w:r>
+              <w:rPr>
+                <w:rFonts w:ascii="Calibri" w:hAnsi="Calibri" w:cs="Calibri"/>
+                <w:color w:val="000000"/>
+                <w:sz w:val="22"/>
+                <w:szCs w:val="22"/>
+              </w:rPr>
+              <w:t>168</w:t>
+            </w:r>
+          </w:p>
+        </w:tc>
+      </w:tr>
+      <w:tr>
+        <w:trPr>
+          <w:trHeight w:val="330"/>
+        </w:trPr>
+        <w:tc>
+          <w:tcPr>
+            <w:tcW w:w="2377" w:type="dxa"/>
+            <w:tcBorders>
+              <w:top w:val="nil"/>
+              <w:left w:val="single" w:sz="8" w:space="0" w:color="auto"/>
+              <w:bottom w:val="single" w:sz="8" w:space="0" w:color="auto"/>
+              <w:right w:val="single" w:sz="8" w:space="0" w:color="auto"/>
+            </w:tcBorders>
+            <w:shd w:val="clear" w:color="auto" w:fill="auto"/>
+            <w:vAlign w:val="center"/>
+            <w:hideMark/>
+          </w:tcPr>
+          <w:p>
+            <w:pPr>
+              <w:rPr>
+                <w:rFonts w:ascii="Aptos" w:hAnsi="Aptos" w:cs="Calibri"/>
+                <w:color w:val="000000"/>
+              </w:rPr>
+            </w:pPr>
+            <w:r>
+              <w:rPr>
+                <w:rFonts w:ascii="Aptos" w:hAnsi="Aptos" w:cs="Calibri"/>
+                <w:color w:val="000000"/>
+              </w:rPr>
+              <w:t>худ</w:t>
+            </w:r>
+          </w:p>
+        </w:tc>
+        <w:tc>
+          <w:tcPr>
+            <w:tcW w:w="1202" w:type="dxa"/>
+            <w:tcBorders>
+              <w:top w:val="nil"/>
+              <w:left w:val="nil"/>
+              <w:bottom w:val="single" w:sz="8" w:space="0" w:color="auto"/>
+              <w:right w:val="single" w:sz="8" w:space="0" w:color="auto"/>
+            </w:tcBorders>
+            <w:shd w:val="clear" w:color="auto" w:fill="auto"/>
+            <w:vAlign w:val="center"/>
+            <w:hideMark/>
+          </w:tcPr>
+          <w:p>
+            <w:pPr>
+              <w:jc w:val="right"/>
+              <w:rPr>
+                <w:rFonts w:ascii="Aptos" w:hAnsi="Aptos" w:cs="Calibri"/>
+                <w:color w:val="000000"/>
+              </w:rPr>
+            </w:pPr>
+            <w:r>
+              <w:rPr>
+                <w:rFonts w:ascii="Aptos" w:hAnsi="Aptos" w:cs="Calibri"/>
+                <w:color w:val="000000"/>
+              </w:rPr>
+              <w:t>1</w:t>
+            </w:r>
+          </w:p>
+        </w:tc>
+        <w:tc>
+          <w:tcPr>
+            <w:tcW w:w="1014" w:type="dxa"/>
+            <w:tcBorders>
+              <w:top w:val="nil"/>
+              <w:left w:val="nil"/>
+              <w:bottom w:val="single" w:sz="8" w:space="0" w:color="auto"/>
+              <w:right w:val="single" w:sz="8" w:space="0" w:color="auto"/>
+            </w:tcBorders>
+            <w:shd w:val="clear" w:color="auto" w:fill="auto"/>
+            <w:vAlign w:val="center"/>
+            <w:hideMark/>
+          </w:tcPr>
+          <w:p>
+            <w:pPr>
+              <w:jc w:val="right"/>
+              <w:rPr>
+                <w:rFonts w:ascii="Aptos" w:hAnsi="Aptos" w:cs="Calibri"/>
+                <w:color w:val="000000"/>
+              </w:rPr>
+            </w:pPr>
+            <w:r>
+              <w:rPr>
+                <w:rFonts w:ascii="Aptos" w:hAnsi="Aptos" w:cs="Calibri"/>
+                <w:color w:val="000000"/>
+              </w:rPr>
+              <w:t>3,80</w:t>
+            </w:r>
+          </w:p>
+        </w:tc>
+        <w:tc>
+          <w:tcPr>
+            <w:tcW w:w="1446" w:type="dxa"/>
+            <w:tcBorders>
+              <w:top w:val="nil"/>
+              <w:left w:val="nil"/>
+              <w:bottom w:val="single" w:sz="8" w:space="0" w:color="auto"/>
+              <w:right w:val="single" w:sz="8" w:space="0" w:color="auto"/>
+            </w:tcBorders>
+            <w:shd w:val="clear" w:color="auto" w:fill="auto"/>
+            <w:vAlign w:val="center"/>
+            <w:hideMark/>
+          </w:tcPr>
+          <w:p>
+            <w:pPr>
+              <w:jc w:val="right"/>
+              <w:rPr>
+                <w:rFonts w:ascii="Aptos" w:hAnsi="Aptos" w:cs="Calibri"/>
+                <w:color w:val="000000"/>
+              </w:rPr>
+            </w:pPr>
+            <w:r>
+              <w:rPr>
+                <w:rFonts w:ascii="Aptos" w:hAnsi="Aptos" w:cs="Calibri"/>
+                <w:color w:val="000000"/>
+              </w:rPr>
+              <w:t>76091,3096</w:t>
+            </w:r>
+          </w:p>
+        </w:tc>
+        <w:tc>
+          <w:tcPr>
+            <w:tcW w:w="1446" w:type="dxa"/>
+            <w:tcBorders>
+              <w:top w:val="nil"/>
+              <w:left w:val="nil"/>
+              <w:bottom w:val="single" w:sz="8" w:space="0" w:color="auto"/>
+              <w:right w:val="single" w:sz="8" w:space="0" w:color="auto"/>
+            </w:tcBorders>
+            <w:shd w:val="clear" w:color="auto" w:fill="auto"/>
+            <w:vAlign w:val="center"/>
+            <w:hideMark/>
+          </w:tcPr>
+          <w:p>
+            <w:pPr>
+              <w:jc w:val="right"/>
+              <w:rPr>
+                <w:rFonts w:ascii="Aptos" w:hAnsi="Aptos" w:cs="Calibri"/>
+                <w:color w:val="000000"/>
+              </w:rPr>
+            </w:pPr>
+            <w:r>
+              <w:rPr>
+                <w:rFonts w:ascii="Aptos" w:hAnsi="Aptos" w:cs="Calibri"/>
+                <w:color w:val="000000"/>
+              </w:rPr>
+              <w:t>452,924462</w:t>
+            </w:r>
+          </w:p>
+        </w:tc>
+        <w:tc>
+          <w:tcPr>
+            <w:tcW w:w="1456" w:type="dxa"/>
+            <w:tcBorders>
+              <w:top w:val="nil"/>
+              <w:left w:val="nil"/>
+              <w:bottom w:val="nil"/>
+              <w:right w:val="nil"/>
+            </w:tcBorders>
+            <w:shd w:val="clear" w:color="auto" w:fill="auto"/>
+            <w:noWrap/>
+            <w:vAlign w:val="bottom"/>
+            <w:hideMark/>
+          </w:tcPr>
+          <w:p>
+            <w:pPr>
+              <w:jc w:val="right"/>
+              <w:rPr>
+                <w:rFonts w:ascii="Calibri" w:hAnsi="Calibri" w:cs="Calibri"/>
+                <w:color w:val="000000"/>
+                <w:sz w:val="22"/>
+                <w:szCs w:val="22"/>
+              </w:rPr>
+            </w:pPr>
+            <w:r>
+              <w:rPr>
+                <w:rFonts w:ascii="Calibri" w:hAnsi="Calibri" w:cs="Calibri"/>
+                <w:color w:val="000000"/>
+                <w:sz w:val="22"/>
+                <w:szCs w:val="22"/>
+              </w:rPr>
+              <w:t>3,8</w:t>
+            </w:r>
+          </w:p>
+        </w:tc>
+        <w:tc>
+          <w:tcPr>
+            <w:tcW w:w="960" w:type="dxa"/>
+            <w:tcBorders>
+              <w:top w:val="nil"/>
+              <w:left w:val="nil"/>
+              <w:bottom w:val="nil"/>
+              <w:right w:val="nil"/>
+            </w:tcBorders>
+            <w:shd w:val="clear" w:color="auto" w:fill="auto"/>
+            <w:noWrap/>
+            <w:vAlign w:val="bottom"/>
+            <w:hideMark/>
+          </w:tcPr>
+          <w:p>
+            <w:pPr>
+              <w:jc w:val="right"/>
+              <w:rPr>
+                <w:rFonts w:ascii="Calibri" w:hAnsi="Calibri" w:cs="Calibri"/>
+                <w:color w:val="000000"/>
+                <w:sz w:val="22"/>
+                <w:szCs w:val="22"/>
+              </w:rPr>
+            </w:pPr>
+          </w:p>
+        </w:tc>
+        <w:tc>
+          <w:tcPr>
+            <w:tcW w:w="1163" w:type="dxa"/>
+            <w:tcBorders>
+              <w:top w:val="nil"/>
+              <w:left w:val="nil"/>
+              <w:bottom w:val="nil"/>
+              <w:right w:val="nil"/>
+            </w:tcBorders>
+            <w:shd w:val="clear" w:color="auto" w:fill="auto"/>
+            <w:noWrap/>
+            <w:vAlign w:val="bottom"/>
+            <w:hideMark/>
+          </w:tcPr>
+          <w:p>
+            <w:pPr>
+              <w:rPr>
+                <w:sz w:val="20"/>
+                <w:szCs w:val="20"/>
+              </w:rPr>
+            </w:pPr>
+          </w:p>
+        </w:tc>
+        <w:tc>
+          <w:tcPr>
+            <w:tcW w:w="760" w:type="dxa"/>
+            <w:tcBorders>
+              <w:top w:val="nil"/>
+              <w:left w:val="nil"/>
+              <w:bottom w:val="nil"/>
+              <w:right w:val="nil"/>
+            </w:tcBorders>
+            <w:shd w:val="clear" w:color="auto" w:fill="auto"/>
+            <w:noWrap/>
+            <w:vAlign w:val="bottom"/>
+            <w:hideMark/>
+          </w:tcPr>
+          <w:p>
+            <w:pPr>
+              <w:rPr>
+                <w:sz w:val="20"/>
+                <w:szCs w:val="20"/>
+              </w:rPr>
+            </w:pPr>
+          </w:p>
+        </w:tc>
+        <w:tc>
+          <w:tcPr>
+            <w:tcW w:w="960" w:type="dxa"/>
+            <w:tcBorders>
+              <w:top w:val="nil"/>
+              <w:left w:val="nil"/>
+              <w:bottom w:val="nil"/>
+              <w:right w:val="nil"/>
+            </w:tcBorders>
+            <w:shd w:val="clear" w:color="auto" w:fill="auto"/>
+            <w:noWrap/>
+            <w:vAlign w:val="bottom"/>
+            <w:hideMark/>
+          </w:tcPr>
+          <w:p>
+            <w:pPr>
+              <w:rPr>
+                <w:sz w:val="20"/>
+                <w:szCs w:val="20"/>
+              </w:rPr>
+            </w:pPr>
+          </w:p>
+        </w:tc>
+      </w:tr>
+      <w:tr>
+        <w:trPr>
+          <w:trHeight w:val="330"/>
+        </w:trPr>
+        <w:tc>
+          <w:tcPr>
+            <w:tcW w:w="2377" w:type="dxa"/>
+            <w:tcBorders>
+              <w:top w:val="nil"/>
+              <w:left w:val="single" w:sz="8" w:space="0" w:color="auto"/>
+              <w:bottom w:val="single" w:sz="8" w:space="0" w:color="auto"/>
+              <w:right w:val="single" w:sz="8" w:space="0" w:color="auto"/>
+            </w:tcBorders>
+            <w:shd w:val="clear" w:color="auto" w:fill="auto"/>
+            <w:vAlign w:val="center"/>
+            <w:hideMark/>
+          </w:tcPr>
+          <w:p>
+            <w:pPr>
+              <w:rPr>
+                <w:rFonts w:ascii="Aptos" w:hAnsi="Aptos" w:cs="Calibri"/>
+                <w:color w:val="000000"/>
+              </w:rPr>
+            </w:pPr>
+            <w:r>
+              <w:rPr>
+                <w:rFonts w:ascii="Aptos" w:hAnsi="Aptos" w:cs="Calibri"/>
+                <w:color w:val="000000"/>
+              </w:rPr>
+              <w:t>музык</w:t>
+            </w:r>
+          </w:p>
+        </w:tc>
+        <w:tc>
+          <w:tcPr>
+            <w:tcW w:w="1202" w:type="dxa"/>
+            <w:tcBorders>
+              <w:top w:val="nil"/>
+              <w:left w:val="nil"/>
+              <w:bottom w:val="single" w:sz="8" w:space="0" w:color="auto"/>
+              <w:right w:val="single" w:sz="8" w:space="0" w:color="auto"/>
+            </w:tcBorders>
+            <w:shd w:val="clear" w:color="auto" w:fill="auto"/>
+            <w:vAlign w:val="center"/>
+            <w:hideMark/>
+          </w:tcPr>
+          <w:p>
+            <w:pPr>
+              <w:jc w:val="right"/>
+              <w:rPr>
+                <w:rFonts w:ascii="Aptos" w:hAnsi="Aptos" w:cs="Calibri"/>
+                <w:color w:val="000000"/>
+              </w:rPr>
+            </w:pPr>
+            <w:r>
+              <w:rPr>
+                <w:rFonts w:ascii="Aptos" w:hAnsi="Aptos" w:cs="Calibri"/>
+                <w:color w:val="000000"/>
+              </w:rPr>
+              <w:t>1</w:t>
+            </w:r>
+          </w:p>
+        </w:tc>
+        <w:tc>
+          <w:tcPr>
+            <w:tcW w:w="1014" w:type="dxa"/>
+            <w:tcBorders>
+              <w:top w:val="nil"/>
+              <w:left w:val="nil"/>
+              <w:bottom w:val="single" w:sz="8" w:space="0" w:color="auto"/>
+              <w:right w:val="single" w:sz="8" w:space="0" w:color="auto"/>
+            </w:tcBorders>
+            <w:shd w:val="clear" w:color="auto" w:fill="auto"/>
+            <w:vAlign w:val="center"/>
+            <w:hideMark/>
+          </w:tcPr>
+          <w:p>
+            <w:pPr>
+              <w:jc w:val="right"/>
+              <w:rPr>
+                <w:rFonts w:ascii="Aptos" w:hAnsi="Aptos" w:cs="Calibri"/>
+                <w:color w:val="000000"/>
+              </w:rPr>
+            </w:pPr>
+            <w:r>
+              <w:rPr>
+                <w:rFonts w:ascii="Aptos" w:hAnsi="Aptos" w:cs="Calibri"/>
+                <w:color w:val="000000"/>
+              </w:rPr>
+              <w:t>3,70</w:t>
+            </w:r>
+          </w:p>
+        </w:tc>
+        <w:tc>
+          <w:tcPr>
+            <w:tcW w:w="1446" w:type="dxa"/>
+            <w:tcBorders>
+              <w:top w:val="nil"/>
+              <w:left w:val="nil"/>
+              <w:bottom w:val="single" w:sz="8" w:space="0" w:color="auto"/>
+              <w:right w:val="single" w:sz="8" w:space="0" w:color="auto"/>
+            </w:tcBorders>
+            <w:shd w:val="clear" w:color="auto" w:fill="auto"/>
+            <w:vAlign w:val="center"/>
+            <w:hideMark/>
+          </w:tcPr>
+          <w:p>
+            <w:pPr>
+              <w:jc w:val="right"/>
+              <w:rPr>
+                <w:rFonts w:ascii="Aptos" w:hAnsi="Aptos" w:cs="Calibri"/>
+                <w:color w:val="000000"/>
+              </w:rPr>
+            </w:pPr>
+            <w:r>
+              <w:rPr>
+                <w:rFonts w:ascii="Aptos" w:hAnsi="Aptos" w:cs="Calibri"/>
+                <w:color w:val="000000"/>
+              </w:rPr>
+              <w:t>74088,9067</w:t>
+            </w:r>
+          </w:p>
+        </w:tc>
+        <w:tc>
+          <w:tcPr>
+            <w:tcW w:w="1446" w:type="dxa"/>
+            <w:tcBorders>
+              <w:top w:val="nil"/>
+              <w:left w:val="nil"/>
+              <w:bottom w:val="single" w:sz="8" w:space="0" w:color="auto"/>
+              <w:right w:val="single" w:sz="8" w:space="0" w:color="auto"/>
+            </w:tcBorders>
+            <w:shd w:val="clear" w:color="auto" w:fill="auto"/>
+            <w:vAlign w:val="center"/>
+            <w:hideMark/>
+          </w:tcPr>
+          <w:p>
+            <w:pPr>
+              <w:jc w:val="right"/>
+              <w:rPr>
+                <w:rFonts w:ascii="Aptos" w:hAnsi="Aptos" w:cs="Calibri"/>
+                <w:color w:val="000000"/>
+              </w:rPr>
+            </w:pPr>
+            <w:r>
+              <w:rPr>
+                <w:rFonts w:ascii="Aptos" w:hAnsi="Aptos" w:cs="Calibri"/>
+                <w:color w:val="000000"/>
+              </w:rPr>
+              <w:t>441,005397</w:t>
+            </w:r>
+          </w:p>
+        </w:tc>
+        <w:tc>
+          <w:tcPr>
+            <w:tcW w:w="1456" w:type="dxa"/>
+            <w:tcBorders>
+              <w:top w:val="nil"/>
+              <w:left w:val="nil"/>
+              <w:bottom w:val="nil"/>
+              <w:right w:val="nil"/>
+            </w:tcBorders>
+            <w:shd w:val="clear" w:color="auto" w:fill="auto"/>
+            <w:noWrap/>
+            <w:vAlign w:val="bottom"/>
+            <w:hideMark/>
+          </w:tcPr>
+          <w:p>
+            <w:pPr>
+              <w:jc w:val="right"/>
+              <w:rPr>
+                <w:rFonts w:ascii="Calibri" w:hAnsi="Calibri" w:cs="Calibri"/>
+                <w:color w:val="000000"/>
+                <w:sz w:val="22"/>
+                <w:szCs w:val="22"/>
+              </w:rPr>
+            </w:pPr>
+            <w:r>
+              <w:rPr>
+                <w:rFonts w:ascii="Calibri" w:hAnsi="Calibri" w:cs="Calibri"/>
+                <w:color w:val="000000"/>
+                <w:sz w:val="22"/>
+                <w:szCs w:val="22"/>
+              </w:rPr>
+              <w:t>3,7</w:t>
+            </w:r>
+          </w:p>
+        </w:tc>
+        <w:tc>
+          <w:tcPr>
+            <w:tcW w:w="960" w:type="dxa"/>
+            <w:tcBorders>
+              <w:top w:val="nil"/>
+              <w:left w:val="nil"/>
+              <w:bottom w:val="nil"/>
+              <w:right w:val="nil"/>
+            </w:tcBorders>
+            <w:shd w:val="clear" w:color="auto" w:fill="auto"/>
+            <w:noWrap/>
+            <w:vAlign w:val="bottom"/>
+            <w:hideMark/>
+          </w:tcPr>
+          <w:p>
+            <w:pPr>
+              <w:jc w:val="right"/>
+              <w:rPr>
+                <w:rFonts w:ascii="Calibri" w:hAnsi="Calibri" w:cs="Calibri"/>
+                <w:color w:val="000000"/>
+                <w:sz w:val="22"/>
+                <w:szCs w:val="22"/>
+              </w:rPr>
+            </w:pPr>
+          </w:p>
+        </w:tc>
+        <w:tc>
+          <w:tcPr>
+            <w:tcW w:w="1163" w:type="dxa"/>
+            <w:tcBorders>
+              <w:top w:val="nil"/>
+              <w:left w:val="nil"/>
+              <w:bottom w:val="nil"/>
+              <w:right w:val="nil"/>
+            </w:tcBorders>
+            <w:shd w:val="clear" w:color="auto" w:fill="auto"/>
+            <w:noWrap/>
+            <w:vAlign w:val="bottom"/>
+            <w:hideMark/>
+          </w:tcPr>
+          <w:p>
+            <w:pPr>
+              <w:jc w:val="right"/>
+              <w:rPr>
+                <w:rFonts w:ascii="Calibri" w:hAnsi="Calibri" w:cs="Calibri"/>
+                <w:color w:val="000000"/>
+                <w:sz w:val="22"/>
+                <w:szCs w:val="22"/>
+              </w:rPr>
+            </w:pPr>
+            <w:r>
+              <w:rPr>
+                <w:rFonts w:ascii="Calibri" w:hAnsi="Calibri" w:cs="Calibri"/>
+                <w:color w:val="000000"/>
+                <w:sz w:val="22"/>
+                <w:szCs w:val="22"/>
+              </w:rPr>
+              <w:t>52631,579</w:t>
+            </w:r>
+          </w:p>
+        </w:tc>
+        <w:tc>
+          <w:tcPr>
+            <w:tcW w:w="760" w:type="dxa"/>
+            <w:tcBorders>
+              <w:top w:val="nil"/>
+              <w:left w:val="nil"/>
+              <w:bottom w:val="nil"/>
+              <w:right w:val="nil"/>
+            </w:tcBorders>
+            <w:shd w:val="clear" w:color="auto" w:fill="auto"/>
+            <w:noWrap/>
+            <w:vAlign w:val="bottom"/>
+            <w:hideMark/>
+          </w:tcPr>
+          <w:p>
+            <w:pPr>
+              <w:jc w:val="right"/>
+              <w:rPr>
+                <w:rFonts w:ascii="Calibri" w:hAnsi="Calibri" w:cs="Calibri"/>
+                <w:color w:val="000000"/>
+                <w:sz w:val="22"/>
+                <w:szCs w:val="22"/>
+              </w:rPr>
+            </w:pPr>
+          </w:p>
+        </w:tc>
+        <w:tc>
+          <w:tcPr>
+            <w:tcW w:w="960" w:type="dxa"/>
+            <w:tcBorders>
+              <w:top w:val="nil"/>
+              <w:left w:val="nil"/>
+              <w:bottom w:val="nil"/>
+              <w:right w:val="nil"/>
+            </w:tcBorders>
+            <w:shd w:val="clear" w:color="auto" w:fill="auto"/>
+            <w:noWrap/>
+            <w:vAlign w:val="bottom"/>
+            <w:hideMark/>
+          </w:tcPr>
+          <w:p>
+            <w:pPr>
+              <w:rPr>
+                <w:sz w:val="20"/>
+                <w:szCs w:val="20"/>
+              </w:rPr>
+            </w:pPr>
+          </w:p>
+        </w:tc>
+      </w:tr>
+      <w:tr>
+        <w:trPr>
+          <w:trHeight w:val="330"/>
+        </w:trPr>
+        <w:tc>
+          <w:tcPr>
+            <w:tcW w:w="2377" w:type="dxa"/>
+            <w:tcBorders>
+              <w:top w:val="nil"/>
+              <w:left w:val="single" w:sz="8" w:space="0" w:color="auto"/>
+              <w:bottom w:val="single" w:sz="8" w:space="0" w:color="auto"/>
+              <w:right w:val="single" w:sz="8" w:space="0" w:color="auto"/>
+            </w:tcBorders>
+            <w:shd w:val="clear" w:color="auto" w:fill="auto"/>
+            <w:vAlign w:val="center"/>
+            <w:hideMark/>
+          </w:tcPr>
+          <w:p>
+            <w:pPr>
+              <w:rPr>
+                <w:rFonts w:ascii="Aptos" w:hAnsi="Aptos" w:cs="Calibri"/>
+                <w:color w:val="000000"/>
+              </w:rPr>
+            </w:pPr>
+            <w:r>
+              <w:rPr>
+                <w:rFonts w:ascii="Aptos" w:hAnsi="Aptos" w:cs="Calibri"/>
+                <w:color w:val="000000"/>
+              </w:rPr>
+              <w:t>Воспиттель</w:t>
+            </w:r>
+          </w:p>
+        </w:tc>
+        <w:tc>
+          <w:tcPr>
+            <w:tcW w:w="1202" w:type="dxa"/>
+            <w:tcBorders>
+              <w:top w:val="nil"/>
+              <w:left w:val="nil"/>
+              <w:bottom w:val="single" w:sz="8" w:space="0" w:color="auto"/>
+              <w:right w:val="single" w:sz="8" w:space="0" w:color="auto"/>
+            </w:tcBorders>
+            <w:shd w:val="clear" w:color="auto" w:fill="auto"/>
+            <w:vAlign w:val="center"/>
+            <w:hideMark/>
+          </w:tcPr>
+          <w:p>
+            <w:pPr>
+              <w:jc w:val="right"/>
+              <w:rPr>
+                <w:rFonts w:ascii="Aptos" w:hAnsi="Aptos" w:cs="Calibri"/>
+                <w:color w:val="000000"/>
+              </w:rPr>
+            </w:pPr>
+            <w:r>
+              <w:rPr>
+                <w:rFonts w:ascii="Aptos" w:hAnsi="Aptos" w:cs="Calibri"/>
+                <w:color w:val="000000"/>
+              </w:rPr>
+              <w:t>10</w:t>
+            </w:r>
+          </w:p>
+        </w:tc>
+        <w:tc>
+          <w:tcPr>
+            <w:tcW w:w="1014" w:type="dxa"/>
+            <w:tcBorders>
+              <w:top w:val="nil"/>
+              <w:left w:val="nil"/>
+              <w:bottom w:val="single" w:sz="8" w:space="0" w:color="auto"/>
+              <w:right w:val="single" w:sz="8" w:space="0" w:color="auto"/>
+            </w:tcBorders>
+            <w:shd w:val="clear" w:color="auto" w:fill="auto"/>
+            <w:vAlign w:val="center"/>
+            <w:hideMark/>
+          </w:tcPr>
+          <w:p>
+            <w:pPr>
+              <w:jc w:val="right"/>
+              <w:rPr>
+                <w:rFonts w:ascii="Aptos" w:hAnsi="Aptos" w:cs="Calibri"/>
+                <w:color w:val="000000"/>
+              </w:rPr>
+            </w:pPr>
+            <w:r>
+              <w:rPr>
+                <w:rFonts w:ascii="Aptos" w:hAnsi="Aptos" w:cs="Calibri"/>
+                <w:color w:val="000000"/>
+              </w:rPr>
+              <w:t>3,00</w:t>
+            </w:r>
+          </w:p>
+        </w:tc>
+        <w:tc>
+          <w:tcPr>
+            <w:tcW w:w="1446" w:type="dxa"/>
+            <w:tcBorders>
+              <w:top w:val="nil"/>
+              <w:left w:val="nil"/>
+              <w:bottom w:val="single" w:sz="8" w:space="0" w:color="auto"/>
+              <w:right w:val="single" w:sz="8" w:space="0" w:color="auto"/>
+            </w:tcBorders>
+            <w:shd w:val="clear" w:color="auto" w:fill="auto"/>
+            <w:vAlign w:val="center"/>
+            <w:hideMark/>
+          </w:tcPr>
+          <w:p>
+            <w:pPr>
+              <w:jc w:val="right"/>
+              <w:rPr>
+                <w:rFonts w:ascii="Aptos" w:hAnsi="Aptos" w:cs="Calibri"/>
+                <w:color w:val="000000"/>
+              </w:rPr>
+            </w:pPr>
+            <w:r>
+              <w:rPr>
+                <w:rFonts w:ascii="Aptos" w:hAnsi="Aptos" w:cs="Calibri"/>
+                <w:color w:val="000000"/>
+              </w:rPr>
+              <w:t>60072,0865</w:t>
+            </w:r>
+          </w:p>
+        </w:tc>
+        <w:tc>
+          <w:tcPr>
+            <w:tcW w:w="1446" w:type="dxa"/>
+            <w:tcBorders>
+              <w:top w:val="nil"/>
+              <w:left w:val="nil"/>
+              <w:bottom w:val="single" w:sz="8" w:space="0" w:color="auto"/>
+              <w:right w:val="single" w:sz="8" w:space="0" w:color="auto"/>
+            </w:tcBorders>
+            <w:shd w:val="clear" w:color="auto" w:fill="auto"/>
+            <w:vAlign w:val="center"/>
+            <w:hideMark/>
+          </w:tcPr>
+          <w:p>
+            <w:pPr>
+              <w:jc w:val="right"/>
+              <w:rPr>
+                <w:rFonts w:ascii="Aptos" w:hAnsi="Aptos" w:cs="Calibri"/>
+                <w:color w:val="000000"/>
+              </w:rPr>
+            </w:pPr>
+            <w:r>
+              <w:rPr>
+                <w:rFonts w:ascii="Aptos" w:hAnsi="Aptos" w:cs="Calibri"/>
+                <w:color w:val="000000"/>
+              </w:rPr>
+              <w:t>357,571943</w:t>
+            </w:r>
+          </w:p>
+        </w:tc>
+        <w:tc>
+          <w:tcPr>
+            <w:tcW w:w="1456" w:type="dxa"/>
+            <w:tcBorders>
+              <w:top w:val="nil"/>
+              <w:left w:val="nil"/>
+              <w:bottom w:val="nil"/>
+              <w:right w:val="nil"/>
+            </w:tcBorders>
+            <w:shd w:val="clear" w:color="auto" w:fill="auto"/>
+            <w:noWrap/>
+            <w:vAlign w:val="bottom"/>
+            <w:hideMark/>
+          </w:tcPr>
+          <w:p>
+            <w:pPr>
+              <w:jc w:val="right"/>
+              <w:rPr>
+                <w:rFonts w:ascii="Calibri" w:hAnsi="Calibri" w:cs="Calibri"/>
+                <w:color w:val="000000"/>
+                <w:sz w:val="22"/>
+                <w:szCs w:val="22"/>
+              </w:rPr>
+            </w:pPr>
+            <w:r>
+              <w:rPr>
+                <w:rFonts w:ascii="Calibri" w:hAnsi="Calibri" w:cs="Calibri"/>
+                <w:color w:val="000000"/>
+                <w:sz w:val="22"/>
+                <w:szCs w:val="22"/>
+              </w:rPr>
+              <w:t>30</w:t>
+            </w:r>
+          </w:p>
+        </w:tc>
+        <w:tc>
+          <w:tcPr>
+            <w:tcW w:w="960" w:type="dxa"/>
+            <w:tcBorders>
+              <w:top w:val="nil"/>
+              <w:left w:val="nil"/>
+              <w:bottom w:val="nil"/>
+              <w:right w:val="nil"/>
+            </w:tcBorders>
+            <w:shd w:val="clear" w:color="auto" w:fill="auto"/>
+            <w:noWrap/>
+            <w:vAlign w:val="bottom"/>
+            <w:hideMark/>
+          </w:tcPr>
+          <w:p>
+            <w:pPr>
+              <w:jc w:val="right"/>
+              <w:rPr>
+                <w:rFonts w:ascii="Calibri" w:hAnsi="Calibri" w:cs="Calibri"/>
+                <w:color w:val="000000"/>
+                <w:sz w:val="22"/>
+                <w:szCs w:val="22"/>
+              </w:rPr>
+            </w:pPr>
+          </w:p>
+        </w:tc>
+        <w:tc>
+          <w:tcPr>
+            <w:tcW w:w="1163" w:type="dxa"/>
+            <w:tcBorders>
+              <w:top w:val="nil"/>
+              <w:left w:val="nil"/>
+              <w:bottom w:val="nil"/>
+              <w:right w:val="nil"/>
+            </w:tcBorders>
+            <w:shd w:val="clear" w:color="auto" w:fill="auto"/>
+            <w:noWrap/>
+            <w:vAlign w:val="bottom"/>
+            <w:hideMark/>
+          </w:tcPr>
+          <w:p>
+            <w:pPr>
+              <w:jc w:val="right"/>
+              <w:rPr>
+                <w:rFonts w:ascii="Calibri" w:hAnsi="Calibri" w:cs="Calibri"/>
+                <w:color w:val="000000"/>
+                <w:sz w:val="22"/>
+                <w:szCs w:val="22"/>
+              </w:rPr>
+            </w:pPr>
+            <w:r>
+              <w:rPr>
+                <w:rFonts w:ascii="Calibri" w:hAnsi="Calibri" w:cs="Calibri"/>
+                <w:color w:val="000000"/>
+                <w:sz w:val="22"/>
+                <w:szCs w:val="22"/>
+              </w:rPr>
+              <w:t>20024,029</w:t>
+            </w:r>
+          </w:p>
+        </w:tc>
+        <w:tc>
+          <w:tcPr>
+            <w:tcW w:w="760" w:type="dxa"/>
+            <w:tcBorders>
+              <w:top w:val="nil"/>
+              <w:left w:val="nil"/>
+              <w:bottom w:val="nil"/>
+              <w:right w:val="nil"/>
+            </w:tcBorders>
+            <w:shd w:val="clear" w:color="auto" w:fill="auto"/>
+            <w:noWrap/>
+            <w:vAlign w:val="bottom"/>
+            <w:hideMark/>
+          </w:tcPr>
+          <w:p>
+            <w:pPr>
+              <w:jc w:val="right"/>
+              <w:rPr>
+                <w:rFonts w:ascii="Calibri" w:hAnsi="Calibri" w:cs="Calibri"/>
+                <w:color w:val="000000"/>
+                <w:sz w:val="22"/>
+                <w:szCs w:val="22"/>
+              </w:rPr>
+            </w:pPr>
+          </w:p>
+        </w:tc>
+        <w:tc>
+          <w:tcPr>
+            <w:tcW w:w="960" w:type="dxa"/>
+            <w:tcBorders>
+              <w:top w:val="nil"/>
+              <w:left w:val="nil"/>
+              <w:bottom w:val="nil"/>
+              <w:right w:val="nil"/>
+            </w:tcBorders>
+            <w:shd w:val="clear" w:color="auto" w:fill="auto"/>
+            <w:noWrap/>
+            <w:vAlign w:val="bottom"/>
+            <w:hideMark/>
+          </w:tcPr>
+          <w:p>
+            <w:pPr>
+              <w:rPr>
+                <w:sz w:val="20"/>
+                <w:szCs w:val="20"/>
+              </w:rPr>
+            </w:pPr>
+          </w:p>
+        </w:tc>
+      </w:tr>
+      <w:tr>
+        <w:trPr>
+          <w:trHeight w:val="330"/>
+        </w:trPr>
+        <w:tc>
+          <w:tcPr>
+            <w:tcW w:w="2377" w:type="dxa"/>
+            <w:tcBorders>
+              <w:top w:val="nil"/>
+              <w:left w:val="nil"/>
+              <w:bottom w:val="nil"/>
+              <w:right w:val="nil"/>
+            </w:tcBorders>
+            <w:shd w:val="clear" w:color="auto" w:fill="auto"/>
+            <w:noWrap/>
+            <w:vAlign w:val="bottom"/>
+            <w:hideMark/>
+          </w:tcPr>
+          <w:p>
+            <w:pPr>
+              <w:rPr>
+                <w:rFonts w:ascii="Calibri" w:hAnsi="Calibri" w:cs="Calibri"/>
+                <w:color w:val="000000"/>
+                <w:sz w:val="22"/>
+                <w:szCs w:val="22"/>
+              </w:rPr>
+            </w:pPr>
+            <w:r>
+              <w:rPr>
+                <w:rFonts w:ascii="Calibri" w:hAnsi="Calibri" w:cs="Calibri"/>
+                <w:color w:val="000000"/>
+                <w:sz w:val="22"/>
+                <w:szCs w:val="22"/>
+              </w:rPr>
+              <w:t>Помошник воспитателя</w:t>
+            </w:r>
+          </w:p>
+        </w:tc>
+        <w:tc>
+          <w:tcPr>
+            <w:tcW w:w="1202" w:type="dxa"/>
+            <w:tcBorders>
+              <w:top w:val="nil"/>
+              <w:left w:val="nil"/>
+              <w:bottom w:val="nil"/>
+              <w:right w:val="single" w:sz="8" w:space="0" w:color="auto"/>
+            </w:tcBorders>
+            <w:shd w:val="clear" w:color="auto" w:fill="auto"/>
+            <w:vAlign w:val="center"/>
+            <w:hideMark/>
+          </w:tcPr>
+          <w:p>
+            <w:pPr>
+              <w:jc w:val="right"/>
+              <w:rPr>
+                <w:rFonts w:ascii="Aptos" w:hAnsi="Aptos" w:cs="Calibri"/>
+                <w:color w:val="000000"/>
+              </w:rPr>
+            </w:pPr>
+            <w:r>
+              <w:rPr>
+                <w:rFonts w:ascii="Aptos" w:hAnsi="Aptos" w:cs="Calibri"/>
+                <w:color w:val="000000"/>
+              </w:rPr>
+              <w:t>5</w:t>
+            </w:r>
+          </w:p>
+        </w:tc>
+        <w:tc>
+          <w:tcPr>
+            <w:tcW w:w="1014" w:type="dxa"/>
+            <w:tcBorders>
+              <w:top w:val="nil"/>
+              <w:left w:val="nil"/>
+              <w:bottom w:val="nil"/>
+              <w:right w:val="nil"/>
+            </w:tcBorders>
+            <w:shd w:val="clear" w:color="auto" w:fill="auto"/>
+            <w:noWrap/>
+            <w:vAlign w:val="bottom"/>
+            <w:hideMark/>
+          </w:tcPr>
+          <w:p>
+            <w:pPr>
+              <w:jc w:val="right"/>
+              <w:rPr>
+                <w:rFonts w:ascii="Calibri" w:hAnsi="Calibri" w:cs="Calibri"/>
+                <w:color w:val="000000"/>
+                <w:sz w:val="22"/>
+                <w:szCs w:val="22"/>
+              </w:rPr>
+            </w:pPr>
+            <w:r>
+              <w:rPr>
+                <w:rFonts w:ascii="Calibri" w:hAnsi="Calibri" w:cs="Calibri"/>
+                <w:color w:val="000000"/>
+                <w:sz w:val="22"/>
+                <w:szCs w:val="22"/>
+              </w:rPr>
+              <w:t>2,20</w:t>
+            </w:r>
+          </w:p>
+        </w:tc>
+        <w:tc>
+          <w:tcPr>
+            <w:tcW w:w="1446" w:type="dxa"/>
+            <w:tcBorders>
+              <w:top w:val="nil"/>
+              <w:left w:val="nil"/>
+              <w:bottom w:val="single" w:sz="8" w:space="0" w:color="auto"/>
+              <w:right w:val="single" w:sz="8" w:space="0" w:color="auto"/>
+            </w:tcBorders>
+            <w:shd w:val="clear" w:color="auto" w:fill="auto"/>
+            <w:vAlign w:val="center"/>
+            <w:hideMark/>
+          </w:tcPr>
+          <w:p>
+            <w:pPr>
+              <w:jc w:val="right"/>
+              <w:rPr>
+                <w:rFonts w:ascii="Aptos" w:hAnsi="Aptos" w:cs="Calibri"/>
+                <w:color w:val="000000"/>
+              </w:rPr>
+            </w:pPr>
+            <w:r>
+              <w:rPr>
+                <w:rFonts w:ascii="Aptos" w:hAnsi="Aptos" w:cs="Calibri"/>
+                <w:color w:val="000000"/>
+              </w:rPr>
+              <w:t>44052,8634</w:t>
+            </w:r>
+          </w:p>
+        </w:tc>
+        <w:tc>
+          <w:tcPr>
+            <w:tcW w:w="1446" w:type="dxa"/>
+            <w:tcBorders>
+              <w:top w:val="nil"/>
+              <w:left w:val="nil"/>
+              <w:bottom w:val="single" w:sz="8" w:space="0" w:color="auto"/>
+              <w:right w:val="single" w:sz="8" w:space="0" w:color="auto"/>
+            </w:tcBorders>
+            <w:shd w:val="clear" w:color="auto" w:fill="auto"/>
+            <w:vAlign w:val="center"/>
+            <w:hideMark/>
+          </w:tcPr>
+          <w:p>
+            <w:pPr>
+              <w:jc w:val="right"/>
+              <w:rPr>
+                <w:rFonts w:ascii="Aptos" w:hAnsi="Aptos" w:cs="Calibri"/>
+                <w:color w:val="000000"/>
+              </w:rPr>
+            </w:pPr>
+            <w:r>
+              <w:rPr>
+                <w:rFonts w:ascii="Aptos" w:hAnsi="Aptos" w:cs="Calibri"/>
+                <w:color w:val="000000"/>
+              </w:rPr>
+              <w:t>262,219425</w:t>
+            </w:r>
+          </w:p>
+        </w:tc>
+        <w:tc>
+          <w:tcPr>
+            <w:tcW w:w="1456" w:type="dxa"/>
+            <w:tcBorders>
+              <w:top w:val="nil"/>
+              <w:left w:val="nil"/>
+              <w:bottom w:val="nil"/>
+              <w:right w:val="nil"/>
+            </w:tcBorders>
+            <w:shd w:val="clear" w:color="auto" w:fill="auto"/>
+            <w:noWrap/>
+            <w:vAlign w:val="bottom"/>
+            <w:hideMark/>
+          </w:tcPr>
+          <w:p>
+            <w:pPr>
+              <w:jc w:val="right"/>
+              <w:rPr>
+                <w:rFonts w:ascii="Calibri" w:hAnsi="Calibri" w:cs="Calibri"/>
+                <w:color w:val="000000"/>
+                <w:sz w:val="22"/>
+                <w:szCs w:val="22"/>
+              </w:rPr>
+            </w:pPr>
+            <w:r>
+              <w:rPr>
+                <w:rFonts w:ascii="Calibri" w:hAnsi="Calibri" w:cs="Calibri"/>
+                <w:color w:val="000000"/>
+                <w:sz w:val="22"/>
+                <w:szCs w:val="22"/>
+              </w:rPr>
+              <w:t>11</w:t>
+            </w:r>
+          </w:p>
+        </w:tc>
+        <w:tc>
+          <w:tcPr>
+            <w:tcW w:w="960" w:type="dxa"/>
+            <w:tcBorders>
+              <w:top w:val="nil"/>
+              <w:left w:val="nil"/>
+              <w:bottom w:val="nil"/>
+              <w:right w:val="nil"/>
+            </w:tcBorders>
+            <w:shd w:val="clear" w:color="auto" w:fill="auto"/>
+            <w:noWrap/>
+            <w:vAlign w:val="bottom"/>
+            <w:hideMark/>
+          </w:tcPr>
+          <w:p>
+            <w:pPr>
+              <w:jc w:val="right"/>
+              <w:rPr>
+                <w:rFonts w:ascii="Calibri" w:hAnsi="Calibri" w:cs="Calibri"/>
+                <w:color w:val="000000"/>
+                <w:sz w:val="22"/>
+                <w:szCs w:val="22"/>
+              </w:rPr>
+            </w:pPr>
+          </w:p>
+        </w:tc>
+        <w:tc>
+          <w:tcPr>
+            <w:tcW w:w="1163" w:type="dxa"/>
+            <w:tcBorders>
+              <w:top w:val="nil"/>
+              <w:left w:val="nil"/>
+              <w:bottom w:val="nil"/>
+              <w:right w:val="nil"/>
+            </w:tcBorders>
+            <w:shd w:val="clear" w:color="auto" w:fill="auto"/>
+            <w:noWrap/>
+            <w:vAlign w:val="bottom"/>
+            <w:hideMark/>
+          </w:tcPr>
+          <w:p>
+            <w:pPr>
+              <w:rPr>
+                <w:sz w:val="20"/>
+                <w:szCs w:val="20"/>
+              </w:rPr>
+            </w:pPr>
+          </w:p>
+        </w:tc>
+        <w:tc>
+          <w:tcPr>
+            <w:tcW w:w="760" w:type="dxa"/>
+            <w:tcBorders>
+              <w:top w:val="nil"/>
+              <w:left w:val="nil"/>
+              <w:bottom w:val="nil"/>
+              <w:right w:val="nil"/>
+            </w:tcBorders>
+            <w:shd w:val="clear" w:color="auto" w:fill="auto"/>
+            <w:noWrap/>
+            <w:vAlign w:val="bottom"/>
+            <w:hideMark/>
+          </w:tcPr>
+          <w:p>
+            <w:pPr>
+              <w:rPr>
+                <w:sz w:val="20"/>
+                <w:szCs w:val="20"/>
+              </w:rPr>
+            </w:pPr>
+          </w:p>
+        </w:tc>
+        <w:tc>
+          <w:tcPr>
+            <w:tcW w:w="960" w:type="dxa"/>
+            <w:tcBorders>
+              <w:top w:val="nil"/>
+              <w:left w:val="nil"/>
+              <w:bottom w:val="nil"/>
+              <w:right w:val="nil"/>
+            </w:tcBorders>
+            <w:shd w:val="clear" w:color="auto" w:fill="auto"/>
+            <w:noWrap/>
+            <w:vAlign w:val="bottom"/>
+            <w:hideMark/>
+          </w:tcPr>
+          <w:p>
+            <w:pPr>
+              <w:rPr>
+                <w:sz w:val="20"/>
+                <w:szCs w:val="20"/>
+              </w:rPr>
+            </w:pPr>
+          </w:p>
+        </w:tc>
+      </w:tr>
+      <w:tr>
+        <w:trPr>
+          <w:trHeight w:val="330"/>
+        </w:trPr>
+        <w:tc>
+          <w:tcPr>
+            <w:tcW w:w="2377" w:type="dxa"/>
+            <w:tcBorders>
+              <w:top w:val="nil"/>
+              <w:left w:val="nil"/>
+              <w:bottom w:val="nil"/>
+              <w:right w:val="nil"/>
+            </w:tcBorders>
+            <w:shd w:val="clear" w:color="auto" w:fill="auto"/>
+            <w:vAlign w:val="center"/>
+            <w:hideMark/>
+          </w:tcPr>
+          <w:p>
+            <w:pPr>
+              <w:rPr>
+                <w:rFonts w:ascii="Aptos" w:hAnsi="Aptos" w:cs="Calibri"/>
+                <w:color w:val="000000"/>
+              </w:rPr>
+            </w:pPr>
+            <w:r>
+              <w:rPr>
+                <w:rFonts w:ascii="Aptos" w:hAnsi="Aptos" w:cs="Calibri"/>
+                <w:color w:val="000000"/>
+              </w:rPr>
+              <w:lastRenderedPageBreak/>
+              <w:t>Повар</w:t>
+            </w:r>
+          </w:p>
+        </w:tc>
+        <w:tc>
+          <w:tcPr>
+            <w:tcW w:w="1202" w:type="dxa"/>
+            <w:tcBorders>
+              <w:top w:val="nil"/>
+              <w:left w:val="nil"/>
+              <w:bottom w:val="nil"/>
+              <w:right w:val="single" w:sz="8" w:space="0" w:color="auto"/>
+            </w:tcBorders>
+            <w:shd w:val="clear" w:color="auto" w:fill="auto"/>
+            <w:vAlign w:val="center"/>
+            <w:hideMark/>
+          </w:tcPr>
+          <w:p>
+            <w:pPr>
+              <w:jc w:val="right"/>
+              <w:rPr>
+                <w:rFonts w:ascii="Aptos" w:hAnsi="Aptos" w:cs="Calibri"/>
+                <w:color w:val="000000"/>
+              </w:rPr>
+            </w:pPr>
+            <w:r>
+              <w:rPr>
+                <w:rFonts w:ascii="Aptos" w:hAnsi="Aptos" w:cs="Calibri"/>
+                <w:color w:val="000000"/>
+              </w:rPr>
+              <w:t>2</w:t>
+            </w:r>
+          </w:p>
+        </w:tc>
+        <w:tc>
+          <w:tcPr>
+            <w:tcW w:w="1014" w:type="dxa"/>
+            <w:tcBorders>
+              <w:top w:val="nil"/>
+              <w:left w:val="nil"/>
+              <w:bottom w:val="nil"/>
+              <w:right w:val="nil"/>
+            </w:tcBorders>
+            <w:shd w:val="clear" w:color="auto" w:fill="auto"/>
+            <w:noWrap/>
+            <w:vAlign w:val="bottom"/>
+            <w:hideMark/>
+          </w:tcPr>
+          <w:p>
+            <w:pPr>
+              <w:jc w:val="right"/>
+              <w:rPr>
+                <w:rFonts w:ascii="Calibri" w:hAnsi="Calibri" w:cs="Calibri"/>
+                <w:color w:val="000000"/>
+                <w:sz w:val="22"/>
+                <w:szCs w:val="22"/>
+              </w:rPr>
+            </w:pPr>
+            <w:r>
+              <w:rPr>
+                <w:rFonts w:ascii="Calibri" w:hAnsi="Calibri" w:cs="Calibri"/>
+                <w:color w:val="000000"/>
+                <w:sz w:val="22"/>
+                <w:szCs w:val="22"/>
+              </w:rPr>
+              <w:t>1,90</w:t>
+            </w:r>
+          </w:p>
+        </w:tc>
+        <w:tc>
+          <w:tcPr>
+            <w:tcW w:w="1446" w:type="dxa"/>
+            <w:tcBorders>
+              <w:top w:val="nil"/>
+              <w:left w:val="nil"/>
+              <w:bottom w:val="single" w:sz="8" w:space="0" w:color="auto"/>
+              <w:right w:val="single" w:sz="8" w:space="0" w:color="auto"/>
+            </w:tcBorders>
+            <w:shd w:val="clear" w:color="auto" w:fill="auto"/>
+            <w:vAlign w:val="center"/>
+            <w:hideMark/>
+          </w:tcPr>
+          <w:p>
+            <w:pPr>
+              <w:jc w:val="right"/>
+              <w:rPr>
+                <w:rFonts w:ascii="Aptos" w:hAnsi="Aptos" w:cs="Calibri"/>
+                <w:color w:val="000000"/>
+              </w:rPr>
+            </w:pPr>
+            <w:r>
+              <w:rPr>
+                <w:rFonts w:ascii="Aptos" w:hAnsi="Aptos" w:cs="Calibri"/>
+                <w:color w:val="000000"/>
+              </w:rPr>
+              <w:t>38045,6548</w:t>
+            </w:r>
+          </w:p>
+        </w:tc>
+        <w:tc>
+          <w:tcPr>
+            <w:tcW w:w="1446" w:type="dxa"/>
+            <w:tcBorders>
+              <w:top w:val="nil"/>
+              <w:left w:val="nil"/>
+              <w:bottom w:val="single" w:sz="8" w:space="0" w:color="auto"/>
+              <w:right w:val="single" w:sz="8" w:space="0" w:color="auto"/>
+            </w:tcBorders>
+            <w:shd w:val="clear" w:color="auto" w:fill="auto"/>
+            <w:vAlign w:val="center"/>
+            <w:hideMark/>
+          </w:tcPr>
+          <w:p>
+            <w:pPr>
+              <w:jc w:val="right"/>
+              <w:rPr>
+                <w:rFonts w:ascii="Aptos" w:hAnsi="Aptos" w:cs="Calibri"/>
+                <w:color w:val="000000"/>
+              </w:rPr>
+            </w:pPr>
+            <w:r>
+              <w:rPr>
+                <w:rFonts w:ascii="Aptos" w:hAnsi="Aptos" w:cs="Calibri"/>
+                <w:color w:val="000000"/>
+              </w:rPr>
+              <w:t>226,462231</w:t>
+            </w:r>
+          </w:p>
+        </w:tc>
+        <w:tc>
+          <w:tcPr>
+            <w:tcW w:w="1456" w:type="dxa"/>
+            <w:tcBorders>
+              <w:top w:val="nil"/>
+              <w:left w:val="nil"/>
+              <w:bottom w:val="nil"/>
+              <w:right w:val="nil"/>
+            </w:tcBorders>
+            <w:shd w:val="clear" w:color="auto" w:fill="auto"/>
+            <w:noWrap/>
+            <w:vAlign w:val="bottom"/>
+            <w:hideMark/>
+          </w:tcPr>
+          <w:p>
+            <w:pPr>
+              <w:jc w:val="right"/>
+              <w:rPr>
+                <w:rFonts w:ascii="Calibri" w:hAnsi="Calibri" w:cs="Calibri"/>
+                <w:color w:val="000000"/>
+                <w:sz w:val="22"/>
+                <w:szCs w:val="22"/>
+              </w:rPr>
+            </w:pPr>
+            <w:r>
+              <w:rPr>
+                <w:rFonts w:ascii="Calibri" w:hAnsi="Calibri" w:cs="Calibri"/>
+                <w:color w:val="000000"/>
+                <w:sz w:val="22"/>
+                <w:szCs w:val="22"/>
+              </w:rPr>
+              <w:t>3,8</w:t>
+            </w:r>
+          </w:p>
+        </w:tc>
+        <w:tc>
+          <w:tcPr>
+            <w:tcW w:w="960" w:type="dxa"/>
+            <w:tcBorders>
+              <w:top w:val="nil"/>
+              <w:left w:val="nil"/>
+              <w:bottom w:val="nil"/>
+              <w:right w:val="nil"/>
+            </w:tcBorders>
+            <w:shd w:val="clear" w:color="auto" w:fill="auto"/>
+            <w:noWrap/>
+            <w:vAlign w:val="bottom"/>
+            <w:hideMark/>
+          </w:tcPr>
+          <w:p>
+            <w:pPr>
+              <w:jc w:val="right"/>
+              <w:rPr>
+                <w:rFonts w:ascii="Calibri" w:hAnsi="Calibri" w:cs="Calibri"/>
+                <w:color w:val="000000"/>
+                <w:sz w:val="22"/>
+                <w:szCs w:val="22"/>
+              </w:rPr>
+            </w:pPr>
+          </w:p>
+        </w:tc>
+        <w:tc>
+          <w:tcPr>
+            <w:tcW w:w="1163" w:type="dxa"/>
+            <w:tcBorders>
+              <w:top w:val="nil"/>
+              <w:left w:val="nil"/>
+              <w:bottom w:val="nil"/>
+              <w:right w:val="nil"/>
+            </w:tcBorders>
+            <w:shd w:val="clear" w:color="auto" w:fill="auto"/>
+            <w:noWrap/>
+            <w:vAlign w:val="bottom"/>
+            <w:hideMark/>
+          </w:tcPr>
+          <w:p>
+            <w:pPr>
+              <w:rPr>
+                <w:sz w:val="20"/>
+                <w:szCs w:val="20"/>
+              </w:rPr>
+            </w:pPr>
+          </w:p>
+        </w:tc>
+        <w:tc>
+          <w:tcPr>
+            <w:tcW w:w="760" w:type="dxa"/>
+            <w:tcBorders>
+              <w:top w:val="nil"/>
+              <w:left w:val="nil"/>
+              <w:bottom w:val="nil"/>
+              <w:right w:val="nil"/>
+            </w:tcBorders>
+            <w:shd w:val="clear" w:color="auto" w:fill="auto"/>
+            <w:noWrap/>
+            <w:vAlign w:val="bottom"/>
+            <w:hideMark/>
+          </w:tcPr>
+          <w:p>
+            <w:pPr>
+              <w:rPr>
+                <w:sz w:val="20"/>
+                <w:szCs w:val="20"/>
+              </w:rPr>
+            </w:pPr>
+          </w:p>
+        </w:tc>
+        <w:tc>
+          <w:tcPr>
+            <w:tcW w:w="960" w:type="dxa"/>
+            <w:tcBorders>
+              <w:top w:val="nil"/>
+              <w:left w:val="nil"/>
+              <w:bottom w:val="nil"/>
+              <w:right w:val="nil"/>
+            </w:tcBorders>
+            <w:shd w:val="clear" w:color="auto" w:fill="auto"/>
+            <w:noWrap/>
+            <w:vAlign w:val="bottom"/>
+            <w:hideMark/>
+          </w:tcPr>
+          <w:p>
+            <w:pPr>
+              <w:rPr>
+                <w:sz w:val="20"/>
+                <w:szCs w:val="20"/>
+              </w:rPr>
+            </w:pPr>
+          </w:p>
+        </w:tc>
+      </w:tr>
+      <w:tr>
+        <w:trPr>
+          <w:trHeight w:val="330"/>
+        </w:trPr>
+        <w:tc>
+          <w:tcPr>
+            <w:tcW w:w="2377" w:type="dxa"/>
+            <w:tcBorders>
+              <w:top w:val="nil"/>
+              <w:left w:val="nil"/>
+              <w:bottom w:val="nil"/>
+              <w:right w:val="nil"/>
+            </w:tcBorders>
+            <w:shd w:val="clear" w:color="auto" w:fill="auto"/>
+            <w:vAlign w:val="center"/>
+            <w:hideMark/>
+          </w:tcPr>
+          <w:p>
+            <w:pPr>
+              <w:rPr>
+                <w:rFonts w:ascii="Aptos" w:hAnsi="Aptos" w:cs="Calibri"/>
+                <w:color w:val="000000"/>
+              </w:rPr>
+            </w:pPr>
+            <w:r>
+              <w:rPr>
+                <w:rFonts w:ascii="Aptos" w:hAnsi="Aptos" w:cs="Calibri"/>
+                <w:color w:val="000000"/>
+              </w:rPr>
+              <w:t>Кухонный работник</w:t>
+            </w:r>
+          </w:p>
+        </w:tc>
+        <w:tc>
+          <w:tcPr>
+            <w:tcW w:w="1202" w:type="dxa"/>
+            <w:tcBorders>
+              <w:top w:val="nil"/>
+              <w:left w:val="nil"/>
+              <w:bottom w:val="nil"/>
+              <w:right w:val="single" w:sz="8" w:space="0" w:color="auto"/>
+            </w:tcBorders>
+            <w:shd w:val="clear" w:color="auto" w:fill="auto"/>
+            <w:vAlign w:val="center"/>
+            <w:hideMark/>
+          </w:tcPr>
+          <w:p>
+            <w:pPr>
+              <w:jc w:val="right"/>
+              <w:rPr>
+                <w:rFonts w:ascii="Aptos" w:hAnsi="Aptos" w:cs="Calibri"/>
+                <w:color w:val="000000"/>
+              </w:rPr>
+            </w:pPr>
+            <w:r>
+              <w:rPr>
+                <w:rFonts w:ascii="Aptos" w:hAnsi="Aptos" w:cs="Calibri"/>
+                <w:color w:val="000000"/>
+              </w:rPr>
+              <w:t>0,75</w:t>
+            </w:r>
+          </w:p>
+        </w:tc>
+        <w:tc>
+          <w:tcPr>
+            <w:tcW w:w="1014" w:type="dxa"/>
+            <w:tcBorders>
+              <w:top w:val="nil"/>
+              <w:left w:val="nil"/>
+              <w:bottom w:val="nil"/>
+              <w:right w:val="nil"/>
+            </w:tcBorders>
+            <w:shd w:val="clear" w:color="auto" w:fill="auto"/>
+            <w:noWrap/>
+            <w:vAlign w:val="bottom"/>
+            <w:hideMark/>
+          </w:tcPr>
+          <w:p>
+            <w:pPr>
+              <w:jc w:val="right"/>
+              <w:rPr>
+                <w:rFonts w:ascii="Calibri" w:hAnsi="Calibri" w:cs="Calibri"/>
+                <w:color w:val="000000"/>
+                <w:sz w:val="22"/>
+                <w:szCs w:val="22"/>
+              </w:rPr>
+            </w:pPr>
+            <w:r>
+              <w:rPr>
+                <w:rFonts w:ascii="Calibri" w:hAnsi="Calibri" w:cs="Calibri"/>
+                <w:color w:val="000000"/>
+                <w:sz w:val="22"/>
+                <w:szCs w:val="22"/>
+              </w:rPr>
+              <w:t>1,70</w:t>
+            </w:r>
+          </w:p>
+        </w:tc>
+        <w:tc>
+          <w:tcPr>
+            <w:tcW w:w="1446" w:type="dxa"/>
+            <w:tcBorders>
+              <w:top w:val="nil"/>
+              <w:left w:val="nil"/>
+              <w:bottom w:val="single" w:sz="8" w:space="0" w:color="auto"/>
+              <w:right w:val="single" w:sz="8" w:space="0" w:color="auto"/>
+            </w:tcBorders>
+            <w:shd w:val="clear" w:color="auto" w:fill="auto"/>
+            <w:vAlign w:val="center"/>
+            <w:hideMark/>
+          </w:tcPr>
+          <w:p>
+            <w:pPr>
+              <w:jc w:val="right"/>
+              <w:rPr>
+                <w:rFonts w:ascii="Aptos" w:hAnsi="Aptos" w:cs="Calibri"/>
+                <w:color w:val="000000"/>
+              </w:rPr>
+            </w:pPr>
+            <w:r>
+              <w:rPr>
+                <w:rFonts w:ascii="Aptos" w:hAnsi="Aptos" w:cs="Calibri"/>
+                <w:color w:val="000000"/>
+              </w:rPr>
+              <w:t>34040,849</w:t>
+            </w:r>
+          </w:p>
+        </w:tc>
+        <w:tc>
+          <w:tcPr>
+            <w:tcW w:w="1446" w:type="dxa"/>
+            <w:tcBorders>
+              <w:top w:val="nil"/>
+              <w:left w:val="nil"/>
+              <w:bottom w:val="single" w:sz="8" w:space="0" w:color="auto"/>
+              <w:right w:val="single" w:sz="8" w:space="0" w:color="auto"/>
+            </w:tcBorders>
+            <w:shd w:val="clear" w:color="auto" w:fill="auto"/>
+            <w:vAlign w:val="center"/>
+            <w:hideMark/>
+          </w:tcPr>
+          <w:p>
+            <w:pPr>
+              <w:jc w:val="right"/>
+              <w:rPr>
+                <w:rFonts w:ascii="Aptos" w:hAnsi="Aptos" w:cs="Calibri"/>
+                <w:color w:val="000000"/>
+              </w:rPr>
+            </w:pPr>
+            <w:r>
+              <w:rPr>
+                <w:rFonts w:ascii="Aptos" w:hAnsi="Aptos" w:cs="Calibri"/>
+                <w:color w:val="000000"/>
+              </w:rPr>
+              <w:t>202,624101</w:t>
+            </w:r>
+          </w:p>
+        </w:tc>
+        <w:tc>
+          <w:tcPr>
+            <w:tcW w:w="1456" w:type="dxa"/>
+            <w:tcBorders>
+              <w:top w:val="nil"/>
+              <w:left w:val="nil"/>
+              <w:bottom w:val="nil"/>
+              <w:right w:val="nil"/>
+            </w:tcBorders>
+            <w:shd w:val="clear" w:color="auto" w:fill="auto"/>
+            <w:noWrap/>
+            <w:vAlign w:val="bottom"/>
+            <w:hideMark/>
+          </w:tcPr>
+          <w:p>
+            <w:pPr>
+              <w:jc w:val="right"/>
+              <w:rPr>
+                <w:rFonts w:ascii="Calibri" w:hAnsi="Calibri" w:cs="Calibri"/>
+                <w:color w:val="000000"/>
+                <w:sz w:val="22"/>
+                <w:szCs w:val="22"/>
+              </w:rPr>
+            </w:pPr>
+            <w:r>
+              <w:rPr>
+                <w:rFonts w:ascii="Calibri" w:hAnsi="Calibri" w:cs="Calibri"/>
+                <w:color w:val="000000"/>
+                <w:sz w:val="22"/>
+                <w:szCs w:val="22"/>
+              </w:rPr>
+              <w:t>1,275</w:t>
+            </w:r>
+          </w:p>
+        </w:tc>
+        <w:tc>
+          <w:tcPr>
+            <w:tcW w:w="960" w:type="dxa"/>
+            <w:tcBorders>
+              <w:top w:val="nil"/>
+              <w:left w:val="nil"/>
+              <w:bottom w:val="nil"/>
+              <w:right w:val="nil"/>
+            </w:tcBorders>
+            <w:shd w:val="clear" w:color="auto" w:fill="auto"/>
+            <w:noWrap/>
+            <w:vAlign w:val="bottom"/>
+            <w:hideMark/>
+          </w:tcPr>
+          <w:p>
+            <w:pPr>
+              <w:jc w:val="right"/>
+              <w:rPr>
+                <w:rFonts w:ascii="Calibri" w:hAnsi="Calibri" w:cs="Calibri"/>
+                <w:color w:val="000000"/>
+                <w:sz w:val="22"/>
+                <w:szCs w:val="22"/>
+              </w:rPr>
+            </w:pPr>
+          </w:p>
+        </w:tc>
+        <w:tc>
+          <w:tcPr>
+            <w:tcW w:w="1163" w:type="dxa"/>
+            <w:tcBorders>
+              <w:top w:val="nil"/>
+              <w:left w:val="nil"/>
+              <w:bottom w:val="nil"/>
+              <w:right w:val="nil"/>
+            </w:tcBorders>
+            <w:shd w:val="clear" w:color="auto" w:fill="auto"/>
+            <w:noWrap/>
+            <w:vAlign w:val="bottom"/>
+            <w:hideMark/>
+          </w:tcPr>
+          <w:p>
+            <w:pPr>
+              <w:rPr>
+                <w:sz w:val="20"/>
+                <w:szCs w:val="20"/>
+              </w:rPr>
+            </w:pPr>
+          </w:p>
+        </w:tc>
+        <w:tc>
+          <w:tcPr>
+            <w:tcW w:w="760" w:type="dxa"/>
+            <w:tcBorders>
+              <w:top w:val="nil"/>
+              <w:left w:val="nil"/>
+              <w:bottom w:val="nil"/>
+              <w:right w:val="nil"/>
+            </w:tcBorders>
+            <w:shd w:val="clear" w:color="auto" w:fill="auto"/>
+            <w:noWrap/>
+            <w:vAlign w:val="bottom"/>
+            <w:hideMark/>
+          </w:tcPr>
+          <w:p>
+            <w:pPr>
+              <w:rPr>
+                <w:sz w:val="20"/>
+                <w:szCs w:val="20"/>
+              </w:rPr>
+            </w:pPr>
+          </w:p>
+        </w:tc>
+        <w:tc>
+          <w:tcPr>
+            <w:tcW w:w="960" w:type="dxa"/>
+            <w:tcBorders>
+              <w:top w:val="nil"/>
+              <w:left w:val="nil"/>
+              <w:bottom w:val="nil"/>
+              <w:right w:val="nil"/>
+            </w:tcBorders>
+            <w:shd w:val="clear" w:color="auto" w:fill="auto"/>
+            <w:noWrap/>
+            <w:vAlign w:val="bottom"/>
+            <w:hideMark/>
+          </w:tcPr>
+          <w:p>
+            <w:pPr>
+              <w:rPr>
+                <w:sz w:val="20"/>
+                <w:szCs w:val="20"/>
+              </w:rPr>
+            </w:pPr>
+          </w:p>
+        </w:tc>
+      </w:tr>
+      <w:tr>
+        <w:trPr>
+          <w:trHeight w:val="330"/>
+        </w:trPr>
+        <w:tc>
+          <w:tcPr>
+            <w:tcW w:w="2377" w:type="dxa"/>
+            <w:tcBorders>
+              <w:top w:val="nil"/>
+              <w:left w:val="nil"/>
+              <w:bottom w:val="nil"/>
+              <w:right w:val="nil"/>
+            </w:tcBorders>
+            <w:shd w:val="clear" w:color="auto" w:fill="auto"/>
+            <w:vAlign w:val="center"/>
+            <w:hideMark/>
+          </w:tcPr>
+          <w:p>
+            <w:pPr>
+              <w:rPr>
+                <w:rFonts w:ascii="Aptos" w:hAnsi="Aptos" w:cs="Calibri"/>
+                <w:color w:val="000000"/>
+              </w:rPr>
+            </w:pPr>
+            <w:r>
+              <w:rPr>
+                <w:rFonts w:ascii="Aptos" w:hAnsi="Aptos" w:cs="Calibri"/>
+                <w:color w:val="000000"/>
+              </w:rPr>
+              <w:t>Работник уборки</w:t>
+            </w:r>
+          </w:p>
+        </w:tc>
+        <w:tc>
+          <w:tcPr>
+            <w:tcW w:w="1202" w:type="dxa"/>
+            <w:tcBorders>
+              <w:top w:val="nil"/>
+              <w:left w:val="nil"/>
+              <w:bottom w:val="nil"/>
+              <w:right w:val="single" w:sz="8" w:space="0" w:color="auto"/>
+            </w:tcBorders>
+            <w:shd w:val="clear" w:color="auto" w:fill="auto"/>
+            <w:vAlign w:val="center"/>
+            <w:hideMark/>
+          </w:tcPr>
+          <w:p>
+            <w:pPr>
+              <w:jc w:val="right"/>
+              <w:rPr>
+                <w:rFonts w:ascii="Aptos" w:hAnsi="Aptos" w:cs="Calibri"/>
+                <w:color w:val="000000"/>
+              </w:rPr>
+            </w:pPr>
+            <w:r>
+              <w:rPr>
+                <w:rFonts w:ascii="Aptos" w:hAnsi="Aptos" w:cs="Calibri"/>
+                <w:color w:val="000000"/>
+              </w:rPr>
+              <w:t>2</w:t>
+            </w:r>
+          </w:p>
+        </w:tc>
+        <w:tc>
+          <w:tcPr>
+            <w:tcW w:w="1014" w:type="dxa"/>
+            <w:tcBorders>
+              <w:top w:val="nil"/>
+              <w:left w:val="nil"/>
+              <w:bottom w:val="nil"/>
+              <w:right w:val="nil"/>
+            </w:tcBorders>
+            <w:shd w:val="clear" w:color="auto" w:fill="auto"/>
+            <w:noWrap/>
+            <w:vAlign w:val="bottom"/>
+            <w:hideMark/>
+          </w:tcPr>
+          <w:p>
+            <w:pPr>
+              <w:jc w:val="right"/>
+              <w:rPr>
+                <w:rFonts w:ascii="Calibri" w:hAnsi="Calibri" w:cs="Calibri"/>
+                <w:color w:val="000000"/>
+                <w:sz w:val="22"/>
+                <w:szCs w:val="22"/>
+              </w:rPr>
+            </w:pPr>
+            <w:r>
+              <w:rPr>
+                <w:rFonts w:ascii="Calibri" w:hAnsi="Calibri" w:cs="Calibri"/>
+                <w:color w:val="000000"/>
+                <w:sz w:val="22"/>
+                <w:szCs w:val="22"/>
+              </w:rPr>
+              <w:t>1,60</w:t>
+            </w:r>
+          </w:p>
+        </w:tc>
+        <w:tc>
+          <w:tcPr>
+            <w:tcW w:w="1446" w:type="dxa"/>
+            <w:tcBorders>
+              <w:top w:val="nil"/>
+              <w:left w:val="nil"/>
+              <w:bottom w:val="single" w:sz="8" w:space="0" w:color="auto"/>
+              <w:right w:val="single" w:sz="8" w:space="0" w:color="auto"/>
+            </w:tcBorders>
+            <w:shd w:val="clear" w:color="auto" w:fill="auto"/>
+            <w:vAlign w:val="center"/>
+            <w:hideMark/>
+          </w:tcPr>
+          <w:p>
+            <w:pPr>
+              <w:jc w:val="right"/>
+              <w:rPr>
+                <w:rFonts w:ascii="Aptos" w:hAnsi="Aptos" w:cs="Calibri"/>
+                <w:color w:val="000000"/>
+              </w:rPr>
+            </w:pPr>
+            <w:r>
+              <w:rPr>
+                <w:rFonts w:ascii="Aptos" w:hAnsi="Aptos" w:cs="Calibri"/>
+                <w:color w:val="000000"/>
+              </w:rPr>
+              <w:t>32038,4461</w:t>
+            </w:r>
+          </w:p>
+        </w:tc>
+        <w:tc>
+          <w:tcPr>
+            <w:tcW w:w="1446" w:type="dxa"/>
+            <w:tcBorders>
+              <w:top w:val="nil"/>
+              <w:left w:val="nil"/>
+              <w:bottom w:val="single" w:sz="8" w:space="0" w:color="auto"/>
+              <w:right w:val="single" w:sz="8" w:space="0" w:color="auto"/>
+            </w:tcBorders>
+            <w:shd w:val="clear" w:color="auto" w:fill="auto"/>
+            <w:vAlign w:val="center"/>
+            <w:hideMark/>
+          </w:tcPr>
+          <w:p>
+            <w:pPr>
+              <w:jc w:val="right"/>
+              <w:rPr>
+                <w:rFonts w:ascii="Aptos" w:hAnsi="Aptos" w:cs="Calibri"/>
+                <w:color w:val="000000"/>
+              </w:rPr>
+            </w:pPr>
+            <w:r>
+              <w:rPr>
+                <w:rFonts w:ascii="Aptos" w:hAnsi="Aptos" w:cs="Calibri"/>
+                <w:color w:val="000000"/>
+              </w:rPr>
+              <w:t>190,705037</w:t>
+            </w:r>
+          </w:p>
+        </w:tc>
+        <w:tc>
+          <w:tcPr>
+            <w:tcW w:w="1456" w:type="dxa"/>
+            <w:tcBorders>
+              <w:top w:val="nil"/>
+              <w:left w:val="nil"/>
+              <w:bottom w:val="nil"/>
+              <w:right w:val="nil"/>
+            </w:tcBorders>
+            <w:shd w:val="clear" w:color="auto" w:fill="auto"/>
+            <w:noWrap/>
+            <w:vAlign w:val="bottom"/>
+            <w:hideMark/>
+          </w:tcPr>
+          <w:p>
+            <w:pPr>
+              <w:jc w:val="right"/>
+              <w:rPr>
+                <w:rFonts w:ascii="Calibri" w:hAnsi="Calibri" w:cs="Calibri"/>
+                <w:color w:val="000000"/>
+                <w:sz w:val="22"/>
+                <w:szCs w:val="22"/>
+              </w:rPr>
+            </w:pPr>
+            <w:r>
+              <w:rPr>
+                <w:rFonts w:ascii="Calibri" w:hAnsi="Calibri" w:cs="Calibri"/>
+                <w:color w:val="000000"/>
+                <w:sz w:val="22"/>
+                <w:szCs w:val="22"/>
+              </w:rPr>
+              <w:t>3,2</w:t>
+            </w:r>
+          </w:p>
+        </w:tc>
+        <w:tc>
+          <w:tcPr>
+            <w:tcW w:w="960" w:type="dxa"/>
+            <w:tcBorders>
+              <w:top w:val="nil"/>
+              <w:left w:val="nil"/>
+              <w:bottom w:val="nil"/>
+              <w:right w:val="nil"/>
+            </w:tcBorders>
+            <w:shd w:val="clear" w:color="auto" w:fill="auto"/>
+            <w:noWrap/>
+            <w:vAlign w:val="bottom"/>
+            <w:hideMark/>
+          </w:tcPr>
+          <w:p>
+            <w:pPr>
+              <w:jc w:val="right"/>
+              <w:rPr>
+                <w:rFonts w:ascii="Calibri" w:hAnsi="Calibri" w:cs="Calibri"/>
+                <w:color w:val="000000"/>
+                <w:sz w:val="22"/>
+                <w:szCs w:val="22"/>
+              </w:rPr>
+            </w:pPr>
+          </w:p>
+        </w:tc>
+        <w:tc>
+          <w:tcPr>
+            <w:tcW w:w="1163" w:type="dxa"/>
+            <w:tcBorders>
+              <w:top w:val="nil"/>
+              <w:left w:val="nil"/>
+              <w:bottom w:val="nil"/>
+              <w:right w:val="nil"/>
+            </w:tcBorders>
+            <w:shd w:val="clear" w:color="auto" w:fill="auto"/>
+            <w:noWrap/>
+            <w:vAlign w:val="bottom"/>
+            <w:hideMark/>
+          </w:tcPr>
+          <w:p>
+            <w:pPr>
+              <w:rPr>
+                <w:sz w:val="20"/>
+                <w:szCs w:val="20"/>
+              </w:rPr>
+            </w:pPr>
+          </w:p>
+        </w:tc>
+        <w:tc>
+          <w:tcPr>
+            <w:tcW w:w="760" w:type="dxa"/>
+            <w:tcBorders>
+              <w:top w:val="nil"/>
+              <w:left w:val="nil"/>
+              <w:bottom w:val="nil"/>
+              <w:right w:val="nil"/>
+            </w:tcBorders>
+            <w:shd w:val="clear" w:color="auto" w:fill="auto"/>
+            <w:noWrap/>
+            <w:vAlign w:val="bottom"/>
+            <w:hideMark/>
+          </w:tcPr>
+          <w:p>
+            <w:pPr>
+              <w:rPr>
+                <w:sz w:val="20"/>
+                <w:szCs w:val="20"/>
+              </w:rPr>
+            </w:pPr>
+          </w:p>
+        </w:tc>
+        <w:tc>
+          <w:tcPr>
+            <w:tcW w:w="960" w:type="dxa"/>
+            <w:tcBorders>
+              <w:top w:val="nil"/>
+              <w:left w:val="nil"/>
+              <w:bottom w:val="nil"/>
+              <w:right w:val="nil"/>
+            </w:tcBorders>
+            <w:shd w:val="clear" w:color="auto" w:fill="auto"/>
+            <w:noWrap/>
+            <w:vAlign w:val="bottom"/>
+            <w:hideMark/>
+          </w:tcPr>
+          <w:p>
+            <w:pPr>
+              <w:rPr>
+                <w:sz w:val="20"/>
+                <w:szCs w:val="20"/>
+              </w:rPr>
+            </w:pPr>
+          </w:p>
+        </w:tc>
+      </w:tr>
+      <w:tr>
+        <w:trPr>
+          <w:trHeight w:val="330"/>
+        </w:trPr>
+        <w:tc>
+          <w:tcPr>
+            <w:tcW w:w="2377" w:type="dxa"/>
+            <w:tcBorders>
+              <w:top w:val="nil"/>
+              <w:left w:val="nil"/>
+              <w:bottom w:val="nil"/>
+              <w:right w:val="nil"/>
+            </w:tcBorders>
+            <w:shd w:val="clear" w:color="auto" w:fill="auto"/>
+            <w:vAlign w:val="center"/>
+            <w:hideMark/>
+          </w:tcPr>
+          <w:p>
+            <w:pPr>
+              <w:rPr>
+                <w:rFonts w:ascii="Aptos" w:hAnsi="Aptos" w:cs="Calibri"/>
+                <w:color w:val="000000"/>
+              </w:rPr>
+            </w:pPr>
+            <w:r>
+              <w:rPr>
+                <w:rFonts w:ascii="Aptos" w:hAnsi="Aptos" w:cs="Calibri"/>
+                <w:color w:val="000000"/>
+              </w:rPr>
+              <w:t>Завхоз</w:t>
+            </w:r>
+          </w:p>
+        </w:tc>
+        <w:tc>
+          <w:tcPr>
+            <w:tcW w:w="1202" w:type="dxa"/>
+            <w:tcBorders>
+              <w:top w:val="nil"/>
+              <w:left w:val="nil"/>
+              <w:bottom w:val="nil"/>
+              <w:right w:val="single" w:sz="8" w:space="0" w:color="auto"/>
+            </w:tcBorders>
+            <w:shd w:val="clear" w:color="auto" w:fill="auto"/>
+            <w:vAlign w:val="center"/>
+            <w:hideMark/>
+          </w:tcPr>
+          <w:p>
+            <w:pPr>
+              <w:jc w:val="right"/>
+              <w:rPr>
+                <w:rFonts w:ascii="Aptos" w:hAnsi="Aptos" w:cs="Calibri"/>
+                <w:color w:val="000000"/>
+              </w:rPr>
+            </w:pPr>
+            <w:r>
+              <w:rPr>
+                <w:rFonts w:ascii="Aptos" w:hAnsi="Aptos" w:cs="Calibri"/>
+                <w:color w:val="000000"/>
+              </w:rPr>
+              <w:t>0,5</w:t>
+            </w:r>
+          </w:p>
+        </w:tc>
+        <w:tc>
+          <w:tcPr>
+            <w:tcW w:w="1014" w:type="dxa"/>
+            <w:tcBorders>
+              <w:top w:val="nil"/>
+              <w:left w:val="nil"/>
+              <w:bottom w:val="nil"/>
+              <w:right w:val="nil"/>
+            </w:tcBorders>
+            <w:shd w:val="clear" w:color="auto" w:fill="auto"/>
+            <w:noWrap/>
+            <w:vAlign w:val="bottom"/>
+            <w:hideMark/>
+          </w:tcPr>
+          <w:p>
+            <w:pPr>
+              <w:jc w:val="right"/>
+              <w:rPr>
+                <w:rFonts w:ascii="Calibri" w:hAnsi="Calibri" w:cs="Calibri"/>
+                <w:color w:val="000000"/>
+                <w:sz w:val="22"/>
+                <w:szCs w:val="22"/>
+              </w:rPr>
+            </w:pPr>
+            <w:r>
+              <w:rPr>
+                <w:rFonts w:ascii="Calibri" w:hAnsi="Calibri" w:cs="Calibri"/>
+                <w:color w:val="000000"/>
+                <w:sz w:val="22"/>
+                <w:szCs w:val="22"/>
+              </w:rPr>
+              <w:t>1,50</w:t>
+            </w:r>
+          </w:p>
+        </w:tc>
+        <w:tc>
+          <w:tcPr>
+            <w:tcW w:w="1446" w:type="dxa"/>
+            <w:tcBorders>
+              <w:top w:val="nil"/>
+              <w:left w:val="nil"/>
+              <w:bottom w:val="single" w:sz="8" w:space="0" w:color="auto"/>
+              <w:right w:val="single" w:sz="8" w:space="0" w:color="auto"/>
+            </w:tcBorders>
+            <w:shd w:val="clear" w:color="auto" w:fill="auto"/>
+            <w:vAlign w:val="center"/>
+            <w:hideMark/>
+          </w:tcPr>
+          <w:p>
+            <w:pPr>
+              <w:jc w:val="right"/>
+              <w:rPr>
+                <w:rFonts w:ascii="Aptos" w:hAnsi="Aptos" w:cs="Calibri"/>
+                <w:color w:val="000000"/>
+              </w:rPr>
+            </w:pPr>
+            <w:r>
+              <w:rPr>
+                <w:rFonts w:ascii="Aptos" w:hAnsi="Aptos" w:cs="Calibri"/>
+                <w:color w:val="000000"/>
+              </w:rPr>
+              <w:t>30036,0433</w:t>
+            </w:r>
+          </w:p>
+        </w:tc>
+        <w:tc>
+          <w:tcPr>
+            <w:tcW w:w="1446" w:type="dxa"/>
+            <w:tcBorders>
+              <w:top w:val="nil"/>
+              <w:left w:val="nil"/>
+              <w:bottom w:val="single" w:sz="8" w:space="0" w:color="auto"/>
+              <w:right w:val="single" w:sz="8" w:space="0" w:color="auto"/>
+            </w:tcBorders>
+            <w:shd w:val="clear" w:color="auto" w:fill="auto"/>
+            <w:vAlign w:val="center"/>
+            <w:hideMark/>
+          </w:tcPr>
+          <w:p>
+            <w:pPr>
+              <w:jc w:val="right"/>
+              <w:rPr>
+                <w:rFonts w:ascii="Aptos" w:hAnsi="Aptos" w:cs="Calibri"/>
+                <w:color w:val="000000"/>
+              </w:rPr>
+            </w:pPr>
+            <w:r>
+              <w:rPr>
+                <w:rFonts w:ascii="Aptos" w:hAnsi="Aptos" w:cs="Calibri"/>
+                <w:color w:val="000000"/>
+              </w:rPr>
+              <w:t>178,785972</w:t>
+            </w:r>
+          </w:p>
+        </w:tc>
+        <w:tc>
+          <w:tcPr>
+            <w:tcW w:w="1456" w:type="dxa"/>
+            <w:tcBorders>
+              <w:top w:val="nil"/>
+              <w:left w:val="nil"/>
+              <w:bottom w:val="nil"/>
+              <w:right w:val="nil"/>
+            </w:tcBorders>
+            <w:shd w:val="clear" w:color="auto" w:fill="auto"/>
+            <w:noWrap/>
+            <w:vAlign w:val="bottom"/>
+            <w:hideMark/>
+          </w:tcPr>
+          <w:p>
+            <w:pPr>
+              <w:jc w:val="right"/>
+              <w:rPr>
+                <w:rFonts w:ascii="Calibri" w:hAnsi="Calibri" w:cs="Calibri"/>
+                <w:color w:val="000000"/>
+                <w:sz w:val="22"/>
+                <w:szCs w:val="22"/>
+              </w:rPr>
+            </w:pPr>
+            <w:r>
+              <w:rPr>
+                <w:rFonts w:ascii="Calibri" w:hAnsi="Calibri" w:cs="Calibri"/>
+                <w:color w:val="000000"/>
+                <w:sz w:val="22"/>
+                <w:szCs w:val="22"/>
+              </w:rPr>
+              <w:t>0,75</w:t>
+            </w:r>
+          </w:p>
+        </w:tc>
+        <w:tc>
+          <w:tcPr>
+            <w:tcW w:w="960" w:type="dxa"/>
+            <w:tcBorders>
+              <w:top w:val="nil"/>
+              <w:left w:val="nil"/>
+              <w:bottom w:val="nil"/>
+              <w:right w:val="nil"/>
+            </w:tcBorders>
+            <w:shd w:val="clear" w:color="auto" w:fill="auto"/>
+            <w:noWrap/>
+            <w:vAlign w:val="bottom"/>
+            <w:hideMark/>
+          </w:tcPr>
+          <w:p>
+            <w:pPr>
+              <w:jc w:val="right"/>
+              <w:rPr>
+                <w:rFonts w:ascii="Calibri" w:hAnsi="Calibri" w:cs="Calibri"/>
+                <w:color w:val="000000"/>
+                <w:sz w:val="22"/>
+                <w:szCs w:val="22"/>
+              </w:rPr>
+            </w:pPr>
+          </w:p>
+        </w:tc>
+        <w:tc>
+          <w:tcPr>
+            <w:tcW w:w="1163" w:type="dxa"/>
+            <w:tcBorders>
+              <w:top w:val="nil"/>
+              <w:left w:val="nil"/>
+              <w:bottom w:val="nil"/>
+              <w:right w:val="nil"/>
+            </w:tcBorders>
+            <w:shd w:val="clear" w:color="auto" w:fill="auto"/>
+            <w:noWrap/>
+            <w:vAlign w:val="bottom"/>
+            <w:hideMark/>
+          </w:tcPr>
+          <w:p>
+            <w:pPr>
+              <w:rPr>
+                <w:sz w:val="20"/>
+                <w:szCs w:val="20"/>
+              </w:rPr>
+            </w:pPr>
+          </w:p>
+        </w:tc>
+        <w:tc>
+          <w:tcPr>
+            <w:tcW w:w="760" w:type="dxa"/>
+            <w:tcBorders>
+              <w:top w:val="nil"/>
+              <w:left w:val="nil"/>
+              <w:bottom w:val="nil"/>
+              <w:right w:val="nil"/>
+            </w:tcBorders>
+            <w:shd w:val="clear" w:color="auto" w:fill="auto"/>
+            <w:noWrap/>
+            <w:vAlign w:val="bottom"/>
+            <w:hideMark/>
+          </w:tcPr>
+          <w:p>
+            <w:pPr>
+              <w:rPr>
+                <w:sz w:val="20"/>
+                <w:szCs w:val="20"/>
+              </w:rPr>
+            </w:pPr>
+          </w:p>
+        </w:tc>
+        <w:tc>
+          <w:tcPr>
+            <w:tcW w:w="960" w:type="dxa"/>
+            <w:tcBorders>
+              <w:top w:val="nil"/>
+              <w:left w:val="nil"/>
+              <w:bottom w:val="nil"/>
+              <w:right w:val="nil"/>
+            </w:tcBorders>
+            <w:shd w:val="clear" w:color="auto" w:fill="auto"/>
+            <w:noWrap/>
+            <w:vAlign w:val="bottom"/>
+            <w:hideMark/>
+          </w:tcPr>
+          <w:p>
+            <w:pPr>
+              <w:rPr>
+                <w:sz w:val="20"/>
+                <w:szCs w:val="20"/>
+              </w:rPr>
+            </w:pPr>
+          </w:p>
+        </w:tc>
+      </w:tr>
+      <w:tr>
+        <w:trPr>
+          <w:trHeight w:val="330"/>
+        </w:trPr>
+        <w:tc>
+          <w:tcPr>
+            <w:tcW w:w="2377" w:type="dxa"/>
+            <w:tcBorders>
+              <w:top w:val="nil"/>
+              <w:left w:val="nil"/>
+              <w:bottom w:val="nil"/>
+              <w:right w:val="nil"/>
+            </w:tcBorders>
+            <w:shd w:val="clear" w:color="auto" w:fill="auto"/>
+            <w:vAlign w:val="center"/>
+            <w:hideMark/>
+          </w:tcPr>
+          <w:p>
+            <w:pPr>
+              <w:rPr>
+                <w:rFonts w:ascii="Aptos" w:hAnsi="Aptos" w:cs="Calibri"/>
+                <w:color w:val="000000"/>
+              </w:rPr>
+            </w:pPr>
+            <w:r>
+              <w:rPr>
+                <w:rFonts w:ascii="Aptos" w:hAnsi="Aptos" w:cs="Calibri"/>
+                <w:color w:val="000000"/>
+              </w:rPr>
+              <w:t>Секретарь</w:t>
+            </w:r>
+          </w:p>
+        </w:tc>
+        <w:tc>
+          <w:tcPr>
+            <w:tcW w:w="1202" w:type="dxa"/>
+            <w:tcBorders>
+              <w:top w:val="nil"/>
+              <w:left w:val="nil"/>
+              <w:bottom w:val="nil"/>
+              <w:right w:val="single" w:sz="8" w:space="0" w:color="auto"/>
+            </w:tcBorders>
+            <w:shd w:val="clear" w:color="auto" w:fill="auto"/>
+            <w:vAlign w:val="center"/>
+            <w:hideMark/>
+          </w:tcPr>
+          <w:p>
+            <w:pPr>
+              <w:jc w:val="right"/>
+              <w:rPr>
+                <w:rFonts w:ascii="Aptos" w:hAnsi="Aptos" w:cs="Calibri"/>
+                <w:color w:val="000000"/>
+              </w:rPr>
+            </w:pPr>
+            <w:r>
+              <w:rPr>
+                <w:rFonts w:ascii="Aptos" w:hAnsi="Aptos" w:cs="Calibri"/>
+                <w:color w:val="000000"/>
+              </w:rPr>
+              <w:t>0,5</w:t>
+            </w:r>
+          </w:p>
+        </w:tc>
+        <w:tc>
+          <w:tcPr>
+            <w:tcW w:w="1014" w:type="dxa"/>
+            <w:tcBorders>
+              <w:top w:val="nil"/>
+              <w:left w:val="nil"/>
+              <w:bottom w:val="nil"/>
+              <w:right w:val="nil"/>
+            </w:tcBorders>
+            <w:shd w:val="clear" w:color="auto" w:fill="auto"/>
+            <w:noWrap/>
+            <w:vAlign w:val="bottom"/>
+            <w:hideMark/>
+          </w:tcPr>
+          <w:p>
+            <w:pPr>
+              <w:jc w:val="right"/>
+              <w:rPr>
+                <w:rFonts w:ascii="Calibri" w:hAnsi="Calibri" w:cs="Calibri"/>
+                <w:color w:val="000000"/>
+                <w:sz w:val="22"/>
+                <w:szCs w:val="22"/>
+              </w:rPr>
+            </w:pPr>
+            <w:r>
+              <w:rPr>
+                <w:rFonts w:ascii="Calibri" w:hAnsi="Calibri" w:cs="Calibri"/>
+                <w:color w:val="000000"/>
+                <w:sz w:val="22"/>
+                <w:szCs w:val="22"/>
+              </w:rPr>
+              <w:t>1,40</w:t>
+            </w:r>
+          </w:p>
+        </w:tc>
+        <w:tc>
+          <w:tcPr>
+            <w:tcW w:w="1446" w:type="dxa"/>
+            <w:tcBorders>
+              <w:top w:val="nil"/>
+              <w:left w:val="nil"/>
+              <w:bottom w:val="single" w:sz="8" w:space="0" w:color="auto"/>
+              <w:right w:val="single" w:sz="8" w:space="0" w:color="auto"/>
+            </w:tcBorders>
+            <w:shd w:val="clear" w:color="auto" w:fill="auto"/>
+            <w:vAlign w:val="center"/>
+            <w:hideMark/>
+          </w:tcPr>
+          <w:p>
+            <w:pPr>
+              <w:jc w:val="right"/>
+              <w:rPr>
+                <w:rFonts w:ascii="Aptos" w:hAnsi="Aptos" w:cs="Calibri"/>
+                <w:color w:val="000000"/>
+              </w:rPr>
+            </w:pPr>
+            <w:r>
+              <w:rPr>
+                <w:rFonts w:ascii="Aptos" w:hAnsi="Aptos" w:cs="Calibri"/>
+                <w:color w:val="000000"/>
+              </w:rPr>
+              <w:t>28033,6404</w:t>
+            </w:r>
+          </w:p>
+        </w:tc>
+        <w:tc>
+          <w:tcPr>
+            <w:tcW w:w="1446" w:type="dxa"/>
+            <w:tcBorders>
+              <w:top w:val="nil"/>
+              <w:left w:val="nil"/>
+              <w:bottom w:val="single" w:sz="8" w:space="0" w:color="auto"/>
+              <w:right w:val="single" w:sz="8" w:space="0" w:color="auto"/>
+            </w:tcBorders>
+            <w:shd w:val="clear" w:color="auto" w:fill="auto"/>
+            <w:vAlign w:val="center"/>
+            <w:hideMark/>
+          </w:tcPr>
+          <w:p>
+            <w:pPr>
+              <w:jc w:val="right"/>
+              <w:rPr>
+                <w:rFonts w:ascii="Aptos" w:hAnsi="Aptos" w:cs="Calibri"/>
+                <w:color w:val="000000"/>
+              </w:rPr>
+            </w:pPr>
+            <w:r>
+              <w:rPr>
+                <w:rFonts w:ascii="Aptos" w:hAnsi="Aptos" w:cs="Calibri"/>
+                <w:color w:val="000000"/>
+              </w:rPr>
+              <w:t>166,866907</w:t>
+            </w:r>
+          </w:p>
+        </w:tc>
+        <w:tc>
+          <w:tcPr>
+            <w:tcW w:w="1456" w:type="dxa"/>
+            <w:tcBorders>
+              <w:top w:val="nil"/>
+              <w:left w:val="nil"/>
+              <w:bottom w:val="nil"/>
+              <w:right w:val="nil"/>
+            </w:tcBorders>
+            <w:shd w:val="clear" w:color="auto" w:fill="auto"/>
+            <w:noWrap/>
+            <w:vAlign w:val="bottom"/>
+            <w:hideMark/>
+          </w:tcPr>
+          <w:p>
+            <w:pPr>
+              <w:jc w:val="right"/>
+              <w:rPr>
+                <w:rFonts w:ascii="Calibri" w:hAnsi="Calibri" w:cs="Calibri"/>
+                <w:color w:val="000000"/>
+                <w:sz w:val="22"/>
+                <w:szCs w:val="22"/>
+              </w:rPr>
+            </w:pPr>
+            <w:r>
+              <w:rPr>
+                <w:rFonts w:ascii="Calibri" w:hAnsi="Calibri" w:cs="Calibri"/>
+                <w:color w:val="000000"/>
+                <w:sz w:val="22"/>
+                <w:szCs w:val="22"/>
+              </w:rPr>
+              <w:t>0,7</w:t>
+            </w:r>
+          </w:p>
+        </w:tc>
+        <w:tc>
+          <w:tcPr>
+            <w:tcW w:w="960" w:type="dxa"/>
+            <w:tcBorders>
+              <w:top w:val="nil"/>
+              <w:left w:val="nil"/>
+              <w:bottom w:val="nil"/>
+              <w:right w:val="nil"/>
+            </w:tcBorders>
+            <w:shd w:val="clear" w:color="auto" w:fill="auto"/>
+            <w:noWrap/>
+            <w:vAlign w:val="bottom"/>
+            <w:hideMark/>
+          </w:tcPr>
+          <w:p>
+            <w:pPr>
+              <w:jc w:val="right"/>
+              <w:rPr>
+                <w:rFonts w:ascii="Calibri" w:hAnsi="Calibri" w:cs="Calibri"/>
+                <w:color w:val="000000"/>
+                <w:sz w:val="22"/>
+                <w:szCs w:val="22"/>
+              </w:rPr>
+            </w:pPr>
+          </w:p>
+        </w:tc>
+        <w:tc>
+          <w:tcPr>
+            <w:tcW w:w="1163" w:type="dxa"/>
+            <w:tcBorders>
+              <w:top w:val="nil"/>
+              <w:left w:val="nil"/>
+              <w:bottom w:val="nil"/>
+              <w:right w:val="nil"/>
+            </w:tcBorders>
+            <w:shd w:val="clear" w:color="auto" w:fill="auto"/>
+            <w:noWrap/>
+            <w:vAlign w:val="bottom"/>
+            <w:hideMark/>
+          </w:tcPr>
+          <w:p>
+            <w:pPr>
+              <w:rPr>
+                <w:sz w:val="20"/>
+                <w:szCs w:val="20"/>
+              </w:rPr>
+            </w:pPr>
+          </w:p>
+        </w:tc>
+        <w:tc>
+          <w:tcPr>
+            <w:tcW w:w="760" w:type="dxa"/>
+            <w:tcBorders>
+              <w:top w:val="nil"/>
+              <w:left w:val="nil"/>
+              <w:bottom w:val="nil"/>
+              <w:right w:val="nil"/>
+            </w:tcBorders>
+            <w:shd w:val="clear" w:color="auto" w:fill="auto"/>
+            <w:noWrap/>
+            <w:vAlign w:val="bottom"/>
+            <w:hideMark/>
+          </w:tcPr>
+          <w:p>
+            <w:pPr>
+              <w:rPr>
+                <w:sz w:val="20"/>
+                <w:szCs w:val="20"/>
+              </w:rPr>
+            </w:pPr>
+          </w:p>
+        </w:tc>
+        <w:tc>
+          <w:tcPr>
+            <w:tcW w:w="960" w:type="dxa"/>
+            <w:tcBorders>
+              <w:top w:val="nil"/>
+              <w:left w:val="nil"/>
+              <w:bottom w:val="nil"/>
+              <w:right w:val="nil"/>
+            </w:tcBorders>
+            <w:shd w:val="clear" w:color="auto" w:fill="auto"/>
+            <w:noWrap/>
+            <w:vAlign w:val="bottom"/>
+            <w:hideMark/>
+          </w:tcPr>
+          <w:p>
+            <w:pPr>
+              <w:rPr>
+                <w:sz w:val="20"/>
+                <w:szCs w:val="20"/>
+              </w:rPr>
+            </w:pPr>
+          </w:p>
+        </w:tc>
+      </w:tr>
+      <w:tr>
+        <w:trPr>
+          <w:trHeight w:val="290"/>
+        </w:trPr>
+        <w:tc>
+          <w:tcPr>
+            <w:tcW w:w="2377" w:type="dxa"/>
+            <w:tcBorders>
+              <w:top w:val="nil"/>
+              <w:left w:val="nil"/>
+              <w:bottom w:val="nil"/>
+              <w:right w:val="nil"/>
+            </w:tcBorders>
+            <w:shd w:val="clear" w:color="auto" w:fill="auto"/>
+            <w:noWrap/>
+            <w:vAlign w:val="bottom"/>
+            <w:hideMark/>
+          </w:tcPr>
+          <w:p>
+            <w:pPr>
+              <w:rPr>
+                <w:sz w:val="20"/>
+                <w:szCs w:val="20"/>
+              </w:rPr>
+            </w:pPr>
+          </w:p>
+        </w:tc>
+        <w:tc>
+          <w:tcPr>
+            <w:tcW w:w="1202" w:type="dxa"/>
+            <w:tcBorders>
+              <w:top w:val="nil"/>
+              <w:left w:val="nil"/>
+              <w:bottom w:val="nil"/>
+              <w:right w:val="nil"/>
+            </w:tcBorders>
+            <w:shd w:val="clear" w:color="auto" w:fill="auto"/>
+            <w:noWrap/>
+            <w:vAlign w:val="bottom"/>
+            <w:hideMark/>
+          </w:tcPr>
+          <w:p>
+            <w:pPr>
+              <w:rPr>
+                <w:sz w:val="20"/>
+                <w:szCs w:val="20"/>
+              </w:rPr>
+            </w:pPr>
+          </w:p>
+        </w:tc>
+        <w:tc>
+          <w:tcPr>
+            <w:tcW w:w="1014" w:type="dxa"/>
+            <w:tcBorders>
+              <w:top w:val="nil"/>
+              <w:left w:val="nil"/>
+              <w:bottom w:val="nil"/>
+              <w:right w:val="nil"/>
+            </w:tcBorders>
+            <w:shd w:val="clear" w:color="auto" w:fill="auto"/>
+            <w:noWrap/>
+            <w:vAlign w:val="bottom"/>
+            <w:hideMark/>
+          </w:tcPr>
+          <w:p>
+            <w:pPr>
+              <w:rPr>
+                <w:sz w:val="20"/>
+                <w:szCs w:val="20"/>
+              </w:rPr>
+            </w:pPr>
+          </w:p>
+        </w:tc>
+        <w:tc>
+          <w:tcPr>
+            <w:tcW w:w="1446" w:type="dxa"/>
+            <w:tcBorders>
+              <w:top w:val="nil"/>
+              <w:left w:val="nil"/>
+              <w:bottom w:val="nil"/>
+              <w:right w:val="nil"/>
+            </w:tcBorders>
+            <w:shd w:val="clear" w:color="auto" w:fill="auto"/>
+            <w:noWrap/>
+            <w:vAlign w:val="bottom"/>
+            <w:hideMark/>
+          </w:tcPr>
+          <w:p>
+            <w:pPr>
+              <w:rPr>
+                <w:sz w:val="20"/>
+                <w:szCs w:val="20"/>
+              </w:rPr>
+            </w:pPr>
+          </w:p>
+        </w:tc>
+        <w:tc>
+          <w:tcPr>
+            <w:tcW w:w="1446" w:type="dxa"/>
+            <w:tcBorders>
+              <w:top w:val="nil"/>
+              <w:left w:val="nil"/>
+              <w:bottom w:val="nil"/>
+              <w:right w:val="nil"/>
+            </w:tcBorders>
+            <w:shd w:val="clear" w:color="auto" w:fill="auto"/>
+            <w:noWrap/>
+            <w:vAlign w:val="bottom"/>
+            <w:hideMark/>
+          </w:tcPr>
+          <w:p>
+            <w:pPr>
+              <w:rPr>
+                <w:sz w:val="20"/>
+                <w:szCs w:val="20"/>
+              </w:rPr>
+            </w:pPr>
+          </w:p>
+        </w:tc>
+        <w:tc>
+          <w:tcPr>
+            <w:tcW w:w="1456" w:type="dxa"/>
+            <w:tcBorders>
+              <w:top w:val="nil"/>
+              <w:left w:val="nil"/>
+              <w:bottom w:val="nil"/>
+              <w:right w:val="nil"/>
+            </w:tcBorders>
+            <w:shd w:val="clear" w:color="auto" w:fill="auto"/>
+            <w:noWrap/>
+            <w:vAlign w:val="bottom"/>
+            <w:hideMark/>
+          </w:tcPr>
+          <w:p>
+            <w:pPr>
+              <w:rPr>
+                <w:sz w:val="20"/>
+                <w:szCs w:val="20"/>
+              </w:rPr>
+            </w:pPr>
+          </w:p>
+        </w:tc>
+        <w:tc>
+          <w:tcPr>
+            <w:tcW w:w="960" w:type="dxa"/>
+            <w:tcBorders>
+              <w:top w:val="nil"/>
+              <w:left w:val="nil"/>
+              <w:bottom w:val="nil"/>
+              <w:right w:val="nil"/>
+            </w:tcBorders>
+            <w:shd w:val="clear" w:color="auto" w:fill="auto"/>
+            <w:noWrap/>
+            <w:vAlign w:val="bottom"/>
+            <w:hideMark/>
+          </w:tcPr>
+          <w:p>
+            <w:pPr>
+              <w:rPr>
+                <w:sz w:val="20"/>
+                <w:szCs w:val="20"/>
+              </w:rPr>
+            </w:pPr>
+          </w:p>
+        </w:tc>
+        <w:tc>
+          <w:tcPr>
+            <w:tcW w:w="1163" w:type="dxa"/>
+            <w:tcBorders>
+              <w:top w:val="nil"/>
+              <w:left w:val="nil"/>
+              <w:bottom w:val="nil"/>
+              <w:right w:val="nil"/>
+            </w:tcBorders>
+            <w:shd w:val="clear" w:color="auto" w:fill="auto"/>
+            <w:noWrap/>
+            <w:vAlign w:val="bottom"/>
+            <w:hideMark/>
+          </w:tcPr>
+          <w:p>
+            <w:pPr>
+              <w:rPr>
+                <w:sz w:val="20"/>
+                <w:szCs w:val="20"/>
+              </w:rPr>
+            </w:pPr>
+          </w:p>
+        </w:tc>
+        <w:tc>
+          <w:tcPr>
+            <w:tcW w:w="760" w:type="dxa"/>
+            <w:tcBorders>
+              <w:top w:val="nil"/>
+              <w:left w:val="nil"/>
+              <w:bottom w:val="nil"/>
+              <w:right w:val="nil"/>
+            </w:tcBorders>
+            <w:shd w:val="clear" w:color="auto" w:fill="auto"/>
+            <w:noWrap/>
+            <w:vAlign w:val="bottom"/>
+            <w:hideMark/>
+          </w:tcPr>
+          <w:p>
+            <w:pPr>
+              <w:rPr>
+                <w:sz w:val="20"/>
+                <w:szCs w:val="20"/>
+              </w:rPr>
+            </w:pPr>
+          </w:p>
+        </w:tc>
+        <w:tc>
+          <w:tcPr>
+            <w:tcW w:w="960" w:type="dxa"/>
+            <w:tcBorders>
+              <w:top w:val="nil"/>
+              <w:left w:val="nil"/>
+              <w:bottom w:val="nil"/>
+              <w:right w:val="nil"/>
+            </w:tcBorders>
+            <w:shd w:val="clear" w:color="auto" w:fill="auto"/>
+            <w:noWrap/>
+            <w:vAlign w:val="bottom"/>
+            <w:hideMark/>
+          </w:tcPr>
+          <w:p>
+            <w:pPr>
+              <w:rPr>
+                <w:sz w:val="20"/>
+                <w:szCs w:val="20"/>
+              </w:rPr>
+            </w:pPr>
+          </w:p>
+        </w:tc>
+      </w:tr>
+      <w:tr>
+        <w:trPr>
+          <w:trHeight w:val="290"/>
+        </w:trPr>
+        <w:tc>
+          <w:tcPr>
+            <w:tcW w:w="2377" w:type="dxa"/>
+            <w:tcBorders>
+              <w:top w:val="nil"/>
+              <w:left w:val="nil"/>
+              <w:bottom w:val="nil"/>
+              <w:right w:val="nil"/>
+            </w:tcBorders>
+            <w:shd w:val="clear" w:color="auto" w:fill="auto"/>
+            <w:noWrap/>
+            <w:vAlign w:val="bottom"/>
+            <w:hideMark/>
+          </w:tcPr>
+          <w:p>
+            <w:pPr>
+              <w:rPr>
+                <w:sz w:val="20"/>
+                <w:szCs w:val="20"/>
+              </w:rPr>
+            </w:pPr>
+          </w:p>
+        </w:tc>
+        <w:tc>
+          <w:tcPr>
+            <w:tcW w:w="1202" w:type="dxa"/>
+            <w:tcBorders>
+              <w:top w:val="nil"/>
+              <w:left w:val="nil"/>
+              <w:bottom w:val="nil"/>
+              <w:right w:val="nil"/>
+            </w:tcBorders>
+            <w:shd w:val="clear" w:color="auto" w:fill="auto"/>
+            <w:noWrap/>
+            <w:vAlign w:val="bottom"/>
+            <w:hideMark/>
+          </w:tcPr>
+          <w:p>
+            <w:pPr>
+              <w:jc w:val="right"/>
+              <w:rPr>
+                <w:rFonts w:ascii="Calibri" w:hAnsi="Calibri" w:cs="Calibri"/>
+                <w:color w:val="000000"/>
+                <w:sz w:val="22"/>
+                <w:szCs w:val="22"/>
+              </w:rPr>
+            </w:pPr>
+            <w:r>
+              <w:rPr>
+                <w:rFonts w:ascii="Calibri" w:hAnsi="Calibri" w:cs="Calibri"/>
+                <w:color w:val="000000"/>
+                <w:sz w:val="22"/>
+                <w:szCs w:val="22"/>
+              </w:rPr>
+              <w:t>23,75</w:t>
+            </w:r>
+          </w:p>
+        </w:tc>
+        <w:tc>
+          <w:tcPr>
+            <w:tcW w:w="1014" w:type="dxa"/>
+            <w:tcBorders>
+              <w:top w:val="nil"/>
+              <w:left w:val="nil"/>
+              <w:bottom w:val="nil"/>
+              <w:right w:val="nil"/>
+            </w:tcBorders>
+            <w:shd w:val="clear" w:color="auto" w:fill="auto"/>
+            <w:noWrap/>
+            <w:vAlign w:val="bottom"/>
+            <w:hideMark/>
+          </w:tcPr>
+          <w:p>
+            <w:pPr>
+              <w:jc w:val="right"/>
+              <w:rPr>
+                <w:rFonts w:ascii="Calibri" w:hAnsi="Calibri" w:cs="Calibri"/>
+                <w:color w:val="000000"/>
+                <w:sz w:val="22"/>
+                <w:szCs w:val="22"/>
+              </w:rPr>
+            </w:pPr>
+            <w:r>
+              <w:rPr>
+                <w:rFonts w:ascii="Calibri" w:hAnsi="Calibri" w:cs="Calibri"/>
+                <w:color w:val="000000"/>
+                <w:sz w:val="22"/>
+                <w:szCs w:val="22"/>
+              </w:rPr>
+              <w:t>25,00</w:t>
+            </w:r>
+          </w:p>
+        </w:tc>
+        <w:tc>
+          <w:tcPr>
+            <w:tcW w:w="1446" w:type="dxa"/>
+            <w:tcBorders>
+              <w:top w:val="nil"/>
+              <w:left w:val="nil"/>
+              <w:bottom w:val="nil"/>
+              <w:right w:val="nil"/>
+            </w:tcBorders>
+            <w:shd w:val="clear" w:color="auto" w:fill="auto"/>
+            <w:noWrap/>
+            <w:vAlign w:val="bottom"/>
+            <w:hideMark/>
+          </w:tcPr>
+          <w:p>
+            <w:pPr>
+              <w:jc w:val="right"/>
+              <w:rPr>
+                <w:rFonts w:ascii="Calibri" w:hAnsi="Calibri" w:cs="Calibri"/>
+                <w:color w:val="000000"/>
+                <w:sz w:val="22"/>
+                <w:szCs w:val="22"/>
+              </w:rPr>
+            </w:pPr>
+          </w:p>
+        </w:tc>
+        <w:tc>
+          <w:tcPr>
+            <w:tcW w:w="1446" w:type="dxa"/>
+            <w:tcBorders>
+              <w:top w:val="nil"/>
+              <w:left w:val="nil"/>
+              <w:bottom w:val="nil"/>
+              <w:right w:val="nil"/>
+            </w:tcBorders>
+            <w:shd w:val="clear" w:color="auto" w:fill="auto"/>
+            <w:noWrap/>
+            <w:vAlign w:val="bottom"/>
+            <w:hideMark/>
+          </w:tcPr>
+          <w:p>
+            <w:pPr>
+              <w:rPr>
+                <w:sz w:val="20"/>
+                <w:szCs w:val="20"/>
+              </w:rPr>
+            </w:pPr>
+          </w:p>
+        </w:tc>
+        <w:tc>
+          <w:tcPr>
+            <w:tcW w:w="1456" w:type="dxa"/>
+            <w:tcBorders>
+              <w:top w:val="nil"/>
+              <w:left w:val="nil"/>
+              <w:bottom w:val="nil"/>
+              <w:right w:val="nil"/>
+            </w:tcBorders>
+            <w:shd w:val="clear" w:color="auto" w:fill="auto"/>
+            <w:noWrap/>
+            <w:vAlign w:val="bottom"/>
+            <w:hideMark/>
+          </w:tcPr>
+          <w:p>
+            <w:pPr>
+              <w:jc w:val="right"/>
+              <w:rPr>
+                <w:rFonts w:ascii="Calibri" w:hAnsi="Calibri" w:cs="Calibri"/>
+                <w:color w:val="000000"/>
+                <w:sz w:val="22"/>
+                <w:szCs w:val="22"/>
+              </w:rPr>
+            </w:pPr>
+            <w:r>
+              <w:rPr>
+                <w:rFonts w:ascii="Calibri" w:hAnsi="Calibri" w:cs="Calibri"/>
+                <w:color w:val="000000"/>
+                <w:sz w:val="22"/>
+                <w:szCs w:val="22"/>
+              </w:rPr>
+              <w:t>62,43</w:t>
+            </w:r>
+          </w:p>
+        </w:tc>
+        <w:tc>
+          <w:tcPr>
+            <w:tcW w:w="3843" w:type="dxa"/>
+            <w:gridSpan w:val="4"/>
+            <w:tcBorders>
+              <w:top w:val="nil"/>
+              <w:left w:val="nil"/>
+              <w:bottom w:val="nil"/>
+              <w:right w:val="nil"/>
+            </w:tcBorders>
+            <w:shd w:val="clear" w:color="auto" w:fill="auto"/>
+            <w:noWrap/>
+            <w:vAlign w:val="bottom"/>
+            <w:hideMark/>
+          </w:tcPr>
+          <w:p>
+            <w:pPr>
+              <w:rPr>
+                <w:rFonts w:ascii="Calibri" w:hAnsi="Calibri" w:cs="Calibri"/>
+                <w:color w:val="000000"/>
+                <w:sz w:val="22"/>
+                <w:szCs w:val="22"/>
+              </w:rPr>
+            </w:pPr>
+            <w:r>
+              <w:rPr>
+                <w:rFonts w:ascii="Calibri" w:hAnsi="Calibri" w:cs="Calibri"/>
+                <w:color w:val="000000"/>
+                <w:sz w:val="22"/>
+                <w:szCs w:val="22"/>
+              </w:rPr>
+              <w:t>Еденица тарифного коэфициента</w:t>
+            </w:r>
+          </w:p>
+        </w:tc>
+      </w:tr>
+      <w:tr>
+        <w:trPr>
+          <w:trHeight w:val="290"/>
+        </w:trPr>
+        <w:tc>
+          <w:tcPr>
+            <w:tcW w:w="2377" w:type="dxa"/>
+            <w:tcBorders>
+              <w:top w:val="nil"/>
+              <w:left w:val="nil"/>
+              <w:bottom w:val="nil"/>
+              <w:right w:val="nil"/>
+            </w:tcBorders>
+            <w:shd w:val="clear" w:color="auto" w:fill="auto"/>
+            <w:noWrap/>
+            <w:vAlign w:val="bottom"/>
+            <w:hideMark/>
+          </w:tcPr>
+          <w:p>
+            <w:pPr>
+              <w:rPr>
+                <w:rFonts w:ascii="Calibri" w:hAnsi="Calibri" w:cs="Calibri"/>
+                <w:color w:val="000000"/>
+                <w:sz w:val="22"/>
+                <w:szCs w:val="22"/>
+              </w:rPr>
+            </w:pPr>
+          </w:p>
+        </w:tc>
+        <w:tc>
+          <w:tcPr>
+            <w:tcW w:w="1202" w:type="dxa"/>
+            <w:tcBorders>
+              <w:top w:val="nil"/>
+              <w:left w:val="nil"/>
+              <w:bottom w:val="nil"/>
+              <w:right w:val="nil"/>
+            </w:tcBorders>
+            <w:shd w:val="clear" w:color="auto" w:fill="auto"/>
+            <w:noWrap/>
+            <w:vAlign w:val="bottom"/>
+            <w:hideMark/>
+          </w:tcPr>
+          <w:p>
+            <w:pPr>
+              <w:rPr>
+                <w:sz w:val="20"/>
+                <w:szCs w:val="20"/>
+              </w:rPr>
+            </w:pPr>
+          </w:p>
+        </w:tc>
+        <w:tc>
+          <w:tcPr>
+            <w:tcW w:w="1014" w:type="dxa"/>
+            <w:tcBorders>
+              <w:top w:val="nil"/>
+              <w:left w:val="nil"/>
+              <w:bottom w:val="nil"/>
+              <w:right w:val="nil"/>
+            </w:tcBorders>
+            <w:shd w:val="clear" w:color="auto" w:fill="auto"/>
+            <w:noWrap/>
+            <w:vAlign w:val="bottom"/>
+            <w:hideMark/>
+          </w:tcPr>
+          <w:p>
+            <w:pPr>
+              <w:rPr>
+                <w:sz w:val="20"/>
+                <w:szCs w:val="20"/>
+              </w:rPr>
+            </w:pPr>
+          </w:p>
+        </w:tc>
+        <w:tc>
+          <w:tcPr>
+            <w:tcW w:w="1446" w:type="dxa"/>
+            <w:tcBorders>
+              <w:top w:val="nil"/>
+              <w:left w:val="nil"/>
+              <w:bottom w:val="nil"/>
+              <w:right w:val="nil"/>
+            </w:tcBorders>
+            <w:shd w:val="clear" w:color="auto" w:fill="auto"/>
+            <w:noWrap/>
+            <w:vAlign w:val="bottom"/>
+            <w:hideMark/>
+          </w:tcPr>
+          <w:p>
+            <w:pPr>
+              <w:rPr>
+                <w:sz w:val="20"/>
+                <w:szCs w:val="20"/>
+              </w:rPr>
+            </w:pPr>
+          </w:p>
+        </w:tc>
+        <w:tc>
+          <w:tcPr>
+            <w:tcW w:w="1446" w:type="dxa"/>
+            <w:tcBorders>
+              <w:top w:val="nil"/>
+              <w:left w:val="nil"/>
+              <w:bottom w:val="nil"/>
+              <w:right w:val="nil"/>
+            </w:tcBorders>
+            <w:shd w:val="clear" w:color="auto" w:fill="auto"/>
+            <w:noWrap/>
+            <w:vAlign w:val="bottom"/>
+            <w:hideMark/>
+          </w:tcPr>
+          <w:p>
+            <w:pPr>
+              <w:rPr>
+                <w:sz w:val="20"/>
+                <w:szCs w:val="20"/>
+              </w:rPr>
+            </w:pPr>
+          </w:p>
+        </w:tc>
+        <w:tc>
+          <w:tcPr>
+            <w:tcW w:w="1456" w:type="dxa"/>
+            <w:tcBorders>
+              <w:top w:val="nil"/>
+              <w:left w:val="nil"/>
+              <w:bottom w:val="nil"/>
+              <w:right w:val="nil"/>
+            </w:tcBorders>
+            <w:shd w:val="clear" w:color="auto" w:fill="auto"/>
+            <w:noWrap/>
+            <w:vAlign w:val="bottom"/>
+            <w:hideMark/>
+          </w:tcPr>
+          <w:p>
+            <w:pPr>
+              <w:rPr>
+                <w:sz w:val="20"/>
+                <w:szCs w:val="20"/>
+              </w:rPr>
+            </w:pPr>
+          </w:p>
+        </w:tc>
+        <w:tc>
+          <w:tcPr>
+            <w:tcW w:w="960" w:type="dxa"/>
+            <w:tcBorders>
+              <w:top w:val="nil"/>
+              <w:left w:val="nil"/>
+              <w:bottom w:val="nil"/>
+              <w:right w:val="nil"/>
+            </w:tcBorders>
+            <w:shd w:val="clear" w:color="auto" w:fill="auto"/>
+            <w:noWrap/>
+            <w:vAlign w:val="bottom"/>
+            <w:hideMark/>
+          </w:tcPr>
+          <w:p>
+            <w:pPr>
+              <w:rPr>
+                <w:sz w:val="20"/>
+                <w:szCs w:val="20"/>
+              </w:rPr>
+            </w:pPr>
+          </w:p>
+        </w:tc>
+        <w:tc>
+          <w:tcPr>
+            <w:tcW w:w="1163" w:type="dxa"/>
+            <w:tcBorders>
+              <w:top w:val="nil"/>
+              <w:left w:val="nil"/>
+              <w:bottom w:val="nil"/>
+              <w:right w:val="nil"/>
+            </w:tcBorders>
+            <w:shd w:val="clear" w:color="auto" w:fill="auto"/>
+            <w:noWrap/>
+            <w:vAlign w:val="bottom"/>
+            <w:hideMark/>
+          </w:tcPr>
+          <w:p>
+            <w:pPr>
+              <w:rPr>
+                <w:sz w:val="20"/>
+                <w:szCs w:val="20"/>
+              </w:rPr>
+            </w:pPr>
+          </w:p>
+        </w:tc>
+        <w:tc>
+          <w:tcPr>
+            <w:tcW w:w="760" w:type="dxa"/>
+            <w:tcBorders>
+              <w:top w:val="nil"/>
+              <w:left w:val="nil"/>
+              <w:bottom w:val="nil"/>
+              <w:right w:val="nil"/>
+            </w:tcBorders>
+            <w:shd w:val="clear" w:color="auto" w:fill="auto"/>
+            <w:noWrap/>
+            <w:vAlign w:val="bottom"/>
+            <w:hideMark/>
+          </w:tcPr>
+          <w:p>
+            <w:pPr>
+              <w:rPr>
+                <w:sz w:val="20"/>
+                <w:szCs w:val="20"/>
+              </w:rPr>
+            </w:pPr>
+          </w:p>
+        </w:tc>
+        <w:tc>
+          <w:tcPr>
+            <w:tcW w:w="960" w:type="dxa"/>
+            <w:tcBorders>
+              <w:top w:val="nil"/>
+              <w:left w:val="nil"/>
+              <w:bottom w:val="nil"/>
+              <w:right w:val="nil"/>
+            </w:tcBorders>
+            <w:shd w:val="clear" w:color="auto" w:fill="auto"/>
+            <w:noWrap/>
+            <w:vAlign w:val="bottom"/>
+            <w:hideMark/>
+          </w:tcPr>
+          <w:p>
+            <w:pPr>
+              <w:rPr>
+                <w:sz w:val="20"/>
+                <w:szCs w:val="20"/>
+              </w:rPr>
+            </w:pPr>
+          </w:p>
+        </w:tc>
+      </w:tr>
+      <w:tr>
+        <w:trPr>
+          <w:trHeight w:val="290"/>
+        </w:trPr>
+        <w:tc>
+          <w:tcPr>
+            <w:tcW w:w="2377" w:type="dxa"/>
+            <w:tcBorders>
+              <w:top w:val="nil"/>
+              <w:left w:val="nil"/>
+              <w:bottom w:val="nil"/>
+              <w:right w:val="nil"/>
+            </w:tcBorders>
+            <w:shd w:val="clear" w:color="auto" w:fill="auto"/>
+            <w:noWrap/>
+            <w:vAlign w:val="bottom"/>
+            <w:hideMark/>
+          </w:tcPr>
+          <w:p>
+            <w:pPr>
+              <w:rPr>
+                <w:sz w:val="20"/>
+                <w:szCs w:val="20"/>
+              </w:rPr>
+            </w:pPr>
+          </w:p>
+        </w:tc>
+        <w:tc>
+          <w:tcPr>
+            <w:tcW w:w="1202" w:type="dxa"/>
+            <w:tcBorders>
+              <w:top w:val="nil"/>
+              <w:left w:val="nil"/>
+              <w:bottom w:val="nil"/>
+              <w:right w:val="nil"/>
+            </w:tcBorders>
+            <w:shd w:val="clear" w:color="auto" w:fill="auto"/>
+            <w:noWrap/>
+            <w:vAlign w:val="bottom"/>
+            <w:hideMark/>
+          </w:tcPr>
+          <w:p>
+            <w:pPr>
+              <w:rPr>
+                <w:sz w:val="20"/>
+                <w:szCs w:val="20"/>
+              </w:rPr>
+            </w:pPr>
+          </w:p>
+        </w:tc>
+        <w:tc>
+          <w:tcPr>
+            <w:tcW w:w="1014" w:type="dxa"/>
+            <w:tcBorders>
+              <w:top w:val="nil"/>
+              <w:left w:val="nil"/>
+              <w:bottom w:val="nil"/>
+              <w:right w:val="nil"/>
+            </w:tcBorders>
+            <w:shd w:val="clear" w:color="auto" w:fill="auto"/>
+            <w:noWrap/>
+            <w:vAlign w:val="bottom"/>
+            <w:hideMark/>
+          </w:tcPr>
+          <w:p>
+            <w:pPr>
+              <w:rPr>
+                <w:sz w:val="20"/>
+                <w:szCs w:val="20"/>
+              </w:rPr>
+            </w:pPr>
+          </w:p>
+        </w:tc>
+        <w:tc>
+          <w:tcPr>
+            <w:tcW w:w="1446" w:type="dxa"/>
+            <w:tcBorders>
+              <w:top w:val="nil"/>
+              <w:left w:val="nil"/>
+              <w:bottom w:val="nil"/>
+              <w:right w:val="nil"/>
+            </w:tcBorders>
+            <w:shd w:val="clear" w:color="auto" w:fill="auto"/>
+            <w:noWrap/>
+            <w:vAlign w:val="bottom"/>
+            <w:hideMark/>
+          </w:tcPr>
+          <w:p>
+            <w:pPr>
+              <w:rPr>
+                <w:sz w:val="20"/>
+                <w:szCs w:val="20"/>
+              </w:rPr>
+            </w:pPr>
+          </w:p>
+        </w:tc>
+        <w:tc>
+          <w:tcPr>
+            <w:tcW w:w="1446" w:type="dxa"/>
+            <w:tcBorders>
+              <w:top w:val="nil"/>
+              <w:left w:val="nil"/>
+              <w:bottom w:val="nil"/>
+              <w:right w:val="nil"/>
+            </w:tcBorders>
+            <w:shd w:val="clear" w:color="auto" w:fill="auto"/>
+            <w:noWrap/>
+            <w:vAlign w:val="bottom"/>
+            <w:hideMark/>
+          </w:tcPr>
+          <w:p>
+            <w:pPr>
+              <w:rPr>
+                <w:sz w:val="20"/>
+                <w:szCs w:val="20"/>
+              </w:rPr>
+            </w:pPr>
+          </w:p>
+        </w:tc>
+        <w:tc>
+          <w:tcPr>
+            <w:tcW w:w="1456" w:type="dxa"/>
+            <w:tcBorders>
+              <w:top w:val="nil"/>
+              <w:left w:val="nil"/>
+              <w:bottom w:val="nil"/>
+              <w:right w:val="nil"/>
+            </w:tcBorders>
+            <w:shd w:val="clear" w:color="auto" w:fill="auto"/>
+            <w:noWrap/>
+            <w:vAlign w:val="bottom"/>
+            <w:hideMark/>
+          </w:tcPr>
+          <w:p>
+            <w:pPr>
+              <w:rPr>
+                <w:sz w:val="20"/>
+                <w:szCs w:val="20"/>
+              </w:rPr>
+            </w:pPr>
+          </w:p>
+        </w:tc>
+        <w:tc>
+          <w:tcPr>
+            <w:tcW w:w="960" w:type="dxa"/>
+            <w:tcBorders>
+              <w:top w:val="nil"/>
+              <w:left w:val="nil"/>
+              <w:bottom w:val="nil"/>
+              <w:right w:val="nil"/>
+            </w:tcBorders>
+            <w:shd w:val="clear" w:color="auto" w:fill="auto"/>
+            <w:noWrap/>
+            <w:vAlign w:val="bottom"/>
+            <w:hideMark/>
+          </w:tcPr>
+          <w:p>
+            <w:pPr>
+              <w:rPr>
+                <w:sz w:val="20"/>
+                <w:szCs w:val="20"/>
+              </w:rPr>
+            </w:pPr>
+          </w:p>
+        </w:tc>
+        <w:tc>
+          <w:tcPr>
+            <w:tcW w:w="1163" w:type="dxa"/>
+            <w:tcBorders>
+              <w:top w:val="nil"/>
+              <w:left w:val="nil"/>
+              <w:bottom w:val="nil"/>
+              <w:right w:val="nil"/>
+            </w:tcBorders>
+            <w:shd w:val="clear" w:color="auto" w:fill="auto"/>
+            <w:noWrap/>
+            <w:vAlign w:val="bottom"/>
+            <w:hideMark/>
+          </w:tcPr>
+          <w:p>
+            <w:pPr>
+              <w:rPr>
+                <w:sz w:val="20"/>
+                <w:szCs w:val="20"/>
+              </w:rPr>
+            </w:pPr>
+          </w:p>
+        </w:tc>
+        <w:tc>
+          <w:tcPr>
+            <w:tcW w:w="760" w:type="dxa"/>
+            <w:tcBorders>
+              <w:top w:val="nil"/>
+              <w:left w:val="nil"/>
+              <w:bottom w:val="nil"/>
+              <w:right w:val="nil"/>
+            </w:tcBorders>
+            <w:shd w:val="clear" w:color="auto" w:fill="auto"/>
+            <w:noWrap/>
+            <w:vAlign w:val="bottom"/>
+            <w:hideMark/>
+          </w:tcPr>
+          <w:p>
+            <w:pPr>
+              <w:rPr>
+                <w:sz w:val="20"/>
+                <w:szCs w:val="20"/>
+              </w:rPr>
+            </w:pPr>
+          </w:p>
+        </w:tc>
+        <w:tc>
+          <w:tcPr>
+            <w:tcW w:w="960" w:type="dxa"/>
+            <w:tcBorders>
+              <w:top w:val="nil"/>
+              <w:left w:val="nil"/>
+              <w:bottom w:val="nil"/>
+              <w:right w:val="nil"/>
+            </w:tcBorders>
+            <w:shd w:val="clear" w:color="auto" w:fill="auto"/>
+            <w:noWrap/>
+            <w:vAlign w:val="bottom"/>
+            <w:hideMark/>
+          </w:tcPr>
+          <w:p>
+            <w:pPr>
+              <w:rPr>
+                <w:sz w:val="20"/>
+                <w:szCs w:val="20"/>
+              </w:rPr>
+            </w:pPr>
+          </w:p>
+        </w:tc>
+      </w:tr>
+      <w:tr>
+        <w:trPr>
+          <w:trHeight w:val="290"/>
+        </w:trPr>
+        <w:tc>
+          <w:tcPr>
+            <w:tcW w:w="3579" w:type="dxa"/>
+            <w:gridSpan w:val="2"/>
+            <w:tcBorders>
+              <w:top w:val="nil"/>
+              <w:left w:val="nil"/>
+              <w:bottom w:val="nil"/>
+              <w:right w:val="nil"/>
+            </w:tcBorders>
+            <w:shd w:val="clear" w:color="auto" w:fill="auto"/>
+            <w:noWrap/>
+            <w:vAlign w:val="bottom"/>
+            <w:hideMark/>
+          </w:tcPr>
+          <w:p>
+            <w:pPr>
+              <w:rPr>
+                <w:rFonts w:ascii="Calibri" w:hAnsi="Calibri" w:cs="Calibri"/>
+                <w:color w:val="000000"/>
+                <w:sz w:val="22"/>
+                <w:szCs w:val="22"/>
+              </w:rPr>
+            </w:pPr>
+            <w:r>
+              <w:rPr>
+                <w:rFonts w:ascii="Calibri" w:hAnsi="Calibri" w:cs="Calibri"/>
+                <w:color w:val="000000"/>
+                <w:sz w:val="22"/>
+                <w:szCs w:val="22"/>
+              </w:rPr>
+              <w:t>Еденица тарифного коэфициента</w:t>
+            </w:r>
+          </w:p>
+        </w:tc>
+        <w:tc>
+          <w:tcPr>
+            <w:tcW w:w="1014" w:type="dxa"/>
+            <w:tcBorders>
+              <w:top w:val="nil"/>
+              <w:left w:val="nil"/>
+              <w:bottom w:val="nil"/>
+              <w:right w:val="nil"/>
+            </w:tcBorders>
+            <w:shd w:val="clear" w:color="auto" w:fill="auto"/>
+            <w:noWrap/>
+            <w:vAlign w:val="bottom"/>
+            <w:hideMark/>
+          </w:tcPr>
+          <w:p>
+            <w:pPr>
+              <w:jc w:val="right"/>
+              <w:rPr>
+                <w:rFonts w:ascii="Calibri" w:hAnsi="Calibri" w:cs="Calibri"/>
+                <w:color w:val="000000"/>
+                <w:sz w:val="22"/>
+                <w:szCs w:val="22"/>
+              </w:rPr>
+            </w:pPr>
+            <w:r>
+              <w:rPr>
+                <w:rFonts w:ascii="Calibri" w:hAnsi="Calibri" w:cs="Calibri"/>
+                <w:color w:val="000000"/>
+                <w:sz w:val="22"/>
+                <w:szCs w:val="22"/>
+              </w:rPr>
+              <w:t>62,425</w:t>
+            </w:r>
+          </w:p>
+        </w:tc>
+        <w:tc>
+          <w:tcPr>
+            <w:tcW w:w="1446" w:type="dxa"/>
+            <w:tcBorders>
+              <w:top w:val="nil"/>
+              <w:left w:val="nil"/>
+              <w:bottom w:val="nil"/>
+              <w:right w:val="nil"/>
+            </w:tcBorders>
+            <w:shd w:val="clear" w:color="auto" w:fill="auto"/>
+            <w:noWrap/>
+            <w:vAlign w:val="bottom"/>
+            <w:hideMark/>
+          </w:tcPr>
+          <w:p>
+            <w:pPr>
+              <w:jc w:val="right"/>
+              <w:rPr>
+                <w:rFonts w:ascii="Calibri" w:hAnsi="Calibri" w:cs="Calibri"/>
+                <w:color w:val="000000"/>
+                <w:sz w:val="22"/>
+                <w:szCs w:val="22"/>
+              </w:rPr>
+            </w:pPr>
+          </w:p>
+        </w:tc>
+        <w:tc>
+          <w:tcPr>
+            <w:tcW w:w="1446" w:type="dxa"/>
+            <w:tcBorders>
+              <w:top w:val="nil"/>
+              <w:left w:val="nil"/>
+              <w:bottom w:val="nil"/>
+              <w:right w:val="nil"/>
+            </w:tcBorders>
+            <w:shd w:val="clear" w:color="auto" w:fill="auto"/>
+            <w:noWrap/>
+            <w:vAlign w:val="bottom"/>
+            <w:hideMark/>
+          </w:tcPr>
+          <w:p>
+            <w:pPr>
+              <w:rPr>
+                <w:sz w:val="20"/>
+                <w:szCs w:val="20"/>
+              </w:rPr>
+            </w:pPr>
+          </w:p>
+        </w:tc>
+        <w:tc>
+          <w:tcPr>
+            <w:tcW w:w="1456" w:type="dxa"/>
+            <w:tcBorders>
+              <w:top w:val="nil"/>
+              <w:left w:val="nil"/>
+              <w:bottom w:val="nil"/>
+              <w:right w:val="nil"/>
+            </w:tcBorders>
+            <w:shd w:val="clear" w:color="auto" w:fill="auto"/>
+            <w:noWrap/>
+            <w:vAlign w:val="bottom"/>
+            <w:hideMark/>
+          </w:tcPr>
+          <w:p>
+            <w:pPr>
+              <w:rPr>
+                <w:sz w:val="20"/>
+                <w:szCs w:val="20"/>
+              </w:rPr>
+            </w:pPr>
+          </w:p>
+        </w:tc>
+        <w:tc>
+          <w:tcPr>
+            <w:tcW w:w="960" w:type="dxa"/>
+            <w:tcBorders>
+              <w:top w:val="nil"/>
+              <w:left w:val="nil"/>
+              <w:bottom w:val="nil"/>
+              <w:right w:val="nil"/>
+            </w:tcBorders>
+            <w:shd w:val="clear" w:color="auto" w:fill="auto"/>
+            <w:noWrap/>
+            <w:vAlign w:val="bottom"/>
+            <w:hideMark/>
+          </w:tcPr>
+          <w:p>
+            <w:pPr>
+              <w:rPr>
+                <w:sz w:val="20"/>
+                <w:szCs w:val="20"/>
+              </w:rPr>
+            </w:pPr>
+          </w:p>
+        </w:tc>
+        <w:tc>
+          <w:tcPr>
+            <w:tcW w:w="1163" w:type="dxa"/>
+            <w:tcBorders>
+              <w:top w:val="nil"/>
+              <w:left w:val="nil"/>
+              <w:bottom w:val="nil"/>
+              <w:right w:val="nil"/>
+            </w:tcBorders>
+            <w:shd w:val="clear" w:color="auto" w:fill="auto"/>
+            <w:noWrap/>
+            <w:vAlign w:val="bottom"/>
+            <w:hideMark/>
+          </w:tcPr>
+          <w:p>
+            <w:pPr>
+              <w:rPr>
+                <w:sz w:val="20"/>
+                <w:szCs w:val="20"/>
+              </w:rPr>
+            </w:pPr>
+          </w:p>
+        </w:tc>
+        <w:tc>
+          <w:tcPr>
+            <w:tcW w:w="760" w:type="dxa"/>
+            <w:tcBorders>
+              <w:top w:val="nil"/>
+              <w:left w:val="nil"/>
+              <w:bottom w:val="nil"/>
+              <w:right w:val="nil"/>
+            </w:tcBorders>
+            <w:shd w:val="clear" w:color="auto" w:fill="auto"/>
+            <w:noWrap/>
+            <w:vAlign w:val="bottom"/>
+            <w:hideMark/>
+          </w:tcPr>
+          <w:p>
+            <w:pPr>
+              <w:rPr>
+                <w:sz w:val="20"/>
+                <w:szCs w:val="20"/>
+              </w:rPr>
+            </w:pPr>
+          </w:p>
+        </w:tc>
+        <w:tc>
+          <w:tcPr>
+            <w:tcW w:w="960" w:type="dxa"/>
+            <w:tcBorders>
+              <w:top w:val="nil"/>
+              <w:left w:val="nil"/>
+              <w:bottom w:val="nil"/>
+              <w:right w:val="nil"/>
+            </w:tcBorders>
+            <w:shd w:val="clear" w:color="auto" w:fill="auto"/>
+            <w:noWrap/>
+            <w:vAlign w:val="bottom"/>
+            <w:hideMark/>
+          </w:tcPr>
+          <w:p>
+            <w:pPr>
+              <w:rPr>
+                <w:sz w:val="20"/>
+                <w:szCs w:val="20"/>
+              </w:rPr>
+            </w:pPr>
+          </w:p>
+        </w:tc>
+      </w:tr>
+    </w:tbl>
+    <w:p/>
+    <w:p/>
+    <w:p/>
+    <w:p>
+      <w:r>
+        <w:t>Начислить ЗП страховому агенту с Должностным Окладом 20к рубей, Отработавшему в отчетном месяце 19 рабочих дней и заключившему договоров страхования на 280к с агентским вознаграждением 5%</w:t>
+      </w:r>
+    </w:p>
+    <w:p>
+      <w:r>
+        <w:t>Начислить ЗП</w:t>
+      </w:r>
+      <w:r>
+        <w:br/>
+        <w:t xml:space="preserve">Вознаграждение </w:t>
+      </w:r>
+      <w:r>
+        <w:t>14</w:t>
+      </w:r>
+      <w:r>
+        <w:t> </w:t>
+      </w:r>
+      <w:r>
+        <w:t>000</w:t>
+      </w:r>
+      <w:r>
+        <w:br/>
+        <w:t>20,5*19 = 18 ,095</w:t>
+      </w:r>
+      <w:r>
+        <w:br/>
+        <w:t>18,095+14000 = 22,095</w:t>
+      </w:r>
+    </w:p>
+    <w:p/>
+    <w:tbl>
+      <w:tblPr>
+        <w:tblStyle w:val="ac"/>
+        <w:tblW w:w="0" w:type="auto"/>
+        <w:tblLook w:val="04A0" w:firstRow="1" w:lastRow="0" w:firstColumn="1" w:lastColumn="0" w:noHBand="0" w:noVBand="1"/>
+      </w:tblPr>
+      <w:tblGrid>
+        <w:gridCol w:w="1638"/>
+        <w:gridCol w:w="1380"/>
+        <w:gridCol w:w="1318"/>
+        <w:gridCol w:w="1785"/>
+        <w:gridCol w:w="1658"/>
+        <w:gridCol w:w="1566"/>
+      </w:tblGrid>
+      <w:tr>
+        <w:tc>
+          <w:tcPr>
+            <w:tcW w:w="1358" w:type="dxa"/>
+          </w:tcPr>
+          <w:p/>
+        </w:tc>
+        <w:tc>
+          <w:tcPr>
+            <w:tcW w:w="1569" w:type="dxa"/>
+          </w:tcPr>
+          <w:p>
+            <w:r>
+              <w:t>Оклад</w:t>
+            </w:r>
+          </w:p>
+        </w:tc>
+        <w:tc>
+          <w:tcPr>
+            <w:tcW w:w="1531" w:type="dxa"/>
+          </w:tcPr>
+          <w:p>
+            <w:r>
+              <w:t>Часы в Мес</w:t>
+            </w:r>
+          </w:p>
+        </w:tc>
+        <w:tc>
+          <w:tcPr>
+            <w:tcW w:w="1817" w:type="dxa"/>
+          </w:tcPr>
+          <w:p>
+            <w:r>
+              <w:t>Повременная оплата</w:t>
+            </w:r>
+          </w:p>
+        </w:tc>
+        <w:tc>
+          <w:tcPr>
+            <w:tcW w:w="1712" w:type="dxa"/>
+          </w:tcPr>
+          <w:p>
+            <w:r>
+              <w:t>Сдельный Приработок</w:t>
+            </w:r>
+          </w:p>
+        </w:tc>
+        <w:tc>
+          <w:tcPr>
+            <w:tcW w:w="1358" w:type="dxa"/>
+          </w:tcPr>
+          <w:p>
+            <w:r>
+              <w:t>Начисленно</w:t>
+            </w:r>
+          </w:p>
+        </w:tc>
+      </w:tr>
+      <w:tr>
+        <w:tc>
+          <w:tcPr>
+            <w:tcW w:w="1358" w:type="dxa"/>
+          </w:tcPr>
+          <w:p>
+            <w:r>
+              <w:t>Заведующий</w:t>
+            </w:r>
+          </w:p>
+        </w:tc>
+        <w:tc>
+          <w:tcPr>
+            <w:tcW w:w="1569" w:type="dxa"/>
+          </w:tcPr>
+          <w:p>
+            <w:r>
+              <w:t>4</w:t>
+            </w:r>
+          </w:p>
+        </w:tc>
+        <w:tc>
+          <w:tcPr>
+            <w:tcW w:w="1531" w:type="dxa"/>
+          </w:tcPr>
+          <w:p>
+            <w:r>
+              <w:t>168</w:t>
+            </w:r>
+          </w:p>
+        </w:tc>
+        <w:tc>
+          <w:tcPr>
+            <w:tcW w:w="1817" w:type="dxa"/>
+          </w:tcPr>
+          <w:p/>
+        </w:tc>
+        <w:tc>
+          <w:tcPr>
+            <w:tcW w:w="1712" w:type="dxa"/>
+          </w:tcPr>
+          <w:p/>
+        </w:tc>
+        <w:tc>
+          <w:tcPr>
+            <w:tcW w:w="1358" w:type="dxa"/>
+          </w:tcPr>
+          <w:p/>
+        </w:tc>
+      </w:tr>
+      <w:tr>
+        <w:tc>
+          <w:tcPr>
+            <w:tcW w:w="1358" w:type="dxa"/>
+          </w:tcPr>
+          <w:p>
+            <w:r>
+              <w:t>Старший продавец</w:t>
+            </w:r>
+          </w:p>
+        </w:tc>
+        <w:tc>
+          <w:tcPr>
+            <w:tcW w:w="1569" w:type="dxa"/>
+          </w:tcPr>
+          <w:p>
+            <w:r>
+              <w:t>38</w:t>
+            </w:r>
+          </w:p>
+        </w:tc>
+        <w:tc>
+          <w:tcPr>
+            <w:tcW w:w="1531" w:type="dxa"/>
+          </w:tcPr>
+          <w:p>
+            <w:r>
+              <w:t>171</w:t>
+            </w:r>
+          </w:p>
+        </w:tc>
+        <w:tc>
+          <w:tcPr>
+            <w:tcW w:w="1817" w:type="dxa"/>
+          </w:tcPr>
+          <w:p/>
+        </w:tc>
+        <w:tc>
+          <w:tcPr>
+            <w:tcW w:w="1712" w:type="dxa"/>
+          </w:tcPr>
+          <w:p/>
+        </w:tc>
+        <w:tc>
+          <w:tcPr>
+            <w:tcW w:w="1358" w:type="dxa"/>
+          </w:tcPr>
+          <w:p/>
+        </w:tc>
+      </w:tr>
+      <w:tr>
+        <w:tc>
+          <w:tcPr>
+            <w:tcW w:w="1358" w:type="dxa"/>
+          </w:tcPr>
+          <w:p>
+            <w:r>
+              <w:t>Продавец</w:t>
+            </w:r>
+          </w:p>
+        </w:tc>
+        <w:tc>
+          <w:tcPr>
+            <w:tcW w:w="1569" w:type="dxa"/>
+          </w:tcPr>
+          <w:p>
+            <w:r>
+              <w:t>35</w:t>
+            </w:r>
+          </w:p>
+        </w:tc>
+        <w:tc>
+          <w:tcPr>
+            <w:tcW w:w="1531" w:type="dxa"/>
+          </w:tcPr>
+          <w:p>
+            <w:r>
+              <w:t>176</w:t>
+            </w:r>
+          </w:p>
+        </w:tc>
+        <w:tc>
+          <w:tcPr>
+            <w:tcW w:w="1817" w:type="dxa"/>
+          </w:tcPr>
+          <w:p/>
+        </w:tc>
+        <w:tc>
+          <w:tcPr>
+            <w:tcW w:w="1712" w:type="dxa"/>
+          </w:tcPr>
+          <w:p/>
+        </w:tc>
+        <w:tc>
+          <w:tcPr>
+            <w:tcW w:w="1358" w:type="dxa"/>
+          </w:tcPr>
+          <w:p/>
+        </w:tc>
+      </w:tr>
+      <w:tr>
+        <w:tc>
+          <w:tcPr>
+            <w:tcW w:w="1358" w:type="dxa"/>
+          </w:tcPr>
+          <w:p>
+            <w:r>
+              <w:t>Продавец кат</w:t>
+            </w:r>
+          </w:p>
+        </w:tc>
+        <w:tc>
+          <w:tcPr>
+            <w:tcW w:w="1569" w:type="dxa"/>
+          </w:tcPr>
+          <w:p>
+            <w:r>
+              <w:t>30</w:t>
+            </w:r>
+          </w:p>
+        </w:tc>
+        <w:tc>
+          <w:tcPr>
+            <w:tcW w:w="1531" w:type="dxa"/>
+          </w:tcPr>
+          <w:p>
+            <w:r>
+              <w:t>172</w:t>
+            </w:r>
+          </w:p>
+        </w:tc>
+        <w:tc>
+          <w:tcPr>
+            <w:tcW w:w="1817" w:type="dxa"/>
+          </w:tcPr>
+          <w:p/>
+        </w:tc>
+        <w:tc>
+          <w:tcPr>
+            <w:tcW w:w="1712" w:type="dxa"/>
+          </w:tcPr>
+          <w:p/>
+        </w:tc>
+        <w:tc>
+          <w:tcPr>
+            <w:tcW w:w="1358" w:type="dxa"/>
+          </w:tcPr>
+          <w:p/>
+        </w:tc>
+      </w:tr>
+      <w:tr>
+        <w:tc>
+          <w:tcPr>
+            <w:tcW w:w="1358" w:type="dxa"/>
+          </w:tcPr>
+          <w:p>
+            <w:r>
+              <w:t>Помошник</w:t>
+            </w:r>
+          </w:p>
+        </w:tc>
+        <w:tc>
+          <w:tcPr>
+            <w:tcW w:w="1569" w:type="dxa"/>
+          </w:tcPr>
+          <w:p>
+            <w:r>
+              <w:t>28</w:t>
+            </w:r>
+          </w:p>
+        </w:tc>
+        <w:tc>
+          <w:tcPr>
+            <w:tcW w:w="1531" w:type="dxa"/>
+          </w:tcPr>
+          <w:p>
+            <w:r>
+              <w:t>110</w:t>
+            </w:r>
+          </w:p>
+        </w:tc>
+        <w:tc>
+          <w:tcPr>
+            <w:tcW w:w="1817" w:type="dxa"/>
+          </w:tcPr>
+          <w:p/>
+        </w:tc>
+        <w:tc>
+          <w:tcPr>
+            <w:tcW w:w="1712" w:type="dxa"/>
+          </w:tcPr>
+          <w:p/>
+        </w:tc>
+        <w:tc>
+          <w:tcPr>
+            <w:tcW w:w="1358" w:type="dxa"/>
+          </w:tcPr>
+          <w:p/>
+        </w:tc>
+      </w:tr>
+    </w:tbl>
+    <w:p/>
+    <w:p>
+      <w:r>
+        <w:t>Годовой план товара оборота 45мил в отчетном месяце составил 3.980 мил</w:t>
+      </w:r>
+    </w:p>
+    <w:tbl>
+      <w:tblPr>
+        <w:tblW w:w="8360" w:type="dxa"/>
+        <w:tblLook w:val="04A0" w:firstRow="1" w:lastRow="0" w:firstColumn="1" w:lastColumn="0" w:noHBand="0" w:noVBand="1"/>
+      </w:tblPr>
+      <w:tblGrid>
+        <w:gridCol w:w="2155"/>
+        <w:gridCol w:w="901"/>
+        <w:gridCol w:w="989"/>
+        <w:gridCol w:w="1703"/>
+        <w:gridCol w:w="1530"/>
+        <w:gridCol w:w="1566"/>
+      </w:tblGrid>
+      <w:tr>
+        <w:trPr>
+          <w:trHeight w:val="650"/>
+        </w:trPr>
+        <w:tc>
+          <w:tcPr>
+            <w:tcW w:w="2155" w:type="dxa"/>
+            <w:tcBorders>
+              <w:top w:val="single" w:sz="8" w:space="0" w:color="auto"/>
+              <w:left w:val="single" w:sz="8" w:space="0" w:color="auto"/>
+              <w:bottom w:val="single" w:sz="8" w:space="0" w:color="auto"/>
+              <w:right w:val="single" w:sz="8" w:space="0" w:color="auto"/>
+            </w:tcBorders>
+            <w:shd w:val="clear" w:color="auto" w:fill="auto"/>
+            <w:vAlign w:val="center"/>
+            <w:hideMark/>
+          </w:tcPr>
+          <w:p>
+            <w:pPr>
+              <w:spacing w:after="0" w:line="240" w:lineRule="auto"/>
+              <w:rPr>
+                <w:rFonts w:ascii="Aptos" w:eastAsia="Times New Roman" w:hAnsi="Aptos" w:cs="Calibri"/>
+                <w:color w:val="000000"/>
+                <w:kern w:val="0"/>
+                <w:lang w:eastAsia="ru-RU"/>
+                <w14:ligatures w14:val="none"/>
+              </w:rPr>
+            </w:pPr>
+            <w:r>
+              <w:rPr>
+                <w:rFonts w:ascii="Aptos" w:eastAsia="Times New Roman" w:hAnsi="Aptos" w:cs="Calibri"/>
+                <w:color w:val="000000"/>
+                <w:kern w:val="0"/>
+                <w:lang w:eastAsia="ru-RU"/>
+                <w14:ligatures w14:val="none"/>
+              </w:rPr>
+              <w:t> </w:t>
+            </w:r>
+          </w:p>
+        </w:tc>
+        <w:tc>
+          <w:tcPr>
+            <w:tcW w:w="779" w:type="dxa"/>
+            <w:tcBorders>
+              <w:top w:val="single" w:sz="8" w:space="0" w:color="auto"/>
+              <w:left w:val="nil"/>
+              <w:bottom w:val="single" w:sz="8" w:space="0" w:color="auto"/>
+              <w:right w:val="single" w:sz="8" w:space="0" w:color="auto"/>
+            </w:tcBorders>
+            <w:shd w:val="clear" w:color="auto" w:fill="auto"/>
+            <w:vAlign w:val="center"/>
+            <w:hideMark/>
+          </w:tcPr>
+          <w:p>
+            <w:pPr>
+              <w:spacing w:after="0" w:line="240" w:lineRule="auto"/>
+              <w:rPr>
+                <w:rFonts w:ascii="Aptos" w:eastAsia="Times New Roman" w:hAnsi="Aptos" w:cs="Calibri"/>
+                <w:color w:val="000000"/>
+                <w:kern w:val="0"/>
+                <w:lang w:eastAsia="ru-RU"/>
+                <w14:ligatures w14:val="none"/>
+              </w:rPr>
+            </w:pPr>
+            <w:r>
+              <w:rPr>
+                <w:rFonts w:ascii="Aptos" w:eastAsia="Times New Roman" w:hAnsi="Aptos" w:cs="Calibri"/>
+                <w:color w:val="000000"/>
+                <w:kern w:val="0"/>
+                <w:lang w:eastAsia="ru-RU"/>
+                <w14:ligatures w14:val="none"/>
+              </w:rPr>
+              <w:t>Оклад</w:t>
+            </w:r>
+          </w:p>
+        </w:tc>
+        <w:tc>
+          <w:tcPr>
+            <w:tcW w:w="989" w:type="dxa"/>
+            <w:tcBorders>
+              <w:top w:val="single" w:sz="8" w:space="0" w:color="auto"/>
+              <w:left w:val="nil"/>
+              <w:bottom w:val="single" w:sz="8" w:space="0" w:color="auto"/>
+              <w:right w:val="single" w:sz="8" w:space="0" w:color="auto"/>
+            </w:tcBorders>
+            <w:shd w:val="clear" w:color="auto" w:fill="auto"/>
+            <w:vAlign w:val="center"/>
+            <w:hideMark/>
+          </w:tcPr>
+          <w:p>
+            <w:pPr>
+              <w:spacing w:after="0" w:line="240" w:lineRule="auto"/>
+              <w:rPr>
+                <w:rFonts w:ascii="Aptos" w:eastAsia="Times New Roman" w:hAnsi="Aptos" w:cs="Calibri"/>
+                <w:color w:val="000000"/>
+                <w:kern w:val="0"/>
+                <w:lang w:eastAsia="ru-RU"/>
+                <w14:ligatures w14:val="none"/>
+              </w:rPr>
+            </w:pPr>
+            <w:r>
+              <w:rPr>
+                <w:rFonts w:ascii="Aptos" w:eastAsia="Times New Roman" w:hAnsi="Aptos" w:cs="Calibri"/>
+                <w:color w:val="000000"/>
+                <w:kern w:val="0"/>
+                <w:lang w:eastAsia="ru-RU"/>
+                <w14:ligatures w14:val="none"/>
+              </w:rPr>
+              <w:t>Часы в Мес</w:t>
+            </w:r>
+          </w:p>
+        </w:tc>
+        <w:tc>
+          <w:tcPr>
+            <w:tcW w:w="1595" w:type="dxa"/>
+            <w:tcBorders>
+              <w:top w:val="single" w:sz="8" w:space="0" w:color="auto"/>
+              <w:left w:val="nil"/>
+              <w:bottom w:val="single" w:sz="8" w:space="0" w:color="auto"/>
+              <w:right w:val="single" w:sz="8" w:space="0" w:color="auto"/>
+            </w:tcBorders>
+            <w:shd w:val="clear" w:color="auto" w:fill="auto"/>
+            <w:vAlign w:val="center"/>
+            <w:hideMark/>
+          </w:tcPr>
+          <w:p>
+            <w:pPr>
+              <w:spacing w:after="0" w:line="240" w:lineRule="auto"/>
+              <w:rPr>
+                <w:rFonts w:ascii="Aptos" w:eastAsia="Times New Roman" w:hAnsi="Aptos" w:cs="Calibri"/>
+                <w:color w:val="000000"/>
+                <w:kern w:val="0"/>
+                <w:lang w:eastAsia="ru-RU"/>
+                <w14:ligatures w14:val="none"/>
+              </w:rPr>
+            </w:pPr>
+            <w:r>
+              <w:rPr>
+                <w:rFonts w:ascii="Aptos" w:eastAsia="Times New Roman" w:hAnsi="Aptos" w:cs="Calibri"/>
+                <w:color w:val="000000"/>
+                <w:kern w:val="0"/>
+                <w:lang w:eastAsia="ru-RU"/>
+                <w14:ligatures w14:val="none"/>
+              </w:rPr>
+              <w:t>Повременная оплата</w:t>
+            </w:r>
+          </w:p>
+        </w:tc>
+        <w:tc>
+          <w:tcPr>
+            <w:tcW w:w="1462" w:type="dxa"/>
+            <w:tcBorders>
+              <w:top w:val="single" w:sz="8" w:space="0" w:color="auto"/>
+              <w:left w:val="nil"/>
+              <w:bottom w:val="single" w:sz="8" w:space="0" w:color="auto"/>
+              <w:right w:val="single" w:sz="8" w:space="0" w:color="auto"/>
+            </w:tcBorders>
+            <w:shd w:val="clear" w:color="auto" w:fill="auto"/>
+            <w:vAlign w:val="center"/>
+            <w:hideMark/>
+          </w:tcPr>
+          <w:p>
+            <w:pPr>
+              <w:spacing w:after="0" w:line="240" w:lineRule="auto"/>
+              <w:rPr>
+                <w:rFonts w:ascii="Aptos" w:eastAsia="Times New Roman" w:hAnsi="Aptos" w:cs="Calibri"/>
+                <w:color w:val="000000"/>
+                <w:kern w:val="0"/>
+                <w:lang w:eastAsia="ru-RU"/>
+                <w14:ligatures w14:val="none"/>
+              </w:rPr>
+            </w:pPr>
+            <w:r>
+              <w:rPr>
+                <w:rFonts w:ascii="Aptos" w:eastAsia="Times New Roman" w:hAnsi="Aptos" w:cs="Calibri"/>
+                <w:color w:val="000000"/>
+                <w:kern w:val="0"/>
+                <w:lang w:eastAsia="ru-RU"/>
+                <w14:ligatures w14:val="none"/>
+              </w:rPr>
+              <w:t>Сдельный Приработок</w:t>
+            </w:r>
+          </w:p>
+        </w:tc>
+        <w:tc>
+          <w:tcPr>
+            <w:tcW w:w="1380" w:type="dxa"/>
+            <w:tcBorders>
+              <w:top w:val="single" w:sz="8" w:space="0" w:color="auto"/>
+              <w:left w:val="nil"/>
+              <w:bottom w:val="single" w:sz="8" w:space="0" w:color="auto"/>
+              <w:right w:val="single" w:sz="8" w:space="0" w:color="auto"/>
+            </w:tcBorders>
+            <w:shd w:val="clear" w:color="auto" w:fill="auto"/>
+            <w:vAlign w:val="center"/>
+            <w:hideMark/>
+          </w:tcPr>
+          <w:p>
+            <w:pPr>
+              <w:spacing w:after="0" w:line="240" w:lineRule="auto"/>
+              <w:rPr>
+                <w:rFonts w:ascii="Aptos" w:eastAsia="Times New Roman" w:hAnsi="Aptos" w:cs="Calibri"/>
+                <w:color w:val="000000"/>
+                <w:kern w:val="0"/>
+                <w:lang w:eastAsia="ru-RU"/>
+                <w14:ligatures w14:val="none"/>
+              </w:rPr>
+            </w:pPr>
+            <w:r>
+              <w:rPr>
+                <w:rFonts w:ascii="Aptos" w:eastAsia="Times New Roman" w:hAnsi="Aptos" w:cs="Calibri"/>
+                <w:color w:val="000000"/>
+                <w:kern w:val="0"/>
+                <w:lang w:eastAsia="ru-RU"/>
+                <w14:ligatures w14:val="none"/>
+              </w:rPr>
+              <w:t>Начисленно</w:t>
+            </w:r>
+          </w:p>
+        </w:tc>
+      </w:tr>
+      <w:tr>
+        <w:trPr>
+          <w:trHeight w:val="330"/>
+        </w:trPr>
+        <w:tc>
+          <w:tcPr>
+            <w:tcW w:w="2155" w:type="dxa"/>
+            <w:tcBorders>
+              <w:top w:val="nil"/>
+              <w:left w:val="single" w:sz="8" w:space="0" w:color="auto"/>
+              <w:bottom w:val="single" w:sz="8" w:space="0" w:color="auto"/>
+              <w:right w:val="single" w:sz="8" w:space="0" w:color="auto"/>
+            </w:tcBorders>
+            <w:shd w:val="clear" w:color="auto" w:fill="auto"/>
+            <w:vAlign w:val="center"/>
+            <w:hideMark/>
+          </w:tcPr>
+          <w:p>
+            <w:pPr>
+              <w:spacing w:after="0" w:line="240" w:lineRule="auto"/>
+              <w:rPr>
+                <w:rFonts w:ascii="Aptos" w:eastAsia="Times New Roman" w:hAnsi="Aptos" w:cs="Calibri"/>
+                <w:color w:val="000000"/>
+                <w:kern w:val="0"/>
+                <w:lang w:eastAsia="ru-RU"/>
+                <w14:ligatures w14:val="none"/>
+              </w:rPr>
+            </w:pPr>
+            <w:r>
+              <w:rPr>
+                <w:rFonts w:ascii="Aptos" w:eastAsia="Times New Roman" w:hAnsi="Aptos" w:cs="Calibri"/>
+                <w:color w:val="000000"/>
+                <w:kern w:val="0"/>
+                <w:lang w:eastAsia="ru-RU"/>
+                <w14:ligatures w14:val="none"/>
+              </w:rPr>
+              <w:t>Заведующий</w:t>
+            </w:r>
+          </w:p>
+        </w:tc>
+        <w:tc>
+          <w:tcPr>
+            <w:tcW w:w="779" w:type="dxa"/>
+            <w:tcBorders>
+              <w:top w:val="nil"/>
+              <w:left w:val="nil"/>
+              <w:bottom w:val="single" w:sz="8" w:space="0" w:color="auto"/>
+              <w:right w:val="single" w:sz="8" w:space="0" w:color="auto"/>
+            </w:tcBorders>
+            <w:shd w:val="clear" w:color="auto" w:fill="auto"/>
+            <w:vAlign w:val="center"/>
+            <w:hideMark/>
+          </w:tcPr>
+          <w:p>
+            <w:pPr>
+              <w:spacing w:after="0" w:line="240" w:lineRule="auto"/>
+              <w:jc w:val="right"/>
+              <w:rPr>
+                <w:rFonts w:ascii="Aptos" w:eastAsia="Times New Roman" w:hAnsi="Aptos" w:cs="Calibri"/>
+                <w:color w:val="000000"/>
+                <w:kern w:val="0"/>
+                <w:lang w:eastAsia="ru-RU"/>
+                <w14:ligatures w14:val="none"/>
+              </w:rPr>
+            </w:pPr>
+            <w:r>
+              <w:rPr>
+                <w:rFonts w:ascii="Aptos" w:eastAsia="Times New Roman" w:hAnsi="Aptos" w:cs="Calibri"/>
+                <w:color w:val="000000"/>
+                <w:kern w:val="0"/>
+                <w:lang w:eastAsia="ru-RU"/>
+                <w14:ligatures w14:val="none"/>
+              </w:rPr>
+              <w:t>40</w:t>
+            </w:r>
+          </w:p>
+        </w:tc>
+        <w:tc>
+          <w:tcPr>
+            <w:tcW w:w="989" w:type="dxa"/>
+            <w:tcBorders>
+              <w:top w:val="nil"/>
+              <w:left w:val="nil"/>
+              <w:bottom w:val="single" w:sz="8" w:space="0" w:color="auto"/>
+              <w:right w:val="single" w:sz="8" w:space="0" w:color="auto"/>
+            </w:tcBorders>
+            <w:shd w:val="clear" w:color="auto" w:fill="auto"/>
+            <w:vAlign w:val="center"/>
+            <w:hideMark/>
+          </w:tcPr>
+          <w:p>
+            <w:pPr>
+              <w:spacing w:after="0" w:line="240" w:lineRule="auto"/>
+              <w:jc w:val="right"/>
+              <w:rPr>
+                <w:rFonts w:ascii="Aptos" w:eastAsia="Times New Roman" w:hAnsi="Aptos" w:cs="Calibri"/>
+                <w:color w:val="000000"/>
+                <w:kern w:val="0"/>
+                <w:lang w:eastAsia="ru-RU"/>
+                <w14:ligatures w14:val="none"/>
+              </w:rPr>
+            </w:pPr>
+            <w:r>
+              <w:rPr>
+                <w:rFonts w:ascii="Aptos" w:eastAsia="Times New Roman" w:hAnsi="Aptos" w:cs="Calibri"/>
+                <w:color w:val="000000"/>
+                <w:kern w:val="0"/>
+                <w:lang w:eastAsia="ru-RU"/>
+                <w14:ligatures w14:val="none"/>
+              </w:rPr>
+              <w:t>168</w:t>
+            </w:r>
+          </w:p>
+        </w:tc>
+        <w:tc>
+          <w:tcPr>
+            <w:tcW w:w="1595" w:type="dxa"/>
+            <w:tcBorders>
+              <w:top w:val="nil"/>
+              <w:left w:val="nil"/>
+              <w:bottom w:val="single" w:sz="8" w:space="0" w:color="auto"/>
+              <w:right w:val="single" w:sz="8" w:space="0" w:color="auto"/>
+            </w:tcBorders>
+            <w:shd w:val="clear" w:color="auto" w:fill="auto"/>
+            <w:vAlign w:val="center"/>
+            <w:hideMark/>
+          </w:tcPr>
+          <w:p>
+            <w:pPr>
+              <w:spacing w:after="0" w:line="240" w:lineRule="auto"/>
+              <w:jc w:val="right"/>
+              <w:rPr>
+                <w:rFonts w:ascii="Aptos" w:eastAsia="Times New Roman" w:hAnsi="Aptos" w:cs="Calibri"/>
+                <w:color w:val="000000"/>
+                <w:kern w:val="0"/>
+                <w:lang w:eastAsia="ru-RU"/>
+                <w14:ligatures w14:val="none"/>
+              </w:rPr>
+            </w:pPr>
+            <w:r>
+              <w:rPr>
+                <w:rFonts w:ascii="Aptos" w:eastAsia="Times New Roman" w:hAnsi="Aptos" w:cs="Calibri"/>
+                <w:color w:val="000000"/>
+                <w:kern w:val="0"/>
+                <w:lang w:eastAsia="ru-RU"/>
+                <w14:ligatures w14:val="none"/>
+              </w:rPr>
+              <w:t>40</w:t>
+            </w:r>
+          </w:p>
+        </w:tc>
+        <w:tc>
+          <w:tcPr>
+            <w:tcW w:w="1462" w:type="dxa"/>
+            <w:tcBorders>
+              <w:top w:val="nil"/>
+              <w:left w:val="nil"/>
+              <w:bottom w:val="single" w:sz="8" w:space="0" w:color="auto"/>
+              <w:right w:val="single" w:sz="8" w:space="0" w:color="auto"/>
+            </w:tcBorders>
+            <w:shd w:val="clear" w:color="auto" w:fill="auto"/>
+            <w:vAlign w:val="center"/>
+            <w:hideMark/>
+          </w:tcPr>
+          <w:p>
+            <w:pPr>
+              <w:spacing w:after="0" w:line="240" w:lineRule="auto"/>
+              <w:jc w:val="right"/>
+              <w:rPr>
+                <w:rFonts w:ascii="Aptos" w:eastAsia="Times New Roman" w:hAnsi="Aptos" w:cs="Calibri"/>
+                <w:color w:val="000000"/>
+                <w:kern w:val="0"/>
+                <w:lang w:eastAsia="ru-RU"/>
+                <w14:ligatures w14:val="none"/>
+              </w:rPr>
+            </w:pPr>
+            <w:r>
+              <w:rPr>
+                <w:rFonts w:ascii="Aptos" w:eastAsia="Times New Roman" w:hAnsi="Aptos" w:cs="Calibri"/>
+                <w:color w:val="000000"/>
+                <w:kern w:val="0"/>
+                <w:lang w:eastAsia="ru-RU"/>
+                <w14:ligatures w14:val="none"/>
+              </w:rPr>
+              <w:t>41,2</w:t>
+            </w:r>
+          </w:p>
+        </w:tc>
+        <w:tc>
+          <w:tcPr>
+            <w:tcW w:w="1380" w:type="dxa"/>
+            <w:tcBorders>
+              <w:top w:val="nil"/>
+              <w:left w:val="nil"/>
+              <w:bottom w:val="single" w:sz="8" w:space="0" w:color="auto"/>
+              <w:right w:val="single" w:sz="8" w:space="0" w:color="auto"/>
+            </w:tcBorders>
+            <w:shd w:val="clear" w:color="auto" w:fill="auto"/>
+            <w:vAlign w:val="center"/>
+            <w:hideMark/>
+          </w:tcPr>
+          <w:p>
+            <w:pPr>
+              <w:spacing w:after="0" w:line="240" w:lineRule="auto"/>
+              <w:rPr>
+                <w:rFonts w:ascii="Aptos" w:eastAsia="Times New Roman" w:hAnsi="Aptos" w:cs="Calibri"/>
+                <w:color w:val="000000"/>
+                <w:kern w:val="0"/>
+                <w:lang w:eastAsia="ru-RU"/>
+                <w14:ligatures w14:val="none"/>
+              </w:rPr>
+            </w:pPr>
+            <w:r>
+              <w:rPr>
+                <w:rFonts w:ascii="Aptos" w:eastAsia="Times New Roman" w:hAnsi="Aptos" w:cs="Calibri"/>
+                <w:color w:val="000000"/>
+                <w:kern w:val="0"/>
+                <w:lang w:eastAsia="ru-RU"/>
+                <w14:ligatures w14:val="none"/>
+              </w:rPr>
+              <w:t> </w:t>
+            </w:r>
+          </w:p>
+        </w:tc>
+      </w:tr>
+      <w:tr>
+        <w:trPr>
+          <w:trHeight w:val="330"/>
+        </w:trPr>
+        <w:tc>
+          <w:tcPr>
+            <w:tcW w:w="2155" w:type="dxa"/>
+            <w:tcBorders>
+              <w:top w:val="nil"/>
+              <w:left w:val="single" w:sz="8" w:space="0" w:color="auto"/>
+              <w:bottom w:val="single" w:sz="8" w:space="0" w:color="auto"/>
+              <w:right w:val="single" w:sz="8" w:space="0" w:color="auto"/>
+            </w:tcBorders>
+            <w:shd w:val="clear" w:color="auto" w:fill="auto"/>
+            <w:vAlign w:val="center"/>
+            <w:hideMark/>
+          </w:tcPr>
+          <w:p>
+            <w:pPr>
+              <w:spacing w:after="0" w:line="240" w:lineRule="auto"/>
+              <w:rPr>
+                <w:rFonts w:ascii="Aptos" w:eastAsia="Times New Roman" w:hAnsi="Aptos" w:cs="Calibri"/>
+                <w:color w:val="000000"/>
+                <w:kern w:val="0"/>
+                <w:lang w:eastAsia="ru-RU"/>
+                <w14:ligatures w14:val="none"/>
+              </w:rPr>
+            </w:pPr>
+            <w:r>
+              <w:rPr>
+                <w:rFonts w:ascii="Aptos" w:eastAsia="Times New Roman" w:hAnsi="Aptos" w:cs="Calibri"/>
+                <w:color w:val="000000"/>
+                <w:kern w:val="0"/>
+                <w:lang w:eastAsia="ru-RU"/>
+                <w14:ligatures w14:val="none"/>
+              </w:rPr>
+              <w:t>Старший продавец</w:t>
+            </w:r>
+          </w:p>
+        </w:tc>
+        <w:tc>
+          <w:tcPr>
+            <w:tcW w:w="779" w:type="dxa"/>
+            <w:tcBorders>
+              <w:top w:val="nil"/>
+              <w:left w:val="nil"/>
+              <w:bottom w:val="single" w:sz="8" w:space="0" w:color="auto"/>
+              <w:right w:val="single" w:sz="8" w:space="0" w:color="auto"/>
+            </w:tcBorders>
+            <w:shd w:val="clear" w:color="auto" w:fill="auto"/>
+            <w:vAlign w:val="center"/>
+            <w:hideMark/>
+          </w:tcPr>
+          <w:p>
+            <w:pPr>
+              <w:spacing w:after="0" w:line="240" w:lineRule="auto"/>
+              <w:jc w:val="right"/>
+              <w:rPr>
+                <w:rFonts w:ascii="Aptos" w:eastAsia="Times New Roman" w:hAnsi="Aptos" w:cs="Calibri"/>
+                <w:color w:val="000000"/>
+                <w:kern w:val="0"/>
+                <w:lang w:eastAsia="ru-RU"/>
+                <w14:ligatures w14:val="none"/>
+              </w:rPr>
+            </w:pPr>
+            <w:r>
+              <w:rPr>
+                <w:rFonts w:ascii="Aptos" w:eastAsia="Times New Roman" w:hAnsi="Aptos" w:cs="Calibri"/>
+                <w:color w:val="000000"/>
+                <w:kern w:val="0"/>
+                <w:lang w:eastAsia="ru-RU"/>
+                <w14:ligatures w14:val="none"/>
+              </w:rPr>
+              <w:t>38</w:t>
+            </w:r>
+          </w:p>
+        </w:tc>
+        <w:tc>
+          <w:tcPr>
+            <w:tcW w:w="989" w:type="dxa"/>
+            <w:tcBorders>
+              <w:top w:val="nil"/>
+              <w:left w:val="nil"/>
+              <w:bottom w:val="single" w:sz="8" w:space="0" w:color="auto"/>
+              <w:right w:val="single" w:sz="8" w:space="0" w:color="auto"/>
+            </w:tcBorders>
+            <w:shd w:val="clear" w:color="auto" w:fill="auto"/>
+            <w:vAlign w:val="center"/>
+            <w:hideMark/>
+          </w:tcPr>
+          <w:p>
+            <w:pPr>
+              <w:spacing w:after="0" w:line="240" w:lineRule="auto"/>
+              <w:jc w:val="right"/>
+              <w:rPr>
+                <w:rFonts w:ascii="Aptos" w:eastAsia="Times New Roman" w:hAnsi="Aptos" w:cs="Calibri"/>
+                <w:color w:val="000000"/>
+                <w:kern w:val="0"/>
+                <w:lang w:eastAsia="ru-RU"/>
+                <w14:ligatures w14:val="none"/>
+              </w:rPr>
+            </w:pPr>
+            <w:r>
+              <w:rPr>
+                <w:rFonts w:ascii="Aptos" w:eastAsia="Times New Roman" w:hAnsi="Aptos" w:cs="Calibri"/>
+                <w:color w:val="000000"/>
+                <w:kern w:val="0"/>
+                <w:lang w:eastAsia="ru-RU"/>
+                <w14:ligatures w14:val="none"/>
+              </w:rPr>
+              <w:t>171</w:t>
+            </w:r>
+          </w:p>
+        </w:tc>
+        <w:tc>
+          <w:tcPr>
+            <w:tcW w:w="1595" w:type="dxa"/>
+            <w:tcBorders>
+              <w:top w:val="nil"/>
+              <w:left w:val="nil"/>
+              <w:bottom w:val="single" w:sz="8" w:space="0" w:color="auto"/>
+              <w:right w:val="single" w:sz="8" w:space="0" w:color="auto"/>
+            </w:tcBorders>
+            <w:shd w:val="clear" w:color="auto" w:fill="auto"/>
+            <w:vAlign w:val="center"/>
+            <w:hideMark/>
+          </w:tcPr>
+          <w:p>
+            <w:pPr>
+              <w:spacing w:after="0" w:line="240" w:lineRule="auto"/>
+              <w:jc w:val="right"/>
+              <w:rPr>
+                <w:rFonts w:ascii="Aptos" w:eastAsia="Times New Roman" w:hAnsi="Aptos" w:cs="Calibri"/>
+                <w:color w:val="000000"/>
+                <w:kern w:val="0"/>
+                <w:lang w:eastAsia="ru-RU"/>
+                <w14:ligatures w14:val="none"/>
+              </w:rPr>
+            </w:pPr>
+            <w:r>
+              <w:rPr>
+                <w:rFonts w:ascii="Aptos" w:eastAsia="Times New Roman" w:hAnsi="Aptos" w:cs="Calibri"/>
+                <w:color w:val="000000"/>
+                <w:kern w:val="0"/>
+                <w:lang w:eastAsia="ru-RU"/>
+                <w14:ligatures w14:val="none"/>
+              </w:rPr>
+              <w:t>39,017</w:t>
+            </w:r>
+          </w:p>
+        </w:tc>
+        <w:tc>
+          <w:tcPr>
+            <w:tcW w:w="1462" w:type="dxa"/>
+            <w:tcBorders>
+              <w:top w:val="nil"/>
+              <w:left w:val="nil"/>
+              <w:bottom w:val="single" w:sz="8" w:space="0" w:color="auto"/>
+              <w:right w:val="single" w:sz="8" w:space="0" w:color="auto"/>
+            </w:tcBorders>
+            <w:shd w:val="clear" w:color="auto" w:fill="auto"/>
+            <w:vAlign w:val="center"/>
+            <w:hideMark/>
+          </w:tcPr>
+          <w:p>
+            <w:pPr>
+              <w:spacing w:after="0" w:line="240" w:lineRule="auto"/>
+              <w:jc w:val="right"/>
+              <w:rPr>
+                <w:rFonts w:ascii="Aptos" w:eastAsia="Times New Roman" w:hAnsi="Aptos" w:cs="Calibri"/>
+                <w:color w:val="000000"/>
+                <w:kern w:val="0"/>
+                <w:lang w:eastAsia="ru-RU"/>
+                <w14:ligatures w14:val="none"/>
+              </w:rPr>
+            </w:pPr>
+            <w:r>
+              <w:rPr>
+                <w:rFonts w:ascii="Aptos" w:eastAsia="Times New Roman" w:hAnsi="Aptos" w:cs="Calibri"/>
+                <w:color w:val="000000"/>
+                <w:kern w:val="0"/>
+                <w:lang w:eastAsia="ru-RU"/>
+                <w14:ligatures w14:val="none"/>
+              </w:rPr>
+              <w:t>40,18751</w:t>
+            </w:r>
+          </w:p>
+        </w:tc>
+        <w:tc>
+          <w:tcPr>
+            <w:tcW w:w="1380" w:type="dxa"/>
+            <w:tcBorders>
+              <w:top w:val="nil"/>
+              <w:left w:val="nil"/>
+              <w:bottom w:val="single" w:sz="8" w:space="0" w:color="auto"/>
+              <w:right w:val="single" w:sz="8" w:space="0" w:color="auto"/>
+            </w:tcBorders>
+            <w:shd w:val="clear" w:color="auto" w:fill="auto"/>
+            <w:vAlign w:val="center"/>
+            <w:hideMark/>
+          </w:tcPr>
+          <w:p>
+            <w:pPr>
+              <w:spacing w:after="0" w:line="240" w:lineRule="auto"/>
+              <w:rPr>
+                <w:rFonts w:ascii="Aptos" w:eastAsia="Times New Roman" w:hAnsi="Aptos" w:cs="Calibri"/>
+                <w:color w:val="000000"/>
+                <w:kern w:val="0"/>
+                <w:lang w:eastAsia="ru-RU"/>
+                <w14:ligatures w14:val="none"/>
+              </w:rPr>
+            </w:pPr>
+            <w:r>
+              <w:rPr>
+                <w:rFonts w:ascii="Aptos" w:eastAsia="Times New Roman" w:hAnsi="Aptos" w:cs="Calibri"/>
+                <w:color w:val="000000"/>
+                <w:kern w:val="0"/>
+                <w:lang w:eastAsia="ru-RU"/>
+                <w14:ligatures w14:val="none"/>
+              </w:rPr>
+              <w:t> </w:t>
+            </w:r>
+          </w:p>
+        </w:tc>
+      </w:tr>
+      <w:tr>
+        <w:trPr>
+          <w:trHeight w:val="330"/>
+        </w:trPr>
+        <w:tc>
+          <w:tcPr>
+            <w:tcW w:w="2155" w:type="dxa"/>
+            <w:tcBorders>
+              <w:top w:val="nil"/>
+              <w:left w:val="single" w:sz="8" w:space="0" w:color="auto"/>
+              <w:bottom w:val="single" w:sz="8" w:space="0" w:color="auto"/>
+              <w:right w:val="single" w:sz="8" w:space="0" w:color="auto"/>
+            </w:tcBorders>
+            <w:shd w:val="clear" w:color="auto" w:fill="auto"/>
+            <w:vAlign w:val="center"/>
+            <w:hideMark/>
+          </w:tcPr>
+          <w:p>
+            <w:pPr>
+              <w:spacing w:after="0" w:line="240" w:lineRule="auto"/>
+              <w:rPr>
+                <w:rFonts w:ascii="Aptos" w:eastAsia="Times New Roman" w:hAnsi="Aptos" w:cs="Calibri"/>
+                <w:color w:val="000000"/>
+                <w:kern w:val="0"/>
+                <w:lang w:eastAsia="ru-RU"/>
+                <w14:ligatures w14:val="none"/>
+              </w:rPr>
+            </w:pPr>
+            <w:r>
+              <w:rPr>
+                <w:rFonts w:ascii="Aptos" w:eastAsia="Times New Roman" w:hAnsi="Aptos" w:cs="Calibri"/>
+                <w:color w:val="000000"/>
+                <w:kern w:val="0"/>
+                <w:lang w:eastAsia="ru-RU"/>
+                <w14:ligatures w14:val="none"/>
+              </w:rPr>
+              <w:lastRenderedPageBreak/>
+              <w:t>Продавец</w:t>
+            </w:r>
+          </w:p>
+        </w:tc>
+        <w:tc>
+          <w:tcPr>
+            <w:tcW w:w="779" w:type="dxa"/>
+            <w:tcBorders>
+              <w:top w:val="nil"/>
+              <w:left w:val="nil"/>
+              <w:bottom w:val="single" w:sz="8" w:space="0" w:color="auto"/>
+              <w:right w:val="single" w:sz="8" w:space="0" w:color="auto"/>
+            </w:tcBorders>
+            <w:shd w:val="clear" w:color="auto" w:fill="auto"/>
+            <w:vAlign w:val="center"/>
+            <w:hideMark/>
+          </w:tcPr>
+          <w:p>
+            <w:pPr>
+              <w:spacing w:after="0" w:line="240" w:lineRule="auto"/>
+              <w:jc w:val="right"/>
+              <w:rPr>
+                <w:rFonts w:ascii="Aptos" w:eastAsia="Times New Roman" w:hAnsi="Aptos" w:cs="Calibri"/>
+                <w:color w:val="000000"/>
+                <w:kern w:val="0"/>
+                <w:lang w:eastAsia="ru-RU"/>
+                <w14:ligatures w14:val="none"/>
+              </w:rPr>
+            </w:pPr>
+            <w:r>
+              <w:rPr>
+                <w:rFonts w:ascii="Aptos" w:eastAsia="Times New Roman" w:hAnsi="Aptos" w:cs="Calibri"/>
+                <w:color w:val="000000"/>
+                <w:kern w:val="0"/>
+                <w:lang w:eastAsia="ru-RU"/>
+                <w14:ligatures w14:val="none"/>
+              </w:rPr>
+              <w:t>35</w:t>
+            </w:r>
+          </w:p>
+        </w:tc>
+        <w:tc>
+          <w:tcPr>
+            <w:tcW w:w="989" w:type="dxa"/>
+            <w:tcBorders>
+              <w:top w:val="nil"/>
+              <w:left w:val="nil"/>
+              <w:bottom w:val="single" w:sz="8" w:space="0" w:color="auto"/>
+              <w:right w:val="single" w:sz="8" w:space="0" w:color="auto"/>
+            </w:tcBorders>
+            <w:shd w:val="clear" w:color="auto" w:fill="auto"/>
+            <w:vAlign w:val="center"/>
+            <w:hideMark/>
+          </w:tcPr>
+          <w:p>
+            <w:pPr>
+              <w:spacing w:after="0" w:line="240" w:lineRule="auto"/>
+              <w:jc w:val="right"/>
+              <w:rPr>
+                <w:rFonts w:ascii="Aptos" w:eastAsia="Times New Roman" w:hAnsi="Aptos" w:cs="Calibri"/>
+                <w:color w:val="000000"/>
+                <w:kern w:val="0"/>
+                <w:lang w:eastAsia="ru-RU"/>
+                <w14:ligatures w14:val="none"/>
+              </w:rPr>
+            </w:pPr>
+            <w:r>
+              <w:rPr>
+                <w:rFonts w:ascii="Aptos" w:eastAsia="Times New Roman" w:hAnsi="Aptos" w:cs="Calibri"/>
+                <w:color w:val="000000"/>
+                <w:kern w:val="0"/>
+                <w:lang w:eastAsia="ru-RU"/>
+                <w14:ligatures w14:val="none"/>
+              </w:rPr>
+              <w:t>176</w:t>
+            </w:r>
+          </w:p>
+        </w:tc>
+        <w:tc>
+          <w:tcPr>
+            <w:tcW w:w="1595" w:type="dxa"/>
+            <w:tcBorders>
+              <w:top w:val="nil"/>
+              <w:left w:val="nil"/>
+              <w:bottom w:val="single" w:sz="8" w:space="0" w:color="auto"/>
+              <w:right w:val="single" w:sz="8" w:space="0" w:color="auto"/>
+            </w:tcBorders>
+            <w:shd w:val="clear" w:color="auto" w:fill="auto"/>
+            <w:vAlign w:val="center"/>
+            <w:hideMark/>
+          </w:tcPr>
+          <w:p>
+            <w:pPr>
+              <w:spacing w:after="0" w:line="240" w:lineRule="auto"/>
+              <w:jc w:val="right"/>
+              <w:rPr>
+                <w:rFonts w:ascii="Aptos" w:eastAsia="Times New Roman" w:hAnsi="Aptos" w:cs="Calibri"/>
+                <w:color w:val="000000"/>
+                <w:kern w:val="0"/>
+                <w:lang w:eastAsia="ru-RU"/>
+                <w14:ligatures w14:val="none"/>
+              </w:rPr>
+            </w:pPr>
+            <w:r>
+              <w:rPr>
+                <w:rFonts w:ascii="Aptos" w:eastAsia="Times New Roman" w:hAnsi="Aptos" w:cs="Calibri"/>
+                <w:color w:val="000000"/>
+                <w:kern w:val="0"/>
+                <w:lang w:eastAsia="ru-RU"/>
+                <w14:ligatures w14:val="none"/>
+              </w:rPr>
+              <w:t>38,333</w:t>
+            </w:r>
+          </w:p>
+        </w:tc>
+        <w:tc>
+          <w:tcPr>
+            <w:tcW w:w="1462" w:type="dxa"/>
+            <w:tcBorders>
+              <w:top w:val="nil"/>
+              <w:left w:val="nil"/>
+              <w:bottom w:val="single" w:sz="8" w:space="0" w:color="auto"/>
+              <w:right w:val="single" w:sz="8" w:space="0" w:color="auto"/>
+            </w:tcBorders>
+            <w:shd w:val="clear" w:color="auto" w:fill="auto"/>
+            <w:vAlign w:val="center"/>
+            <w:hideMark/>
+          </w:tcPr>
+          <w:p>
+            <w:pPr>
+              <w:spacing w:after="0" w:line="240" w:lineRule="auto"/>
+              <w:jc w:val="right"/>
+              <w:rPr>
+                <w:rFonts w:ascii="Aptos" w:eastAsia="Times New Roman" w:hAnsi="Aptos" w:cs="Calibri"/>
+                <w:color w:val="000000"/>
+                <w:kern w:val="0"/>
+                <w:lang w:eastAsia="ru-RU"/>
+                <w14:ligatures w14:val="none"/>
+              </w:rPr>
+            </w:pPr>
+            <w:r>
+              <w:rPr>
+                <w:rFonts w:ascii="Aptos" w:eastAsia="Times New Roman" w:hAnsi="Aptos" w:cs="Calibri"/>
+                <w:color w:val="000000"/>
+                <w:kern w:val="0"/>
+                <w:lang w:eastAsia="ru-RU"/>
+                <w14:ligatures w14:val="none"/>
+              </w:rPr>
+              <w:t>39,48299</w:t>
+            </w:r>
+          </w:p>
+        </w:tc>
+        <w:tc>
+          <w:tcPr>
+            <w:tcW w:w="1380" w:type="dxa"/>
+            <w:tcBorders>
+              <w:top w:val="nil"/>
+              <w:left w:val="nil"/>
+              <w:bottom w:val="single" w:sz="8" w:space="0" w:color="auto"/>
+              <w:right w:val="single" w:sz="8" w:space="0" w:color="auto"/>
+            </w:tcBorders>
+            <w:shd w:val="clear" w:color="auto" w:fill="auto"/>
+            <w:vAlign w:val="center"/>
+            <w:hideMark/>
+          </w:tcPr>
+          <w:p>
+            <w:pPr>
+              <w:spacing w:after="0" w:line="240" w:lineRule="auto"/>
+              <w:rPr>
+                <w:rFonts w:ascii="Aptos" w:eastAsia="Times New Roman" w:hAnsi="Aptos" w:cs="Calibri"/>
+                <w:color w:val="000000"/>
+                <w:kern w:val="0"/>
+                <w:lang w:eastAsia="ru-RU"/>
+                <w14:ligatures w14:val="none"/>
+              </w:rPr>
+            </w:pPr>
+            <w:r>
+              <w:rPr>
+                <w:rFonts w:ascii="Aptos" w:eastAsia="Times New Roman" w:hAnsi="Aptos" w:cs="Calibri"/>
+                <w:color w:val="000000"/>
+                <w:kern w:val="0"/>
+                <w:lang w:eastAsia="ru-RU"/>
+                <w14:ligatures w14:val="none"/>
+              </w:rPr>
+              <w:t> </w:t>
+            </w:r>
+          </w:p>
+        </w:tc>
+      </w:tr>
+      <w:tr>
+        <w:trPr>
+          <w:trHeight w:val="330"/>
+        </w:trPr>
+        <w:tc>
+          <w:tcPr>
+            <w:tcW w:w="2155" w:type="dxa"/>
+            <w:tcBorders>
+              <w:top w:val="nil"/>
+              <w:left w:val="single" w:sz="8" w:space="0" w:color="auto"/>
+              <w:bottom w:val="single" w:sz="8" w:space="0" w:color="auto"/>
+              <w:right w:val="single" w:sz="8" w:space="0" w:color="auto"/>
+            </w:tcBorders>
+            <w:shd w:val="clear" w:color="auto" w:fill="auto"/>
+            <w:vAlign w:val="center"/>
+            <w:hideMark/>
+          </w:tcPr>
+          <w:p>
+            <w:pPr>
+              <w:spacing w:after="0" w:line="240" w:lineRule="auto"/>
+              <w:rPr>
+                <w:rFonts w:ascii="Aptos" w:eastAsia="Times New Roman" w:hAnsi="Aptos" w:cs="Calibri"/>
+                <w:color w:val="000000"/>
+                <w:kern w:val="0"/>
+                <w:lang w:eastAsia="ru-RU"/>
+                <w14:ligatures w14:val="none"/>
+              </w:rPr>
+            </w:pPr>
+            <w:r>
+              <w:rPr>
+                <w:rFonts w:ascii="Aptos" w:eastAsia="Times New Roman" w:hAnsi="Aptos" w:cs="Calibri"/>
+                <w:color w:val="000000"/>
+                <w:kern w:val="0"/>
+                <w:lang w:eastAsia="ru-RU"/>
+                <w14:ligatures w14:val="none"/>
+              </w:rPr>
+              <w:t>Продавец кат</w:t>
+            </w:r>
+          </w:p>
+        </w:tc>
+        <w:tc>
+          <w:tcPr>
+            <w:tcW w:w="779" w:type="dxa"/>
+            <w:tcBorders>
+              <w:top w:val="nil"/>
+              <w:left w:val="nil"/>
+              <w:bottom w:val="single" w:sz="8" w:space="0" w:color="auto"/>
+              <w:right w:val="single" w:sz="8" w:space="0" w:color="auto"/>
+            </w:tcBorders>
+            <w:shd w:val="clear" w:color="auto" w:fill="auto"/>
+            <w:vAlign w:val="center"/>
+            <w:hideMark/>
+          </w:tcPr>
+          <w:p>
+            <w:pPr>
+              <w:spacing w:after="0" w:line="240" w:lineRule="auto"/>
+              <w:jc w:val="right"/>
+              <w:rPr>
+                <w:rFonts w:ascii="Aptos" w:eastAsia="Times New Roman" w:hAnsi="Aptos" w:cs="Calibri"/>
+                <w:color w:val="000000"/>
+                <w:kern w:val="0"/>
+                <w:lang w:eastAsia="ru-RU"/>
+                <w14:ligatures w14:val="none"/>
+              </w:rPr>
+            </w:pPr>
+            <w:r>
+              <w:rPr>
+                <w:rFonts w:ascii="Aptos" w:eastAsia="Times New Roman" w:hAnsi="Aptos" w:cs="Calibri"/>
+                <w:color w:val="000000"/>
+                <w:kern w:val="0"/>
+                <w:lang w:eastAsia="ru-RU"/>
+                <w14:ligatures w14:val="none"/>
+              </w:rPr>
+              <w:t>30</w:t>
+            </w:r>
+          </w:p>
+        </w:tc>
+        <w:tc>
+          <w:tcPr>
+            <w:tcW w:w="989" w:type="dxa"/>
+            <w:tcBorders>
+              <w:top w:val="nil"/>
+              <w:left w:val="nil"/>
+              <w:bottom w:val="single" w:sz="8" w:space="0" w:color="auto"/>
+              <w:right w:val="single" w:sz="8" w:space="0" w:color="auto"/>
+            </w:tcBorders>
+            <w:shd w:val="clear" w:color="auto" w:fill="auto"/>
+            <w:vAlign w:val="center"/>
+            <w:hideMark/>
+          </w:tcPr>
+          <w:p>
+            <w:pPr>
+              <w:spacing w:after="0" w:line="240" w:lineRule="auto"/>
+              <w:jc w:val="right"/>
+              <w:rPr>
+                <w:rFonts w:ascii="Aptos" w:eastAsia="Times New Roman" w:hAnsi="Aptos" w:cs="Calibri"/>
+                <w:color w:val="000000"/>
+                <w:kern w:val="0"/>
+                <w:lang w:eastAsia="ru-RU"/>
+                <w14:ligatures w14:val="none"/>
+              </w:rPr>
+            </w:pPr>
+            <w:r>
+              <w:rPr>
+                <w:rFonts w:ascii="Aptos" w:eastAsia="Times New Roman" w:hAnsi="Aptos" w:cs="Calibri"/>
+                <w:color w:val="000000"/>
+                <w:kern w:val="0"/>
+                <w:lang w:eastAsia="ru-RU"/>
+                <w14:ligatures w14:val="none"/>
+              </w:rPr>
+              <w:t>172</w:t>
+            </w:r>
+          </w:p>
+        </w:tc>
+        <w:tc>
+          <w:tcPr>
+            <w:tcW w:w="1595" w:type="dxa"/>
+            <w:tcBorders>
+              <w:top w:val="nil"/>
+              <w:left w:val="nil"/>
+              <w:bottom w:val="single" w:sz="8" w:space="0" w:color="auto"/>
+              <w:right w:val="single" w:sz="8" w:space="0" w:color="auto"/>
+            </w:tcBorders>
+            <w:shd w:val="clear" w:color="auto" w:fill="auto"/>
+            <w:vAlign w:val="center"/>
+            <w:hideMark/>
+          </w:tcPr>
+          <w:p>
+            <w:pPr>
+              <w:spacing w:after="0" w:line="240" w:lineRule="auto"/>
+              <w:jc w:val="right"/>
+              <w:rPr>
+                <w:rFonts w:ascii="Aptos" w:eastAsia="Times New Roman" w:hAnsi="Aptos" w:cs="Calibri"/>
+                <w:color w:val="000000"/>
+                <w:kern w:val="0"/>
+                <w:lang w:eastAsia="ru-RU"/>
+                <w14:ligatures w14:val="none"/>
+              </w:rPr>
+            </w:pPr>
+            <w:r>
+              <w:rPr>
+                <w:rFonts w:ascii="Aptos" w:eastAsia="Times New Roman" w:hAnsi="Aptos" w:cs="Calibri"/>
+                <w:color w:val="000000"/>
+                <w:kern w:val="0"/>
+                <w:lang w:eastAsia="ru-RU"/>
+                <w14:ligatures w14:val="none"/>
+              </w:rPr>
+              <w:t>31,71</w:t>
+            </w:r>
+          </w:p>
+        </w:tc>
+        <w:tc>
+          <w:tcPr>
+            <w:tcW w:w="1462" w:type="dxa"/>
+            <w:tcBorders>
+              <w:top w:val="nil"/>
+              <w:left w:val="nil"/>
+              <w:bottom w:val="single" w:sz="8" w:space="0" w:color="auto"/>
+              <w:right w:val="single" w:sz="8" w:space="0" w:color="auto"/>
+            </w:tcBorders>
+            <w:shd w:val="clear" w:color="auto" w:fill="auto"/>
+            <w:vAlign w:val="center"/>
+            <w:hideMark/>
+          </w:tcPr>
+          <w:p>
+            <w:pPr>
+              <w:spacing w:after="0" w:line="240" w:lineRule="auto"/>
+              <w:jc w:val="right"/>
+              <w:rPr>
+                <w:rFonts w:ascii="Aptos" w:eastAsia="Times New Roman" w:hAnsi="Aptos" w:cs="Calibri"/>
+                <w:color w:val="000000"/>
+                <w:kern w:val="0"/>
+                <w:lang w:eastAsia="ru-RU"/>
+                <w14:ligatures w14:val="none"/>
+              </w:rPr>
+            </w:pPr>
+            <w:r>
+              <w:rPr>
+                <w:rFonts w:ascii="Aptos" w:eastAsia="Times New Roman" w:hAnsi="Aptos" w:cs="Calibri"/>
+                <w:color w:val="000000"/>
+                <w:kern w:val="0"/>
+                <w:lang w:eastAsia="ru-RU"/>
+                <w14:ligatures w14:val="none"/>
+              </w:rPr>
+              <w:t>32,6613</w:t>
+            </w:r>
+          </w:p>
+        </w:tc>
+        <w:tc>
+          <w:tcPr>
+            <w:tcW w:w="1380" w:type="dxa"/>
+            <w:tcBorders>
+              <w:top w:val="nil"/>
+              <w:left w:val="nil"/>
+              <w:bottom w:val="single" w:sz="8" w:space="0" w:color="auto"/>
+              <w:right w:val="single" w:sz="8" w:space="0" w:color="auto"/>
+            </w:tcBorders>
+            <w:shd w:val="clear" w:color="auto" w:fill="auto"/>
+            <w:vAlign w:val="center"/>
+            <w:hideMark/>
+          </w:tcPr>
+          <w:p>
+            <w:pPr>
+              <w:spacing w:after="0" w:line="240" w:lineRule="auto"/>
+              <w:rPr>
+                <w:rFonts w:ascii="Aptos" w:eastAsia="Times New Roman" w:hAnsi="Aptos" w:cs="Calibri"/>
+                <w:color w:val="000000"/>
+                <w:kern w:val="0"/>
+                <w:lang w:eastAsia="ru-RU"/>
+                <w14:ligatures w14:val="none"/>
+              </w:rPr>
+            </w:pPr>
+            <w:r>
+              <w:rPr>
+                <w:rFonts w:ascii="Aptos" w:eastAsia="Times New Roman" w:hAnsi="Aptos" w:cs="Calibri"/>
+                <w:color w:val="000000"/>
+                <w:kern w:val="0"/>
+                <w:lang w:eastAsia="ru-RU"/>
+                <w14:ligatures w14:val="none"/>
+              </w:rPr>
+              <w:t> </w:t>
+            </w:r>
+          </w:p>
+        </w:tc>
+      </w:tr>
+      <w:tr>
+        <w:trPr>
+          <w:trHeight w:val="330"/>
+        </w:trPr>
+        <w:tc>
+          <w:tcPr>
+            <w:tcW w:w="2155" w:type="dxa"/>
+            <w:tcBorders>
+              <w:top w:val="nil"/>
+              <w:left w:val="single" w:sz="8" w:space="0" w:color="auto"/>
+              <w:bottom w:val="single" w:sz="8" w:space="0" w:color="auto"/>
+              <w:right w:val="single" w:sz="8" w:space="0" w:color="auto"/>
+            </w:tcBorders>
+            <w:shd w:val="clear" w:color="auto" w:fill="auto"/>
+            <w:vAlign w:val="center"/>
+            <w:hideMark/>
+          </w:tcPr>
+          <w:p>
+            <w:pPr>
+              <w:spacing w:after="0" w:line="240" w:lineRule="auto"/>
+              <w:rPr>
+                <w:rFonts w:ascii="Aptos" w:eastAsia="Times New Roman" w:hAnsi="Aptos" w:cs="Calibri"/>
+                <w:color w:val="000000"/>
+                <w:kern w:val="0"/>
+                <w:lang w:eastAsia="ru-RU"/>
+                <w14:ligatures w14:val="none"/>
+              </w:rPr>
+            </w:pPr>
+            <w:r>
+              <w:rPr>
+                <w:rFonts w:ascii="Aptos" w:eastAsia="Times New Roman" w:hAnsi="Aptos" w:cs="Calibri"/>
+                <w:color w:val="000000"/>
+                <w:kern w:val="0"/>
+                <w:lang w:eastAsia="ru-RU"/>
+                <w14:ligatures w14:val="none"/>
+              </w:rPr>
+              <w:t>Помошник</w:t>
+            </w:r>
+          </w:p>
+        </w:tc>
+        <w:tc>
+          <w:tcPr>
+            <w:tcW w:w="779" w:type="dxa"/>
+            <w:tcBorders>
+              <w:top w:val="nil"/>
+              <w:left w:val="nil"/>
+              <w:bottom w:val="single" w:sz="8" w:space="0" w:color="auto"/>
+              <w:right w:val="single" w:sz="8" w:space="0" w:color="auto"/>
+            </w:tcBorders>
+            <w:shd w:val="clear" w:color="auto" w:fill="auto"/>
+            <w:vAlign w:val="center"/>
+            <w:hideMark/>
+          </w:tcPr>
+          <w:p>
+            <w:pPr>
+              <w:spacing w:after="0" w:line="240" w:lineRule="auto"/>
+              <w:jc w:val="right"/>
+              <w:rPr>
+                <w:rFonts w:ascii="Aptos" w:eastAsia="Times New Roman" w:hAnsi="Aptos" w:cs="Calibri"/>
+                <w:color w:val="000000"/>
+                <w:kern w:val="0"/>
+                <w:lang w:eastAsia="ru-RU"/>
+                <w14:ligatures w14:val="none"/>
+              </w:rPr>
+            </w:pPr>
+            <w:r>
+              <w:rPr>
+                <w:rFonts w:ascii="Aptos" w:eastAsia="Times New Roman" w:hAnsi="Aptos" w:cs="Calibri"/>
+                <w:color w:val="000000"/>
+                <w:kern w:val="0"/>
+                <w:lang w:eastAsia="ru-RU"/>
+                <w14:ligatures w14:val="none"/>
+              </w:rPr>
+              <w:t>28</w:t>
+            </w:r>
+          </w:p>
+        </w:tc>
+        <w:tc>
+          <w:tcPr>
+            <w:tcW w:w="989" w:type="dxa"/>
+            <w:tcBorders>
+              <w:top w:val="nil"/>
+              <w:left w:val="nil"/>
+              <w:bottom w:val="single" w:sz="8" w:space="0" w:color="auto"/>
+              <w:right w:val="single" w:sz="8" w:space="0" w:color="auto"/>
+            </w:tcBorders>
+            <w:shd w:val="clear" w:color="auto" w:fill="auto"/>
+            <w:vAlign w:val="center"/>
+            <w:hideMark/>
+          </w:tcPr>
+          <w:p>
+            <w:pPr>
+              <w:spacing w:after="0" w:line="240" w:lineRule="auto"/>
+              <w:jc w:val="right"/>
+              <w:rPr>
+                <w:rFonts w:ascii="Aptos" w:eastAsia="Times New Roman" w:hAnsi="Aptos" w:cs="Calibri"/>
+                <w:color w:val="000000"/>
+                <w:kern w:val="0"/>
+                <w:lang w:eastAsia="ru-RU"/>
+                <w14:ligatures w14:val="none"/>
+              </w:rPr>
+            </w:pPr>
+            <w:r>
+              <w:rPr>
+                <w:rFonts w:ascii="Aptos" w:eastAsia="Times New Roman" w:hAnsi="Aptos" w:cs="Calibri"/>
+                <w:color w:val="000000"/>
+                <w:kern w:val="0"/>
+                <w:lang w:eastAsia="ru-RU"/>
+                <w14:ligatures w14:val="none"/>
+              </w:rPr>
+              <w:t>160</w:t>
+            </w:r>
+          </w:p>
+        </w:tc>
+        <w:tc>
+          <w:tcPr>
+            <w:tcW w:w="1595" w:type="dxa"/>
+            <w:tcBorders>
+              <w:top w:val="nil"/>
+              <w:left w:val="nil"/>
+              <w:bottom w:val="single" w:sz="8" w:space="0" w:color="auto"/>
+              <w:right w:val="single" w:sz="8" w:space="0" w:color="auto"/>
+            </w:tcBorders>
+            <w:shd w:val="clear" w:color="auto" w:fill="auto"/>
+            <w:vAlign w:val="center"/>
+            <w:hideMark/>
+          </w:tcPr>
+          <w:p>
+            <w:pPr>
+              <w:spacing w:after="0" w:line="240" w:lineRule="auto"/>
+              <w:jc w:val="right"/>
+              <w:rPr>
+                <w:rFonts w:ascii="Aptos" w:eastAsia="Times New Roman" w:hAnsi="Aptos" w:cs="Calibri"/>
+                <w:color w:val="000000"/>
+                <w:kern w:val="0"/>
+                <w:lang w:eastAsia="ru-RU"/>
+                <w14:ligatures w14:val="none"/>
+              </w:rPr>
+            </w:pPr>
+            <w:r>
+              <w:rPr>
+                <w:rFonts w:ascii="Aptos" w:eastAsia="Times New Roman" w:hAnsi="Aptos" w:cs="Calibri"/>
+                <w:color w:val="000000"/>
+                <w:kern w:val="0"/>
+                <w:lang w:eastAsia="ru-RU"/>
+                <w14:ligatures w14:val="none"/>
+              </w:rPr>
+              <w:t>26,66</w:t>
+            </w:r>
+          </w:p>
+        </w:tc>
+        <w:tc>
+          <w:tcPr>
+            <w:tcW w:w="1462" w:type="dxa"/>
+            <w:tcBorders>
+              <w:top w:val="nil"/>
+              <w:left w:val="nil"/>
+              <w:bottom w:val="single" w:sz="8" w:space="0" w:color="auto"/>
+              <w:right w:val="single" w:sz="8" w:space="0" w:color="auto"/>
+            </w:tcBorders>
+            <w:shd w:val="clear" w:color="auto" w:fill="auto"/>
+            <w:vAlign w:val="center"/>
+            <w:hideMark/>
+          </w:tcPr>
+          <w:p>
+            <w:pPr>
+              <w:spacing w:after="0" w:line="240" w:lineRule="auto"/>
+              <w:jc w:val="right"/>
+              <w:rPr>
+                <w:rFonts w:ascii="Aptos" w:eastAsia="Times New Roman" w:hAnsi="Aptos" w:cs="Calibri"/>
+                <w:color w:val="000000"/>
+                <w:kern w:val="0"/>
+                <w:lang w:eastAsia="ru-RU"/>
+                <w14:ligatures w14:val="none"/>
+              </w:rPr>
+            </w:pPr>
+            <w:r>
+              <w:rPr>
+                <w:rFonts w:ascii="Aptos" w:eastAsia="Times New Roman" w:hAnsi="Aptos" w:cs="Calibri"/>
+                <w:color w:val="000000"/>
+                <w:kern w:val="0"/>
+                <w:lang w:eastAsia="ru-RU"/>
+                <w14:ligatures w14:val="none"/>
+              </w:rPr>
+              <w:t>27,4598</w:t>
+            </w:r>
+          </w:p>
+        </w:tc>
+        <w:tc>
+          <w:tcPr>
+            <w:tcW w:w="1380" w:type="dxa"/>
+            <w:tcBorders>
+              <w:top w:val="nil"/>
+              <w:left w:val="nil"/>
+              <w:bottom w:val="single" w:sz="8" w:space="0" w:color="auto"/>
+              <w:right w:val="single" w:sz="8" w:space="0" w:color="auto"/>
+            </w:tcBorders>
+            <w:shd w:val="clear" w:color="auto" w:fill="auto"/>
+            <w:vAlign w:val="center"/>
+            <w:hideMark/>
+          </w:tcPr>
+          <w:p>
+            <w:pPr>
+              <w:spacing w:after="0" w:line="240" w:lineRule="auto"/>
+              <w:rPr>
+                <w:rFonts w:ascii="Aptos" w:eastAsia="Times New Roman" w:hAnsi="Aptos" w:cs="Calibri"/>
+                <w:color w:val="000000"/>
+                <w:kern w:val="0"/>
+                <w:lang w:eastAsia="ru-RU"/>
+                <w14:ligatures w14:val="none"/>
+              </w:rPr>
+            </w:pPr>
+            <w:r>
+              <w:rPr>
+                <w:rFonts w:ascii="Aptos" w:eastAsia="Times New Roman" w:hAnsi="Aptos" w:cs="Calibri"/>
+                <w:color w:val="000000"/>
+                <w:kern w:val="0"/>
+                <w:lang w:eastAsia="ru-RU"/>
+                <w14:ligatures w14:val="none"/>
+              </w:rPr>
+              <w:t> </w:t>
+            </w:r>
+          </w:p>
+        </w:tc>
+      </w:tr>
+      <w:tr>
+        <w:trPr>
+          <w:trHeight w:val="290"/>
+        </w:trPr>
+        <w:tc>
+          <w:tcPr>
+            <w:tcW w:w="2155" w:type="dxa"/>
+            <w:tcBorders>
+              <w:top w:val="nil"/>
+              <w:left w:val="nil"/>
+              <w:bottom w:val="nil"/>
+              <w:right w:val="nil"/>
+            </w:tcBorders>
+            <w:shd w:val="clear" w:color="auto" w:fill="auto"/>
+            <w:noWrap/>
+            <w:vAlign w:val="bottom"/>
+            <w:hideMark/>
+          </w:tcPr>
+          <w:p>
+            <w:pPr>
+              <w:spacing w:after="0" w:line="240" w:lineRule="auto"/>
+              <w:rPr>
+                <w:rFonts w:ascii="Aptos" w:eastAsia="Times New Roman" w:hAnsi="Aptos" w:cs="Calibri"/>
+                <w:color w:val="000000"/>
+                <w:kern w:val="0"/>
+                <w:lang w:eastAsia="ru-RU"/>
+                <w14:ligatures w14:val="none"/>
+              </w:rPr>
+            </w:pPr>
+          </w:p>
+        </w:tc>
+        <w:tc>
+          <w:tcPr>
+            <w:tcW w:w="779" w:type="dxa"/>
+            <w:tcBorders>
+              <w:top w:val="nil"/>
+              <w:left w:val="nil"/>
+              <w:bottom w:val="nil"/>
+              <w:right w:val="nil"/>
+            </w:tcBorders>
+            <w:shd w:val="clear" w:color="auto" w:fill="auto"/>
+            <w:noWrap/>
+            <w:vAlign w:val="bottom"/>
+            <w:hideMark/>
+          </w:tcPr>
+          <w:p>
+            <w:pPr>
+              <w:spacing w:after="0" w:line="240" w:lineRule="auto"/>
+              <w:rPr>
+                <w:rFonts w:ascii="Times New Roman" w:eastAsia="Times New Roman" w:hAnsi="Times New Roman" w:cs="Times New Roman"/>
+                <w:kern w:val="0"/>
+                <w:sz w:val="20"/>
+                <w:szCs w:val="20"/>
+                <w:lang w:eastAsia="ru-RU"/>
+                <w14:ligatures w14:val="none"/>
+              </w:rPr>
+            </w:pPr>
+          </w:p>
+        </w:tc>
+        <w:tc>
+          <w:tcPr>
+            <w:tcW w:w="989" w:type="dxa"/>
+            <w:tcBorders>
+              <w:top w:val="nil"/>
+              <w:left w:val="nil"/>
+              <w:bottom w:val="nil"/>
+              <w:right w:val="nil"/>
+            </w:tcBorders>
+            <w:shd w:val="clear" w:color="auto" w:fill="auto"/>
+            <w:noWrap/>
+            <w:vAlign w:val="bottom"/>
+            <w:hideMark/>
+          </w:tcPr>
+          <w:p>
+            <w:pPr>
+              <w:spacing w:after="0" w:line="240" w:lineRule="auto"/>
+              <w:jc w:val="right"/>
+              <w:rPr>
+                <w:rFonts w:ascii="Calibri" w:eastAsia="Times New Roman" w:hAnsi="Calibri" w:cs="Calibri"/>
+                <w:color w:val="000000"/>
+                <w:kern w:val="0"/>
+                <w:sz w:val="22"/>
+                <w:szCs w:val="22"/>
+                <w:lang w:eastAsia="ru-RU"/>
+                <w14:ligatures w14:val="none"/>
+              </w:rPr>
+            </w:pPr>
+            <w:r>
+              <w:rPr>
+                <w:rFonts w:ascii="Calibri" w:eastAsia="Times New Roman" w:hAnsi="Calibri" w:cs="Calibri"/>
+                <w:color w:val="000000"/>
+                <w:kern w:val="0"/>
+                <w:sz w:val="22"/>
+                <w:szCs w:val="22"/>
+                <w:lang w:eastAsia="ru-RU"/>
+                <w14:ligatures w14:val="none"/>
+              </w:rPr>
+              <w:t>847,00</w:t>
+            </w:r>
+          </w:p>
+        </w:tc>
+        <w:tc>
+          <w:tcPr>
+            <w:tcW w:w="1595" w:type="dxa"/>
+            <w:tcBorders>
+              <w:top w:val="nil"/>
+              <w:left w:val="nil"/>
+              <w:bottom w:val="nil"/>
+              <w:right w:val="nil"/>
+            </w:tcBorders>
+            <w:shd w:val="clear" w:color="auto" w:fill="auto"/>
+            <w:noWrap/>
+            <w:vAlign w:val="bottom"/>
+            <w:hideMark/>
+          </w:tcPr>
+          <w:p>
+            <w:pPr>
+              <w:spacing w:after="0" w:line="240" w:lineRule="auto"/>
+              <w:jc w:val="right"/>
+              <w:rPr>
+                <w:rFonts w:ascii="Calibri" w:eastAsia="Times New Roman" w:hAnsi="Calibri" w:cs="Calibri"/>
+                <w:color w:val="000000"/>
+                <w:kern w:val="0"/>
+                <w:sz w:val="22"/>
+                <w:szCs w:val="22"/>
+                <w:lang w:eastAsia="ru-RU"/>
+                <w14:ligatures w14:val="none"/>
+              </w:rPr>
+            </w:pPr>
+            <w:r>
+              <w:rPr>
+                <w:rFonts w:ascii="Calibri" w:eastAsia="Times New Roman" w:hAnsi="Calibri" w:cs="Calibri"/>
+                <w:color w:val="000000"/>
+                <w:kern w:val="0"/>
+                <w:sz w:val="22"/>
+                <w:szCs w:val="22"/>
+                <w:lang w:eastAsia="ru-RU"/>
+                <w14:ligatures w14:val="none"/>
+              </w:rPr>
+              <w:t>175,72</w:t>
+            </w:r>
+          </w:p>
+        </w:tc>
+        <w:tc>
+          <w:tcPr>
+            <w:tcW w:w="1462" w:type="dxa"/>
+            <w:tcBorders>
+              <w:top w:val="nil"/>
+              <w:left w:val="nil"/>
+              <w:bottom w:val="nil"/>
+              <w:right w:val="nil"/>
+            </w:tcBorders>
+            <w:shd w:val="clear" w:color="auto" w:fill="auto"/>
+            <w:noWrap/>
+            <w:vAlign w:val="bottom"/>
+            <w:hideMark/>
+          </w:tcPr>
+          <w:p>
+            <w:pPr>
+              <w:spacing w:after="0" w:line="240" w:lineRule="auto"/>
+              <w:jc w:val="right"/>
+              <w:rPr>
+                <w:rFonts w:ascii="Calibri" w:eastAsia="Times New Roman" w:hAnsi="Calibri" w:cs="Calibri"/>
+                <w:color w:val="000000"/>
+                <w:kern w:val="0"/>
+                <w:sz w:val="22"/>
+                <w:szCs w:val="22"/>
+                <w:lang w:eastAsia="ru-RU"/>
+                <w14:ligatures w14:val="none"/>
+              </w:rPr>
+            </w:pPr>
+            <w:r>
+              <w:rPr>
+                <w:rFonts w:ascii="Calibri" w:eastAsia="Times New Roman" w:hAnsi="Calibri" w:cs="Calibri"/>
+                <w:color w:val="000000"/>
+                <w:kern w:val="0"/>
+                <w:sz w:val="22"/>
+                <w:szCs w:val="22"/>
+                <w:lang w:eastAsia="ru-RU"/>
+                <w14:ligatures w14:val="none"/>
+              </w:rPr>
+              <w:t>5,77</w:t>
+            </w:r>
+          </w:p>
+        </w:tc>
+        <w:tc>
+          <w:tcPr>
+            <w:tcW w:w="1380" w:type="dxa"/>
+            <w:tcBorders>
+              <w:top w:val="nil"/>
+              <w:left w:val="nil"/>
+              <w:bottom w:val="nil"/>
+              <w:right w:val="nil"/>
+            </w:tcBorders>
+            <w:shd w:val="clear" w:color="auto" w:fill="auto"/>
+            <w:noWrap/>
+            <w:vAlign w:val="bottom"/>
+            <w:hideMark/>
+          </w:tcPr>
+          <w:p>
+            <w:pPr>
+              <w:spacing w:after="0" w:line="240" w:lineRule="auto"/>
+              <w:jc w:val="right"/>
+              <w:rPr>
+                <w:rFonts w:ascii="Calibri" w:eastAsia="Times New Roman" w:hAnsi="Calibri" w:cs="Calibri"/>
+                <w:color w:val="000000"/>
+                <w:kern w:val="0"/>
+                <w:sz w:val="22"/>
+                <w:szCs w:val="22"/>
+                <w:lang w:eastAsia="ru-RU"/>
+                <w14:ligatures w14:val="none"/>
+              </w:rPr>
+            </w:pPr>
+            <w:r>
+              <w:rPr>
+                <w:rFonts w:ascii="Calibri" w:eastAsia="Times New Roman" w:hAnsi="Calibri" w:cs="Calibri"/>
+                <w:color w:val="000000"/>
+                <w:kern w:val="0"/>
+                <w:sz w:val="22"/>
+                <w:szCs w:val="22"/>
+                <w:lang w:eastAsia="ru-RU"/>
+                <w14:ligatures w14:val="none"/>
+              </w:rPr>
+              <w:t>181,488</w:t>
+            </w:r>
+          </w:p>
+        </w:tc>
+      </w:tr>
+      <w:tr>
+        <w:trPr>
+          <w:trHeight w:val="290"/>
+        </w:trPr>
+        <w:tc>
+          <w:tcPr>
+            <w:tcW w:w="2155" w:type="dxa"/>
+            <w:tcBorders>
+              <w:top w:val="nil"/>
+              <w:left w:val="nil"/>
+              <w:bottom w:val="nil"/>
+              <w:right w:val="nil"/>
+            </w:tcBorders>
+            <w:shd w:val="clear" w:color="auto" w:fill="auto"/>
+            <w:noWrap/>
+            <w:vAlign w:val="bottom"/>
+            <w:hideMark/>
+          </w:tcPr>
+          <w:p>
+            <w:pPr>
+              <w:spacing w:after="0" w:line="240" w:lineRule="auto"/>
+              <w:jc w:val="right"/>
+              <w:rPr>
+                <w:rFonts w:ascii="Calibri" w:eastAsia="Times New Roman" w:hAnsi="Calibri" w:cs="Calibri"/>
+                <w:color w:val="000000"/>
+                <w:kern w:val="0"/>
+                <w:sz w:val="22"/>
+                <w:szCs w:val="22"/>
+                <w:lang w:eastAsia="ru-RU"/>
+                <w14:ligatures w14:val="none"/>
+              </w:rPr>
+            </w:pPr>
+          </w:p>
+        </w:tc>
+        <w:tc>
+          <w:tcPr>
+            <w:tcW w:w="779" w:type="dxa"/>
+            <w:tcBorders>
+              <w:top w:val="nil"/>
+              <w:left w:val="nil"/>
+              <w:bottom w:val="nil"/>
+              <w:right w:val="nil"/>
+            </w:tcBorders>
+            <w:shd w:val="clear" w:color="auto" w:fill="auto"/>
+            <w:noWrap/>
+            <w:vAlign w:val="bottom"/>
+            <w:hideMark/>
+          </w:tcPr>
+          <w:p>
+            <w:pPr>
+              <w:spacing w:after="0" w:line="240" w:lineRule="auto"/>
+              <w:jc w:val="right"/>
+              <w:rPr>
+                <w:rFonts w:ascii="Calibri" w:eastAsia="Times New Roman" w:hAnsi="Calibri" w:cs="Calibri"/>
+                <w:color w:val="000000"/>
+                <w:kern w:val="0"/>
+                <w:sz w:val="22"/>
+                <w:szCs w:val="22"/>
+                <w:lang w:eastAsia="ru-RU"/>
+                <w14:ligatures w14:val="none"/>
+              </w:rPr>
+            </w:pPr>
+            <w:r>
+              <w:rPr>
+                <w:rFonts w:ascii="Calibri" w:eastAsia="Times New Roman" w:hAnsi="Calibri" w:cs="Calibri"/>
+                <w:color w:val="000000"/>
+                <w:kern w:val="0"/>
+                <w:sz w:val="22"/>
+                <w:szCs w:val="22"/>
+                <w:lang w:eastAsia="ru-RU"/>
+                <w14:ligatures w14:val="none"/>
+              </w:rPr>
+              <w:t>171</w:t>
+            </w:r>
+          </w:p>
+        </w:tc>
+        <w:tc>
+          <w:tcPr>
+            <w:tcW w:w="989" w:type="dxa"/>
+            <w:tcBorders>
+              <w:top w:val="nil"/>
+              <w:left w:val="nil"/>
+              <w:bottom w:val="nil"/>
+              <w:right w:val="nil"/>
+            </w:tcBorders>
+            <w:shd w:val="clear" w:color="auto" w:fill="auto"/>
+            <w:noWrap/>
+            <w:vAlign w:val="bottom"/>
+            <w:hideMark/>
+          </w:tcPr>
+          <w:p>
+            <w:pPr>
+              <w:spacing w:after="0" w:line="240" w:lineRule="auto"/>
+              <w:jc w:val="right"/>
+              <w:rPr>
+                <w:rFonts w:ascii="Calibri" w:eastAsia="Times New Roman" w:hAnsi="Calibri" w:cs="Calibri"/>
+                <w:color w:val="000000"/>
+                <w:kern w:val="0"/>
+                <w:sz w:val="22"/>
+                <w:szCs w:val="22"/>
+                <w:lang w:eastAsia="ru-RU"/>
+                <w14:ligatures w14:val="none"/>
+              </w:rPr>
+            </w:pPr>
+          </w:p>
+        </w:tc>
+        <w:tc>
+          <w:tcPr>
+            <w:tcW w:w="1595" w:type="dxa"/>
+            <w:tcBorders>
+              <w:top w:val="nil"/>
+              <w:left w:val="nil"/>
+              <w:bottom w:val="nil"/>
+              <w:right w:val="nil"/>
+            </w:tcBorders>
+            <w:shd w:val="clear" w:color="auto" w:fill="auto"/>
+            <w:noWrap/>
+            <w:vAlign w:val="bottom"/>
+            <w:hideMark/>
+          </w:tcPr>
+          <w:p>
+            <w:pPr>
+              <w:spacing w:after="0" w:line="240" w:lineRule="auto"/>
+              <w:rPr>
+                <w:rFonts w:ascii="Times New Roman" w:eastAsia="Times New Roman" w:hAnsi="Times New Roman" w:cs="Times New Roman"/>
+                <w:kern w:val="0"/>
+                <w:sz w:val="20"/>
+                <w:szCs w:val="20"/>
+                <w:lang w:eastAsia="ru-RU"/>
+                <w14:ligatures w14:val="none"/>
+              </w:rPr>
+            </w:pPr>
+          </w:p>
+        </w:tc>
+        <w:tc>
+          <w:tcPr>
+            <w:tcW w:w="1462" w:type="dxa"/>
+            <w:tcBorders>
+              <w:top w:val="nil"/>
+              <w:left w:val="nil"/>
+              <w:bottom w:val="nil"/>
+              <w:right w:val="nil"/>
+            </w:tcBorders>
+            <w:shd w:val="clear" w:color="auto" w:fill="auto"/>
+            <w:noWrap/>
+            <w:vAlign w:val="bottom"/>
+            <w:hideMark/>
+          </w:tcPr>
+          <w:p>
+            <w:pPr>
+              <w:spacing w:after="0" w:line="240" w:lineRule="auto"/>
+              <w:jc w:val="right"/>
+              <w:rPr>
+                <w:rFonts w:ascii="Calibri" w:eastAsia="Times New Roman" w:hAnsi="Calibri" w:cs="Calibri"/>
+                <w:color w:val="000000"/>
+                <w:kern w:val="0"/>
+                <w:sz w:val="22"/>
+                <w:szCs w:val="22"/>
+                <w:lang w:eastAsia="ru-RU"/>
+                <w14:ligatures w14:val="none"/>
+              </w:rPr>
+            </w:pPr>
+            <w:r>
+              <w:rPr>
+                <w:rFonts w:ascii="Calibri" w:eastAsia="Times New Roman" w:hAnsi="Calibri" w:cs="Calibri"/>
+                <w:color w:val="000000"/>
+                <w:kern w:val="0"/>
+                <w:sz w:val="22"/>
+                <w:szCs w:val="22"/>
+                <w:lang w:eastAsia="ru-RU"/>
+                <w14:ligatures w14:val="none"/>
+              </w:rPr>
+              <w:t>1,03</w:t>
+            </w:r>
+          </w:p>
+        </w:tc>
+        <w:tc>
+          <w:tcPr>
+            <w:tcW w:w="1380" w:type="dxa"/>
+            <w:tcBorders>
+              <w:top w:val="nil"/>
+              <w:left w:val="nil"/>
+              <w:bottom w:val="nil"/>
+              <w:right w:val="nil"/>
+            </w:tcBorders>
+            <w:shd w:val="clear" w:color="auto" w:fill="auto"/>
+            <w:noWrap/>
+            <w:vAlign w:val="bottom"/>
+            <w:hideMark/>
+          </w:tcPr>
+          <w:p>
+            <w:pPr>
+              <w:spacing w:after="0" w:line="240" w:lineRule="auto"/>
+              <w:jc w:val="right"/>
+              <w:rPr>
+                <w:rFonts w:ascii="Calibri" w:eastAsia="Times New Roman" w:hAnsi="Calibri" w:cs="Calibri"/>
+                <w:color w:val="000000"/>
+                <w:kern w:val="0"/>
+                <w:sz w:val="22"/>
+                <w:szCs w:val="22"/>
+                <w:lang w:eastAsia="ru-RU"/>
+                <w14:ligatures w14:val="none"/>
+              </w:rPr>
+            </w:pPr>
+          </w:p>
+        </w:tc>
+      </w:tr>
+      <w:tr>
+        <w:trPr>
+          <w:trHeight w:val="290"/>
+        </w:trPr>
+        <w:tc>
+          <w:tcPr>
+            <w:tcW w:w="2155" w:type="dxa"/>
+            <w:tcBorders>
+              <w:top w:val="nil"/>
+              <w:left w:val="nil"/>
+              <w:bottom w:val="nil"/>
+              <w:right w:val="nil"/>
+            </w:tcBorders>
+            <w:shd w:val="clear" w:color="auto" w:fill="auto"/>
+            <w:noWrap/>
+            <w:vAlign w:val="bottom"/>
+            <w:hideMark/>
+          </w:tcPr>
+          <w:p>
+            <w:pPr>
+              <w:spacing w:after="0" w:line="240" w:lineRule="auto"/>
+              <w:rPr>
+                <w:rFonts w:ascii="Times New Roman" w:eastAsia="Times New Roman" w:hAnsi="Times New Roman" w:cs="Times New Roman"/>
+                <w:kern w:val="0"/>
+                <w:sz w:val="20"/>
+                <w:szCs w:val="20"/>
+                <w:lang w:eastAsia="ru-RU"/>
+                <w14:ligatures w14:val="none"/>
+              </w:rPr>
+            </w:pPr>
+          </w:p>
+        </w:tc>
+        <w:tc>
+          <w:tcPr>
+            <w:tcW w:w="779" w:type="dxa"/>
+            <w:tcBorders>
+              <w:top w:val="nil"/>
+              <w:left w:val="nil"/>
+              <w:bottom w:val="nil"/>
+              <w:right w:val="nil"/>
+            </w:tcBorders>
+            <w:shd w:val="clear" w:color="auto" w:fill="auto"/>
+            <w:noWrap/>
+            <w:vAlign w:val="bottom"/>
+            <w:hideMark/>
+          </w:tcPr>
+          <w:p>
+            <w:pPr>
+              <w:spacing w:after="0" w:line="240" w:lineRule="auto"/>
+              <w:rPr>
+                <w:rFonts w:ascii="Times New Roman" w:eastAsia="Times New Roman" w:hAnsi="Times New Roman" w:cs="Times New Roman"/>
+                <w:kern w:val="0"/>
+                <w:sz w:val="20"/>
+                <w:szCs w:val="20"/>
+                <w:lang w:eastAsia="ru-RU"/>
+                <w14:ligatures w14:val="none"/>
+              </w:rPr>
+            </w:pPr>
+          </w:p>
+        </w:tc>
+        <w:tc>
+          <w:tcPr>
+            <w:tcW w:w="989" w:type="dxa"/>
+            <w:tcBorders>
+              <w:top w:val="nil"/>
+              <w:left w:val="nil"/>
+              <w:bottom w:val="nil"/>
+              <w:right w:val="nil"/>
+            </w:tcBorders>
+            <w:shd w:val="clear" w:color="auto" w:fill="auto"/>
+            <w:noWrap/>
+            <w:vAlign w:val="bottom"/>
+            <w:hideMark/>
+          </w:tcPr>
+          <w:p>
+            <w:pPr>
+              <w:spacing w:after="0" w:line="240" w:lineRule="auto"/>
+              <w:jc w:val="right"/>
+              <w:rPr>
+                <w:rFonts w:ascii="Calibri" w:eastAsia="Times New Roman" w:hAnsi="Calibri" w:cs="Calibri"/>
+                <w:color w:val="000000"/>
+                <w:kern w:val="0"/>
+                <w:sz w:val="22"/>
+                <w:szCs w:val="22"/>
+                <w:lang w:eastAsia="ru-RU"/>
+                <w14:ligatures w14:val="none"/>
+              </w:rPr>
+            </w:pPr>
+            <w:r>
+              <w:rPr>
+                <w:rFonts w:ascii="Calibri" w:eastAsia="Times New Roman" w:hAnsi="Calibri" w:cs="Calibri"/>
+                <w:color w:val="000000"/>
+                <w:kern w:val="0"/>
+                <w:sz w:val="22"/>
+                <w:szCs w:val="22"/>
+                <w:lang w:eastAsia="ru-RU"/>
+                <w14:ligatures w14:val="none"/>
+              </w:rPr>
+              <w:t>45,6</w:t>
+            </w:r>
+          </w:p>
+        </w:tc>
+        <w:tc>
+          <w:tcPr>
+            <w:tcW w:w="1595" w:type="dxa"/>
+            <w:tcBorders>
+              <w:top w:val="nil"/>
+              <w:left w:val="nil"/>
+              <w:bottom w:val="nil"/>
+              <w:right w:val="nil"/>
+            </w:tcBorders>
+            <w:shd w:val="clear" w:color="auto" w:fill="auto"/>
+            <w:noWrap/>
+            <w:vAlign w:val="bottom"/>
+            <w:hideMark/>
+          </w:tcPr>
+          <w:p>
+            <w:pPr>
+              <w:spacing w:after="0" w:line="240" w:lineRule="auto"/>
+              <w:jc w:val="right"/>
+              <w:rPr>
+                <w:rFonts w:ascii="Calibri" w:eastAsia="Times New Roman" w:hAnsi="Calibri" w:cs="Calibri"/>
+                <w:color w:val="000000"/>
+                <w:kern w:val="0"/>
+                <w:sz w:val="22"/>
+                <w:szCs w:val="22"/>
+                <w:lang w:eastAsia="ru-RU"/>
+                <w14:ligatures w14:val="none"/>
+              </w:rPr>
+            </w:pPr>
+            <w:r>
+              <w:rPr>
+                <w:rFonts w:ascii="Calibri" w:eastAsia="Times New Roman" w:hAnsi="Calibri" w:cs="Calibri"/>
+                <w:color w:val="000000"/>
+                <w:kern w:val="0"/>
+                <w:sz w:val="22"/>
+                <w:szCs w:val="22"/>
+                <w:lang w:eastAsia="ru-RU"/>
+                <w14:ligatures w14:val="none"/>
+              </w:rPr>
+              <w:t>181,488</w:t>
+            </w:r>
+          </w:p>
+        </w:tc>
+        <w:tc>
+          <w:tcPr>
+            <w:tcW w:w="1462" w:type="dxa"/>
+            <w:tcBorders>
+              <w:top w:val="nil"/>
+              <w:left w:val="nil"/>
+              <w:bottom w:val="nil"/>
+              <w:right w:val="nil"/>
+            </w:tcBorders>
+            <w:shd w:val="clear" w:color="auto" w:fill="auto"/>
+            <w:noWrap/>
+            <w:vAlign w:val="bottom"/>
+            <w:hideMark/>
+          </w:tcPr>
+          <w:p>
+            <w:pPr>
+              <w:spacing w:after="0" w:line="240" w:lineRule="auto"/>
+              <w:jc w:val="right"/>
+              <w:rPr>
+                <w:rFonts w:ascii="Calibri" w:eastAsia="Times New Roman" w:hAnsi="Calibri" w:cs="Calibri"/>
+                <w:color w:val="000000"/>
+                <w:kern w:val="0"/>
+                <w:sz w:val="22"/>
+                <w:szCs w:val="22"/>
+                <w:lang w:eastAsia="ru-RU"/>
+                <w14:ligatures w14:val="none"/>
+              </w:rPr>
+            </w:pPr>
+          </w:p>
+        </w:tc>
+        <w:tc>
+          <w:tcPr>
+            <w:tcW w:w="1380" w:type="dxa"/>
+            <w:tcBorders>
+              <w:top w:val="nil"/>
+              <w:left w:val="nil"/>
+              <w:bottom w:val="nil"/>
+              <w:right w:val="nil"/>
+            </w:tcBorders>
+            <w:shd w:val="clear" w:color="auto" w:fill="auto"/>
+            <w:noWrap/>
+            <w:vAlign w:val="bottom"/>
+            <w:hideMark/>
+          </w:tcPr>
+          <w:p>
+            <w:pPr>
+              <w:spacing w:after="0" w:line="240" w:lineRule="auto"/>
+              <w:rPr>
+                <w:rFonts w:ascii="Times New Roman" w:eastAsia="Times New Roman" w:hAnsi="Times New Roman" w:cs="Times New Roman"/>
+                <w:kern w:val="0"/>
+                <w:sz w:val="20"/>
+                <w:szCs w:val="20"/>
+                <w:lang w:eastAsia="ru-RU"/>
+                <w14:ligatures w14:val="none"/>
+              </w:rPr>
+            </w:pPr>
+          </w:p>
+        </w:tc>
+      </w:tr>
+      <w:tr>
+        <w:trPr>
+          <w:trHeight w:val="290"/>
+        </w:trPr>
+        <w:tc>
+          <w:tcPr>
+            <w:tcW w:w="2155" w:type="dxa"/>
+            <w:tcBorders>
+              <w:top w:val="nil"/>
+              <w:left w:val="nil"/>
+              <w:bottom w:val="nil"/>
+              <w:right w:val="nil"/>
+            </w:tcBorders>
+            <w:shd w:val="clear" w:color="auto" w:fill="auto"/>
+            <w:noWrap/>
+            <w:vAlign w:val="bottom"/>
+            <w:hideMark/>
+          </w:tcPr>
+          <w:p>
+            <w:pPr>
+              <w:spacing w:after="0" w:line="240" w:lineRule="auto"/>
+              <w:rPr>
+                <w:rFonts w:ascii="Times New Roman" w:eastAsia="Times New Roman" w:hAnsi="Times New Roman" w:cs="Times New Roman"/>
+                <w:kern w:val="0"/>
+                <w:sz w:val="20"/>
+                <w:szCs w:val="20"/>
+                <w:lang w:eastAsia="ru-RU"/>
+                <w14:ligatures w14:val="none"/>
+              </w:rPr>
+            </w:pPr>
+          </w:p>
+        </w:tc>
+        <w:tc>
+          <w:tcPr>
+            <w:tcW w:w="779" w:type="dxa"/>
+            <w:tcBorders>
+              <w:top w:val="nil"/>
+              <w:left w:val="nil"/>
+              <w:bottom w:val="nil"/>
+              <w:right w:val="nil"/>
+            </w:tcBorders>
+            <w:shd w:val="clear" w:color="auto" w:fill="auto"/>
+            <w:noWrap/>
+            <w:vAlign w:val="bottom"/>
+            <w:hideMark/>
+          </w:tcPr>
+          <w:p>
+            <w:pPr>
+              <w:spacing w:after="0" w:line="240" w:lineRule="auto"/>
+              <w:rPr>
+                <w:rFonts w:ascii="Times New Roman" w:eastAsia="Times New Roman" w:hAnsi="Times New Roman" w:cs="Times New Roman"/>
+                <w:kern w:val="0"/>
+                <w:sz w:val="20"/>
+                <w:szCs w:val="20"/>
+                <w:lang w:eastAsia="ru-RU"/>
+                <w14:ligatures w14:val="none"/>
+              </w:rPr>
+            </w:pPr>
+          </w:p>
+        </w:tc>
+        <w:tc>
+          <w:tcPr>
+            <w:tcW w:w="989" w:type="dxa"/>
+            <w:tcBorders>
+              <w:top w:val="nil"/>
+              <w:left w:val="nil"/>
+              <w:bottom w:val="nil"/>
+              <w:right w:val="nil"/>
+            </w:tcBorders>
+            <w:shd w:val="clear" w:color="auto" w:fill="auto"/>
+            <w:noWrap/>
+            <w:vAlign w:val="bottom"/>
+            <w:hideMark/>
+          </w:tcPr>
+          <w:p>
+            <w:pPr>
+              <w:spacing w:after="0" w:line="240" w:lineRule="auto"/>
+              <w:rPr>
+                <w:rFonts w:ascii="Times New Roman" w:eastAsia="Times New Roman" w:hAnsi="Times New Roman" w:cs="Times New Roman"/>
+                <w:kern w:val="0"/>
+                <w:sz w:val="20"/>
+                <w:szCs w:val="20"/>
+                <w:lang w:eastAsia="ru-RU"/>
+                <w14:ligatures w14:val="none"/>
+              </w:rPr>
+            </w:pPr>
+          </w:p>
+        </w:tc>
+        <w:tc>
+          <w:tcPr>
+            <w:tcW w:w="1595" w:type="dxa"/>
+            <w:tcBorders>
+              <w:top w:val="nil"/>
+              <w:left w:val="nil"/>
+              <w:bottom w:val="nil"/>
+              <w:right w:val="nil"/>
+            </w:tcBorders>
+            <w:shd w:val="clear" w:color="auto" w:fill="auto"/>
+            <w:noWrap/>
+            <w:vAlign w:val="bottom"/>
+            <w:hideMark/>
+          </w:tcPr>
+          <w:p>
+            <w:pPr>
+              <w:spacing w:after="0" w:line="240" w:lineRule="auto"/>
+              <w:rPr>
+                <w:rFonts w:ascii="Times New Roman" w:eastAsia="Times New Roman" w:hAnsi="Times New Roman" w:cs="Times New Roman"/>
+                <w:kern w:val="0"/>
+                <w:sz w:val="20"/>
+                <w:szCs w:val="20"/>
+                <w:lang w:eastAsia="ru-RU"/>
+                <w14:ligatures w14:val="none"/>
+              </w:rPr>
+            </w:pPr>
+          </w:p>
+        </w:tc>
+        <w:tc>
+          <w:tcPr>
+            <w:tcW w:w="1462" w:type="dxa"/>
+            <w:tcBorders>
+              <w:top w:val="nil"/>
+              <w:left w:val="nil"/>
+              <w:bottom w:val="nil"/>
+              <w:right w:val="nil"/>
+            </w:tcBorders>
+            <w:shd w:val="clear" w:color="auto" w:fill="auto"/>
+            <w:noWrap/>
+            <w:vAlign w:val="bottom"/>
+            <w:hideMark/>
+          </w:tcPr>
+          <w:p>
+            <w:pPr>
+              <w:spacing w:after="0" w:line="240" w:lineRule="auto"/>
+              <w:rPr>
+                <w:rFonts w:ascii="Times New Roman" w:eastAsia="Times New Roman" w:hAnsi="Times New Roman" w:cs="Times New Roman"/>
+                <w:kern w:val="0"/>
+                <w:sz w:val="20"/>
+                <w:szCs w:val="20"/>
+                <w:lang w:eastAsia="ru-RU"/>
+                <w14:ligatures w14:val="none"/>
+              </w:rPr>
+            </w:pPr>
+          </w:p>
+        </w:tc>
+        <w:tc>
+          <w:tcPr>
+            <w:tcW w:w="1380" w:type="dxa"/>
+            <w:tcBorders>
+              <w:top w:val="nil"/>
+              <w:left w:val="nil"/>
+              <w:bottom w:val="nil"/>
+              <w:right w:val="nil"/>
+            </w:tcBorders>
+            <w:shd w:val="clear" w:color="auto" w:fill="auto"/>
+            <w:noWrap/>
+            <w:vAlign w:val="bottom"/>
+            <w:hideMark/>
+          </w:tcPr>
+          <w:p>
+            <w:pPr>
+              <w:spacing w:after="0" w:line="240" w:lineRule="auto"/>
+              <w:rPr>
+                <w:rFonts w:ascii="Times New Roman" w:eastAsia="Times New Roman" w:hAnsi="Times New Roman" w:cs="Times New Roman"/>
+                <w:kern w:val="0"/>
+                <w:sz w:val="20"/>
+                <w:szCs w:val="20"/>
+                <w:lang w:eastAsia="ru-RU"/>
+                <w14:ligatures w14:val="none"/>
+              </w:rPr>
+            </w:pPr>
+          </w:p>
+        </w:tc>
+      </w:tr>
+      <w:tr>
+        <w:trPr>
+          <w:trHeight w:val="290"/>
+        </w:trPr>
+        <w:tc>
+          <w:tcPr>
+            <w:tcW w:w="2155" w:type="dxa"/>
+            <w:tcBorders>
+              <w:top w:val="nil"/>
+              <w:left w:val="nil"/>
+              <w:bottom w:val="nil"/>
+              <w:right w:val="nil"/>
+            </w:tcBorders>
+            <w:shd w:val="clear" w:color="auto" w:fill="auto"/>
+            <w:noWrap/>
+            <w:vAlign w:val="bottom"/>
+            <w:hideMark/>
+          </w:tcPr>
+          <w:p>
+            <w:pPr>
+              <w:spacing w:after="0" w:line="240" w:lineRule="auto"/>
+              <w:rPr>
+                <w:rFonts w:ascii="Times New Roman" w:eastAsia="Times New Roman" w:hAnsi="Times New Roman" w:cs="Times New Roman"/>
+                <w:kern w:val="0"/>
+                <w:sz w:val="20"/>
+                <w:szCs w:val="20"/>
+                <w:lang w:eastAsia="ru-RU"/>
+                <w14:ligatures w14:val="none"/>
+              </w:rPr>
+            </w:pPr>
+          </w:p>
+        </w:tc>
+        <w:tc>
+          <w:tcPr>
+            <w:tcW w:w="779" w:type="dxa"/>
+            <w:tcBorders>
+              <w:top w:val="nil"/>
+              <w:left w:val="nil"/>
+              <w:bottom w:val="nil"/>
+              <w:right w:val="nil"/>
+            </w:tcBorders>
+            <w:shd w:val="clear" w:color="auto" w:fill="auto"/>
+            <w:noWrap/>
+            <w:vAlign w:val="bottom"/>
+            <w:hideMark/>
+          </w:tcPr>
+          <w:p>
+            <w:pPr>
+              <w:spacing w:after="0" w:line="240" w:lineRule="auto"/>
+              <w:rPr>
+                <w:rFonts w:ascii="Times New Roman" w:eastAsia="Times New Roman" w:hAnsi="Times New Roman" w:cs="Times New Roman"/>
+                <w:kern w:val="0"/>
+                <w:sz w:val="20"/>
+                <w:szCs w:val="20"/>
+                <w:lang w:eastAsia="ru-RU"/>
+                <w14:ligatures w14:val="none"/>
+              </w:rPr>
+            </w:pPr>
+          </w:p>
+        </w:tc>
+        <w:tc>
+          <w:tcPr>
+            <w:tcW w:w="989" w:type="dxa"/>
+            <w:tcBorders>
+              <w:top w:val="nil"/>
+              <w:left w:val="nil"/>
+              <w:bottom w:val="nil"/>
+              <w:right w:val="nil"/>
+            </w:tcBorders>
+            <w:shd w:val="clear" w:color="auto" w:fill="auto"/>
+            <w:noWrap/>
+            <w:vAlign w:val="bottom"/>
+            <w:hideMark/>
+          </w:tcPr>
+          <w:p>
+            <w:pPr>
+              <w:spacing w:after="0" w:line="240" w:lineRule="auto"/>
+              <w:rPr>
+                <w:rFonts w:ascii="Times New Roman" w:eastAsia="Times New Roman" w:hAnsi="Times New Roman" w:cs="Times New Roman"/>
+                <w:kern w:val="0"/>
+                <w:sz w:val="20"/>
+                <w:szCs w:val="20"/>
+                <w:lang w:eastAsia="ru-RU"/>
+                <w14:ligatures w14:val="none"/>
+              </w:rPr>
+            </w:pPr>
+          </w:p>
+        </w:tc>
+        <w:tc>
+          <w:tcPr>
+            <w:tcW w:w="1595" w:type="dxa"/>
+            <w:tcBorders>
+              <w:top w:val="nil"/>
+              <w:left w:val="nil"/>
+              <w:bottom w:val="nil"/>
+              <w:right w:val="nil"/>
+            </w:tcBorders>
+            <w:shd w:val="clear" w:color="auto" w:fill="auto"/>
+            <w:noWrap/>
+            <w:vAlign w:val="bottom"/>
+            <w:hideMark/>
+          </w:tcPr>
+          <w:p>
+            <w:pPr>
+              <w:spacing w:after="0" w:line="240" w:lineRule="auto"/>
+              <w:rPr>
+                <w:rFonts w:ascii="Times New Roman" w:eastAsia="Times New Roman" w:hAnsi="Times New Roman" w:cs="Times New Roman"/>
+                <w:kern w:val="0"/>
+                <w:sz w:val="20"/>
+                <w:szCs w:val="20"/>
+                <w:lang w:eastAsia="ru-RU"/>
+                <w14:ligatures w14:val="none"/>
+              </w:rPr>
+            </w:pPr>
+          </w:p>
+        </w:tc>
+        <w:tc>
+          <w:tcPr>
+            <w:tcW w:w="1462" w:type="dxa"/>
+            <w:tcBorders>
+              <w:top w:val="nil"/>
+              <w:left w:val="nil"/>
+              <w:bottom w:val="nil"/>
+              <w:right w:val="nil"/>
+            </w:tcBorders>
+            <w:shd w:val="clear" w:color="auto" w:fill="auto"/>
+            <w:noWrap/>
+            <w:vAlign w:val="bottom"/>
+            <w:hideMark/>
+          </w:tcPr>
+          <w:p>
+            <w:pPr>
+              <w:spacing w:after="0" w:line="240" w:lineRule="auto"/>
+              <w:rPr>
+                <w:rFonts w:ascii="Times New Roman" w:eastAsia="Times New Roman" w:hAnsi="Times New Roman" w:cs="Times New Roman"/>
+                <w:kern w:val="0"/>
+                <w:sz w:val="20"/>
+                <w:szCs w:val="20"/>
+                <w:lang w:eastAsia="ru-RU"/>
+                <w14:ligatures w14:val="none"/>
+              </w:rPr>
+            </w:pPr>
+          </w:p>
+        </w:tc>
+        <w:tc>
+          <w:tcPr>
+            <w:tcW w:w="1380" w:type="dxa"/>
+            <w:tcBorders>
+              <w:top w:val="nil"/>
+              <w:left w:val="nil"/>
+              <w:bottom w:val="nil"/>
+              <w:right w:val="nil"/>
+            </w:tcBorders>
+            <w:shd w:val="clear" w:color="auto" w:fill="auto"/>
+            <w:noWrap/>
+            <w:vAlign w:val="bottom"/>
+            <w:hideMark/>
+          </w:tcPr>
+          <w:p>
+            <w:pPr>
+              <w:spacing w:after="0" w:line="240" w:lineRule="auto"/>
+              <w:rPr>
+                <w:rFonts w:ascii="Times New Roman" w:eastAsia="Times New Roman" w:hAnsi="Times New Roman" w:cs="Times New Roman"/>
+                <w:kern w:val="0"/>
+                <w:sz w:val="20"/>
+                <w:szCs w:val="20"/>
+                <w:lang w:eastAsia="ru-RU"/>
+                <w14:ligatures w14:val="none"/>
+              </w:rPr>
+            </w:pPr>
+          </w:p>
+        </w:tc>
+      </w:tr>
+      <w:tr>
+        <w:trPr>
+          <w:trHeight w:val="290"/>
+        </w:trPr>
+        <w:tc>
+          <w:tcPr>
+            <w:tcW w:w="2155" w:type="dxa"/>
+            <w:tcBorders>
+              <w:top w:val="nil"/>
+              <w:left w:val="nil"/>
+              <w:bottom w:val="nil"/>
+              <w:right w:val="nil"/>
+            </w:tcBorders>
+            <w:shd w:val="clear" w:color="auto" w:fill="auto"/>
+            <w:noWrap/>
+            <w:vAlign w:val="bottom"/>
+            <w:hideMark/>
+          </w:tcPr>
+          <w:p>
+            <w:pPr>
+              <w:spacing w:after="0" w:line="240" w:lineRule="auto"/>
+              <w:rPr>
+                <w:rFonts w:ascii="Times New Roman" w:eastAsia="Times New Roman" w:hAnsi="Times New Roman" w:cs="Times New Roman"/>
+                <w:kern w:val="0"/>
+                <w:sz w:val="20"/>
+                <w:szCs w:val="20"/>
+                <w:lang w:eastAsia="ru-RU"/>
+                <w14:ligatures w14:val="none"/>
+              </w:rPr>
+            </w:pPr>
+          </w:p>
+        </w:tc>
+        <w:tc>
+          <w:tcPr>
+            <w:tcW w:w="779" w:type="dxa"/>
+            <w:tcBorders>
+              <w:top w:val="nil"/>
+              <w:left w:val="nil"/>
+              <w:bottom w:val="nil"/>
+              <w:right w:val="nil"/>
+            </w:tcBorders>
+            <w:shd w:val="clear" w:color="auto" w:fill="auto"/>
+            <w:noWrap/>
+            <w:vAlign w:val="bottom"/>
+            <w:hideMark/>
+          </w:tcPr>
+          <w:p>
+            <w:pPr>
+              <w:spacing w:after="0" w:line="240" w:lineRule="auto"/>
+              <w:rPr>
+                <w:rFonts w:ascii="Times New Roman" w:eastAsia="Times New Roman" w:hAnsi="Times New Roman" w:cs="Times New Roman"/>
+                <w:kern w:val="0"/>
+                <w:sz w:val="20"/>
+                <w:szCs w:val="20"/>
+                <w:lang w:eastAsia="ru-RU"/>
+                <w14:ligatures w14:val="none"/>
+              </w:rPr>
+            </w:pPr>
+          </w:p>
+        </w:tc>
+        <w:tc>
+          <w:tcPr>
+            <w:tcW w:w="989" w:type="dxa"/>
+            <w:tcBorders>
+              <w:top w:val="nil"/>
+              <w:left w:val="nil"/>
+              <w:bottom w:val="nil"/>
+              <w:right w:val="nil"/>
+            </w:tcBorders>
+            <w:shd w:val="clear" w:color="auto" w:fill="auto"/>
+            <w:noWrap/>
+            <w:vAlign w:val="bottom"/>
+            <w:hideMark/>
+          </w:tcPr>
+          <w:p>
+            <w:pPr>
+              <w:spacing w:after="0" w:line="240" w:lineRule="auto"/>
+              <w:rPr>
+                <w:rFonts w:ascii="Times New Roman" w:eastAsia="Times New Roman" w:hAnsi="Times New Roman" w:cs="Times New Roman"/>
+                <w:kern w:val="0"/>
+                <w:sz w:val="20"/>
+                <w:szCs w:val="20"/>
+                <w:lang w:eastAsia="ru-RU"/>
+                <w14:ligatures w14:val="none"/>
+              </w:rPr>
+            </w:pPr>
+          </w:p>
+        </w:tc>
+        <w:tc>
+          <w:tcPr>
+            <w:tcW w:w="1595" w:type="dxa"/>
+            <w:tcBorders>
+              <w:top w:val="nil"/>
+              <w:left w:val="nil"/>
+              <w:bottom w:val="nil"/>
+              <w:right w:val="nil"/>
+            </w:tcBorders>
+            <w:shd w:val="clear" w:color="auto" w:fill="auto"/>
+            <w:noWrap/>
+            <w:vAlign w:val="bottom"/>
+            <w:hideMark/>
+          </w:tcPr>
+          <w:p>
+            <w:pPr>
+              <w:spacing w:after="0" w:line="240" w:lineRule="auto"/>
+              <w:rPr>
+                <w:rFonts w:ascii="Times New Roman" w:eastAsia="Times New Roman" w:hAnsi="Times New Roman" w:cs="Times New Roman"/>
+                <w:kern w:val="0"/>
+                <w:sz w:val="20"/>
+                <w:szCs w:val="20"/>
+                <w:lang w:eastAsia="ru-RU"/>
+                <w14:ligatures w14:val="none"/>
+              </w:rPr>
+            </w:pPr>
+          </w:p>
+        </w:tc>
+        <w:tc>
+          <w:tcPr>
+            <w:tcW w:w="1462" w:type="dxa"/>
+            <w:tcBorders>
+              <w:top w:val="nil"/>
+              <w:left w:val="nil"/>
+              <w:bottom w:val="nil"/>
+              <w:right w:val="nil"/>
+            </w:tcBorders>
+            <w:shd w:val="clear" w:color="auto" w:fill="auto"/>
+            <w:noWrap/>
+            <w:vAlign w:val="bottom"/>
+            <w:hideMark/>
+          </w:tcPr>
+          <w:p>
+            <w:pPr>
+              <w:spacing w:after="0" w:line="240" w:lineRule="auto"/>
+              <w:rPr>
+                <w:rFonts w:ascii="Times New Roman" w:eastAsia="Times New Roman" w:hAnsi="Times New Roman" w:cs="Times New Roman"/>
+                <w:kern w:val="0"/>
+                <w:sz w:val="20"/>
+                <w:szCs w:val="20"/>
+                <w:lang w:eastAsia="ru-RU"/>
+                <w14:ligatures w14:val="none"/>
+              </w:rPr>
+            </w:pPr>
+          </w:p>
+        </w:tc>
+        <w:tc>
+          <w:tcPr>
+            <w:tcW w:w="1380" w:type="dxa"/>
+            <w:tcBorders>
+              <w:top w:val="nil"/>
+              <w:left w:val="nil"/>
+              <w:bottom w:val="nil"/>
+              <w:right w:val="nil"/>
+            </w:tcBorders>
+            <w:shd w:val="clear" w:color="auto" w:fill="auto"/>
+            <w:noWrap/>
+            <w:vAlign w:val="bottom"/>
+            <w:hideMark/>
+          </w:tcPr>
+          <w:p>
+            <w:pPr>
+              <w:spacing w:after="0" w:line="240" w:lineRule="auto"/>
+              <w:rPr>
+                <w:rFonts w:ascii="Times New Roman" w:eastAsia="Times New Roman" w:hAnsi="Times New Roman" w:cs="Times New Roman"/>
+                <w:kern w:val="0"/>
+                <w:sz w:val="20"/>
+                <w:szCs w:val="20"/>
+                <w:lang w:eastAsia="ru-RU"/>
+                <w14:ligatures w14:val="none"/>
+              </w:rPr>
+            </w:pPr>
+          </w:p>
+        </w:tc>
+      </w:tr>
+      <w:tr>
+        <w:trPr>
+          <w:trHeight w:val="290"/>
+        </w:trPr>
+        <w:tc>
+          <w:tcPr>
+            <w:tcW w:w="2155" w:type="dxa"/>
+            <w:tcBorders>
+              <w:top w:val="nil"/>
+              <w:left w:val="nil"/>
+              <w:bottom w:val="nil"/>
+              <w:right w:val="nil"/>
+            </w:tcBorders>
+            <w:shd w:val="clear" w:color="auto" w:fill="auto"/>
+            <w:noWrap/>
+            <w:vAlign w:val="bottom"/>
+            <w:hideMark/>
+          </w:tcPr>
+          <w:p>
+            <w:pPr>
+              <w:spacing w:after="0" w:line="240" w:lineRule="auto"/>
+              <w:rPr>
+                <w:rFonts w:ascii="Times New Roman" w:eastAsia="Times New Roman" w:hAnsi="Times New Roman" w:cs="Times New Roman"/>
+                <w:kern w:val="0"/>
+                <w:sz w:val="20"/>
+                <w:szCs w:val="20"/>
+                <w:lang w:eastAsia="ru-RU"/>
+                <w14:ligatures w14:val="none"/>
+              </w:rPr>
+            </w:pPr>
+          </w:p>
+        </w:tc>
+        <w:tc>
+          <w:tcPr>
+            <w:tcW w:w="779" w:type="dxa"/>
+            <w:tcBorders>
+              <w:top w:val="nil"/>
+              <w:left w:val="nil"/>
+              <w:bottom w:val="nil"/>
+              <w:right w:val="nil"/>
+            </w:tcBorders>
+            <w:shd w:val="clear" w:color="auto" w:fill="auto"/>
+            <w:noWrap/>
+            <w:vAlign w:val="bottom"/>
+            <w:hideMark/>
+          </w:tcPr>
+          <w:p>
+            <w:pPr>
+              <w:spacing w:after="0" w:line="240" w:lineRule="auto"/>
+              <w:jc w:val="right"/>
+              <w:rPr>
+                <w:rFonts w:ascii="Calibri" w:eastAsia="Times New Roman" w:hAnsi="Calibri" w:cs="Calibri"/>
+                <w:color w:val="000000"/>
+                <w:kern w:val="0"/>
+                <w:sz w:val="22"/>
+                <w:szCs w:val="22"/>
+                <w:lang w:eastAsia="ru-RU"/>
+                <w14:ligatures w14:val="none"/>
+              </w:rPr>
+            </w:pPr>
+            <w:r>
+              <w:rPr>
+                <w:rFonts w:ascii="Calibri" w:eastAsia="Times New Roman" w:hAnsi="Calibri" w:cs="Calibri"/>
+                <w:color w:val="000000"/>
+                <w:kern w:val="0"/>
+                <w:sz w:val="22"/>
+                <w:szCs w:val="22"/>
+                <w:lang w:eastAsia="ru-RU"/>
+                <w14:ligatures w14:val="none"/>
+              </w:rPr>
+              <w:t>45000</w:t>
+            </w:r>
+          </w:p>
+        </w:tc>
+        <w:tc>
+          <w:tcPr>
+            <w:tcW w:w="989" w:type="dxa"/>
+            <w:tcBorders>
+              <w:top w:val="nil"/>
+              <w:left w:val="nil"/>
+              <w:bottom w:val="nil"/>
+              <w:right w:val="nil"/>
+            </w:tcBorders>
+            <w:shd w:val="clear" w:color="auto" w:fill="auto"/>
+            <w:noWrap/>
+            <w:vAlign w:val="bottom"/>
+            <w:hideMark/>
+          </w:tcPr>
+          <w:p>
+            <w:pPr>
+              <w:spacing w:after="0" w:line="240" w:lineRule="auto"/>
+              <w:jc w:val="right"/>
+              <w:rPr>
+                <w:rFonts w:ascii="Calibri" w:eastAsia="Times New Roman" w:hAnsi="Calibri" w:cs="Calibri"/>
+                <w:color w:val="000000"/>
+                <w:kern w:val="0"/>
+                <w:sz w:val="22"/>
+                <w:szCs w:val="22"/>
+                <w:lang w:eastAsia="ru-RU"/>
+                <w14:ligatures w14:val="none"/>
+              </w:rPr>
+            </w:pPr>
+          </w:p>
+        </w:tc>
+        <w:tc>
+          <w:tcPr>
+            <w:tcW w:w="1595" w:type="dxa"/>
+            <w:tcBorders>
+              <w:top w:val="nil"/>
+              <w:left w:val="nil"/>
+              <w:bottom w:val="nil"/>
+              <w:right w:val="nil"/>
+            </w:tcBorders>
+            <w:shd w:val="clear" w:color="auto" w:fill="auto"/>
+            <w:noWrap/>
+            <w:vAlign w:val="bottom"/>
+            <w:hideMark/>
+          </w:tcPr>
+          <w:p>
+            <w:pPr>
+              <w:spacing w:after="0" w:line="240" w:lineRule="auto"/>
+              <w:rPr>
+                <w:rFonts w:ascii="Times New Roman" w:eastAsia="Times New Roman" w:hAnsi="Times New Roman" w:cs="Times New Roman"/>
+                <w:kern w:val="0"/>
+                <w:sz w:val="20"/>
+                <w:szCs w:val="20"/>
+                <w:lang w:eastAsia="ru-RU"/>
+                <w14:ligatures w14:val="none"/>
+              </w:rPr>
+            </w:pPr>
+          </w:p>
+        </w:tc>
+        <w:tc>
+          <w:tcPr>
+            <w:tcW w:w="1462" w:type="dxa"/>
+            <w:tcBorders>
+              <w:top w:val="nil"/>
+              <w:left w:val="nil"/>
+              <w:bottom w:val="nil"/>
+              <w:right w:val="nil"/>
+            </w:tcBorders>
+            <w:shd w:val="clear" w:color="auto" w:fill="auto"/>
+            <w:noWrap/>
+            <w:vAlign w:val="bottom"/>
+            <w:hideMark/>
+          </w:tcPr>
+          <w:p>
+            <w:pPr>
+              <w:spacing w:after="0" w:line="240" w:lineRule="auto"/>
+              <w:rPr>
+                <w:rFonts w:ascii="Times New Roman" w:eastAsia="Times New Roman" w:hAnsi="Times New Roman" w:cs="Times New Roman"/>
+                <w:kern w:val="0"/>
+                <w:sz w:val="20"/>
+                <w:szCs w:val="20"/>
+                <w:lang w:eastAsia="ru-RU"/>
+                <w14:ligatures w14:val="none"/>
+              </w:rPr>
+            </w:pPr>
+          </w:p>
+        </w:tc>
+        <w:tc>
+          <w:tcPr>
+            <w:tcW w:w="1380" w:type="dxa"/>
+            <w:tcBorders>
+              <w:top w:val="nil"/>
+              <w:left w:val="nil"/>
+              <w:bottom w:val="nil"/>
+              <w:right w:val="nil"/>
+            </w:tcBorders>
+            <w:shd w:val="clear" w:color="auto" w:fill="auto"/>
+            <w:noWrap/>
+            <w:vAlign w:val="bottom"/>
+            <w:hideMark/>
+          </w:tcPr>
+          <w:p>
+            <w:pPr>
+              <w:spacing w:after="0" w:line="240" w:lineRule="auto"/>
+              <w:rPr>
+                <w:rFonts w:ascii="Times New Roman" w:eastAsia="Times New Roman" w:hAnsi="Times New Roman" w:cs="Times New Roman"/>
+                <w:kern w:val="0"/>
+                <w:sz w:val="20"/>
+                <w:szCs w:val="20"/>
+                <w:lang w:eastAsia="ru-RU"/>
+                <w14:ligatures w14:val="none"/>
+              </w:rPr>
+            </w:pPr>
+          </w:p>
+        </w:tc>
+      </w:tr>
+      <w:tr>
+        <w:trPr>
+          <w:trHeight w:val="290"/>
+        </w:trPr>
+        <w:tc>
+          <w:tcPr>
+            <w:tcW w:w="2155" w:type="dxa"/>
+            <w:tcBorders>
+              <w:top w:val="nil"/>
+              <w:left w:val="nil"/>
+              <w:bottom w:val="nil"/>
+              <w:right w:val="nil"/>
+            </w:tcBorders>
+            <w:shd w:val="clear" w:color="auto" w:fill="auto"/>
+            <w:noWrap/>
+            <w:vAlign w:val="bottom"/>
+            <w:hideMark/>
+          </w:tcPr>
+          <w:p>
+            <w:pPr>
+              <w:spacing w:after="0" w:line="240" w:lineRule="auto"/>
+              <w:rPr>
+                <w:rFonts w:ascii="Times New Roman" w:eastAsia="Times New Roman" w:hAnsi="Times New Roman" w:cs="Times New Roman"/>
+                <w:kern w:val="0"/>
+                <w:sz w:val="20"/>
+                <w:szCs w:val="20"/>
+                <w:lang w:eastAsia="ru-RU"/>
+                <w14:ligatures w14:val="none"/>
+              </w:rPr>
+            </w:pPr>
+          </w:p>
+        </w:tc>
+        <w:tc>
+          <w:tcPr>
+            <w:tcW w:w="779" w:type="dxa"/>
+            <w:tcBorders>
+              <w:top w:val="nil"/>
+              <w:left w:val="nil"/>
+              <w:bottom w:val="nil"/>
+              <w:right w:val="nil"/>
+            </w:tcBorders>
+            <w:shd w:val="clear" w:color="auto" w:fill="auto"/>
+            <w:noWrap/>
+            <w:vAlign w:val="bottom"/>
+            <w:hideMark/>
+          </w:tcPr>
+          <w:p>
+            <w:pPr>
+              <w:spacing w:after="0" w:line="240" w:lineRule="auto"/>
+              <w:jc w:val="right"/>
+              <w:rPr>
+                <w:rFonts w:ascii="Calibri" w:eastAsia="Times New Roman" w:hAnsi="Calibri" w:cs="Calibri"/>
+                <w:color w:val="000000"/>
+                <w:kern w:val="0"/>
+                <w:sz w:val="22"/>
+                <w:szCs w:val="22"/>
+                <w:lang w:eastAsia="ru-RU"/>
+                <w14:ligatures w14:val="none"/>
+              </w:rPr>
+            </w:pPr>
+            <w:r>
+              <w:rPr>
+                <w:rFonts w:ascii="Calibri" w:eastAsia="Times New Roman" w:hAnsi="Calibri" w:cs="Calibri"/>
+                <w:color w:val="000000"/>
+                <w:kern w:val="0"/>
+                <w:sz w:val="22"/>
+                <w:szCs w:val="22"/>
+                <w:lang w:eastAsia="ru-RU"/>
+                <w14:ligatures w14:val="none"/>
+              </w:rPr>
+              <w:t>3750</w:t>
+            </w:r>
+          </w:p>
+        </w:tc>
+        <w:tc>
+          <w:tcPr>
+            <w:tcW w:w="989" w:type="dxa"/>
+            <w:tcBorders>
+              <w:top w:val="nil"/>
+              <w:left w:val="nil"/>
+              <w:bottom w:val="nil"/>
+              <w:right w:val="nil"/>
+            </w:tcBorders>
+            <w:shd w:val="clear" w:color="auto" w:fill="auto"/>
+            <w:noWrap/>
+            <w:vAlign w:val="bottom"/>
+            <w:hideMark/>
+          </w:tcPr>
+          <w:p>
+            <w:pPr>
+              <w:spacing w:after="0" w:line="240" w:lineRule="auto"/>
+              <w:jc w:val="right"/>
+              <w:rPr>
+                <w:rFonts w:ascii="Calibri" w:eastAsia="Times New Roman" w:hAnsi="Calibri" w:cs="Calibri"/>
+                <w:color w:val="000000"/>
+                <w:kern w:val="0"/>
+                <w:sz w:val="22"/>
+                <w:szCs w:val="22"/>
+                <w:lang w:eastAsia="ru-RU"/>
+                <w14:ligatures w14:val="none"/>
+              </w:rPr>
+            </w:pPr>
+            <w:r>
+              <w:rPr>
+                <w:rFonts w:ascii="Calibri" w:eastAsia="Times New Roman" w:hAnsi="Calibri" w:cs="Calibri"/>
+                <w:color w:val="000000"/>
+                <w:kern w:val="0"/>
+                <w:sz w:val="22"/>
+                <w:szCs w:val="22"/>
+                <w:lang w:eastAsia="ru-RU"/>
+                <w14:ligatures w14:val="none"/>
+              </w:rPr>
+              <w:t>3980</w:t>
+            </w:r>
+          </w:p>
+        </w:tc>
+        <w:tc>
+          <w:tcPr>
+            <w:tcW w:w="1595" w:type="dxa"/>
+            <w:tcBorders>
+              <w:top w:val="nil"/>
+              <w:left w:val="nil"/>
+              <w:bottom w:val="nil"/>
+              <w:right w:val="nil"/>
+            </w:tcBorders>
+            <w:shd w:val="clear" w:color="auto" w:fill="auto"/>
+            <w:noWrap/>
+            <w:vAlign w:val="bottom"/>
+            <w:hideMark/>
+          </w:tcPr>
+          <w:p>
+            <w:pPr>
+              <w:spacing w:after="0" w:line="240" w:lineRule="auto"/>
+              <w:jc w:val="right"/>
+              <w:rPr>
+                <w:rFonts w:ascii="Calibri" w:eastAsia="Times New Roman" w:hAnsi="Calibri" w:cs="Calibri"/>
+                <w:color w:val="000000"/>
+                <w:kern w:val="0"/>
+                <w:sz w:val="22"/>
+                <w:szCs w:val="22"/>
+                <w:lang w:eastAsia="ru-RU"/>
+                <w14:ligatures w14:val="none"/>
+              </w:rPr>
+            </w:pPr>
+          </w:p>
+        </w:tc>
+        <w:tc>
+          <w:tcPr>
+            <w:tcW w:w="1462" w:type="dxa"/>
+            <w:tcBorders>
+              <w:top w:val="nil"/>
+              <w:left w:val="nil"/>
+              <w:bottom w:val="nil"/>
+              <w:right w:val="nil"/>
+            </w:tcBorders>
+            <w:shd w:val="clear" w:color="auto" w:fill="auto"/>
+            <w:noWrap/>
+            <w:vAlign w:val="bottom"/>
+            <w:hideMark/>
+          </w:tcPr>
+          <w:p>
+            <w:pPr>
+              <w:spacing w:after="0" w:line="240" w:lineRule="auto"/>
+              <w:rPr>
+                <w:rFonts w:ascii="Times New Roman" w:eastAsia="Times New Roman" w:hAnsi="Times New Roman" w:cs="Times New Roman"/>
+                <w:kern w:val="0"/>
+                <w:sz w:val="20"/>
+                <w:szCs w:val="20"/>
+                <w:lang w:eastAsia="ru-RU"/>
+                <w14:ligatures w14:val="none"/>
+              </w:rPr>
+            </w:pPr>
+          </w:p>
+        </w:tc>
+        <w:tc>
+          <w:tcPr>
+            <w:tcW w:w="1380" w:type="dxa"/>
+            <w:tcBorders>
+              <w:top w:val="nil"/>
+              <w:left w:val="nil"/>
+              <w:bottom w:val="nil"/>
+              <w:right w:val="nil"/>
+            </w:tcBorders>
+            <w:shd w:val="clear" w:color="auto" w:fill="auto"/>
+            <w:noWrap/>
+            <w:vAlign w:val="bottom"/>
+            <w:hideMark/>
+          </w:tcPr>
+          <w:p>
+            <w:pPr>
+              <w:spacing w:after="0" w:line="240" w:lineRule="auto"/>
+              <w:rPr>
+                <w:rFonts w:ascii="Times New Roman" w:eastAsia="Times New Roman" w:hAnsi="Times New Roman" w:cs="Times New Roman"/>
+                <w:kern w:val="0"/>
+                <w:sz w:val="20"/>
+                <w:szCs w:val="20"/>
+                <w:lang w:eastAsia="ru-RU"/>
+                <w14:ligatures w14:val="none"/>
+              </w:rPr>
+            </w:pPr>
+          </w:p>
+        </w:tc>
+      </w:tr>
+      <w:tr>
+        <w:trPr>
+          <w:trHeight w:val="290"/>
+        </w:trPr>
+        <w:tc>
+          <w:tcPr>
+            <w:tcW w:w="2155" w:type="dxa"/>
+            <w:tcBorders>
+              <w:top w:val="nil"/>
+              <w:left w:val="nil"/>
+              <w:bottom w:val="nil"/>
+              <w:right w:val="nil"/>
+            </w:tcBorders>
+            <w:shd w:val="clear" w:color="auto" w:fill="auto"/>
+            <w:noWrap/>
+            <w:vAlign w:val="bottom"/>
+            <w:hideMark/>
+          </w:tcPr>
+          <w:p>
+            <w:pPr>
+              <w:spacing w:after="0" w:line="240" w:lineRule="auto"/>
+              <w:rPr>
+                <w:rFonts w:ascii="Times New Roman" w:eastAsia="Times New Roman" w:hAnsi="Times New Roman" w:cs="Times New Roman"/>
+                <w:kern w:val="0"/>
+                <w:sz w:val="20"/>
+                <w:szCs w:val="20"/>
+                <w:lang w:eastAsia="ru-RU"/>
+                <w14:ligatures w14:val="none"/>
+              </w:rPr>
+            </w:pPr>
+          </w:p>
+        </w:tc>
+        <w:tc>
+          <w:tcPr>
+            <w:tcW w:w="779" w:type="dxa"/>
+            <w:tcBorders>
+              <w:top w:val="nil"/>
+              <w:left w:val="nil"/>
+              <w:bottom w:val="nil"/>
+              <w:right w:val="nil"/>
+            </w:tcBorders>
+            <w:shd w:val="clear" w:color="auto" w:fill="auto"/>
+            <w:noWrap/>
+            <w:vAlign w:val="bottom"/>
+            <w:hideMark/>
+          </w:tcPr>
+          <w:p>
+            <w:pPr>
+              <w:spacing w:after="0" w:line="240" w:lineRule="auto"/>
+              <w:rPr>
+                <w:rFonts w:ascii="Times New Roman" w:eastAsia="Times New Roman" w:hAnsi="Times New Roman" w:cs="Times New Roman"/>
+                <w:kern w:val="0"/>
+                <w:sz w:val="20"/>
+                <w:szCs w:val="20"/>
+                <w:lang w:eastAsia="ru-RU"/>
+                <w14:ligatures w14:val="none"/>
+              </w:rPr>
+            </w:pPr>
+          </w:p>
+        </w:tc>
+        <w:tc>
+          <w:tcPr>
+            <w:tcW w:w="989" w:type="dxa"/>
+            <w:tcBorders>
+              <w:top w:val="nil"/>
+              <w:left w:val="nil"/>
+              <w:bottom w:val="nil"/>
+              <w:right w:val="nil"/>
+            </w:tcBorders>
+            <w:shd w:val="clear" w:color="auto" w:fill="auto"/>
+            <w:noWrap/>
+            <w:vAlign w:val="bottom"/>
+            <w:hideMark/>
+          </w:tcPr>
+          <w:p>
+            <w:pPr>
+              <w:spacing w:after="0" w:line="240" w:lineRule="auto"/>
+              <w:rPr>
+                <w:rFonts w:ascii="Times New Roman" w:eastAsia="Times New Roman" w:hAnsi="Times New Roman" w:cs="Times New Roman"/>
+                <w:kern w:val="0"/>
+                <w:sz w:val="20"/>
+                <w:szCs w:val="20"/>
+                <w:lang w:eastAsia="ru-RU"/>
+                <w14:ligatures w14:val="none"/>
+              </w:rPr>
+            </w:pPr>
+          </w:p>
+        </w:tc>
+        <w:tc>
+          <w:tcPr>
+            <w:tcW w:w="1595" w:type="dxa"/>
+            <w:tcBorders>
+              <w:top w:val="nil"/>
+              <w:left w:val="nil"/>
+              <w:bottom w:val="nil"/>
+              <w:right w:val="nil"/>
+            </w:tcBorders>
+            <w:shd w:val="clear" w:color="auto" w:fill="auto"/>
+            <w:noWrap/>
+            <w:vAlign w:val="bottom"/>
+            <w:hideMark/>
+          </w:tcPr>
+          <w:p>
+            <w:pPr>
+              <w:spacing w:after="0" w:line="240" w:lineRule="auto"/>
+              <w:rPr>
+                <w:rFonts w:ascii="Times New Roman" w:eastAsia="Times New Roman" w:hAnsi="Times New Roman" w:cs="Times New Roman"/>
+                <w:kern w:val="0"/>
+                <w:sz w:val="20"/>
+                <w:szCs w:val="20"/>
+                <w:lang w:eastAsia="ru-RU"/>
+                <w14:ligatures w14:val="none"/>
+              </w:rPr>
+            </w:pPr>
+          </w:p>
+        </w:tc>
+        <w:tc>
+          <w:tcPr>
+            <w:tcW w:w="1462" w:type="dxa"/>
+            <w:tcBorders>
+              <w:top w:val="nil"/>
+              <w:left w:val="nil"/>
+              <w:bottom w:val="nil"/>
+              <w:right w:val="nil"/>
+            </w:tcBorders>
+            <w:shd w:val="clear" w:color="auto" w:fill="auto"/>
+            <w:noWrap/>
+            <w:vAlign w:val="bottom"/>
+            <w:hideMark/>
+          </w:tcPr>
+          <w:p>
+            <w:pPr>
+              <w:spacing w:after="0" w:line="240" w:lineRule="auto"/>
+              <w:rPr>
+                <w:rFonts w:ascii="Times New Roman" w:eastAsia="Times New Roman" w:hAnsi="Times New Roman" w:cs="Times New Roman"/>
+                <w:kern w:val="0"/>
+                <w:sz w:val="20"/>
+                <w:szCs w:val="20"/>
+                <w:lang w:eastAsia="ru-RU"/>
+                <w14:ligatures w14:val="none"/>
+              </w:rPr>
+            </w:pPr>
+          </w:p>
+        </w:tc>
+        <w:tc>
+          <w:tcPr>
+            <w:tcW w:w="1380" w:type="dxa"/>
+            <w:tcBorders>
+              <w:top w:val="nil"/>
+              <w:left w:val="nil"/>
+              <w:bottom w:val="nil"/>
+              <w:right w:val="nil"/>
+            </w:tcBorders>
+            <w:shd w:val="clear" w:color="auto" w:fill="auto"/>
+            <w:noWrap/>
+            <w:vAlign w:val="bottom"/>
+            <w:hideMark/>
+          </w:tcPr>
+          <w:p>
+            <w:pPr>
+              <w:spacing w:after="0" w:line="240" w:lineRule="auto"/>
+              <w:rPr>
+                <w:rFonts w:ascii="Times New Roman" w:eastAsia="Times New Roman" w:hAnsi="Times New Roman" w:cs="Times New Roman"/>
+                <w:kern w:val="0"/>
+                <w:sz w:val="20"/>
+                <w:szCs w:val="20"/>
+                <w:lang w:eastAsia="ru-RU"/>
+                <w14:ligatures w14:val="none"/>
+              </w:rPr>
+            </w:pPr>
+          </w:p>
+        </w:tc>
+      </w:tr>
+    </w:tbl>
+    <w:p/>
+    <w:p/>
+    <w:p>
+      <w:r>
+        <w:t xml:space="preserve">Рассчитать заработок сборщика деталей с должностным окладом 40к рублей месяч норма выработки 500ед изготовлявшему в смену в среднем на 2 детали больше нормы, оплачиваемых по расценке на 25% превышающую базисную </w:t>
+      </w:r>
+      <w:r>
+        <w:br/>
+        <w:t>Посчитать ЗП</w:t>
+      </w:r>
+    </w:p>
+    <w:p>
+      <w:r>
+        <w:t>20,5*2 = 41 деталь с прибавкой 25%</w:t>
+      </w:r>
+    </w:p>
+    <w:p>
+      <w:r>
+        <w:t>0,08</w:t>
+      </w:r>
+      <w:r>
+        <w:t xml:space="preserve"> за 1 деталь </w:t>
+      </w:r>
+      <w:r>
+        <w:br/>
+        <w:t xml:space="preserve">За деталь с прибавкой </w:t>
+      </w:r>
+      <w:r>
+        <w:t>0,1</w:t>
+      </w:r>
+    </w:p>
+    <w:p>
+      <w:r>
+        <w:t xml:space="preserve">За доп детали добавить </w:t>
+      </w:r>
+      <w:r>
+        <w:t>4,1</w:t>
+      </w:r>
+      <w:r>
+        <w:t>к</w:t>
+      </w:r>
+      <w:r>
+        <w:br/>
+        <w:t>Начислено 44,1</w:t>
+      </w:r>
+    </w:p>
+    <w:p>
+      <w:r>
+        <w:t>Сдельно – прогрессивная оплата труда.</w:t>
+      </w:r>
+    </w:p>
     <w:sectPr>
       <w:pgSz w:w="11906" w:h="16838"/>
       <w:pgMar w:top="1134" w:right="850" w:bottom="1134" w:left="1701" w:header="708" w:footer="708" w:gutter="0"/>
@@ -6429,6 +14334,7 @@
   <w:style w:type="character" w:default="1" w:styleId="a0">
     <w:name w:val="Default Paragraph Font"/>
     <w:uiPriority w:val="1"/>
+    <w:semiHidden/>
     <w:unhideWhenUsed/>
   </w:style>
   <w:style w:type="table" w:default="1" w:styleId="a1">
